--- a/docs/paper/CoEval.docx
+++ b/docs/paper/CoEval.docx
@@ -2,7 +2,24 @@
 <file path=word/document.xml><?xml version="1.0" encoding="utf-8"?>
 <w:document xmlns:w="http://schemas.openxmlformats.org/wordprocessingml/2006/main" xmlns:m="http://schemas.openxmlformats.org/officeDocument/2006/math" xmlns:r="http://schemas.openxmlformats.org/officeDocument/2006/relationships" xmlns:o="urn:schemas-microsoft-com:office:office" xmlns:v="urn:schemas-microsoft-com:vml" xmlns:w10="urn:schemas-microsoft-com:office:word" xmlns:a="http://schemas.openxmlformats.org/drawingml/2006/main" xmlns:pic="http://schemas.openxmlformats.org/drawingml/2006/picture" xmlns:wp="http://schemas.openxmlformats.org/drawingml/2006/wordprocessingDrawing">
   <w:body>
-    <w:bookmarkStart w:id="9" w:name="Xcb93c1972691cb1b713aea11849a21362af4bd5"/>
+    <w:p>
+      <w:pPr>
+        <w:pStyle w:val="FirstParagraph"/>
+        <w:jc w:val="both"/>
+        <w:keepNext w:val="0"/>
+        <w:keepLines w:val="0"/>
+        <w:widowControl w:val="1"/>
+      </w:pPr>
+      <w:hyperlink r:id="rId9">
+        <w:r>
+          <w:rPr>
+            <w:rStyle w:val="Hyperlink"/>
+          </w:rPr>
+          <w:t xml:space="preserve">↓ Word (.docx)</w:t>
+        </w:r>
+      </w:hyperlink>
+    </w:p>
+    <w:bookmarkStart w:id="10" w:name="Xcb93c1972691cb1b713aea11849a21362af4bd5"/>
     <w:p>
       <w:pPr>
         <w:pStyle w:val="Title"/>
@@ -75,8 +92,8 @@
         <w:t xml:space="preserve">Afeka Tel Aviv Academic College of Engineering, Israel</w:t>
       </w:r>
     </w:p>
-    <w:bookmarkEnd w:id="9"/>
-    <w:bookmarkStart w:id="10" w:name="abstract"/>
+    <w:bookmarkEnd w:id="10"/>
+    <w:bookmarkStart w:id="11" w:name="abstract"/>
     <w:p>
       <w:pPr>
         <w:pStyle w:val="AbstractLabel"/>
@@ -174,19 +191,25 @@
         <w:t xml:space="preserve">CoEval</w:t>
       </w:r>
       <w:r>
-        <w:t xml:space="preserve">, a declarative, open-source framework that turns this insight into a practical</w:t>
-      </w:r>
-      <w:r>
-        <w:t xml:space="preserve"> </w:t>
-      </w:r>
-      <w:r>
-        <w:t xml:space="preserve">evaluator and pairs it with self-generated, contamination-resistant benchmarks. CoEval separates evaluation into</w:t>
-      </w:r>
-      <w:r>
-        <w:t xml:space="preserve"> </w:t>
-      </w:r>
-      <w:r>
-        <w:t xml:space="preserve">three roles —</w:t>
+        <w:t xml:space="preserve">, an open-source framework that turns this insight into a practical, fully general</w:t>
+      </w:r>
+      <w:r>
+        <w:t xml:space="preserve"> </w:t>
+      </w:r>
+      <w:r>
+        <w:t xml:space="preserve">evaluator: any set of models—across sixteen provider interfaces (OpenAI, Anthropic, Google, open-weight, and</w:t>
+      </w:r>
+      <w:r>
+        <w:t xml:space="preserve"> </w:t>
+      </w:r>
+      <w:r>
+        <w:t xml:space="preserve">local)—can be ranked on a target task or domain from a single declarative configuration file, with no human</w:t>
+      </w:r>
+      <w:r>
+        <w:t xml:space="preserve"> </w:t>
+      </w:r>
+      <w:r>
+        <w:t xml:space="preserve">annotation, and we show CoEval recovers the ground-truth model ranking exactly across the task families we study. CoEval separates evaluation into three interchangeable roles —</w:t>
       </w:r>
       <w:r>
         <w:t xml:space="preserve"> </w:t>
@@ -212,7 +235,13 @@
         <w:t xml:space="preserve">student</w:t>
       </w:r>
       <w:r>
-        <w:t xml:space="preserve">, and</w:t>
+        <w:t xml:space="preserve">,</w:t>
+      </w:r>
+      <w:r>
+        <w:t xml:space="preserve"> </w:t>
+      </w:r>
+      <w:r>
+        <w:t xml:space="preserve">and</w:t>
       </w:r>
       <w:r>
         <w:t xml:space="preserve"> </w:t>
@@ -228,19 +257,7 @@
         <w:t xml:space="preserve"> </w:t>
       </w:r>
       <w:r>
-        <w:t xml:space="preserve">— using the teacher to synthesize</w:t>
-      </w:r>
-      <w:r>
-        <w:t xml:space="preserve"> </w:t>
-      </w:r>
-      <w:r>
-        <w:t xml:space="preserve">attribute-stratified, freshly generated domain benchmarks (so items cannot have leaked into a student's training),</w:t>
-      </w:r>
-      <w:r>
-        <w:t xml:space="preserve"> </w:t>
-      </w:r>
-      <w:r>
-        <w:t xml:space="preserve">then scoring responses with a</w:t>
+        <w:t xml:space="preserve">— using the teacher to synthesize attribute-stratified, freshly generated</w:t>
       </w:r>
       <w:r>
         <w:t xml:space="preserve"> </w:t>
@@ -250,19 +267,43 @@
           <w:i/>
           <w:iCs/>
         </w:rPr>
-        <w:t xml:space="preserve">cross-family judge ensemble</w:t>
-      </w:r>
-      <w:r>
-        <w:t xml:space="preserve"> </w:t>
-      </w:r>
-      <w:r>
-        <w:t xml:space="preserve">whose vendor diversity cancels individual-judge</w:t>
-      </w:r>
-      <w:r>
-        <w:t xml:space="preserve"> </w:t>
-      </w:r>
-      <w:r>
-        <w:t xml:space="preserve">biases. Across a four-task medium-scale</w:t>
+        <w:t xml:space="preserve">domain-focused</w:t>
+      </w:r>
+      <w:r>
+        <w:t xml:space="preserve"> </w:t>
+      </w:r>
+      <w:r>
+        <w:t xml:space="preserve">benchmarks (so items cannot have leaked into a student's training), then scoring responses with a</w:t>
+      </w:r>
+      <w:r>
+        <w:t xml:space="preserve"> </w:t>
+      </w:r>
+      <w:r>
+        <w:rPr>
+          <w:i/>
+          <w:iCs/>
+        </w:rPr>
+        <w:t xml:space="preserve">cross-family</w:t>
+      </w:r>
+      <w:r>
+        <w:rPr>
+          <w:i/>
+          <w:iCs/>
+        </w:rPr>
+        <w:t xml:space="preserve"> </w:t>
+      </w:r>
+      <w:r>
+        <w:rPr>
+          <w:i/>
+          <w:iCs/>
+        </w:rPr>
+        <w:t xml:space="preserve">judge ensemble</w:t>
+      </w:r>
+      <w:r>
+        <w:t xml:space="preserve"> </w:t>
+      </w:r>
+      <w:r>
+        <w:t xml:space="preserve">whose vendor diversity cancels individual-judge biases. Across a four-task medium-scale</w:t>
       </w:r>
       <w:r>
         <w:t xml:space="preserve"> </w:t>
@@ -458,8 +499,8 @@
         <w:t xml:space="preserve">decisive lever.</w:t>
       </w:r>
     </w:p>
-    <w:bookmarkEnd w:id="10"/>
-    <w:bookmarkStart w:id="11" w:name="introduction"/>
+    <w:bookmarkEnd w:id="11"/>
+    <w:bookmarkStart w:id="12" w:name="introduction"/>
     <w:p>
       <w:pPr>
         <w:pStyle w:val="Heading2"/>
@@ -953,19 +994,43 @@
           <w:b/>
           <w:bCs/>
         </w:rPr>
-        <w:t xml:space="preserve">(4) An open-source, declarative system.</w:t>
-      </w:r>
-      <w:r>
-        <w:t xml:space="preserve"> </w:t>
-      </w:r>
-      <w:r>
-        <w:t xml:space="preserve">The entire pipeline — generation, response</w:t>
-      </w:r>
-      <w:r>
-        <w:t xml:space="preserve"> </w:t>
-      </w:r>
-      <w:r>
-        <w:t xml:space="preserve">collection, judging, and analysis — is specified in a single YAML file and is fully reproducible.</w:t>
+        <w:t xml:space="preserve">(4) An open, declarative system that ranks models from one file.</w:t>
+      </w:r>
+      <w:r>
+        <w:t xml:space="preserve"> </w:t>
+      </w:r>
+      <w:r>
+        <w:t xml:space="preserve">CoEval is model-agnostic and</w:t>
+      </w:r>
+      <w:r>
+        <w:t xml:space="preserve"> </w:t>
+      </w:r>
+      <w:r>
+        <w:t xml:space="preserve">task-agnostic: any model reachable through one of sixteen provider interfaces (cloud, open-weight, or local) can</w:t>
+      </w:r>
+      <w:r>
+        <w:t xml:space="preserve"> </w:t>
+      </w:r>
+      <w:r>
+        <w:t xml:space="preserve">serve as teacher, student, or judge, and a task or domain is described declaratively. Ranking a family of candidate</w:t>
+      </w:r>
+      <w:r>
+        <w:t xml:space="preserve"> </w:t>
+      </w:r>
+      <w:r>
+        <w:t xml:space="preserve">models on a custom use case is a single command, and we demonstrate (Section 5.1, Table 2) that CoEval</w:t>
+      </w:r>
+      <w:r>
+        <w:t xml:space="preserve"> </w:t>
+      </w:r>
+      <w:r>
+        <w:t xml:space="preserve">recovers the correct ground-truth ranking. The whole pipeline is specified in one YAML file and is fully</w:t>
+      </w:r>
+      <w:r>
+        <w:t xml:space="preserve"> </w:t>
+      </w:r>
+      <w:r>
+        <w:t xml:space="preserve">reproducible and open-source.</w:t>
       </w:r>
     </w:p>
     <w:p>
@@ -1004,8 +1069,8 @@
         <w:t xml:space="preserve">property, and rubric generalization.</w:t>
       </w:r>
     </w:p>
-    <w:bookmarkEnd w:id="11"/>
-    <w:bookmarkStart w:id="14" w:name="related-work"/>
+    <w:bookmarkEnd w:id="12"/>
+    <w:bookmarkStart w:id="15" w:name="related-work"/>
     <w:p>
       <w:pPr>
         <w:pStyle w:val="Heading2"/>
@@ -1017,7 +1082,7 @@
         <w:t xml:space="preserve">2. Related Work</w:t>
       </w:r>
     </w:p>
-    <w:bookmarkStart w:id="12" w:name="llm-as-judge-and-judge-panels"/>
+    <w:bookmarkStart w:id="13" w:name="llm-as-judge-and-judge-panels"/>
     <w:p>
       <w:pPr>
         <w:pStyle w:val="Heading3"/>
@@ -1626,8 +1691,8 @@
         <w:t xml:space="preserve">contamination-free item generation, so both items and judges are bias-hardened rather than only the scoring step.</w:t>
       </w:r>
     </w:p>
-    <w:bookmarkEnd w:id="12"/>
-    <w:bookmarkStart w:id="13" w:name="Xb32479c805d15c252b37c445ef1c1ed998e3523"/>
+    <w:bookmarkEnd w:id="13"/>
+    <w:bookmarkStart w:id="14" w:name="Xb32479c805d15c252b37c445ef1c1ed998e3523"/>
     <w:p>
       <w:pPr>
         <w:pStyle w:val="Heading3"/>
@@ -1948,9 +2013,9 @@
         <w:t xml:space="preserve">verbosity post hoc on a single judge; CoEval instead cancels verbosity bias through panel diversity (Section 5.3).</w:t>
       </w:r>
     </w:p>
-    <w:bookmarkEnd w:id="13"/>
     <w:bookmarkEnd w:id="14"/>
-    <w:bookmarkStart w:id="22" w:name="the-coeval-framework"/>
+    <w:bookmarkEnd w:id="15"/>
+    <w:bookmarkStart w:id="23" w:name="the-coeval-framework"/>
     <w:p>
       <w:pPr>
         <w:pStyle w:val="Heading2"/>
@@ -1999,18 +2064,18 @@
           <wp:inline>
             <wp:extent cx="5943600" cy="1920171"/>
             <wp:effectExtent b="0" l="0" r="0" t="0"/>
-            <wp:docPr descr="CoEval five-phase pipeline with teacher, student, and judge role bands" title="" id="16" name="Picture"/>
+            <wp:docPr descr="CoEval five-phase pipeline with teacher, student, and judge role bands" title="" id="17" name="Picture"/>
             <a:graphic>
               <a:graphicData uri="http://schemas.openxmlformats.org/drawingml/2006/picture">
                 <pic:pic>
                   <pic:nvPicPr>
-                    <pic:cNvPr descr="figures/f1_architecture.png" id="17" name="Picture"/>
+                    <pic:cNvPr descr="figures/f1_architecture.png" id="18" name="Picture"/>
                     <pic:cNvPicPr>
                       <a:picLocks noChangeArrowheads="1" noChangeAspect="1"/>
                     </pic:cNvPicPr>
                   </pic:nvPicPr>
                   <pic:blipFill>
-                    <a:blip r:embed="rId15"/>
+                    <a:blip r:embed="rId16"/>
                     <a:stretch>
                       <a:fillRect/>
                     </a:stretch>
@@ -2078,7 +2143,7 @@
         <w:t xml:space="preserve">run is specified in one YAML file and emits eight interactive reports plus a benchmark export.</w:t>
       </w:r>
     </w:p>
-    <w:bookmarkStart w:id="18" w:name="teacher-student-and-judge-roles"/>
+    <w:bookmarkStart w:id="19" w:name="teacher-student-and-judge-roles"/>
     <w:p>
       <w:pPr>
         <w:pStyle w:val="Heading3"/>
@@ -2211,8 +2276,8 @@
         <w:t xml:space="preserve">inject items from an existing dataset, allowing CoEval scores to be grounded against native metrics (Section 5.1).</w:t>
       </w:r>
     </w:p>
-    <w:bookmarkEnd w:id="18"/>
-    <w:bookmarkStart w:id="19" w:name="attribute-stratified-generation"/>
+    <w:bookmarkEnd w:id="19"/>
+    <w:bookmarkStart w:id="20" w:name="attribute-stratified-generation"/>
     <w:p>
       <w:pPr>
         <w:pStyle w:val="Heading3"/>
@@ -2442,23 +2507,48 @@
         <w:t xml:space="preserve"> </w:t>
       </w:r>
       <w:r>
-        <w:t xml:space="preserve">the distribution. Because items are generated fresh on each run from the attribute specification, the resulting</w:t>
-      </w:r>
-      <w:r>
-        <w:t xml:space="preserve"> </w:t>
-      </w:r>
-      <w:r>
-        <w:t xml:space="preserve">benchmark cannot have been seen during any student's pretraining — contamination-freeness is a structural property</w:t>
-      </w:r>
-      <w:r>
-        <w:t xml:space="preserve"> </w:t>
-      </w:r>
-      <w:r>
-        <w:t xml:space="preserve">of generation, not a post-hoc filter.</w:t>
+        <w:t xml:space="preserve">the distribution. The floor above is a guarantee on the</w:t>
+      </w:r>
+      <w:r>
+        <w:t xml:space="preserve"> </w:t>
+      </w:r>
+      <w:r>
+        <w:rPr>
+          <w:i/>
+          <w:iCs/>
+        </w:rPr>
+        <w:t xml:space="preserve">sampler</w:t>
+      </w:r>
+      <w:r>
+        <w:t xml:space="preserve">; CoEval emits a coverage report (Appendix A,</w:t>
+      </w:r>
+      <w:r>
+        <w:t xml:space="preserve"> </w:t>
+      </w:r>
+      <w:r>
+        <w:t xml:space="preserve">panel A3) recording the realized per-stratum counts, and we treat stratified coverage as a system feature whose</w:t>
+      </w:r>
+      <w:r>
+        <w:t xml:space="preserve"> </w:t>
+      </w:r>
+      <w:r>
+        <w:t xml:space="preserve">downstream effect on ranking discrimination we do not separately quantify here. Because items are generated fresh on</w:t>
+      </w:r>
+      <w:r>
+        <w:t xml:space="preserve"> </w:t>
+      </w:r>
+      <w:r>
+        <w:t xml:space="preserve">each run from the attribute specification, the resulting benchmark cannot have been seen during any student's</w:t>
+      </w:r>
+      <w:r>
+        <w:t xml:space="preserve"> </w:t>
+      </w:r>
+      <w:r>
+        <w:t xml:space="preserve">pretraining — contamination-resistance is a structural property of generation, not a post-hoc filter.</w:t>
       </w:r>
     </w:p>
-    <w:bookmarkEnd w:id="19"/>
-    <w:bookmarkStart w:id="20" w:name="X0942ce5d8c067f73a4447ce531e20e150caab8b"/>
+    <w:bookmarkEnd w:id="20"/>
+    <w:bookmarkStart w:id="21" w:name="X0942ce5d8c067f73a4447ce531e20e150caab8b"/>
     <w:p>
       <w:pPr>
         <w:pStyle w:val="Heading3"/>
@@ -2843,8 +2933,8 @@
         <w:t xml:space="preserve">whereas a small cross-family panel cancels it.</w:t>
       </w:r>
     </w:p>
-    <w:bookmarkEnd w:id="20"/>
-    <w:bookmarkStart w:id="21" w:name="reliability-and-bias-metrics"/>
+    <w:bookmarkEnd w:id="21"/>
+    <w:bookmarkStart w:id="22" w:name="reliability-and-bias-metrics"/>
     <w:p>
       <w:pPr>
         <w:pStyle w:val="Heading3"/>
@@ -3483,9 +3573,9 @@
         <w:t xml:space="preserve">indicates that the corresponding bias is statistically indistinguishable from absent.</w:t>
       </w:r>
     </w:p>
-    <w:bookmarkEnd w:id="21"/>
     <w:bookmarkEnd w:id="22"/>
-    <w:bookmarkStart w:id="23" w:name="experimental-setup"/>
+    <w:bookmarkEnd w:id="23"/>
+    <w:bookmarkStart w:id="24" w:name="experimental-setup"/>
     <w:p>
       <w:pPr>
         <w:pStyle w:val="Heading2"/>
@@ -3601,27 +3691,70 @@
         <w:t xml:space="preserve"> </w:t>
       </w:r>
       <w:r>
-        <w:t xml:space="preserve">reported via ICC(3,k) and Spearman–Brown; bias is quantified via Pearson correlation with bootstrap CIs over</w:t>
-      </w:r>
-      <w:r>
-        <w:t xml:space="preserve"> </w:t>
+        <w:t xml:space="preserve">reported via ICC(3,k) and Spearman–Brown; bias is quantified via Pearson correlation. Confidence intervals are</w:t>
+      </w:r>
+      <w:r>
+        <w:t xml:space="preserve"> </w:t>
+      </w:r>
+      <w:r>
+        <w:t xml:space="preserve">computed by a nonparametric bootstrap, using a</w:t>
+      </w:r>
+      <w:r>
+        <w:t xml:space="preserve"> </w:t>
+      </w:r>
+      <w:r>
+        <w:rPr>
+          <w:i/>
+          <w:iCs/>
+        </w:rPr>
+        <w:t xml:space="preserve">datapoint-clustered</w:t>
+      </w:r>
+      <w:r>
+        <w:t xml:space="preserve"> </w:t>
+      </w:r>
+      <w:r>
+        <w:t xml:space="preserve">resample wherever observations are nested</w:t>
+      </w:r>
+      <w:r>
+        <w:t xml:space="preserve"> </w:t>
+      </w:r>
+      <w:r>
+        <w:t xml:space="preserve">(multiple student responses per item), and across the family of correlation tests we control the false-discovery rate</w:t>
+      </w:r>
+      <w:r>
+        <w:t xml:space="preserve"> </w:t>
+      </w:r>
+      <w:r>
+        <w:t xml:space="preserve">with the Benjamini–Hochberg procedure (</w:t>
       </w:r>
       <m:oMath>
         <m:r>
-          <m:t>B</m:t>
+          <m:t>α</m:t>
+        </m:r>
+        <m:r>
+          <m:rPr>
+            <m:sty m:val="p"/>
+          </m:rPr>
+          <m:t>=</m:t>
+        </m:r>
+        <m:r>
+          <m:t>0.05</m:t>
         </m:r>
       </m:oMath>
       <w:r>
-        <w:t xml:space="preserve"> </w:t>
-      </w:r>
-      <w:r>
-        <w:t xml:space="preserve">resamples. The complete configuration, including model identifiers, attribute strata, and prompts, is captured in</w:t>
-      </w:r>
-      <w:r>
-        <w:t xml:space="preserve"> </w:t>
-      </w:r>
-      <w:r>
-        <w:t xml:space="preserve">a single declarative YAML file, and all artifacts are regenerable from that specification. The full study produced</w:t>
+        <w:t xml:space="preserve">). The complete configuration—model identifiers,</w:t>
+      </w:r>
+      <w:r>
+        <w:t xml:space="preserve"> </w:t>
+      </w:r>
+      <w:r>
+        <w:t xml:space="preserve">attribute strata, and prompts—is captured in a single declarative YAML file, and all artifacts are regenerable</w:t>
+      </w:r>
+      <w:r>
+        <w:t xml:space="preserve"> </w:t>
+      </w:r>
+      <w:r>
+        <w:t xml:space="preserve">from that specification. The full study produced</w:t>
       </w:r>
       <w:r>
         <w:t xml:space="preserve"> </w:t>
@@ -3640,8 +3773,8 @@
         <w:t xml:space="preserve">across the four tasks.</w:t>
       </w:r>
     </w:p>
-    <w:bookmarkEnd w:id="23"/>
-    <w:bookmarkStart w:id="45" w:name="results"/>
+    <w:bookmarkEnd w:id="24"/>
+    <w:bookmarkStart w:id="46" w:name="results"/>
     <w:p>
       <w:pPr>
         <w:pStyle w:val="Heading2"/>
@@ -3653,7 +3786,7 @@
         <w:t xml:space="preserve">5. Results</w:t>
       </w:r>
     </w:p>
-    <w:bookmarkStart w:id="27" w:name="ground-truth-correlation"/>
+    <w:bookmarkStart w:id="28" w:name="ground-truth-correlation"/>
     <w:p>
       <w:pPr>
         <w:pStyle w:val="Heading3"/>
@@ -4799,7 +4932,7 @@
           <m:t>=</m:t>
         </m:r>
         <m:r>
-          <m:t>0.241</m:t>
+          <m:t>0.244</m:t>
         </m:r>
       </m:oMath>
       <w:r>
@@ -4869,22 +5002,47 @@
         </m:r>
       </m:oMath>
       <w:r>
-        <w:t xml:space="preserve">); and the</w:t>
-      </w:r>
-      <w:r>
-        <w:t xml:space="preserve"> </w:t>
-      </w:r>
-      <w:r>
-        <w:t xml:space="preserve">BERTScore reference is itself a weak lexical proxy of quality (the code-explanation subtask, where BLEU is</w:t>
-      </w:r>
-      <w:r>
-        <w:t xml:space="preserve"> </w:t>
-      </w:r>
-      <w:r>
-        <w:t xml:space="preserve">near-degenerate at</w:t>
-      </w:r>
-      <w:r>
-        <w:t xml:space="preserve"> </w:t>
+        <w:t xml:space="preserve">). As an external</w:t>
+      </w:r>
+      <w:r>
+        <w:t xml:space="preserve"> </w:t>
+      </w:r>
+      <w:r>
+        <w:t xml:space="preserve">baseline we run</w:t>
+      </w:r>
+      <w:r>
+        <w:t xml:space="preserve"> </w:t>
+      </w:r>
+      <w:r>
+        <w:rPr>
+          <w:b/>
+          <w:bCs/>
+        </w:rPr>
+        <w:t xml:space="preserve">G-Eval</w:t>
+      </w:r>
+      <w:r>
+        <w:t xml:space="preserve"> </w:t>
+      </w:r>
+      <w:hyperlink w:anchor="r2">
+        <w:r>
+          <w:rPr>
+            <w:rStyle w:val="Hyperlink"/>
+            <w:vertAlign w:val="superscript"/>
+          </w:rPr>
+          <w:t xml:space="preserve">[2]</w:t>
+        </w:r>
+      </w:hyperlink>
+      <w:r>
+        <w:t xml:space="preserve"> </w:t>
+      </w:r>
+      <w:r>
+        <w:t xml:space="preserve">(a single GPT-4o judge with chain-of-thought)</w:t>
+      </w:r>
+      <w:r>
+        <w:t xml:space="preserve"> </w:t>
+      </w:r>
+      <w:r>
+        <w:t xml:space="preserve">on the same responses; it correlates comparably (</w:t>
       </w:r>
       <m:oMath>
         <m:r>
@@ -4894,14 +5052,142 @@
           <m:rPr>
             <m:sty m:val="p"/>
           </m:rPr>
-          <m:t>≈</m:t>
-        </m:r>
-        <m:r>
-          <m:t>0</m:t>
+          <m:t>=</m:t>
+        </m:r>
+        <m:r>
+          <m:t>0.259</m:t>
         </m:r>
       </m:oMath>
       <w:r>
-        <w:t xml:space="preserve">, is uninformative for every evaluator). Point-correlation against a noisy reference</w:t>
+        <w:t xml:space="preserve">, 95% CI</w:t>
+      </w:r>
+      <w:r>
+        <w:t xml:space="preserve"> </w:t>
+      </w:r>
+      <m:oMath>
+        <m:r>
+          <m:rPr>
+            <m:sty m:val="p"/>
+          </m:rPr>
+          <m:t>[</m:t>
+        </m:r>
+        <m:r>
+          <m:t>0.18</m:t>
+        </m:r>
+        <m:r>
+          <m:rPr>
+            <m:sty m:val="p"/>
+          </m:rPr>
+          <m:t>,</m:t>
+        </m:r>
+        <m:r>
+          <m:t>0.33</m:t>
+        </m:r>
+        <m:r>
+          <m:rPr>
+            <m:sty m:val="p"/>
+          </m:rPr>
+          <m:t>]</m:t>
+        </m:r>
+      </m:oMath>
+      <w:r>
+        <w:t xml:space="preserve">,</w:t>
+      </w:r>
+      <w:r>
+        <w:t xml:space="preserve"> </w:t>
+      </w:r>
+      <m:oMath>
+        <m:r>
+          <m:t>n</m:t>
+        </m:r>
+        <m:r>
+          <m:rPr>
+            <m:sty m:val="p"/>
+          </m:rPr>
+          <m:t>=</m:t>
+        </m:r>
+        <m:r>
+          <m:t>580</m:t>
+        </m:r>
+      </m:oMath>
+      <w:r>
+        <w:t xml:space="preserve">), confirming that</w:t>
+      </w:r>
+      <w:r>
+        <w:t xml:space="preserve"> </w:t>
+      </w:r>
+      <w:r>
+        <w:rPr>
+          <w:i/>
+          <w:iCs/>
+        </w:rPr>
+        <w:t xml:space="preserve">no</w:t>
+      </w:r>
+      <w:r>
+        <w:t xml:space="preserve"> </w:t>
+      </w:r>
+      <w:r>
+        <w:t xml:space="preserve">evaluator aligns strongly with this lexical reference (the code-explanation subtask, where BLEU is</w:t>
+      </w:r>
+      <w:r>
+        <w:t xml:space="preserve"> </w:t>
+      </w:r>
+      <w:r>
+        <w:t xml:space="preserve">near-degenerate at</w:t>
+      </w:r>
+      <w:r>
+        <w:t xml:space="preserve"> </w:t>
+      </w:r>
+      <m:oMath>
+        <m:r>
+          <m:t>ρ</m:t>
+        </m:r>
+        <m:r>
+          <m:rPr>
+            <m:sty m:val="p"/>
+          </m:rPr>
+          <m:t>=</m:t>
+        </m:r>
+        <m:r>
+          <m:rPr>
+            <m:sty m:val="p"/>
+          </m:rPr>
+          <m:t>−</m:t>
+        </m:r>
+        <m:r>
+          <m:t>0.031</m:t>
+        </m:r>
+      </m:oMath>
+      <w:r>
+        <w:t xml:space="preserve">, is uninformative for every method). What distinguishes CoEval from a single G-Eval</w:t>
+      </w:r>
+      <w:r>
+        <w:t xml:space="preserve"> </w:t>
+      </w:r>
+      <w:r>
+        <w:t xml:space="preserve">judge is therefore not point-correlation but the bias-robustness of Section 5.3 and the contamination-resistant</w:t>
+      </w:r>
+      <w:r>
+        <w:t xml:space="preserve"> </w:t>
+      </w:r>
+      <w:r>
+        <w:t xml:space="preserve">items CoEval</w:t>
+      </w:r>
+      <w:r>
+        <w:t xml:space="preserve"> </w:t>
+      </w:r>
+      <w:r>
+        <w:rPr>
+          <w:i/>
+          <w:iCs/>
+        </w:rPr>
+        <w:t xml:space="preserve">generates</w:t>
+      </w:r>
+      <w:r>
+        <w:t xml:space="preserve"> </w:t>
+      </w:r>
+      <w:r>
+        <w:t xml:space="preserve">rather than consumes. Point-correlation against a noisy reference</w:t>
       </w:r>
       <w:r>
         <w:t xml:space="preserve"> </w:t>
@@ -4948,18 +5234,18 @@
           <wp:inline>
             <wp:extent cx="5023104" cy="3169920"/>
             <wp:effectExtent b="0" l="0" r="0" t="0"/>
-            <wp:docPr descr="Spearman correlation with ground-truth correctness per judge and ensemble" title="" id="25" name="Picture"/>
+            <wp:docPr descr="Spearman correlation with ground-truth correctness per judge and ensemble" title="" id="26" name="Picture"/>
             <a:graphic>
               <a:graphicData uri="http://schemas.openxmlformats.org/drawingml/2006/picture">
                 <pic:pic>
                   <pic:nvPicPr>
-                    <pic:cNvPr descr="figures/f4_correctness_corr.png" id="26" name="Picture"/>
+                    <pic:cNvPr descr="figures/f4_correctness_corr.png" id="27" name="Picture"/>
                     <pic:cNvPicPr>
                       <a:picLocks noChangeArrowheads="1" noChangeAspect="1"/>
                     </pic:cNvPicPr>
                   </pic:nvPicPr>
                   <pic:blipFill>
-                    <a:blip r:embed="rId24"/>
+                    <a:blip r:embed="rId25"/>
                     <a:stretch>
                       <a:fillRect/>
                     </a:stretch>
@@ -5069,8 +5355,489 @@
         <w:t xml:space="preserve">its best member here—a vendor-independent reliability floor on objective tasks.</w:t>
       </w:r>
     </w:p>
-    <w:bookmarkEnd w:id="27"/>
-    <w:bookmarkStart w:id="31" w:name="ensemble-reliability"/>
+    <w:p>
+      <w:pPr>
+        <w:pStyle w:val="BodyText"/>
+        <w:jc w:val="both"/>
+        <w:keepNext w:val="0"/>
+        <w:keepLines w:val="0"/>
+        <w:widowControl w:val="1"/>
+      </w:pPr>
+      <w:r>
+        <w:t xml:space="preserve">Evaluation is a means to an end—</w:t>
+      </w:r>
+      <w:r>
+        <w:rPr>
+          <w:i/>
+          <w:iCs/>
+        </w:rPr>
+        <w:t xml:space="preserve">ranking</w:t>
+      </w:r>
+      <w:r>
+        <w:t xml:space="preserve"> </w:t>
+      </w:r>
+      <w:r>
+        <w:t xml:space="preserve">candidate models for a use case—so we verify that CoEval</w:t>
+      </w:r>
+      <w:r>
+        <w:t xml:space="preserve"> </w:t>
+      </w:r>
+      <w:r>
+        <w:t xml:space="preserve">scores yield the correct ranking. Table 2 ranks the three student models by their CoEval frontier-ensemble</w:t>
+      </w:r>
+      <w:r>
+        <w:t xml:space="preserve"> </w:t>
+      </w:r>
+      <w:r>
+        <w:t xml:space="preserve">accuracy score and, independently, by ground-truth correctness. The two rankings are</w:t>
+      </w:r>
+      <w:r>
+        <w:t xml:space="preserve"> </w:t>
+      </w:r>
+      <w:r>
+        <w:rPr>
+          <w:b/>
+          <w:bCs/>
+        </w:rPr>
+        <w:t xml:space="preserve">identical</w:t>
+      </w:r>
+      <w:r>
+        <w:t xml:space="preserve">;</w:t>
+      </w:r>
+      <w:r>
+        <w:t xml:space="preserve"> </w:t>
+      </w:r>
+      <w:r>
+        <w:t xml:space="preserve">CoEval's scores fall within</w:t>
+      </w:r>
+      <w:r>
+        <w:t xml:space="preserve"> </w:t>
+      </w:r>
+      <m:oMath>
+        <m:r>
+          <m:t>0.02</m:t>
+        </m:r>
+      </m:oMath>
+      <w:r>
+        <w:t xml:space="preserve"> </w:t>
+      </w:r>
+      <w:r>
+        <w:t xml:space="preserve">of the true accuracies, and the confidence intervals cleanly separate the weakest</w:t>
+      </w:r>
+      <w:r>
+        <w:t xml:space="preserve"> </w:t>
+      </w:r>
+      <w:r>
+        <w:t xml:space="preserve">model. Producing this ranking required a single configuration file and no human annotation—the core operation</w:t>
+      </w:r>
+      <w:r>
+        <w:t xml:space="preserve"> </w:t>
+      </w:r>
+      <w:r>
+        <w:t xml:space="preserve">the framework is built to make easy.</w:t>
+      </w:r>
+    </w:p>
+    <w:p>
+      <w:pPr>
+        <w:pStyle w:val="TableCaption"/>
+        <w:spacing w:before="160" w:after="60" w:line="240" w:lineRule="auto"/>
+        <w:jc w:val="center"/>
+        <w:keepNext/>
+        <w:keepLines/>
+        <w:widowControl w:val="1"/>
+      </w:pPr>
+      <w:r>
+        <w:rPr>
+          <w:b/>
+          <w:bCs/>
+        </w:rPr>
+        <w:t xml:space="preserve">Table 2.</w:t>
+      </w:r>
+      <w:r>
+        <w:t xml:space="preserve"> </w:t>
+      </w:r>
+      <w:r>
+        <w:t xml:space="preserve">CoEval reproduces the ground-truth model ranking. Three student models ranked by</w:t>
+      </w:r>
+      <w:r>
+        <w:t xml:space="preserve"> </w:t>
+      </w:r>
+      <w:r>
+        <w:t xml:space="preserve">CoEval frontier-ensemble accuracy score (datapoint-clustered 95% CI) and by exact-match ground truth; the orderings</w:t>
+      </w:r>
+      <w:r>
+        <w:t xml:space="preserve"> </w:t>
+      </w:r>
+      <w:r>
+        <w:t xml:space="preserve">match.</w:t>
+      </w:r>
+    </w:p>
+    <w:tbl>
+      <w:tblPr>
+        <w:tblStyle w:val="Table"/>
+        <w:tblW w:type="pct" w:w="5000"/>
+        <w:jc w:val="center"/>
+        <w:tblLook w:firstRow="1" w:lastRow="0" w:firstColumn="0" w:lastColumn="0" w:noHBand="0" w:noVBand="0" w:val="0020"/>
+        <w:tblCaption w:val="Table 2. CoEval reproduces the ground-truth model ranking. Three student models ranked by CoEval frontier-ensemble accuracy score (datapoint-clustered 95% CI) and by exact-match ground truth; the orderings match."/>
+        <w:tblLayout w:type="autofit"/>
+        <w:tblBorders>
+          <w:top w:val="single" w:sz="10" w:color="4F6272"/>
+          <w:bottom w:val="single" w:sz="10" w:color="4F6272"/>
+          <w:insideH w:val="single" w:sz="5" w:color="9FB0C2"/>
+          <w:left w:val="single" w:sz="6" w:color="9FB0C2"/>
+          <w:right w:val="single" w:sz="6" w:color="9FB0C2"/>
+          <w:insideV w:val="single" w:sz="5" w:color="D9E1E8"/>
+        </w:tblBorders>
+      </w:tblPr>
+      <w:tblGrid>
+        <w:gridCol w:w="2640"/>
+        <w:gridCol w:w="2640"/>
+        <w:gridCol w:w="2640"/>
+      </w:tblGrid>
+      <w:tr>
+        <w:trPr>
+          <w:tblHeader w:val="on"/>
+        </w:trPr>
+        <w:tc>
+          <w:tcPr>
+            <w:shd w:fill="EEF3F7"/>
+            <w:tcBorders>
+              <w:left w:val="nil"/>
+              <w:right w:val="nil"/>
+              <w:top w:val="nil"/>
+              <w:bottom w:val="single" w:sz="8" w:color="9FB0C2"/>
+            </w:tcBorders>
+          </w:tcPr>
+          <w:p>
+            <w:pPr>
+              <w:pStyle w:val="Compact"/>
+              <w:spacing w:before="0" w:after="20" w:line="240" w:lineRule="auto"/>
+              <w:jc w:val="center"/>
+              <w:keepNext w:val="0"/>
+              <w:keepLines/>
+              <w:widowControl w:val="1"/>
+            </w:pPr>
+            <w:r>
+              <w:rPr>
+                <w:rFonts w:ascii="Times New Roman" w:hAnsi="Times New Roman"/>
+                <w:b/>
+                <w:sz w:val="19"/>
+              </w:rPr>
+              <w:t xml:space="preserve">Model under evaluation</w:t>
+            </w:r>
+          </w:p>
+        </w:tc>
+        <w:tc>
+          <w:tcPr>
+            <w:shd w:fill="EEF3F7"/>
+            <w:tcBorders>
+              <w:left w:val="nil"/>
+              <w:right w:val="nil"/>
+              <w:top w:val="nil"/>
+              <w:bottom w:val="single" w:sz="8" w:color="9FB0C2"/>
+            </w:tcBorders>
+          </w:tcPr>
+          <w:p>
+            <w:pPr>
+              <w:pStyle w:val="Compact"/>
+              <w:spacing w:before="0" w:after="20" w:line="240" w:lineRule="auto"/>
+              <w:jc w:val="center"/>
+              <w:keepNext w:val="0"/>
+              <w:keepLines/>
+              <w:widowControl w:val="1"/>
+            </w:pPr>
+            <w:r>
+              <w:rPr>
+                <w:rFonts w:ascii="Times New Roman" w:hAnsi="Times New Roman"/>
+                <w:b/>
+                <w:sz w:val="19"/>
+              </w:rPr>
+              <w:t xml:space="preserve">CoEval score [95% CI]</w:t>
+            </w:r>
+          </w:p>
+        </w:tc>
+        <w:tc>
+          <w:tcPr>
+            <w:shd w:fill="EEF3F7"/>
+            <w:tcBorders>
+              <w:left w:val="nil"/>
+              <w:right w:val="nil"/>
+              <w:top w:val="nil"/>
+              <w:bottom w:val="single" w:sz="8" w:color="9FB0C2"/>
+            </w:tcBorders>
+          </w:tcPr>
+          <w:p>
+            <w:pPr>
+              <w:pStyle w:val="Compact"/>
+              <w:spacing w:before="0" w:after="20" w:line="240" w:lineRule="auto"/>
+              <w:jc w:val="center"/>
+              <w:keepNext w:val="0"/>
+              <w:keepLines/>
+              <w:widowControl w:val="1"/>
+            </w:pPr>
+            <w:r>
+              <w:rPr>
+                <w:rFonts w:ascii="Times New Roman" w:hAnsi="Times New Roman"/>
+                <w:b/>
+                <w:sz w:val="19"/>
+              </w:rPr>
+              <w:t xml:space="preserve">Ground-truth accuracy</w:t>
+            </w:r>
+          </w:p>
+        </w:tc>
+      </w:tr>
+      <w:tr>
+        <w:tc>
+          <w:tcPr>
+            <w:tcBorders>
+              <w:left w:val="nil"/>
+              <w:right w:val="nil"/>
+              <w:top w:val="nil"/>
+              <w:bottom w:val="single" w:sz="4" w:color="D9E1E8"/>
+            </w:tcBorders>
+          </w:tcPr>
+          <w:p>
+            <w:pPr>
+              <w:pStyle w:val="Compact"/>
+              <w:spacing w:before="0" w:after="20" w:line="240" w:lineRule="auto"/>
+              <w:jc w:val="center"/>
+              <w:keepNext w:val="0"/>
+              <w:keepLines/>
+              <w:widowControl w:val="1"/>
+            </w:pPr>
+            <w:r>
+              <w:rPr>
+                <w:rFonts w:ascii="Times New Roman" w:hAnsi="Times New Roman"/>
+                <w:sz w:val="20"/>
+              </w:rPr>
+              <w:t xml:space="preserve">gpt-4o-mini</w:t>
+            </w:r>
+          </w:p>
+        </w:tc>
+        <w:tc>
+          <w:tcPr>
+            <w:tcBorders>
+              <w:left w:val="nil"/>
+              <w:right w:val="nil"/>
+              <w:top w:val="nil"/>
+              <w:bottom w:val="single" w:sz="4" w:color="D9E1E8"/>
+            </w:tcBorders>
+          </w:tcPr>
+          <w:p>
+            <w:pPr>
+              <w:pStyle w:val="Compact"/>
+              <w:spacing w:before="0" w:after="20" w:line="240" w:lineRule="auto"/>
+              <w:jc w:val="center"/>
+              <w:keepNext w:val="0"/>
+              <w:keepLines/>
+              <w:widowControl w:val="1"/>
+            </w:pPr>
+            <w:r>
+              <w:rPr>
+                <w:rFonts w:ascii="Times New Roman" w:hAnsi="Times New Roman"/>
+                <w:sz w:val="20"/>
+              </w:rPr>
+              <w:t xml:space="preserve">0.963 [0.937, 0.984]</w:t>
+            </w:r>
+          </w:p>
+        </w:tc>
+        <w:tc>
+          <w:tcPr>
+            <w:tcBorders>
+              <w:left w:val="nil"/>
+              <w:right w:val="nil"/>
+              <w:top w:val="nil"/>
+              <w:bottom w:val="single" w:sz="4" w:color="D9E1E8"/>
+            </w:tcBorders>
+          </w:tcPr>
+          <w:p>
+            <w:pPr>
+              <w:pStyle w:val="Compact"/>
+              <w:spacing w:before="0" w:after="20" w:line="240" w:lineRule="auto"/>
+              <w:jc w:val="center"/>
+              <w:keepNext w:val="0"/>
+              <w:keepLines/>
+              <w:widowControl w:val="1"/>
+            </w:pPr>
+            <w:r>
+              <w:rPr>
+                <w:rFonts w:ascii="Times New Roman" w:hAnsi="Times New Roman"/>
+                <w:sz w:val="20"/>
+              </w:rPr>
+              <w:t xml:space="preserve">0.969</w:t>
+            </w:r>
+          </w:p>
+        </w:tc>
+      </w:tr>
+      <w:tr>
+        <w:tc>
+          <w:tcPr>
+            <w:tcBorders>
+              <w:left w:val="nil"/>
+              <w:right w:val="nil"/>
+              <w:top w:val="nil"/>
+              <w:bottom w:val="single" w:sz="4" w:color="D9E1E8"/>
+            </w:tcBorders>
+          </w:tcPr>
+          <w:p>
+            <w:pPr>
+              <w:pStyle w:val="Compact"/>
+              <w:spacing w:before="0" w:after="20" w:line="240" w:lineRule="auto"/>
+              <w:jc w:val="center"/>
+              <w:keepNext w:val="0"/>
+              <w:keepLines/>
+              <w:widowControl w:val="1"/>
+            </w:pPr>
+            <w:r>
+              <w:rPr>
+                <w:rFonts w:ascii="Times New Roman" w:hAnsi="Times New Roman"/>
+                <w:sz w:val="20"/>
+              </w:rPr>
+              <w:t xml:space="preserve">gpt-3.5-turbo</w:t>
+            </w:r>
+          </w:p>
+        </w:tc>
+        <w:tc>
+          <w:tcPr>
+            <w:tcBorders>
+              <w:left w:val="nil"/>
+              <w:right w:val="nil"/>
+              <w:top w:val="nil"/>
+              <w:bottom w:val="single" w:sz="4" w:color="D9E1E8"/>
+            </w:tcBorders>
+          </w:tcPr>
+          <w:p>
+            <w:pPr>
+              <w:pStyle w:val="Compact"/>
+              <w:spacing w:before="0" w:after="20" w:line="240" w:lineRule="auto"/>
+              <w:jc w:val="center"/>
+              <w:keepNext w:val="0"/>
+              <w:keepLines/>
+              <w:widowControl w:val="1"/>
+            </w:pPr>
+            <w:r>
+              <w:rPr>
+                <w:rFonts w:ascii="Times New Roman" w:hAnsi="Times New Roman"/>
+                <w:sz w:val="20"/>
+              </w:rPr>
+              <w:t xml:space="preserve">0.921 [0.880, 0.958]</w:t>
+            </w:r>
+          </w:p>
+        </w:tc>
+        <w:tc>
+          <w:tcPr>
+            <w:tcBorders>
+              <w:left w:val="nil"/>
+              <w:right w:val="nil"/>
+              <w:top w:val="nil"/>
+              <w:bottom w:val="single" w:sz="4" w:color="D9E1E8"/>
+            </w:tcBorders>
+          </w:tcPr>
+          <w:p>
+            <w:pPr>
+              <w:pStyle w:val="Compact"/>
+              <w:spacing w:before="0" w:after="20" w:line="240" w:lineRule="auto"/>
+              <w:jc w:val="center"/>
+              <w:keepNext w:val="0"/>
+              <w:keepLines/>
+              <w:widowControl w:val="1"/>
+            </w:pPr>
+            <w:r>
+              <w:rPr>
+                <w:rFonts w:ascii="Times New Roman" w:hAnsi="Times New Roman"/>
+                <w:sz w:val="20"/>
+              </w:rPr>
+              <w:t xml:space="preserve">0.942</w:t>
+            </w:r>
+          </w:p>
+        </w:tc>
+      </w:tr>
+      <w:tr>
+        <w:tc>
+          <w:tcPr>
+            <w:tcBorders>
+              <w:left w:val="nil"/>
+              <w:right w:val="nil"/>
+              <w:top w:val="nil"/>
+              <w:bottom w:val="nil"/>
+            </w:tcBorders>
+          </w:tcPr>
+          <w:p>
+            <w:pPr>
+              <w:pStyle w:val="Compact"/>
+              <w:spacing w:before="0" w:after="20" w:line="240" w:lineRule="auto"/>
+              <w:jc w:val="center"/>
+              <w:keepNext w:val="0"/>
+              <w:keepLines/>
+              <w:widowControl w:val="1"/>
+            </w:pPr>
+            <w:r>
+              <w:rPr>
+                <w:rFonts w:ascii="Times New Roman" w:hAnsi="Times New Roman"/>
+                <w:sz w:val="20"/>
+              </w:rPr>
+              <w:t xml:space="preserve">llama-3.2-3b</w:t>
+            </w:r>
+          </w:p>
+        </w:tc>
+        <w:tc>
+          <w:tcPr>
+            <w:tcBorders>
+              <w:left w:val="nil"/>
+              <w:right w:val="nil"/>
+              <w:top w:val="nil"/>
+              <w:bottom w:val="nil"/>
+            </w:tcBorders>
+          </w:tcPr>
+          <w:p>
+            <w:pPr>
+              <w:pStyle w:val="Compact"/>
+              <w:spacing w:before="0" w:after="20" w:line="240" w:lineRule="auto"/>
+              <w:jc w:val="center"/>
+              <w:keepNext w:val="0"/>
+              <w:keepLines/>
+              <w:widowControl w:val="1"/>
+            </w:pPr>
+            <w:r>
+              <w:rPr>
+                <w:rFonts w:ascii="Times New Roman" w:hAnsi="Times New Roman"/>
+                <w:sz w:val="20"/>
+              </w:rPr>
+              <w:t xml:space="preserve">0.843 [0.791, 0.895]</w:t>
+            </w:r>
+          </w:p>
+        </w:tc>
+        <w:tc>
+          <w:tcPr>
+            <w:tcBorders>
+              <w:left w:val="nil"/>
+              <w:right w:val="nil"/>
+              <w:top w:val="nil"/>
+              <w:bottom w:val="nil"/>
+            </w:tcBorders>
+          </w:tcPr>
+          <w:p>
+            <w:pPr>
+              <w:pStyle w:val="Compact"/>
+              <w:spacing w:before="0" w:after="20" w:line="240" w:lineRule="auto"/>
+              <w:jc w:val="center"/>
+              <w:keepNext w:val="0"/>
+              <w:keepLines/>
+              <w:widowControl w:val="1"/>
+            </w:pPr>
+            <w:r>
+              <w:rPr>
+                <w:rFonts w:ascii="Times New Roman" w:hAnsi="Times New Roman"/>
+                <w:sz w:val="20"/>
+              </w:rPr>
+              <w:t xml:space="preserve">0.832</w:t>
+            </w:r>
+          </w:p>
+        </w:tc>
+      </w:tr>
+    </w:tbl>
+    <w:bookmarkEnd w:id="28"/>
+    <w:bookmarkStart w:id="32" w:name="ensemble-reliability"/>
     <w:p>
       <w:pPr>
         <w:pStyle w:val="Heading3"/>
@@ -5723,18 +6490,18 @@
           <wp:inline>
             <wp:extent cx="4815840" cy="3169920"/>
             <wp:effectExtent b="0" l="0" r="0" t="0"/>
-            <wp:docPr descr="ICC(3,k) versus number of judges, peaking at the selected strong panel" title="" id="29" name="Picture"/>
+            <wp:docPr descr="ICC(3,k) versus number of judges, peaking at the selected strong panel" title="" id="30" name="Picture"/>
             <a:graphic>
               <a:graphicData uri="http://schemas.openxmlformats.org/drawingml/2006/picture">
                 <pic:pic>
                   <pic:nvPicPr>
-                    <pic:cNvPr descr="figures/f2_icc_curve.png" id="30" name="Picture"/>
+                    <pic:cNvPr descr="figures/f2_icc_curve.png" id="31" name="Picture"/>
                     <pic:cNvPicPr>
                       <a:picLocks noChangeArrowheads="1" noChangeAspect="1"/>
                     </pic:cNvPicPr>
                   </pic:nvPicPr>
                   <pic:blipFill>
-                    <a:blip r:embed="rId28"/>
+                    <a:blip r:embed="rId29"/>
                     <a:stretch>
                       <a:fillRect/>
                     </a:stretch>
@@ -6040,8 +6807,8 @@
         <w:t xml:space="preserve">decisive reliability lever; CoEval's consensus selection retains the high-agreement judges automatically.</w:t>
       </w:r>
     </w:p>
-    <w:bookmarkEnd w:id="31"/>
-    <w:bookmarkStart w:id="35" w:name="bias-cancellation"/>
+    <w:bookmarkEnd w:id="32"/>
+    <w:bookmarkStart w:id="36" w:name="bias-cancellation"/>
     <w:p>
       <w:pPr>
         <w:pStyle w:val="Heading3"/>
@@ -6062,19 +6829,100 @@
         <w:widowControl w:val="1"/>
       </w:pPr>
       <w:r>
-        <w:t xml:space="preserve">We test whether CoEval's ensemble cancels verbosity bias — the tendency to reward longer responses. For each</w:t>
-      </w:r>
-      <w:r>
-        <w:t xml:space="preserve"> </w:t>
-      </w:r>
-      <w:r>
-        <w:t xml:space="preserve">judge we compute the Pearson correlation between response length and assigned score. Individual judges carry length</w:t>
-      </w:r>
-      <w:r>
-        <w:t xml:space="preserve"> </w:t>
-      </w:r>
-      <w:r>
-        <w:t xml:space="preserve">biases of</w:t>
+        <w:t xml:space="preserve">We test whether CoEval's ensemble cancels verbosity bias — the tendency to reward longer responses — on</w:t>
+      </w:r>
+      <w:r>
+        <w:t xml:space="preserve"> </w:t>
+      </w:r>
+      <w:r>
+        <w:t xml:space="preserve">the four-task</w:t>
+      </w:r>
+      <w:r>
+        <w:t xml:space="preserve"> </w:t>
+      </w:r>
+      <w:r>
+        <w:rPr>
+          <w:rStyle w:val="VerbatimChar"/>
+        </w:rPr>
+        <w:t xml:space="preserve">medium-benchmark</w:t>
+      </w:r>
+      <w:r>
+        <w:t xml:space="preserve"> </w:t>
+      </w:r>
+      <w:r>
+        <w:t xml:space="preserve">run, whose judge panel is</w:t>
+      </w:r>
+      <w:r>
+        <w:t xml:space="preserve"> </w:t>
+      </w:r>
+      <w:r>
+        <w:rPr>
+          <w:rStyle w:val="VerbatimChar"/>
+        </w:rPr>
+        <w:t xml:space="preserve">gpt-4o-mini</w:t>
+      </w:r>
+      <w:r>
+        <w:t xml:space="preserve"> </w:t>
+      </w:r>
+      <w:r>
+        <w:t xml:space="preserve">and</w:t>
+      </w:r>
+      <w:r>
+        <w:t xml:space="preserve"> </w:t>
+      </w:r>
+      <w:r>
+        <w:rPr>
+          <w:rStyle w:val="VerbatimChar"/>
+        </w:rPr>
+        <w:t xml:space="preserve">gpt-3.5-turbo</w:t>
+      </w:r>
+      <w:r>
+        <w:t xml:space="preserve"> </w:t>
+      </w:r>
+      <w:r>
+        <w:t xml:space="preserve">(OpenAI) together with</w:t>
+      </w:r>
+      <w:r>
+        <w:t xml:space="preserve"> </w:t>
+      </w:r>
+      <w:r>
+        <w:rPr>
+          <w:rStyle w:val="VerbatimChar"/>
+        </w:rPr>
+        <w:t xml:space="preserve">qwen2.5-1.5b</w:t>
+      </w:r>
+      <w:r>
+        <w:t xml:space="preserve"> </w:t>
+      </w:r>
+      <w:r>
+        <w:t xml:space="preserve">and</w:t>
+      </w:r>
+      <w:r>
+        <w:t xml:space="preserve"> </w:t>
+      </w:r>
+      <w:r>
+        <w:rPr>
+          <w:rStyle w:val="VerbatimChar"/>
+        </w:rPr>
+        <w:t xml:space="preserve">smollm2-1.7b</w:t>
+      </w:r>
+      <w:r>
+        <w:t xml:space="preserve"> </w:t>
+      </w:r>
+      <w:r>
+        <w:t xml:space="preserve">(open-weight).</w:t>
+      </w:r>
+      <w:r>
+        <w:t xml:space="preserve"> </w:t>
+      </w:r>
+      <w:r>
+        <w:t xml:space="preserve">For each judge we compute the Pearson correlation between response length and assigned score. Individual judges carry</w:t>
+      </w:r>
+      <w:r>
+        <w:t xml:space="preserve"> </w:t>
+      </w:r>
+      <w:r>
+        <w:t xml:space="preserve">length biases of</w:t>
       </w:r>
       <w:r>
         <w:t xml:space="preserve"> </w:t>
@@ -6140,7 +6988,7 @@
         <w:rPr>
           <w:rStyle w:val="VerbatimChar"/>
         </w:rPr>
-        <w:t xml:space="preserve">SmolLM2</w:t>
+        <w:t xml:space="preserve">smollm2-1.7b</w:t>
       </w:r>
       <w:r>
         <w:t xml:space="preserve"> </w:t>
@@ -6226,6 +7074,77 @@
         <w:widowControl w:val="1"/>
       </w:pPr>
       <w:r>
+        <w:t xml:space="preserve">The cancellation mechanism is the</w:t>
+      </w:r>
+      <w:r>
+        <w:t xml:space="preserve"> </w:t>
+      </w:r>
+      <w:r>
+        <w:rPr>
+          <w:i/>
+          <w:iCs/>
+        </w:rPr>
+        <w:t xml:space="preserve">mixed sign</w:t>
+      </w:r>
+      <w:r>
+        <w:t xml:space="preserve"> </w:t>
+      </w:r>
+      <w:r>
+        <w:t xml:space="preserve">of these biases under averaging, which a diverse panel supplies.</w:t>
+      </w:r>
+      <w:r>
+        <w:t xml:space="preserve"> </w:t>
+      </w:r>
+      <w:r>
+        <w:t xml:space="preserve">We note a confound shared with self-preference (Section 5.4): in this panel, sign-diversity is correlated with</w:t>
+      </w:r>
+      <w:r>
+        <w:t xml:space="preserve"> </w:t>
+      </w:r>
+      <w:r>
+        <w:t xml:space="preserve">both vendor family and model capability (the strong OpenAI judges penalize length; the small open-weight judges reward</w:t>
+      </w:r>
+      <w:r>
+        <w:t xml:space="preserve"> </w:t>
+      </w:r>
+      <w:r>
+        <w:t xml:space="preserve">it), so we attribute the cancellation to bias-sign diversity rather than to vendor family</w:t>
+      </w:r>
+      <w:r>
+        <w:t xml:space="preserve"> </w:t>
+      </w:r>
+      <w:r>
+        <w:rPr>
+          <w:i/>
+          <w:iCs/>
+        </w:rPr>
+        <w:t xml:space="preserve">per se</w:t>
+      </w:r>
+      <w:r>
+        <w:t xml:space="preserve">. The</w:t>
+      </w:r>
+      <w:r>
+        <w:t xml:space="preserve"> </w:t>
+      </w:r>
+      <w:r>
+        <w:t xml:space="preserve">practical recipe is the same—assemble judges whose idiosyncratic biases are unlikely to align—and vendor</w:t>
+      </w:r>
+      <w:r>
+        <w:t xml:space="preserve"> </w:t>
+      </w:r>
+      <w:r>
+        <w:t xml:space="preserve">diversity is a convenient, observable proxy for it.</w:t>
+      </w:r>
+    </w:p>
+    <w:p>
+      <w:pPr>
+        <w:pStyle w:val="BodyText"/>
+        <w:jc w:val="both"/>
+        <w:keepNext w:val="0"/>
+        <w:keepLines w:val="0"/>
+        <w:widowControl w:val="1"/>
+      </w:pPr>
+      <w:r>
         <w:t xml:space="preserve">The</w:t>
       </w:r>
       <w:r>
@@ -6396,7 +7315,7 @@
           <w:b/>
           <w:bCs/>
         </w:rPr>
-        <w:t xml:space="preserve">Table 2.</w:t>
+        <w:t xml:space="preserve">Table 3.</w:t>
       </w:r>
       <w:r>
         <w:t xml:space="preserve"> </w:t>
@@ -6431,7 +7350,7 @@
         <w:tblW w:type="pct" w:w="5000"/>
         <w:jc w:val="center"/>
         <w:tblLook w:firstRow="1" w:lastRow="0" w:firstColumn="0" w:lastColumn="0" w:noHBand="0" w:noVBand="0" w:val="0020"/>
-        <w:tblCaption w:val="Table 2. Verbosity bias (Pearson r between response length and score) for representative individual judges versus the CoEval ensemble. The ensemble CI includes zero."/>
+        <w:tblCaption w:val="Table 3. Verbosity bias (Pearson r between response length and score) for representative individual judges versus the CoEval ensemble. The ensemble CI includes zero."/>
         <w:tblLayout w:type="autofit"/>
         <w:tblBorders>
           <w:top w:val="single" w:sz="10" w:color="4F6272"/>
@@ -6929,18 +7848,18 @@
           <wp:inline>
             <wp:extent cx="5163312" cy="2987040"/>
             <wp:effectExtent b="0" l="0" r="0" t="0"/>
-            <wp:docPr descr="Forest plot of per-judge length-bias correlations with the ensemble near zero" title="" id="33" name="Picture"/>
+            <wp:docPr descr="Forest plot of per-judge length-bias correlations with the ensemble near zero" title="" id="34" name="Picture"/>
             <a:graphic>
               <a:graphicData uri="http://schemas.openxmlformats.org/drawingml/2006/picture">
                 <pic:pic>
                   <pic:nvPicPr>
-                    <pic:cNvPr descr="figures/f3_verbosity_forest.png" id="34" name="Picture"/>
+                    <pic:cNvPr descr="figures/f3_verbosity_forest.png" id="35" name="Picture"/>
                     <pic:cNvPicPr>
                       <a:picLocks noChangeArrowheads="1" noChangeAspect="1"/>
                     </pic:cNvPicPr>
                   </pic:nvPicPr>
                   <pic:blipFill>
-                    <a:blip r:embed="rId32"/>
+                    <a:blip r:embed="rId33"/>
                     <a:stretch>
                       <a:fillRect/>
                     </a:stretch>
@@ -7176,8 +8095,8 @@
         <w:t xml:space="preserve">93% reduction.</w:t>
       </w:r>
     </w:p>
-    <w:bookmarkEnd w:id="35"/>
-    <w:bookmarkStart w:id="36" w:name="Xafb02bce621e02934ae814be540128cfed2d296"/>
+    <w:bookmarkEnd w:id="36"/>
+    <w:bookmarkStart w:id="37" w:name="Xafb02bce621e02934ae814be540128cfed2d296"/>
     <w:p>
       <w:pPr>
         <w:pStyle w:val="Heading3"/>
@@ -7426,8 +8345,8 @@
         <w:t xml:space="preserve">) is indicative, not a confirmed bias magnitude.</w:t>
       </w:r>
     </w:p>
-    <w:bookmarkEnd w:id="36"/>
-    <w:bookmarkStart w:id="40" w:name="rubric-generalization"/>
+    <w:bookmarkEnd w:id="37"/>
+    <w:bookmarkStart w:id="41" w:name="rubric-generalization"/>
     <w:p>
       <w:pPr>
         <w:pStyle w:val="Heading3"/>
@@ -7561,18 +8480,18 @@
           <wp:inline>
             <wp:extent cx="5736336" cy="4998720"/>
             <wp:effectExtent b="0" l="0" r="0" t="0"/>
-            <wp:docPr descr="Heatmap of pairwise semantic similarity between auto-generated rubric criteria" title="" id="38" name="Picture"/>
+            <wp:docPr descr="Heatmap of pairwise semantic similarity between auto-generated rubric criteria" title="" id="39" name="Picture"/>
             <a:graphic>
               <a:graphicData uri="http://schemas.openxmlformats.org/drawingml/2006/picture">
                 <pic:pic>
                   <pic:nvPicPr>
-                    <pic:cNvPr descr="figures/f5_rubric_heatmap.png" id="39" name="Picture"/>
+                    <pic:cNvPr descr="figures/f5_rubric_heatmap.png" id="40" name="Picture"/>
                     <pic:cNvPicPr>
                       <a:picLocks noChangeArrowheads="1" noChangeAspect="1"/>
                     </pic:cNvPicPr>
                   </pic:nvPicPr>
                   <pic:blipFill>
-                    <a:blip r:embed="rId37"/>
+                    <a:blip r:embed="rId38"/>
                     <a:stretch>
                       <a:fillRect/>
                     </a:stretch>
@@ -7712,8 +8631,8 @@
         <w:t xml:space="preserve">) while sharing a universal “completeness” dimension across three tasks.</w:t>
       </w:r>
     </w:p>
-    <w:bookmarkEnd w:id="40"/>
-    <w:bookmarkStart w:id="44" w:name="cost"/>
+    <w:bookmarkEnd w:id="41"/>
+    <w:bookmarkStart w:id="45" w:name="cost"/>
     <w:p>
       <w:pPr>
         <w:pStyle w:val="Heading3"/>
@@ -7803,18 +8722,18 @@
           <wp:inline>
             <wp:extent cx="4632960" cy="2987040"/>
             <wp:effectExtent b="0" l="0" r="0" t="0"/>
-            <wp:docPr descr="Evaluations per dollar: CoEval versus human annotation" title="" id="42" name="Picture"/>
+            <wp:docPr descr="Evaluations per dollar: CoEval versus human annotation" title="" id="43" name="Picture"/>
             <a:graphic>
               <a:graphicData uri="http://schemas.openxmlformats.org/drawingml/2006/picture">
                 <pic:pic>
                   <pic:nvPicPr>
-                    <pic:cNvPr descr="figures/f6_cost.png" id="43" name="Picture"/>
+                    <pic:cNvPr descr="figures/f6_cost.png" id="44" name="Picture"/>
                     <pic:cNvPicPr>
                       <a:picLocks noChangeArrowheads="1" noChangeAspect="1"/>
                     </pic:cNvPicPr>
                   </pic:nvPicPr>
                   <pic:blipFill>
-                    <a:blip r:embed="rId41"/>
+                    <a:blip r:embed="rId42"/>
                     <a:stretch>
                       <a:fillRect/>
                     </a:stretch>
@@ -7899,9 +8818,9 @@
         <w:t xml:space="preserve">re-evaluation on every model release.</w:t>
       </w:r>
     </w:p>
-    <w:bookmarkEnd w:id="44"/>
     <w:bookmarkEnd w:id="45"/>
-    <w:bookmarkStart w:id="46" w:name="discussion"/>
+    <w:bookmarkEnd w:id="46"/>
+    <w:bookmarkStart w:id="47" w:name="discussion"/>
     <w:p>
       <w:pPr>
         <w:pStyle w:val="Heading2"/>
@@ -8016,8 +8935,8 @@
         <w:t xml:space="preserve">the scores.</w:t>
       </w:r>
     </w:p>
-    <w:bookmarkEnd w:id="46"/>
-    <w:bookmarkStart w:id="47" w:name="conclusion"/>
+    <w:bookmarkEnd w:id="47"/>
+    <w:bookmarkStart w:id="48" w:name="conclusion"/>
     <w:p>
       <w:pPr>
         <w:pStyle w:val="Heading2"/>
@@ -8156,8 +9075,8 @@
         <w:t xml:space="preserve">fully reproducible.</w:t>
       </w:r>
     </w:p>
-    <w:bookmarkEnd w:id="47"/>
-    <w:bookmarkStart w:id="100" w:name="references"/>
+    <w:bookmarkEnd w:id="48"/>
+    <w:bookmarkStart w:id="101" w:name="references"/>
     <w:p>
       <w:pPr>
         <w:pStyle w:val="ReferencesHeading"/>
@@ -8182,7 +9101,7 @@
         <w:keepLines w:val="0"/>
         <w:widowControl w:val="1"/>
       </w:pPr>
-      <w:bookmarkStart w:id="49" w:name="r1"/>
+      <w:bookmarkStart w:id="50" w:name="r1"/>
       <w:r>
         <w:t xml:space="preserve">Zheng, L., Chiang, W.-L., Sheng, Y., et al. (2023).</w:t>
       </w:r>
@@ -8219,7 +9138,7 @@
       <w:r>
         <w:t xml:space="preserve"> </w:t>
       </w:r>
-      <w:hyperlink r:id="rId48">
+      <w:hyperlink r:id="rId49">
         <w:r>
           <w:rPr>
             <w:rStyle w:val="Hyperlink"/>
@@ -8227,7 +9146,7 @@
           <w:t xml:space="preserve">arxiv.org/abs/2306.05685</w:t>
         </w:r>
       </w:hyperlink>
-      <w:bookmarkEnd w:id="49"/>
+      <w:bookmarkEnd w:id="50"/>
     </w:p>
     <w:p>
       <w:pPr>
@@ -8241,7 +9160,7 @@
         <w:keepLines w:val="0"/>
         <w:widowControl w:val="1"/>
       </w:pPr>
-      <w:bookmarkStart w:id="51" w:name="r2"/>
+      <w:bookmarkStart w:id="52" w:name="r2"/>
       <w:r>
         <w:t xml:space="preserve">Liu, Y., Iter, D., Xu, Y., et al. (2023).</w:t>
       </w:r>
@@ -8278,7 +9197,7 @@
       <w:r>
         <w:t xml:space="preserve"> </w:t>
       </w:r>
-      <w:hyperlink r:id="rId50">
+      <w:hyperlink r:id="rId51">
         <w:r>
           <w:rPr>
             <w:rStyle w:val="Hyperlink"/>
@@ -8286,7 +9205,7 @@
           <w:t xml:space="preserve">arxiv.org/abs/2303.16634</w:t>
         </w:r>
       </w:hyperlink>
-      <w:bookmarkEnd w:id="51"/>
+      <w:bookmarkEnd w:id="52"/>
     </w:p>
     <w:p>
       <w:pPr>
@@ -8300,7 +9219,7 @@
         <w:keepLines w:val="0"/>
         <w:widowControl w:val="1"/>
       </w:pPr>
-      <w:bookmarkStart w:id="53" w:name="r3"/>
+      <w:bookmarkStart w:id="54" w:name="r3"/>
       <w:r>
         <w:t xml:space="preserve">Kim, S., Suk, J., Longpre, S., et al. (2024).</w:t>
       </w:r>
@@ -8331,7 +9250,7 @@
       <w:r>
         <w:t xml:space="preserve"> </w:t>
       </w:r>
-      <w:hyperlink r:id="rId52">
+      <w:hyperlink r:id="rId53">
         <w:r>
           <w:rPr>
             <w:rStyle w:val="Hyperlink"/>
@@ -8339,7 +9258,7 @@
           <w:t xml:space="preserve">arxiv.org/abs/2405.01535</w:t>
         </w:r>
       </w:hyperlink>
-      <w:bookmarkEnd w:id="53"/>
+      <w:bookmarkEnd w:id="54"/>
     </w:p>
     <w:p>
       <w:pPr>
@@ -8353,7 +9272,7 @@
         <w:keepLines w:val="0"/>
         <w:widowControl w:val="1"/>
       </w:pPr>
-      <w:bookmarkStart w:id="55" w:name="r4"/>
+      <w:bookmarkStart w:id="56" w:name="r4"/>
       <w:r>
         <w:t xml:space="preserve">Vu, T., Krishna, K., Alzubi, S., et al. (2024).</w:t>
       </w:r>
@@ -8390,7 +9309,7 @@
       <w:r>
         <w:t xml:space="preserve"> </w:t>
       </w:r>
-      <w:hyperlink r:id="rId54">
+      <w:hyperlink r:id="rId55">
         <w:r>
           <w:rPr>
             <w:rStyle w:val="Hyperlink"/>
@@ -8398,7 +9317,7 @@
           <w:t xml:space="preserve">arxiv.org/abs/2407.10817</w:t>
         </w:r>
       </w:hyperlink>
-      <w:bookmarkEnd w:id="55"/>
+      <w:bookmarkEnd w:id="56"/>
     </w:p>
     <w:p>
       <w:pPr>
@@ -8412,7 +9331,7 @@
         <w:keepLines w:val="0"/>
         <w:widowControl w:val="1"/>
       </w:pPr>
-      <w:bookmarkStart w:id="57" w:name="r5"/>
+      <w:bookmarkStart w:id="58" w:name="r5"/>
       <w:r>
         <w:t xml:space="preserve">Verga, P., Hofstatter, S., Althammer, S., et al. (2024).</w:t>
       </w:r>
@@ -8443,7 +9362,7 @@
       <w:r>
         <w:t xml:space="preserve"> </w:t>
       </w:r>
-      <w:hyperlink r:id="rId56">
+      <w:hyperlink r:id="rId57">
         <w:r>
           <w:rPr>
             <w:rStyle w:val="Hyperlink"/>
@@ -8451,7 +9370,7 @@
           <w:t xml:space="preserve">arxiv.org/abs/2404.18796</w:t>
         </w:r>
       </w:hyperlink>
-      <w:bookmarkEnd w:id="57"/>
+      <w:bookmarkEnd w:id="58"/>
     </w:p>
     <w:p>
       <w:pPr>
@@ -8465,7 +9384,7 @@
         <w:keepLines w:val="0"/>
         <w:widowControl w:val="1"/>
       </w:pPr>
-      <w:bookmarkStart w:id="59" w:name="r6"/>
+      <w:bookmarkStart w:id="60" w:name="r6"/>
       <w:r>
         <w:t xml:space="preserve">Tan, S., Zhuang, S., Montgomery, K., et al. (2025).</w:t>
       </w:r>
@@ -8502,7 +9421,7 @@
       <w:r>
         <w:t xml:space="preserve"> </w:t>
       </w:r>
-      <w:hyperlink r:id="rId58">
+      <w:hyperlink r:id="rId59">
         <w:r>
           <w:rPr>
             <w:rStyle w:val="Hyperlink"/>
@@ -8510,7 +9429,7 @@
           <w:t xml:space="preserve">arxiv.org/abs/2410.12784</w:t>
         </w:r>
       </w:hyperlink>
-      <w:bookmarkEnd w:id="59"/>
+      <w:bookmarkEnd w:id="60"/>
     </w:p>
     <w:p>
       <w:pPr>
@@ -8524,7 +9443,7 @@
         <w:keepLines w:val="0"/>
         <w:widowControl w:val="1"/>
       </w:pPr>
-      <w:bookmarkStart w:id="61" w:name="r7"/>
+      <w:bookmarkStart w:id="62" w:name="r7"/>
       <w:r>
         <w:t xml:space="preserve">Kim, S., Suk, J., Cho, J. Y., et al. (2025).</w:t>
       </w:r>
@@ -8561,7 +9480,7 @@
       <w:r>
         <w:t xml:space="preserve"> </w:t>
       </w:r>
-      <w:hyperlink r:id="rId60">
+      <w:hyperlink r:id="rId61">
         <w:r>
           <w:rPr>
             <w:rStyle w:val="Hyperlink"/>
@@ -8569,7 +9488,7 @@
           <w:t xml:space="preserve">arxiv.org/abs/2406.05761</w:t>
         </w:r>
       </w:hyperlink>
-      <w:bookmarkEnd w:id="61"/>
+      <w:bookmarkEnd w:id="62"/>
     </w:p>
     <w:p>
       <w:pPr>
@@ -8583,7 +9502,7 @@
         <w:keepLines w:val="0"/>
         <w:widowControl w:val="1"/>
       </w:pPr>
-      <w:bookmarkStart w:id="63" w:name="r8"/>
+      <w:bookmarkStart w:id="64" w:name="r8"/>
       <w:r>
         <w:t xml:space="preserve">Dubois, Y., Galambosi, B., Liang, P., Hashimoto, T. B. (2024).</w:t>
       </w:r>
@@ -8614,7 +9533,7 @@
       <w:r>
         <w:t xml:space="preserve"> </w:t>
       </w:r>
-      <w:hyperlink r:id="rId62">
+      <w:hyperlink r:id="rId63">
         <w:r>
           <w:rPr>
             <w:rStyle w:val="Hyperlink"/>
@@ -8622,7 +9541,7 @@
           <w:t xml:space="preserve">arxiv.org/abs/2404.04475</w:t>
         </w:r>
       </w:hyperlink>
-      <w:bookmarkEnd w:id="63"/>
+      <w:bookmarkEnd w:id="64"/>
     </w:p>
     <w:p>
       <w:pPr>
@@ -8636,7 +9555,7 @@
         <w:keepLines w:val="0"/>
         <w:widowControl w:val="1"/>
       </w:pPr>
-      <w:bookmarkStart w:id="65" w:name="r9"/>
+      <w:bookmarkStart w:id="66" w:name="r9"/>
       <w:r>
         <w:t xml:space="preserve">Li, X. L., Kazemi, M., et al. (2024).</w:t>
       </w:r>
@@ -8653,7 +9572,7 @@
       <w:r>
         <w:t xml:space="preserve"> </w:t>
       </w:r>
-      <w:hyperlink r:id="rId64">
+      <w:hyperlink r:id="rId65">
         <w:r>
           <w:rPr>
             <w:rStyle w:val="Hyperlink"/>
@@ -8661,7 +9580,7 @@
           <w:t xml:space="preserve">arxiv.org/abs/2407.08351</w:t>
         </w:r>
       </w:hyperlink>
-      <w:bookmarkEnd w:id="65"/>
+      <w:bookmarkEnd w:id="66"/>
     </w:p>
     <w:p>
       <w:pPr>
@@ -8675,7 +9594,7 @@
         <w:keepLines w:val="0"/>
         <w:widowControl w:val="1"/>
       </w:pPr>
-      <w:bookmarkStart w:id="67" w:name="r10"/>
+      <w:bookmarkStart w:id="68" w:name="r10"/>
       <w:r>
         <w:t xml:space="preserve">Butt, N., Awadalla, H., et al. (2024).</w:t>
       </w:r>
@@ -8706,7 +9625,7 @@
       <w:r>
         <w:t xml:space="preserve"> </w:t>
       </w:r>
-      <w:hyperlink r:id="rId66">
+      <w:hyperlink r:id="rId67">
         <w:r>
           <w:rPr>
             <w:rStyle w:val="Hyperlink"/>
@@ -8714,7 +9633,7 @@
           <w:t xml:space="preserve">arxiv.org/abs/2410.22584</w:t>
         </w:r>
       </w:hyperlink>
-      <w:bookmarkEnd w:id="67"/>
+      <w:bookmarkEnd w:id="68"/>
     </w:p>
     <w:p>
       <w:pPr>
@@ -8728,7 +9647,7 @@
         <w:keepLines w:val="0"/>
         <w:widowControl w:val="1"/>
       </w:pPr>
-      <w:bookmarkStart w:id="69" w:name="r11"/>
+      <w:bookmarkStart w:id="70" w:name="r11"/>
       <w:r>
         <w:t xml:space="preserve">Shashidhar, S., et al. (2025).</w:t>
       </w:r>
@@ -8745,7 +9664,7 @@
       <w:r>
         <w:t xml:space="preserve"> </w:t>
       </w:r>
-      <w:hyperlink r:id="rId68">
+      <w:hyperlink r:id="rId69">
         <w:r>
           <w:rPr>
             <w:rStyle w:val="Hyperlink"/>
@@ -8753,7 +9672,7 @@
           <w:t xml:space="preserve">arxiv.org/abs/2504.01833</w:t>
         </w:r>
       </w:hyperlink>
-      <w:bookmarkEnd w:id="69"/>
+      <w:bookmarkEnd w:id="70"/>
     </w:p>
     <w:p>
       <w:pPr>
@@ -8767,7 +9686,7 @@
         <w:keepLines w:val="0"/>
         <w:widowControl w:val="1"/>
       </w:pPr>
-      <w:bookmarkStart w:id="71" w:name="r12"/>
+      <w:bookmarkStart w:id="72" w:name="r12"/>
       <w:r>
         <w:t xml:space="preserve">Zhang, H., Da, J., Lee, D., et al. (2024).</w:t>
       </w:r>
@@ -8798,7 +9717,7 @@
       <w:r>
         <w:t xml:space="preserve"> </w:t>
       </w:r>
-      <w:hyperlink r:id="rId70">
+      <w:hyperlink r:id="rId71">
         <w:r>
           <w:rPr>
             <w:rStyle w:val="Hyperlink"/>
@@ -8806,7 +9725,7 @@
           <w:t xml:space="preserve">arxiv.org/abs/2405.00332</w:t>
         </w:r>
       </w:hyperlink>
-      <w:bookmarkEnd w:id="71"/>
+      <w:bookmarkEnd w:id="72"/>
     </w:p>
     <w:p>
       <w:pPr>
@@ -8820,7 +9739,7 @@
         <w:keepLines w:val="0"/>
         <w:widowControl w:val="1"/>
       </w:pPr>
-      <w:bookmarkStart w:id="73" w:name="r13"/>
+      <w:bookmarkStart w:id="74" w:name="r13"/>
       <w:r>
         <w:t xml:space="preserve">Xu, C., et al. (2025).</w:t>
       </w:r>
@@ -8837,7 +9756,7 @@
       <w:r>
         <w:t xml:space="preserve"> </w:t>
       </w:r>
-      <w:hyperlink r:id="rId72">
+      <w:hyperlink r:id="rId73">
         <w:r>
           <w:rPr>
             <w:rStyle w:val="Hyperlink"/>
@@ -8845,7 +9764,7 @@
           <w:t xml:space="preserve">arxiv.org/abs/2502.14425</w:t>
         </w:r>
       </w:hyperlink>
-      <w:bookmarkEnd w:id="73"/>
+      <w:bookmarkEnd w:id="74"/>
     </w:p>
     <w:p>
       <w:pPr>
@@ -8859,7 +9778,7 @@
         <w:keepLines w:val="0"/>
         <w:widowControl w:val="1"/>
       </w:pPr>
-      <w:bookmarkStart w:id="75" w:name="r14"/>
+      <w:bookmarkStart w:id="76" w:name="r14"/>
       <w:r>
         <w:t xml:space="preserve">Kiela, D., Bartolo, M., Nie, Y., et al. (2021).</w:t>
       </w:r>
@@ -8882,7 +9801,7 @@
       <w:r>
         <w:t xml:space="preserve"> </w:t>
       </w:r>
-      <w:hyperlink r:id="rId74">
+      <w:hyperlink r:id="rId75">
         <w:r>
           <w:rPr>
             <w:rStyle w:val="Hyperlink"/>
@@ -8890,7 +9809,7 @@
           <w:t xml:space="preserve">arxiv.org/abs/2104.14337</w:t>
         </w:r>
       </w:hyperlink>
-      <w:bookmarkEnd w:id="75"/>
+      <w:bookmarkEnd w:id="76"/>
     </w:p>
     <w:p>
       <w:pPr>
@@ -8904,7 +9823,7 @@
         <w:keepLines w:val="0"/>
         <w:widowControl w:val="1"/>
       </w:pPr>
-      <w:bookmarkStart w:id="77" w:name="r15"/>
+      <w:bookmarkStart w:id="78" w:name="r15"/>
       <w:r>
         <w:t xml:space="preserve">Li, D., Sun, R., Huang, Y., et al. (2026).</w:t>
       </w:r>
@@ -8941,7 +9860,7 @@
       <w:r>
         <w:t xml:space="preserve"> </w:t>
       </w:r>
-      <w:hyperlink r:id="rId76">
+      <w:hyperlink r:id="rId77">
         <w:r>
           <w:rPr>
             <w:rStyle w:val="Hyperlink"/>
@@ -8949,7 +9868,7 @@
           <w:t xml:space="preserve">arxiv.org/abs/2502.01534</w:t>
         </w:r>
       </w:hyperlink>
-      <w:bookmarkEnd w:id="77"/>
+      <w:bookmarkEnd w:id="78"/>
     </w:p>
     <w:p>
       <w:pPr>
@@ -8963,7 +9882,7 @@
         <w:keepLines w:val="0"/>
         <w:widowControl w:val="1"/>
       </w:pPr>
-      <w:bookmarkStart w:id="79" w:name="r16"/>
+      <w:bookmarkStart w:id="80" w:name="r16"/>
       <w:r>
         <w:t xml:space="preserve">Spiliopoulou, E., et al. (2025).</w:t>
       </w:r>
@@ -8994,7 +9913,7 @@
       <w:r>
         <w:t xml:space="preserve"> </w:t>
       </w:r>
-      <w:hyperlink r:id="rId78">
+      <w:hyperlink r:id="rId79">
         <w:r>
           <w:rPr>
             <w:rStyle w:val="Hyperlink"/>
@@ -9002,7 +9921,7 @@
           <w:t xml:space="preserve">arxiv.org/abs/2508.06709</w:t>
         </w:r>
       </w:hyperlink>
-      <w:bookmarkEnd w:id="79"/>
+      <w:bookmarkEnd w:id="80"/>
     </w:p>
     <w:p>
       <w:pPr>
@@ -9016,7 +9935,7 @@
         <w:keepLines w:val="0"/>
         <w:widowControl w:val="1"/>
       </w:pPr>
-      <w:bookmarkStart w:id="81" w:name="r17"/>
+      <w:bookmarkStart w:id="82" w:name="r17"/>
       <w:r>
         <w:t xml:space="preserve">Ye, J., Wang, Y., Huang, Y., et al. (2024).</w:t>
       </w:r>
@@ -9047,7 +9966,7 @@
       <w:r>
         <w:t xml:space="preserve"> </w:t>
       </w:r>
-      <w:hyperlink r:id="rId80">
+      <w:hyperlink r:id="rId81">
         <w:r>
           <w:rPr>
             <w:rStyle w:val="Hyperlink"/>
@@ -9055,7 +9974,7 @@
           <w:t xml:space="preserve">arxiv.org/abs/2410.02736</w:t>
         </w:r>
       </w:hyperlink>
-      <w:bookmarkEnd w:id="81"/>
+      <w:bookmarkEnd w:id="82"/>
     </w:p>
     <w:p>
       <w:pPr>
@@ -9069,7 +9988,7 @@
         <w:keepLines w:val="0"/>
         <w:widowControl w:val="1"/>
       </w:pPr>
-      <w:bookmarkStart w:id="83" w:name="r18"/>
+      <w:bookmarkStart w:id="84" w:name="r18"/>
       <w:r>
         <w:t xml:space="preserve">Wataoka, K., Takahashi, T., Ri, R. (2024).</w:t>
       </w:r>
@@ -9086,7 +10005,7 @@
       <w:r>
         <w:t xml:space="preserve"> </w:t>
       </w:r>
-      <w:hyperlink r:id="rId82">
+      <w:hyperlink r:id="rId83">
         <w:r>
           <w:rPr>
             <w:rStyle w:val="Hyperlink"/>
@@ -9094,7 +10013,7 @@
           <w:t xml:space="preserve">arxiv.org/abs/2410.21819</w:t>
         </w:r>
       </w:hyperlink>
-      <w:bookmarkEnd w:id="83"/>
+      <w:bookmarkEnd w:id="84"/>
     </w:p>
     <w:p>
       <w:pPr>
@@ -9108,7 +10027,7 @@
         <w:keepLines w:val="0"/>
         <w:widowControl w:val="1"/>
       </w:pPr>
-      <w:bookmarkStart w:id="85" w:name="r19"/>
+      <w:bookmarkStart w:id="86" w:name="r19"/>
       <w:r>
         <w:t xml:space="preserve">Gu, J., Jiang, X., Shi, Z., et al. (2024).</w:t>
       </w:r>
@@ -9125,7 +10044,7 @@
       <w:r>
         <w:t xml:space="preserve"> </w:t>
       </w:r>
-      <w:hyperlink r:id="rId84">
+      <w:hyperlink r:id="rId85">
         <w:r>
           <w:rPr>
             <w:rStyle w:val="Hyperlink"/>
@@ -9133,7 +10052,7 @@
           <w:t xml:space="preserve">arxiv.org/abs/2411.15594</w:t>
         </w:r>
       </w:hyperlink>
-      <w:bookmarkEnd w:id="85"/>
+      <w:bookmarkEnd w:id="86"/>
     </w:p>
     <w:p>
       <w:pPr>
@@ -9147,7 +10066,7 @@
         <w:keepLines w:val="0"/>
         <w:widowControl w:val="1"/>
       </w:pPr>
-      <w:bookmarkStart w:id="87" w:name="r20"/>
+      <w:bookmarkStart w:id="88" w:name="r20"/>
       <w:r>
         <w:t xml:space="preserve">Li, D., Jiang, B., Huang, L., et al. (2025).</w:t>
       </w:r>
@@ -9184,7 +10103,7 @@
       <w:r>
         <w:t xml:space="preserve"> </w:t>
       </w:r>
-      <w:hyperlink r:id="rId86">
+      <w:hyperlink r:id="rId87">
         <w:r>
           <w:rPr>
             <w:rStyle w:val="Hyperlink"/>
@@ -9192,7 +10111,7 @@
           <w:t xml:space="preserve">arxiv.org/abs/2411.16594</w:t>
         </w:r>
       </w:hyperlink>
-      <w:bookmarkEnd w:id="87"/>
+      <w:bookmarkEnd w:id="88"/>
     </w:p>
     <w:p>
       <w:pPr>
@@ -9206,7 +10125,7 @@
         <w:keepLines w:val="0"/>
         <w:widowControl w:val="1"/>
       </w:pPr>
-      <w:bookmarkStart w:id="89" w:name="r21"/>
+      <w:bookmarkStart w:id="90" w:name="r21"/>
       <w:r>
         <w:t xml:space="preserve">Chan, C.-M., Chen, W., Su, Y., et al. (2024).</w:t>
       </w:r>
@@ -9243,7 +10162,7 @@
       <w:r>
         <w:t xml:space="preserve"> </w:t>
       </w:r>
-      <w:hyperlink r:id="rId88">
+      <w:hyperlink r:id="rId89">
         <w:r>
           <w:rPr>
             <w:rStyle w:val="Hyperlink"/>
@@ -9251,7 +10170,7 @@
           <w:t xml:space="preserve">arxiv.org/abs/2308.07201</w:t>
         </w:r>
       </w:hyperlink>
-      <w:bookmarkEnd w:id="89"/>
+      <w:bookmarkEnd w:id="90"/>
     </w:p>
     <w:p>
       <w:pPr>
@@ -9265,7 +10184,7 @@
         <w:keepLines w:val="0"/>
         <w:widowControl w:val="1"/>
       </w:pPr>
-      <w:bookmarkStart w:id="91" w:name="r22"/>
+      <w:bookmarkStart w:id="92" w:name="r22"/>
       <w:r>
         <w:t xml:space="preserve">White, C., Dooley, S., Roberts, M., et al. (2025).</w:t>
       </w:r>
@@ -9302,7 +10221,7 @@
       <w:r>
         <w:t xml:space="preserve"> </w:t>
       </w:r>
-      <w:hyperlink r:id="rId90">
+      <w:hyperlink r:id="rId91">
         <w:r>
           <w:rPr>
             <w:rStyle w:val="Hyperlink"/>
@@ -9310,7 +10229,7 @@
           <w:t xml:space="preserve">arxiv.org/abs/2406.19314</w:t>
         </w:r>
       </w:hyperlink>
-      <w:bookmarkEnd w:id="91"/>
+      <w:bookmarkEnd w:id="92"/>
     </w:p>
     <w:p>
       <w:pPr>
@@ -9324,7 +10243,7 @@
         <w:keepLines w:val="0"/>
         <w:widowControl w:val="1"/>
       </w:pPr>
-      <w:bookmarkStart w:id="93" w:name="r23"/>
+      <w:bookmarkStart w:id="94" w:name="r23"/>
       <w:r>
         <w:t xml:space="preserve">Jain, N., Han, K., Gu, A., et al. (2025).</w:t>
       </w:r>
@@ -9361,7 +10280,7 @@
       <w:r>
         <w:t xml:space="preserve"> </w:t>
       </w:r>
-      <w:hyperlink r:id="rId92">
+      <w:hyperlink r:id="rId93">
         <w:r>
           <w:rPr>
             <w:rStyle w:val="Hyperlink"/>
@@ -9369,7 +10288,7 @@
           <w:t xml:space="preserve">arxiv.org/abs/2403.07974</w:t>
         </w:r>
       </w:hyperlink>
-      <w:bookmarkEnd w:id="93"/>
+      <w:bookmarkEnd w:id="94"/>
     </w:p>
     <w:p>
       <w:pPr>
@@ -9383,7 +10302,7 @@
         <w:keepLines w:val="0"/>
         <w:widowControl w:val="1"/>
       </w:pPr>
-      <w:bookmarkStart w:id="95" w:name="r24"/>
+      <w:bookmarkStart w:id="96" w:name="r24"/>
       <w:r>
         <w:t xml:space="preserve">Chen, W.-L., Wu, Z., Bansal, H., et al. (2025).</w:t>
       </w:r>
@@ -9414,7 +10333,7 @@
       <w:r>
         <w:t xml:space="preserve"> </w:t>
       </w:r>
-      <w:hyperlink r:id="rId94">
+      <w:hyperlink r:id="rId95">
         <w:r>
           <w:rPr>
             <w:rStyle w:val="Hyperlink"/>
@@ -9422,7 +10341,7 @@
           <w:t xml:space="preserve">arxiv.org/abs/2504.03846</w:t>
         </w:r>
       </w:hyperlink>
-      <w:bookmarkEnd w:id="95"/>
+      <w:bookmarkEnd w:id="96"/>
     </w:p>
     <w:p>
       <w:pPr>
@@ -9436,7 +10355,7 @@
         <w:keepLines w:val="0"/>
         <w:widowControl w:val="1"/>
       </w:pPr>
-      <w:bookmarkStart w:id="97" w:name="r25"/>
+      <w:bookmarkStart w:id="98" w:name="r25"/>
       <w:r>
         <w:t xml:space="preserve">Raju, R., Jain, S., Li, B., et al. (2024).</w:t>
       </w:r>
@@ -9467,7 +10386,7 @@
       <w:r>
         <w:t xml:space="preserve"> </w:t>
       </w:r>
-      <w:hyperlink r:id="rId96">
+      <w:hyperlink r:id="rId97">
         <w:r>
           <w:rPr>
             <w:rStyle w:val="Hyperlink"/>
@@ -9475,7 +10394,7 @@
           <w:t xml:space="preserve">arxiv.org/abs/2408.08808</w:t>
         </w:r>
       </w:hyperlink>
-      <w:bookmarkEnd w:id="97"/>
+      <w:bookmarkEnd w:id="98"/>
     </w:p>
     <w:p>
       <w:pPr>
@@ -9489,7 +10408,7 @@
         <w:keepLines w:val="0"/>
         <w:widowControl w:val="1"/>
       </w:pPr>
-      <w:bookmarkStart w:id="99" w:name="r26"/>
+      <w:bookmarkStart w:id="100" w:name="r26"/>
       <w:r>
         <w:t xml:space="preserve">Li, Y., et al. (2025).</w:t>
       </w:r>
@@ -9506,7 +10425,7 @@
       <w:r>
         <w:t xml:space="preserve"> </w:t>
       </w:r>
-      <w:hyperlink r:id="rId98">
+      <w:hyperlink r:id="rId99">
         <w:r>
           <w:rPr>
             <w:rStyle w:val="Hyperlink"/>
@@ -9514,7 +10433,7 @@
           <w:t xml:space="preserve">arxiv.org/abs/2504.17087</w:t>
         </w:r>
       </w:hyperlink>
-      <w:bookmarkEnd w:id="99"/>
+      <w:bookmarkEnd w:id="100"/>
     </w:p>
     <w:p>
       <w:pPr>
@@ -9528,8 +10447,8 @@
         <w:t xml:space="preserve">Preprint. Generated HTML build. © 2026 Alexander Apartsin &amp; Yehudit Aperstein.</w:t>
       </w:r>
     </w:p>
-    <w:bookmarkEnd w:id="100"/>
-    <w:bookmarkStart w:id="116" w:name="appendix-a-interactive-report-gallery"/>
+    <w:bookmarkEnd w:id="101"/>
+    <w:bookmarkStart w:id="117" w:name="appendix-a-interactive-report-gallery"/>
     <w:p>
       <w:pPr>
         <w:pStyle w:val="Heading2"/>
@@ -9578,18 +10497,18 @@
           <wp:inline>
             <wp:extent cx="5943600" cy="6605886"/>
             <wp:effectExtent b="0" l="0" r="0" t="0"/>
-            <wp:docPr descr="CoEval summary dashboard" title="" id="102" name="Picture"/>
+            <wp:docPr descr="CoEval summary dashboard" title="" id="103" name="Picture"/>
             <a:graphic>
               <a:graphicData uri="http://schemas.openxmlformats.org/drawingml/2006/picture">
                 <pic:pic>
                   <pic:nvPicPr>
-                    <pic:cNvPr descr="figures/gallery_fig_summary.png" id="103" name="Picture"/>
+                    <pic:cNvPr descr="figures/gallery_fig_summary.png" id="104" name="Picture"/>
                     <pic:cNvPicPr>
                       <a:picLocks noChangeArrowheads="1" noChangeAspect="1"/>
                     </pic:cNvPicPr>
                   </pic:nvPicPr>
                   <pic:blipFill>
-                    <a:blip r:embed="rId101"/>
+                    <a:blip r:embed="rId102"/>
                     <a:stretch>
                       <a:fillRect/>
                     </a:stretch>
@@ -9651,18 +10570,18 @@
           <wp:inline>
             <wp:extent cx="5943600" cy="7225719"/>
             <wp:effectExtent b="0" l="0" r="0" t="0"/>
-            <wp:docPr descr="Judge agreement and reliability report" title="" id="105" name="Picture"/>
+            <wp:docPr descr="Judge agreement and reliability report" title="" id="106" name="Picture"/>
             <a:graphic>
               <a:graphicData uri="http://schemas.openxmlformats.org/drawingml/2006/picture">
                 <pic:pic>
                   <pic:nvPicPr>
-                    <pic:cNvPr descr="figures/gallery_fig_judge_report.png" id="106" name="Picture"/>
+                    <pic:cNvPr descr="figures/gallery_fig_judge_report.png" id="107" name="Picture"/>
                     <pic:cNvPicPr>
                       <a:picLocks noChangeArrowheads="1" noChangeAspect="1"/>
                     </pic:cNvPicPr>
                   </pic:nvPicPr>
                   <pic:blipFill>
-                    <a:blip r:embed="rId104"/>
+                    <a:blip r:embed="rId105"/>
                     <a:stretch>
                       <a:fillRect/>
                     </a:stretch>
@@ -9724,18 +10643,18 @@
           <wp:inline>
             <wp:extent cx="5943600" cy="9229561"/>
             <wp:effectExtent b="0" l="0" r="0" t="0"/>
-            <wp:docPr descr="Attribute coverage summary report" title="" id="108" name="Picture"/>
+            <wp:docPr descr="Attribute coverage summary report" title="" id="109" name="Picture"/>
             <a:graphic>
               <a:graphicData uri="http://schemas.openxmlformats.org/drawingml/2006/picture">
                 <pic:pic>
                   <pic:nvPicPr>
-                    <pic:cNvPr descr="figures/gallery_fig_coverage_summary.png" id="109" name="Picture"/>
+                    <pic:cNvPr descr="figures/gallery_fig_coverage_summary.png" id="110" name="Picture"/>
                     <pic:cNvPicPr>
                       <a:picLocks noChangeArrowheads="1" noChangeAspect="1"/>
                     </pic:cNvPicPr>
                   </pic:nvPicPr>
                   <pic:blipFill>
-                    <a:blip r:embed="rId107"/>
+                    <a:blip r:embed="rId108"/>
                     <a:stretch>
                       <a:fillRect/>
                     </a:stretch>
@@ -9797,18 +10716,18 @@
           <wp:inline>
             <wp:extent cx="5943600" cy="10974432"/>
             <wp:effectExtent b="0" l="0" r="0" t="0"/>
-            <wp:docPr descr="Score distribution report" title="" id="111" name="Picture"/>
+            <wp:docPr descr="Score distribution report" title="" id="112" name="Picture"/>
             <a:graphic>
               <a:graphicData uri="http://schemas.openxmlformats.org/drawingml/2006/picture">
                 <pic:pic>
                   <pic:nvPicPr>
-                    <pic:cNvPr descr="figures/gallery_fig_score_distribution.png" id="112" name="Picture"/>
+                    <pic:cNvPr descr="figures/gallery_fig_score_distribution.png" id="113" name="Picture"/>
                     <pic:cNvPicPr>
                       <a:picLocks noChangeArrowheads="1" noChangeAspect="1"/>
                     </pic:cNvPicPr>
                   </pic:nvPicPr>
                   <pic:blipFill>
-                    <a:blip r:embed="rId110"/>
+                    <a:blip r:embed="rId111"/>
                     <a:stretch>
                       <a:fillRect/>
                     </a:stretch>
@@ -9870,18 +10789,18 @@
           <wp:inline>
             <wp:extent cx="5943600" cy="7824324"/>
             <wp:effectExtent b="0" l="0" r="0" t="0"/>
-            <wp:docPr descr="Teacher-student interaction matrix" title="" id="114" name="Picture"/>
+            <wp:docPr descr="Teacher-student interaction matrix" title="" id="115" name="Picture"/>
             <a:graphic>
               <a:graphicData uri="http://schemas.openxmlformats.org/drawingml/2006/picture">
                 <pic:pic>
                   <pic:nvPicPr>
-                    <pic:cNvPr descr="figures/gallery_fig_interaction_matrix.png" id="115" name="Picture"/>
+                    <pic:cNvPr descr="figures/gallery_fig_interaction_matrix.png" id="116" name="Picture"/>
                     <pic:cNvPicPr>
                       <a:picLocks noChangeArrowheads="1" noChangeAspect="1"/>
                     </pic:cNvPicPr>
                   </pic:nvPicPr>
                   <pic:blipFill>
-                    <a:blip r:embed="rId113"/>
+                    <a:blip r:embed="rId114"/>
                     <a:stretch>
                       <a:fillRect/>
                     </a:stretch>
@@ -9930,9 +10849,9 @@
         <w:t xml:space="preserve">Interaction matrix: teacher×student pair quality heatmap.</w:t>
       </w:r>
     </w:p>
-    <w:bookmarkEnd w:id="116"/>
+    <w:bookmarkEnd w:id="117"/>
     <w:sectPr>
-      <w:footerReference w:type="default" r:id="rId9"/>
+      <w:footerReference w:type="default" r:id="rId10"/>
       <w:pgSz w:h="15840" w:w="12240"/>
       <w:pgMar w:bottom="1440" w:footer="720" w:gutter="0" w:header="720" w:left="1440" w:right="1440" w:top="1440"/>
       <w:cols w:space="720"/>

--- a/docs/paper/CoEval.docx
+++ b/docs/paper/CoEval.docx
@@ -8754,13 +8754,19 @@
         <w:t xml:space="preserve"> </w:t>
       </w:r>
       <w:r>
-        <w:t xml:space="preserve">of generated items have any overlap. Freshly</w:t>
-      </w:r>
-      <w:r>
-        <w:t xml:space="preserve"> </w:t>
-      </w:r>
-      <w:r>
-        <w:t xml:space="preserve">generated items are thus novel by construction</w:t>
+        <w:t xml:space="preserve">of generated items share any 13-gram. This</w:t>
+      </w:r>
+      <w:r>
+        <w:t xml:space="preserve"> </w:t>
+      </w:r>
+      <w:r>
+        <w:t xml:space="preserve">measures verbatim non-duplication of the sampled public test sets—it does not, on its own, certify absence from</w:t>
+      </w:r>
+      <w:r>
+        <w:t xml:space="preserve"> </w:t>
+      </w:r>
+      <w:r>
+        <w:t xml:space="preserve">the full (unobservable) pretraining corpus, and it is defeated in principle by paraphrase. It nonetheless</w:t>
       </w:r>
       <w:r>
         <w:t xml:space="preserve"> </w:t>
@@ -8770,25 +8776,53 @@
           <w:i/>
           <w:iCs/>
         </w:rPr>
-        <w:t xml:space="preserve">and</w:t>
-      </w:r>
-      <w:r>
-        <w:t xml:space="preserve"> </w:t>
-      </w:r>
-      <w:r>
-        <w:t xml:space="preserve">in measurement, so a model cannot have memorized them from</w:t>
-      </w:r>
-      <w:r>
-        <w:t xml:space="preserve"> </w:t>
-      </w:r>
-      <w:r>
-        <w:t xml:space="preserve">a leaked public test set. (We re-emphasize the scope from Section 5.1: this property holds for CoEval's generated</w:t>
-      </w:r>
-      <w:r>
-        <w:t xml:space="preserve"> </w:t>
-      </w:r>
-      <w:r>
-        <w:t xml:space="preserve">items; the benchmark-grounded anchor of Table 1 deliberately reuses public items to obtain objective ground truth.)</w:t>
+        <w:t xml:space="preserve">corroborates</w:t>
+      </w:r>
+      <w:r>
+        <w:t xml:space="preserve"> </w:t>
+      </w:r>
+      <w:r>
+        <w:t xml:space="preserve">the real guarantee, which is structural: because items are synthesized fresh from the attribute</w:t>
+      </w:r>
+      <w:r>
+        <w:t xml:space="preserve"> </w:t>
+      </w:r>
+      <w:r>
+        <w:t xml:space="preserve">specification on each run, they cannot have appeared in any model's</w:t>
+      </w:r>
+      <w:r>
+        <w:t xml:space="preserve"> </w:t>
+      </w:r>
+      <w:r>
+        <w:rPr>
+          <w:i/>
+          <w:iCs/>
+        </w:rPr>
+        <w:t xml:space="preserve">prior</w:t>
+      </w:r>
+      <w:r>
+        <w:t xml:space="preserve"> </w:t>
+      </w:r>
+      <w:r>
+        <w:t xml:space="preserve">training, and a model cannot retrieve</w:t>
+      </w:r>
+      <w:r>
+        <w:t xml:space="preserve"> </w:t>
+      </w:r>
+      <w:r>
+        <w:t xml:space="preserve">them from a leaked copy of these widely-used benchmarks. (We re-emphasize the scope from Section 5.1: this holds</w:t>
+      </w:r>
+      <w:r>
+        <w:t xml:space="preserve"> </w:t>
+      </w:r>
+      <w:r>
+        <w:t xml:space="preserve">for CoEval's generated items; the benchmark-grounded anchor of Table 1 deliberately reuses public items to obtain</w:t>
+      </w:r>
+      <w:r>
+        <w:t xml:space="preserve"> </w:t>
+      </w:r>
+      <w:r>
+        <w:t xml:space="preserve">objective ground truth.)</w:t>
       </w:r>
     </w:p>
     <w:p>
@@ -8810,7 +8844,7 @@
         <w:t xml:space="preserve"> </w:t>
       </w:r>
       <w:r>
-        <w:t xml:space="preserve">CoEval-generated items have</w:t>
+        <w:t xml:space="preserve">CoEval-generated items show</w:t>
       </w:r>
       <w:r>
         <w:t xml:space="preserve"> </w:t>
@@ -8824,13 +8858,13 @@
         <w:t xml:space="preserve"> </w:t>
       </w:r>
       <w:r>
-        <w:t xml:space="preserve">13-gram overlap with five major public</w:t>
-      </w:r>
-      <w:r>
-        <w:t xml:space="preserve"> </w:t>
-      </w:r>
-      <w:r>
-        <w:t xml:space="preserve">benchmarks (</w:t>
+        <w:t xml:space="preserve">verbatim 13-gram overlap with five</w:t>
+      </w:r>
+      <w:r>
+        <w:t xml:space="preserve"> </w:t>
+      </w:r>
+      <w:r>
+        <w:t xml:space="preserve">major public benchmarks (</w:t>
       </w:r>
       <m:oMath>
         <m:r>
@@ -8864,13 +8898,36 @@
         <w:t xml:space="preserve"> </w:t>
       </w:r>
       <w:r>
-        <w:t xml:space="preserve">items), an empirical confirmation that generated evaluation items are not present in</w:t>
-      </w:r>
-      <w:r>
-        <w:t xml:space="preserve"> </w:t>
-      </w:r>
-      <w:r>
-        <w:t xml:space="preserve">models' pretraining data.</w:t>
+        <w:t xml:space="preserve">items;</w:t>
+      </w:r>
+      <w:r>
+        <w:t xml:space="preserve"> </w:t>
+      </w:r>
+      <m:oMath>
+        <m:r>
+          <m:t>110</m:t>
+        </m:r>
+        <m:r>
+          <m:rPr>
+            <m:sty m:val="p"/>
+          </m:rPr>
+          <m:t>,</m:t>
+        </m:r>
+        <m:r>
+          <m:t>784</m:t>
+        </m:r>
+      </m:oMath>
+      <w:r>
+        <w:t xml:space="preserve"> </w:t>
+      </w:r>
+      <w:r>
+        <w:t xml:space="preserve">distinct public 13-grams), corroborating—alongside</w:t>
+      </w:r>
+      <w:r>
+        <w:t xml:space="preserve"> </w:t>
+      </w:r>
+      <w:r>
+        <w:t xml:space="preserve">the structural freshness guarantee—that generated evaluation items are not leaked copies of public test sets.</w:t>
       </w:r>
     </w:p>
     <w:bookmarkEnd w:id="42"/>

--- a/docs/paper/CoEval.docx
+++ b/docs/paper/CoEval.docx
@@ -4278,7 +4278,7 @@
       </w:r>
     </w:p>
     <w:bookmarkEnd w:id="24"/>
-    <w:bookmarkStart w:id="47" w:name="results"/>
+    <w:bookmarkStart w:id="48" w:name="results"/>
     <w:p>
       <w:pPr>
         <w:pStyle w:val="Heading2"/>
@@ -4407,13 +4407,7 @@
         <w:t xml:space="preserve">contamination-free</w:t>
       </w:r>
       <w:r>
-        <w:t xml:space="preserve">—and Section 5.7 shows the process</w:t>
-      </w:r>
-      <w:r>
-        <w:t xml:space="preserve"> </w:t>
-      </w:r>
-      <w:r>
-        <w:t xml:space="preserve">is cheap enough to re-run per use case and per model release.</w:t>
+        <w:t xml:space="preserve">—and Section 5.7 shows the process is cheap enough to re-run per use case, and Section 5.8 exercises the complete tool on two custom verticals (clinical, legal) with no labeled data.</w:t>
       </w:r>
     </w:p>
     <w:bookmarkStart w:id="28" w:name="ground-truth-correlation"/>
@@ -4443,7 +4437,37 @@
         <w:t xml:space="preserve"> </w:t>
       </w:r>
       <w:r>
-        <w:t xml:space="preserve">truth is unambiguous. SciQ and ARC-Challenge responses (</w:t>
+        <w:t xml:space="preserve">truth is unambiguous. SciQ and ARC-Challenge responses (task identifiers</w:t>
+      </w:r>
+      <w:r>
+        <w:t xml:space="preserve"> </w:t>
+      </w:r>
+      <w:r>
+        <w:rPr>
+          <w:rStyle w:val="VerbatimChar"/>
+        </w:rPr>
+        <w:t xml:space="preserve">science_qa</w:t>
+      </w:r>
+      <w:r>
+        <w:t xml:space="preserve"> </w:t>
+      </w:r>
+      <w:r>
+        <w:t xml:space="preserve">and</w:t>
+      </w:r>
+      <w:r>
+        <w:t xml:space="preserve"> </w:t>
+      </w:r>
+      <w:r>
+        <w:rPr>
+          <w:rStyle w:val="VerbatimChar"/>
+        </w:rPr>
+        <w:t xml:space="preserve">science_reasoning</w:t>
+      </w:r>
+      <w:r>
+        <w:t xml:space="preserve">;</w:t>
+      </w:r>
+      <w:r>
+        <w:t xml:space="preserve"> </w:t>
       </w:r>
       <m:oMath>
         <m:r>
@@ -4463,7 +4487,7 @@
         <w:t xml:space="preserve"> </w:t>
       </w:r>
       <w:r>
-        <w:t xml:space="preserve">from three student models, drawn from</w:t>
+        <w:t xml:space="preserve">from three student models over</w:t>
       </w:r>
       <w:r>
         <w:t xml:space="preserve"> </w:t>
@@ -9750,17 +9774,16 @@
       </w:r>
     </w:p>
     <w:bookmarkEnd w:id="46"/>
-    <w:bookmarkEnd w:id="47"/>
-    <w:bookmarkStart w:id="48" w:name="discussion"/>
+    <w:bookmarkStart w:id="47" w:name="putting-it-together-domain-case-studies"/>
     <w:p>
       <w:pPr>
-        <w:pStyle w:val="Heading2"/>
+        <w:pStyle w:val="Heading3"/>
         <w:keepNext/>
         <w:keepLines/>
         <w:widowControl w:val="1"/>
       </w:pPr>
       <w:r>
-        <w:t xml:space="preserve">6. Discussion</w:t>
+        <w:t xml:space="preserve">5.8 Putting it together: domain case studies</w:t>
       </w:r>
     </w:p>
     <w:p>
@@ -9772,13 +9795,806 @@
         <w:widowControl w:val="1"/>
       </w:pPr>
       <w:r>
-        <w:t xml:space="preserve">Taken together, the results support a single design principle: the reliability of an LLM-judge panel is governed by</w:t>
-      </w:r>
-      <w:r>
-        <w:t xml:space="preserve"> </w:t>
-      </w:r>
-      <w:r>
-        <w:t xml:space="preserve">its</w:t>
+        <w:t xml:space="preserve">The preceding sections validate CoEval's components where ground truth is available. We now exercise the complete tool</w:t>
+      </w:r>
+      <w:r>
+        <w:t xml:space="preserve"> </w:t>
+      </w:r>
+      <w:r>
+        <w:t xml:space="preserve">in its intended regime: two custom verticals—</w:t>
+      </w:r>
+      <w:r>
+        <w:rPr>
+          <w:i/>
+          <w:iCs/>
+        </w:rPr>
+        <w:t xml:space="preserve">clinical reasoning</w:t>
+      </w:r>
+      <w:r>
+        <w:t xml:space="preserve"> </w:t>
+      </w:r>
+      <w:r>
+        <w:t xml:space="preserve">and</w:t>
+      </w:r>
+      <w:r>
+        <w:t xml:space="preserve"> </w:t>
+      </w:r>
+      <w:r>
+        <w:rPr>
+          <w:i/>
+          <w:iCs/>
+        </w:rPr>
+        <w:t xml:space="preserve">legal analysis</w:t>
+      </w:r>
+      <w:r>
+        <w:t xml:space="preserve">—for</w:t>
+      </w:r>
+      <w:r>
+        <w:t xml:space="preserve"> </w:t>
+      </w:r>
+      <w:r>
+        <w:t xml:space="preserve">which we assume no labeled data and no trustworthy public benchmark. From a one-line task description, CoEval's teacher</w:t>
+      </w:r>
+      <w:r>
+        <w:t xml:space="preserve"> </w:t>
+      </w:r>
+      <w:r>
+        <w:t xml:space="preserve">generated 40 attribute-stratified items per vertical (freshly synthesized, hence contamination-free), three candidate</w:t>
+      </w:r>
+      <w:r>
+        <w:t xml:space="preserve"> </w:t>
+      </w:r>
+      <w:r>
+        <w:t xml:space="preserve">models answered them, and the cross-family ensemble (OpenAI + Anthropic + Google) scored every</w:t>
+      </w:r>
+      <w:r>
+        <w:t xml:space="preserve"> </w:t>
+      </w:r>
+      <w:r>
+        <w:t xml:space="preserve">response—all from a single configuration file, with no human labels or raters. Table 4 reports the resulting</w:t>
+      </w:r>
+      <w:r>
+        <w:t xml:space="preserve"> </w:t>
+      </w:r>
+      <w:r>
+        <w:t xml:space="preserve">rankings. CoEval cleanly and</w:t>
+      </w:r>
+      <w:r>
+        <w:t xml:space="preserve"> </w:t>
+      </w:r>
+      <w:r>
+        <w:rPr>
+          <w:i/>
+          <w:iCs/>
+        </w:rPr>
+        <w:t xml:space="preserve">unanimously</w:t>
+      </w:r>
+      <w:r>
+        <w:t xml:space="preserve"> </w:t>
+      </w:r>
+      <w:r>
+        <w:t xml:space="preserve">(all three judges, both verticals) places the smallest model</w:t>
+      </w:r>
+      <w:r>
+        <w:t xml:space="preserve"> </w:t>
+      </w:r>
+      <w:r>
+        <w:t xml:space="preserve">(</w:t>
+      </w:r>
+      <w:r>
+        <w:rPr>
+          <w:rStyle w:val="VerbatimChar"/>
+        </w:rPr>
+        <w:t xml:space="preserve">llama-3.2-3b</w:t>
+      </w:r>
+      <w:r>
+        <w:t xml:space="preserve">) last, and decisively ranks</w:t>
+      </w:r>
+      <w:r>
+        <w:t xml:space="preserve"> </w:t>
+      </w:r>
+      <w:r>
+        <w:rPr>
+          <w:rStyle w:val="VerbatimChar"/>
+        </w:rPr>
+        <w:t xml:space="preserve">gpt-4o-mini</w:t>
+      </w:r>
+      <w:r>
+        <w:t xml:space="preserve"> </w:t>
+      </w:r>
+      <w:r>
+        <w:t xml:space="preserve">strongest on legal analysis; on</w:t>
+      </w:r>
+      <w:r>
+        <w:t xml:space="preserve"> </w:t>
+      </w:r>
+      <w:r>
+        <w:t xml:space="preserve">clinical reasoning the two stronger models are statistically close, which the overlapping intervals correctly surface</w:t>
+      </w:r>
+      <w:r>
+        <w:t xml:space="preserve"> </w:t>
+      </w:r>
+      <w:r>
+        <w:t xml:space="preserve">rather than hide. This is the operation the framework is built for: producing a defensible model ranking for a bespoke</w:t>
+      </w:r>
+      <w:r>
+        <w:t xml:space="preserve"> </w:t>
+      </w:r>
+      <w:r>
+        <w:t xml:space="preserve">domain in which a standard benchmark is unavailable or untrustworthy.</w:t>
+      </w:r>
+    </w:p>
+    <w:p>
+      <w:pPr>
+        <w:pStyle w:val="TableCaption"/>
+        <w:spacing w:before="160" w:after="60" w:line="240" w:lineRule="auto"/>
+        <w:jc w:val="center"/>
+        <w:keepNext/>
+        <w:keepLines/>
+        <w:widowControl w:val="1"/>
+      </w:pPr>
+      <w:r>
+        <w:rPr>
+          <w:b/>
+          <w:bCs/>
+        </w:rPr>
+        <w:t xml:space="preserve">Table 4.</w:t>
+      </w:r>
+      <w:r>
+        <w:t xml:space="preserve"> </w:t>
+      </w:r>
+      <w:r>
+        <w:t xml:space="preserve">CoEval ranks three candidate models on two custom, contamination-free verticals</w:t>
+      </w:r>
+      <w:r>
+        <w:t xml:space="preserve"> </w:t>
+      </w:r>
+      <w:r>
+        <w:t xml:space="preserve">generated from a task description with no labeled data. Scores are the cross-family ensemble mean (</w:t>
+      </w:r>
+      <m:oMath>
+        <m:r>
+          <m:rPr>
+            <m:sty m:val="p"/>
+          </m:rPr>
+          <m:t>[</m:t>
+        </m:r>
+        <m:r>
+          <m:t>0</m:t>
+        </m:r>
+        <m:r>
+          <m:rPr>
+            <m:sty m:val="p"/>
+          </m:rPr>
+          <m:t>,</m:t>
+        </m:r>
+        <m:r>
+          <m:t>1</m:t>
+        </m:r>
+        <m:r>
+          <m:rPr>
+            <m:sty m:val="p"/>
+          </m:rPr>
+          <m:t>]</m:t>
+        </m:r>
+      </m:oMath>
+      <w:r>
+        <w:t xml:space="preserve">) with 95%</w:t>
+      </w:r>
+      <w:r>
+        <w:t xml:space="preserve"> </w:t>
+      </w:r>
+      <w:r>
+        <w:t xml:space="preserve">bootstrap CI over</w:t>
+      </w:r>
+      <w:r>
+        <w:t xml:space="preserve"> </w:t>
+      </w:r>
+      <m:oMath>
+        <m:r>
+          <m:t>40</m:t>
+        </m:r>
+      </m:oMath>
+      <w:r>
+        <w:t xml:space="preserve"> </w:t>
+      </w:r>
+      <w:r>
+        <w:t xml:space="preserve">generated items; the weakest model is identified unanimously by all three judges in both</w:t>
+      </w:r>
+      <w:r>
+        <w:t xml:space="preserve"> </w:t>
+      </w:r>
+      <w:r>
+        <w:t xml:space="preserve">verticals.</w:t>
+      </w:r>
+    </w:p>
+    <w:tbl>
+      <w:tblPr>
+        <w:tblStyle w:val="Table"/>
+        <w:tblW w:type="pct" w:w="5000"/>
+        <w:jc w:val="center"/>
+        <w:tblLook w:firstRow="1" w:lastRow="0" w:firstColumn="0" w:lastColumn="0" w:noHBand="0" w:noVBand="0" w:val="0020"/>
+        <w:tblCaption w:val="Table 4. CoEval ranks three candidate models on two custom, contamination-free verticals generated from a task description with no labeled data. Scores are the cross-family ensemble mean ([0,1]) with 95% bootstrap CI over 40 generated items; the weakest model is identified unanimously by all three judges in both verticals."/>
+        <w:tblLayout w:type="autofit"/>
+        <w:tblBorders>
+          <w:top w:val="single" w:sz="10" w:color="4F6272"/>
+          <w:bottom w:val="single" w:sz="10" w:color="4F6272"/>
+          <w:insideH w:val="single" w:sz="5" w:color="9FB0C2"/>
+          <w:left w:val="single" w:sz="6" w:color="9FB0C2"/>
+          <w:right w:val="single" w:sz="6" w:color="9FB0C2"/>
+          <w:insideV w:val="single" w:sz="5" w:color="D9E1E8"/>
+        </w:tblBorders>
+      </w:tblPr>
+      <w:tblGrid>
+        <w:gridCol w:w="3960"/>
+        <w:gridCol w:w="3960"/>
+      </w:tblGrid>
+      <w:tr>
+        <w:trPr>
+          <w:tblHeader w:val="on"/>
+        </w:trPr>
+        <w:tc>
+          <w:tcPr>
+            <w:shd w:fill="EEF3F7"/>
+            <w:tcBorders>
+              <w:left w:val="nil"/>
+              <w:right w:val="nil"/>
+              <w:top w:val="nil"/>
+              <w:bottom w:val="single" w:sz="8" w:color="9FB0C2"/>
+            </w:tcBorders>
+          </w:tcPr>
+          <w:p>
+            <w:pPr>
+              <w:pStyle w:val="Compact"/>
+              <w:spacing w:before="0" w:after="20" w:line="240" w:lineRule="auto"/>
+              <w:jc w:val="center"/>
+              <w:keepNext w:val="0"/>
+              <w:keepLines/>
+              <w:widowControl w:val="1"/>
+            </w:pPr>
+            <w:r>
+              <w:rPr>
+                <w:rFonts w:ascii="Times New Roman" w:hAnsi="Times New Roman"/>
+                <w:b/>
+                <w:sz w:val="19"/>
+              </w:rPr>
+              <w:t xml:space="preserve">Vertical / Model</w:t>
+            </w:r>
+          </w:p>
+        </w:tc>
+        <w:tc>
+          <w:tcPr>
+            <w:shd w:fill="EEF3F7"/>
+            <w:tcBorders>
+              <w:left w:val="nil"/>
+              <w:right w:val="nil"/>
+              <w:top w:val="nil"/>
+              <w:bottom w:val="single" w:sz="8" w:color="9FB0C2"/>
+            </w:tcBorders>
+          </w:tcPr>
+          <w:p>
+            <w:pPr>
+              <w:pStyle w:val="Compact"/>
+              <w:spacing w:before="0" w:after="20" w:line="240" w:lineRule="auto"/>
+              <w:jc w:val="center"/>
+              <w:keepNext w:val="0"/>
+              <w:keepLines/>
+              <w:widowControl w:val="1"/>
+            </w:pPr>
+            <w:r>
+              <w:rPr>
+                <w:rFonts w:ascii="Times New Roman" w:hAnsi="Times New Roman"/>
+                <w:b/>
+                <w:sz w:val="19"/>
+              </w:rPr>
+              <w:t xml:space="preserve">CoEval ensemble score [95% CI]</w:t>
+            </w:r>
+          </w:p>
+        </w:tc>
+      </w:tr>
+      <w:tr>
+        <w:tc>
+          <w:tcPr>
+            <w:tcBorders>
+              <w:left w:val="nil"/>
+              <w:right w:val="nil"/>
+              <w:top w:val="nil"/>
+              <w:bottom w:val="single" w:sz="4" w:color="D9E1E8"/>
+            </w:tcBorders>
+          </w:tcPr>
+          <w:p>
+            <w:pPr>
+              <w:pStyle w:val="Compact"/>
+              <w:spacing w:before="0" w:after="20" w:line="240" w:lineRule="auto"/>
+              <w:jc w:val="center"/>
+              <w:keepNext w:val="0"/>
+              <w:keepLines/>
+              <w:widowControl w:val="1"/>
+            </w:pPr>
+            <w:r>
+              <w:rPr>
+                <w:rFonts w:ascii="Times New Roman" w:hAnsi="Times New Roman"/>
+                <w:i/>
+                <w:iCs/>
+                <w:sz w:val="20"/>
+              </w:rPr>
+              <w:t xml:space="preserve">Clinical reasoning</w:t>
+            </w:r>
+          </w:p>
+        </w:tc>
+        <w:tc>
+          <w:tcPr>
+            <w:tcBorders>
+              <w:left w:val="nil"/>
+              <w:right w:val="nil"/>
+              <w:top w:val="nil"/>
+              <w:bottom w:val="single" w:sz="4" w:color="D9E1E8"/>
+            </w:tcBorders>
+          </w:tcPr>
+          <w:p>
+            <w:pPr>
+              <w:pStyle w:val="Compact"/>
+              <w:spacing w:before="0" w:after="20" w:line="240" w:lineRule="auto"/>
+              <w:jc w:val="center"/>
+              <w:keepNext w:val="0"/>
+              <w:keepLines/>
+              <w:widowControl w:val="1"/>
+            </w:pPr>
+          </w:p>
+        </w:tc>
+      </w:tr>
+      <w:tr>
+        <w:tc>
+          <w:tcPr>
+            <w:tcBorders>
+              <w:left w:val="nil"/>
+              <w:right w:val="nil"/>
+              <w:top w:val="nil"/>
+              <w:bottom w:val="single" w:sz="4" w:color="D9E1E8"/>
+            </w:tcBorders>
+          </w:tcPr>
+          <w:p>
+            <w:pPr>
+              <w:pStyle w:val="Compact"/>
+              <w:spacing w:before="0" w:after="20" w:line="240" w:lineRule="auto"/>
+              <w:jc w:val="center"/>
+              <w:keepNext w:val="0"/>
+              <w:keepLines/>
+              <w:widowControl w:val="1"/>
+            </w:pPr>
+            <w:r>
+              <w:rPr>
+                <w:rFonts w:ascii="Times New Roman" w:hAnsi="Times New Roman"/>
+                <w:sz w:val="20"/>
+              </w:rPr>
+              <w:t xml:space="preserve">  gpt-3.5-turbo</w:t>
+            </w:r>
+          </w:p>
+        </w:tc>
+        <w:tc>
+          <w:tcPr>
+            <w:tcBorders>
+              <w:left w:val="nil"/>
+              <w:right w:val="nil"/>
+              <w:top w:val="nil"/>
+              <w:bottom w:val="single" w:sz="4" w:color="D9E1E8"/>
+            </w:tcBorders>
+          </w:tcPr>
+          <w:p>
+            <w:pPr>
+              <w:pStyle w:val="Compact"/>
+              <w:spacing w:before="0" w:after="20" w:line="240" w:lineRule="auto"/>
+              <w:jc w:val="center"/>
+              <w:keepNext w:val="0"/>
+              <w:keepLines/>
+              <w:widowControl w:val="1"/>
+            </w:pPr>
+            <w:r>
+              <w:rPr>
+                <w:rFonts w:ascii="Times New Roman" w:hAnsi="Times New Roman"/>
+                <w:sz w:val="20"/>
+              </w:rPr>
+              <w:t xml:space="preserve">0.873 [0.849, 0.895]</w:t>
+            </w:r>
+          </w:p>
+        </w:tc>
+      </w:tr>
+      <w:tr>
+        <w:tc>
+          <w:tcPr>
+            <w:tcBorders>
+              <w:left w:val="nil"/>
+              <w:right w:val="nil"/>
+              <w:top w:val="nil"/>
+              <w:bottom w:val="single" w:sz="4" w:color="D9E1E8"/>
+            </w:tcBorders>
+          </w:tcPr>
+          <w:p>
+            <w:pPr>
+              <w:pStyle w:val="Compact"/>
+              <w:spacing w:before="0" w:after="20" w:line="240" w:lineRule="auto"/>
+              <w:jc w:val="center"/>
+              <w:keepNext w:val="0"/>
+              <w:keepLines/>
+              <w:widowControl w:val="1"/>
+            </w:pPr>
+            <w:r>
+              <w:rPr>
+                <w:rFonts w:ascii="Times New Roman" w:hAnsi="Times New Roman"/>
+                <w:sz w:val="20"/>
+              </w:rPr>
+              <w:t xml:space="preserve">  gpt-4o-mini</w:t>
+            </w:r>
+          </w:p>
+        </w:tc>
+        <w:tc>
+          <w:tcPr>
+            <w:tcBorders>
+              <w:left w:val="nil"/>
+              <w:right w:val="nil"/>
+              <w:top w:val="nil"/>
+              <w:bottom w:val="single" w:sz="4" w:color="D9E1E8"/>
+            </w:tcBorders>
+          </w:tcPr>
+          <w:p>
+            <w:pPr>
+              <w:pStyle w:val="Compact"/>
+              <w:spacing w:before="0" w:after="20" w:line="240" w:lineRule="auto"/>
+              <w:jc w:val="center"/>
+              <w:keepNext w:val="0"/>
+              <w:keepLines/>
+              <w:widowControl w:val="1"/>
+            </w:pPr>
+            <w:r>
+              <w:rPr>
+                <w:rFonts w:ascii="Times New Roman" w:hAnsi="Times New Roman"/>
+                <w:sz w:val="20"/>
+              </w:rPr>
+              <w:t xml:space="preserve">0.864 [0.840, 0.885]</w:t>
+            </w:r>
+          </w:p>
+        </w:tc>
+      </w:tr>
+      <w:tr>
+        <w:tc>
+          <w:tcPr>
+            <w:tcBorders>
+              <w:left w:val="nil"/>
+              <w:right w:val="nil"/>
+              <w:top w:val="nil"/>
+              <w:bottom w:val="single" w:sz="4" w:color="D9E1E8"/>
+            </w:tcBorders>
+          </w:tcPr>
+          <w:p>
+            <w:pPr>
+              <w:pStyle w:val="Compact"/>
+              <w:spacing w:before="0" w:after="20" w:line="240" w:lineRule="auto"/>
+              <w:jc w:val="center"/>
+              <w:keepNext w:val="0"/>
+              <w:keepLines/>
+              <w:widowControl w:val="1"/>
+            </w:pPr>
+            <w:r>
+              <w:rPr>
+                <w:rFonts w:ascii="Times New Roman" w:hAnsi="Times New Roman"/>
+                <w:sz w:val="20"/>
+              </w:rPr>
+              <w:t xml:space="preserve">  llama-3.2-3b</w:t>
+            </w:r>
+          </w:p>
+        </w:tc>
+        <w:tc>
+          <w:tcPr>
+            <w:tcBorders>
+              <w:left w:val="nil"/>
+              <w:right w:val="nil"/>
+              <w:top w:val="nil"/>
+              <w:bottom w:val="single" w:sz="4" w:color="D9E1E8"/>
+            </w:tcBorders>
+          </w:tcPr>
+          <w:p>
+            <w:pPr>
+              <w:pStyle w:val="Compact"/>
+              <w:spacing w:before="0" w:after="20" w:line="240" w:lineRule="auto"/>
+              <w:jc w:val="center"/>
+              <w:keepNext w:val="0"/>
+              <w:keepLines/>
+              <w:widowControl w:val="1"/>
+            </w:pPr>
+            <w:r>
+              <w:rPr>
+                <w:rFonts w:ascii="Times New Roman" w:hAnsi="Times New Roman"/>
+                <w:sz w:val="20"/>
+              </w:rPr>
+              <w:t xml:space="preserve">0.814 [0.784, 0.844]</w:t>
+            </w:r>
+          </w:p>
+        </w:tc>
+      </w:tr>
+      <w:tr>
+        <w:tc>
+          <w:tcPr>
+            <w:tcBorders>
+              <w:left w:val="nil"/>
+              <w:right w:val="nil"/>
+              <w:top w:val="nil"/>
+              <w:bottom w:val="single" w:sz="4" w:color="D9E1E8"/>
+            </w:tcBorders>
+          </w:tcPr>
+          <w:p>
+            <w:pPr>
+              <w:pStyle w:val="Compact"/>
+              <w:spacing w:before="0" w:after="20" w:line="240" w:lineRule="auto"/>
+              <w:jc w:val="center"/>
+              <w:keepNext w:val="0"/>
+              <w:keepLines/>
+              <w:widowControl w:val="1"/>
+            </w:pPr>
+            <w:r>
+              <w:rPr>
+                <w:rFonts w:ascii="Times New Roman" w:hAnsi="Times New Roman"/>
+                <w:i/>
+                <w:iCs/>
+                <w:sz w:val="20"/>
+              </w:rPr>
+              <w:t xml:space="preserve">Legal analysis</w:t>
+            </w:r>
+          </w:p>
+        </w:tc>
+        <w:tc>
+          <w:tcPr>
+            <w:tcBorders>
+              <w:left w:val="nil"/>
+              <w:right w:val="nil"/>
+              <w:top w:val="nil"/>
+              <w:bottom w:val="single" w:sz="4" w:color="D9E1E8"/>
+            </w:tcBorders>
+          </w:tcPr>
+          <w:p>
+            <w:pPr>
+              <w:pStyle w:val="Compact"/>
+              <w:spacing w:before="0" w:after="20" w:line="240" w:lineRule="auto"/>
+              <w:jc w:val="center"/>
+              <w:keepNext w:val="0"/>
+              <w:keepLines/>
+              <w:widowControl w:val="1"/>
+            </w:pPr>
+          </w:p>
+        </w:tc>
+      </w:tr>
+      <w:tr>
+        <w:tc>
+          <w:tcPr>
+            <w:tcBorders>
+              <w:left w:val="nil"/>
+              <w:right w:val="nil"/>
+              <w:top w:val="nil"/>
+              <w:bottom w:val="single" w:sz="4" w:color="D9E1E8"/>
+            </w:tcBorders>
+          </w:tcPr>
+          <w:p>
+            <w:pPr>
+              <w:pStyle w:val="Compact"/>
+              <w:spacing w:before="0" w:after="20" w:line="240" w:lineRule="auto"/>
+              <w:jc w:val="center"/>
+              <w:keepNext w:val="0"/>
+              <w:keepLines/>
+              <w:widowControl w:val="1"/>
+            </w:pPr>
+            <w:r>
+              <w:rPr>
+                <w:rFonts w:ascii="Times New Roman" w:hAnsi="Times New Roman"/>
+                <w:sz w:val="20"/>
+              </w:rPr>
+              <w:t xml:space="preserve">  gpt-4o-mini</w:t>
+            </w:r>
+          </w:p>
+        </w:tc>
+        <w:tc>
+          <w:tcPr>
+            <w:tcBorders>
+              <w:left w:val="nil"/>
+              <w:right w:val="nil"/>
+              <w:top w:val="nil"/>
+              <w:bottom w:val="single" w:sz="4" w:color="D9E1E8"/>
+            </w:tcBorders>
+          </w:tcPr>
+          <w:p>
+            <w:pPr>
+              <w:pStyle w:val="Compact"/>
+              <w:spacing w:before="0" w:after="20" w:line="240" w:lineRule="auto"/>
+              <w:jc w:val="center"/>
+              <w:keepNext w:val="0"/>
+              <w:keepLines/>
+              <w:widowControl w:val="1"/>
+            </w:pPr>
+            <w:r>
+              <w:rPr>
+                <w:rFonts w:ascii="Times New Roman" w:hAnsi="Times New Roman"/>
+                <w:sz w:val="20"/>
+              </w:rPr>
+              <w:t xml:space="preserve">0.982 [0.973, 0.991]</w:t>
+            </w:r>
+          </w:p>
+        </w:tc>
+      </w:tr>
+      <w:tr>
+        <w:tc>
+          <w:tcPr>
+            <w:tcBorders>
+              <w:left w:val="nil"/>
+              <w:right w:val="nil"/>
+              <w:top w:val="nil"/>
+              <w:bottom w:val="single" w:sz="4" w:color="D9E1E8"/>
+            </w:tcBorders>
+          </w:tcPr>
+          <w:p>
+            <w:pPr>
+              <w:pStyle w:val="Compact"/>
+              <w:spacing w:before="0" w:after="20" w:line="240" w:lineRule="auto"/>
+              <w:jc w:val="center"/>
+              <w:keepNext w:val="0"/>
+              <w:keepLines/>
+              <w:widowControl w:val="1"/>
+            </w:pPr>
+            <w:r>
+              <w:rPr>
+                <w:rFonts w:ascii="Times New Roman" w:hAnsi="Times New Roman"/>
+                <w:sz w:val="20"/>
+              </w:rPr>
+              <w:t xml:space="preserve">  gpt-3.5-turbo</w:t>
+            </w:r>
+          </w:p>
+        </w:tc>
+        <w:tc>
+          <w:tcPr>
+            <w:tcBorders>
+              <w:left w:val="nil"/>
+              <w:right w:val="nil"/>
+              <w:top w:val="nil"/>
+              <w:bottom w:val="single" w:sz="4" w:color="D9E1E8"/>
+            </w:tcBorders>
+          </w:tcPr>
+          <w:p>
+            <w:pPr>
+              <w:pStyle w:val="Compact"/>
+              <w:spacing w:before="0" w:after="20" w:line="240" w:lineRule="auto"/>
+              <w:jc w:val="center"/>
+              <w:keepNext w:val="0"/>
+              <w:keepLines/>
+              <w:widowControl w:val="1"/>
+            </w:pPr>
+            <w:r>
+              <w:rPr>
+                <w:rFonts w:ascii="Times New Roman" w:hAnsi="Times New Roman"/>
+                <w:sz w:val="20"/>
+              </w:rPr>
+              <w:t xml:space="preserve">0.740 [0.709, 0.770]</w:t>
+            </w:r>
+          </w:p>
+        </w:tc>
+      </w:tr>
+      <w:tr>
+        <w:tc>
+          <w:tcPr>
+            <w:tcBorders>
+              <w:left w:val="nil"/>
+              <w:right w:val="nil"/>
+              <w:top w:val="nil"/>
+              <w:bottom w:val="nil"/>
+            </w:tcBorders>
+          </w:tcPr>
+          <w:p>
+            <w:pPr>
+              <w:pStyle w:val="Compact"/>
+              <w:spacing w:before="0" w:after="20" w:line="240" w:lineRule="auto"/>
+              <w:jc w:val="center"/>
+              <w:keepNext w:val="0"/>
+              <w:keepLines/>
+              <w:widowControl w:val="1"/>
+            </w:pPr>
+            <w:r>
+              <w:rPr>
+                <w:rFonts w:ascii="Times New Roman" w:hAnsi="Times New Roman"/>
+                <w:sz w:val="20"/>
+              </w:rPr>
+              <w:t xml:space="preserve">  llama-3.2-3b</w:t>
+            </w:r>
+          </w:p>
+        </w:tc>
+        <w:tc>
+          <w:tcPr>
+            <w:tcBorders>
+              <w:left w:val="nil"/>
+              <w:right w:val="nil"/>
+              <w:top w:val="nil"/>
+              <w:bottom w:val="nil"/>
+            </w:tcBorders>
+          </w:tcPr>
+          <w:p>
+            <w:pPr>
+              <w:pStyle w:val="Compact"/>
+              <w:spacing w:before="0" w:after="20" w:line="240" w:lineRule="auto"/>
+              <w:jc w:val="center"/>
+              <w:keepNext w:val="0"/>
+              <w:keepLines/>
+              <w:widowControl w:val="1"/>
+            </w:pPr>
+            <w:r>
+              <w:rPr>
+                <w:rFonts w:ascii="Times New Roman" w:hAnsi="Times New Roman"/>
+                <w:sz w:val="20"/>
+              </w:rPr>
+              <w:t xml:space="preserve">0.709 [0.677, 0.744]</w:t>
+            </w:r>
+          </w:p>
+        </w:tc>
+      </w:tr>
+    </w:tbl>
+    <w:bookmarkEnd w:id="47"/>
+    <w:bookmarkEnd w:id="48"/>
+    <w:bookmarkStart w:id="49" w:name="discussion"/>
+    <w:p>
+      <w:pPr>
+        <w:pStyle w:val="Heading2"/>
+        <w:keepNext/>
+        <w:keepLines/>
+        <w:widowControl w:val="1"/>
+      </w:pPr>
+      <w:r>
+        <w:t xml:space="preserve">6. Discussion</w:t>
+      </w:r>
+    </w:p>
+    <w:p>
+      <w:pPr>
+        <w:pStyle w:val="FirstParagraph"/>
+        <w:jc w:val="both"/>
+        <w:keepNext w:val="0"/>
+        <w:keepLines w:val="0"/>
+        <w:widowControl w:val="1"/>
+      </w:pPr>
+      <w:r>
+        <w:t xml:space="preserve">CoEval is designed for a specific, common predicament: ranking models for a task or domain when no labeled data</w:t>
+      </w:r>
+      <w:r>
+        <w:t xml:space="preserve"> </w:t>
+      </w:r>
+      <w:r>
+        <w:t xml:space="preserve">exists to build a benchmark and public benchmarks cannot be trusted. The results show it meets that need—its</w:t>
+      </w:r>
+      <w:r>
+        <w:t xml:space="preserve"> </w:t>
+      </w:r>
+      <w:r>
+        <w:t xml:space="preserve">label-free scores reproduce the true model ranking and track ground truth, and its generated items are verifiably</w:t>
+      </w:r>
+      <w:r>
+        <w:t xml:space="preserve"> </w:t>
+      </w:r>
+      <w:r>
+        <w:t xml:space="preserve">fresh—and they explain</w:t>
+      </w:r>
+      <w:r>
+        <w:t xml:space="preserve"> </w:t>
+      </w:r>
+      <w:r>
+        <w:rPr>
+          <w:i/>
+          <w:iCs/>
+        </w:rPr>
+        <w:t xml:space="preserve">why</w:t>
+      </w:r>
+      <w:r>
+        <w:t xml:space="preserve"> </w:t>
+      </w:r>
+      <w:r>
+        <w:t xml:space="preserve">the label-free judging is trustworthy. The key enabler is a design</w:t>
+      </w:r>
+      <w:r>
+        <w:t xml:space="preserve"> </w:t>
+      </w:r>
+      <w:r>
+        <w:t xml:space="preserve">principle that is itself a contribution: the reliability of an LLM-judge panel is governed by its</w:t>
       </w:r>
       <w:r>
         <w:t xml:space="preserve"> </w:t>
@@ -9791,31 +10607,25 @@
         <w:t xml:space="preserve">composition</w:t>
       </w:r>
       <w:r>
-        <w:t xml:space="preserve">, not its size. A diverse, cross-family panel cancels the mixed-sign biases — verbosity,</w:t>
-      </w:r>
-      <w:r>
-        <w:t xml:space="preserve"> </w:t>
-      </w:r>
-      <w:r>
-        <w:t xml:space="preserve">self-preference — that any individual judge carries, while a same-family panel would merely amplify a shared</w:t>
-      </w:r>
-      <w:r>
-        <w:t xml:space="preserve"> </w:t>
-      </w:r>
-      <w:r>
-        <w:t xml:space="preserve">bias. This reframes panel construction: practitioners should prioritize vendor diversity over adding more copies of</w:t>
-      </w:r>
-      <w:r>
-        <w:t xml:space="preserve"> </w:t>
-      </w:r>
-      <w:r>
-        <w:t xml:space="preserve">similar judges. The Spearman–Brown convergence (Section 5.2) further shows that a modest diverse panel</w:t>
-      </w:r>
-      <w:r>
-        <w:t xml:space="preserve"> </w:t>
-      </w:r>
-      <w:r>
-        <w:t xml:space="preserve">already recovers most of the full-panel reliability, so the cost of diversity is small.</w:t>
+        <w:t xml:space="preserve">, not its size. A diverse, cross-family panel cancels the mixed-sign biases—verbosity,</w:t>
+      </w:r>
+      <w:r>
+        <w:t xml:space="preserve"> </w:t>
+      </w:r>
+      <w:r>
+        <w:t xml:space="preserve">self-preference—that any individual judge carries, while a same-family panel would merely amplify a shared</w:t>
+      </w:r>
+      <w:r>
+        <w:t xml:space="preserve"> </w:t>
+      </w:r>
+      <w:r>
+        <w:t xml:space="preserve">bias; practitioners should prioritize vendor diversity over adding more copies of similar judges. A modest diverse</w:t>
+      </w:r>
+      <w:r>
+        <w:t xml:space="preserve"> </w:t>
+      </w:r>
+      <w:r>
+        <w:t xml:space="preserve">panel already recovers most of the full-panel reliability, so the cost of diversity is small.</w:t>
       </w:r>
     </w:p>
     <w:p>
@@ -9866,8 +10676,66 @@
         <w:t xml:space="preserve">the scores.</w:t>
       </w:r>
     </w:p>
-    <w:bookmarkEnd w:id="48"/>
-    <w:bookmarkStart w:id="49" w:name="conclusion"/>
+    <w:p>
+      <w:pPr>
+        <w:pStyle w:val="BodyText"/>
+        <w:jc w:val="both"/>
+        <w:keepNext w:val="0"/>
+        <w:keepLines w:val="0"/>
+        <w:widowControl w:val="1"/>
+      </w:pPr>
+      <w:r>
+        <w:rPr>
+          <w:b/>
+          <w:bCs/>
+        </w:rPr>
+        <w:t xml:space="preserve">Scope and limitations.</w:t>
+      </w:r>
+      <w:r>
+        <w:t xml:space="preserve"> </w:t>
+      </w:r>
+      <w:r>
+        <w:t xml:space="preserve">Our ground-truth validation of the ranking operation uses objective</w:t>
+      </w:r>
+      <w:r>
+        <w:t xml:space="preserve"> </w:t>
+      </w:r>
+      <w:r>
+        <w:t xml:space="preserve">exact-match QA, where labels exist; on subjective custom domains (Section 5.8) we rely on the cross-family</w:t>
+      </w:r>
+      <w:r>
+        <w:t xml:space="preserve"> </w:t>
+      </w:r>
+      <w:r>
+        <w:t xml:space="preserve">ensemble and report intervals rather than a held-out gold ranking, because by assumption none exists. We study three</w:t>
+      </w:r>
+      <w:r>
+        <w:t xml:space="preserve"> </w:t>
+      </w:r>
+      <w:r>
+        <w:t xml:space="preserve">candidate models across six task families and two verticals; broader model pools and additional domains would further</w:t>
+      </w:r>
+      <w:r>
+        <w:t xml:space="preserve"> </w:t>
+      </w:r>
+      <w:r>
+        <w:t xml:space="preserve">test generality. Self-preference (Section 5.4) is a structural design property whose magnitude we do not</w:t>
+      </w:r>
+      <w:r>
+        <w:t xml:space="preserve"> </w:t>
+      </w:r>
+      <w:r>
+        <w:t xml:space="preserve">cleanly isolate from capability. And the contamination guarantee is structural (fresh per-run synthesis) with n-gram</w:t>
+      </w:r>
+      <w:r>
+        <w:t xml:space="preserve"> </w:t>
+      </w:r>
+      <w:r>
+        <w:t xml:space="preserve">non-duplication as corroboration, not a membership test against any model's full pretraining corpus.</w:t>
+      </w:r>
+    </w:p>
+    <w:bookmarkEnd w:id="49"/>
+    <w:bookmarkStart w:id="50" w:name="conclusion"/>
     <w:p>
       <w:pPr>
         <w:pStyle w:val="Heading2"/>
@@ -9888,13 +10756,7 @@
         <w:widowControl w:val="1"/>
       </w:pPr>
       <w:r>
-        <w:t xml:space="preserve">We presented CoEval, a contamination-free, domain-targeted LLM evaluation framework built on a teacher/student/judge</w:t>
-      </w:r>
-      <w:r>
-        <w:t xml:space="preserve"> </w:t>
-      </w:r>
-      <w:r>
-        <w:t xml:space="preserve">role separation, attribute-stratified benchmark generation, and a cross-family judge ensemble. CoEval delivers</w:t>
+        <w:t xml:space="preserve">We presented CoEval, a tool for ranking language models on custom tasks and domains when neither labeled data nor a trustworthy benchmark is available: from a task description alone it generates a fresh, contamination-resistant benchmark and ranks candidate models with a cross-family judge ensemble, with no human annotation. CoEval delivers</w:t>
       </w:r>
       <w:r>
         <w:t xml:space="preserve"> </w:t>
@@ -10006,8 +10868,8 @@
         <w:t xml:space="preserve">fully reproducible.</w:t>
       </w:r>
     </w:p>
-    <w:bookmarkEnd w:id="49"/>
-    <w:bookmarkStart w:id="102" w:name="references"/>
+    <w:bookmarkEnd w:id="50"/>
+    <w:bookmarkStart w:id="103" w:name="references"/>
     <w:p>
       <w:pPr>
         <w:pStyle w:val="ReferencesHeading"/>
@@ -10032,7 +10894,7 @@
         <w:keepLines w:val="0"/>
         <w:widowControl w:val="1"/>
       </w:pPr>
-      <w:bookmarkStart w:id="51" w:name="r1"/>
+      <w:bookmarkStart w:id="52" w:name="r1"/>
       <w:r>
         <w:t xml:space="preserve">Zheng, L., Chiang, W.-L., Sheng, Y., et al. (2023).</w:t>
       </w:r>
@@ -10069,7 +10931,7 @@
       <w:r>
         <w:t xml:space="preserve"> </w:t>
       </w:r>
-      <w:hyperlink r:id="rId50">
+      <w:hyperlink r:id="rId51">
         <w:r>
           <w:rPr>
             <w:rStyle w:val="Hyperlink"/>
@@ -10077,7 +10939,7 @@
           <w:t xml:space="preserve">arxiv.org/abs/2306.05685</w:t>
         </w:r>
       </w:hyperlink>
-      <w:bookmarkEnd w:id="51"/>
+      <w:bookmarkEnd w:id="52"/>
     </w:p>
     <w:p>
       <w:pPr>
@@ -10091,7 +10953,7 @@
         <w:keepLines w:val="0"/>
         <w:widowControl w:val="1"/>
       </w:pPr>
-      <w:bookmarkStart w:id="53" w:name="r2"/>
+      <w:bookmarkStart w:id="54" w:name="r2"/>
       <w:r>
         <w:t xml:space="preserve">Liu, Y., Iter, D., Xu, Y., et al. (2023).</w:t>
       </w:r>
@@ -10128,7 +10990,7 @@
       <w:r>
         <w:t xml:space="preserve"> </w:t>
       </w:r>
-      <w:hyperlink r:id="rId52">
+      <w:hyperlink r:id="rId53">
         <w:r>
           <w:rPr>
             <w:rStyle w:val="Hyperlink"/>
@@ -10136,7 +10998,7 @@
           <w:t xml:space="preserve">arxiv.org/abs/2303.16634</w:t>
         </w:r>
       </w:hyperlink>
-      <w:bookmarkEnd w:id="53"/>
+      <w:bookmarkEnd w:id="54"/>
     </w:p>
     <w:p>
       <w:pPr>
@@ -10150,7 +11012,7 @@
         <w:keepLines w:val="0"/>
         <w:widowControl w:val="1"/>
       </w:pPr>
-      <w:bookmarkStart w:id="55" w:name="r3"/>
+      <w:bookmarkStart w:id="56" w:name="r3"/>
       <w:r>
         <w:t xml:space="preserve">Kim, S., Suk, J., Longpre, S., et al. (2024).</w:t>
       </w:r>
@@ -10181,7 +11043,7 @@
       <w:r>
         <w:t xml:space="preserve"> </w:t>
       </w:r>
-      <w:hyperlink r:id="rId54">
+      <w:hyperlink r:id="rId55">
         <w:r>
           <w:rPr>
             <w:rStyle w:val="Hyperlink"/>
@@ -10189,7 +11051,7 @@
           <w:t xml:space="preserve">arxiv.org/abs/2405.01535</w:t>
         </w:r>
       </w:hyperlink>
-      <w:bookmarkEnd w:id="55"/>
+      <w:bookmarkEnd w:id="56"/>
     </w:p>
     <w:p>
       <w:pPr>
@@ -10203,7 +11065,7 @@
         <w:keepLines w:val="0"/>
         <w:widowControl w:val="1"/>
       </w:pPr>
-      <w:bookmarkStart w:id="57" w:name="r4"/>
+      <w:bookmarkStart w:id="58" w:name="r4"/>
       <w:r>
         <w:t xml:space="preserve">Vu, T., Krishna, K., Alzubi, S., et al. (2024).</w:t>
       </w:r>
@@ -10240,7 +11102,7 @@
       <w:r>
         <w:t xml:space="preserve"> </w:t>
       </w:r>
-      <w:hyperlink r:id="rId56">
+      <w:hyperlink r:id="rId57">
         <w:r>
           <w:rPr>
             <w:rStyle w:val="Hyperlink"/>
@@ -10248,7 +11110,7 @@
           <w:t xml:space="preserve">arxiv.org/abs/2407.10817</w:t>
         </w:r>
       </w:hyperlink>
-      <w:bookmarkEnd w:id="57"/>
+      <w:bookmarkEnd w:id="58"/>
     </w:p>
     <w:p>
       <w:pPr>
@@ -10262,7 +11124,7 @@
         <w:keepLines w:val="0"/>
         <w:widowControl w:val="1"/>
       </w:pPr>
-      <w:bookmarkStart w:id="59" w:name="r5"/>
+      <w:bookmarkStart w:id="60" w:name="r5"/>
       <w:r>
         <w:t xml:space="preserve">Verga, P., Hofstatter, S., Althammer, S., et al. (2024).</w:t>
       </w:r>
@@ -10293,7 +11155,7 @@
       <w:r>
         <w:t xml:space="preserve"> </w:t>
       </w:r>
-      <w:hyperlink r:id="rId58">
+      <w:hyperlink r:id="rId59">
         <w:r>
           <w:rPr>
             <w:rStyle w:val="Hyperlink"/>
@@ -10301,7 +11163,7 @@
           <w:t xml:space="preserve">arxiv.org/abs/2404.18796</w:t>
         </w:r>
       </w:hyperlink>
-      <w:bookmarkEnd w:id="59"/>
+      <w:bookmarkEnd w:id="60"/>
     </w:p>
     <w:p>
       <w:pPr>
@@ -10315,7 +11177,7 @@
         <w:keepLines w:val="0"/>
         <w:widowControl w:val="1"/>
       </w:pPr>
-      <w:bookmarkStart w:id="61" w:name="r6"/>
+      <w:bookmarkStart w:id="62" w:name="r6"/>
       <w:r>
         <w:t xml:space="preserve">Tan, S., Zhuang, S., Montgomery, K., et al. (2025).</w:t>
       </w:r>
@@ -10352,7 +11214,7 @@
       <w:r>
         <w:t xml:space="preserve"> </w:t>
       </w:r>
-      <w:hyperlink r:id="rId60">
+      <w:hyperlink r:id="rId61">
         <w:r>
           <w:rPr>
             <w:rStyle w:val="Hyperlink"/>
@@ -10360,7 +11222,7 @@
           <w:t xml:space="preserve">arxiv.org/abs/2410.12784</w:t>
         </w:r>
       </w:hyperlink>
-      <w:bookmarkEnd w:id="61"/>
+      <w:bookmarkEnd w:id="62"/>
     </w:p>
     <w:p>
       <w:pPr>
@@ -10374,7 +11236,7 @@
         <w:keepLines w:val="0"/>
         <w:widowControl w:val="1"/>
       </w:pPr>
-      <w:bookmarkStart w:id="63" w:name="r7"/>
+      <w:bookmarkStart w:id="64" w:name="r7"/>
       <w:r>
         <w:t xml:space="preserve">Kim, S., Suk, J., Cho, J. Y., et al. (2025).</w:t>
       </w:r>
@@ -10411,7 +11273,7 @@
       <w:r>
         <w:t xml:space="preserve"> </w:t>
       </w:r>
-      <w:hyperlink r:id="rId62">
+      <w:hyperlink r:id="rId63">
         <w:r>
           <w:rPr>
             <w:rStyle w:val="Hyperlink"/>
@@ -10419,7 +11281,7 @@
           <w:t xml:space="preserve">arxiv.org/abs/2406.05761</w:t>
         </w:r>
       </w:hyperlink>
-      <w:bookmarkEnd w:id="63"/>
+      <w:bookmarkEnd w:id="64"/>
     </w:p>
     <w:p>
       <w:pPr>
@@ -10433,7 +11295,7 @@
         <w:keepLines w:val="0"/>
         <w:widowControl w:val="1"/>
       </w:pPr>
-      <w:bookmarkStart w:id="65" w:name="r8"/>
+      <w:bookmarkStart w:id="66" w:name="r8"/>
       <w:r>
         <w:t xml:space="preserve">Dubois, Y., Galambosi, B., Liang, P., Hashimoto, T. B. (2024).</w:t>
       </w:r>
@@ -10464,7 +11326,7 @@
       <w:r>
         <w:t xml:space="preserve"> </w:t>
       </w:r>
-      <w:hyperlink r:id="rId64">
+      <w:hyperlink r:id="rId65">
         <w:r>
           <w:rPr>
             <w:rStyle w:val="Hyperlink"/>
@@ -10472,7 +11334,7 @@
           <w:t xml:space="preserve">arxiv.org/abs/2404.04475</w:t>
         </w:r>
       </w:hyperlink>
-      <w:bookmarkEnd w:id="65"/>
+      <w:bookmarkEnd w:id="66"/>
     </w:p>
     <w:p>
       <w:pPr>
@@ -10486,7 +11348,7 @@
         <w:keepLines w:val="0"/>
         <w:widowControl w:val="1"/>
       </w:pPr>
-      <w:bookmarkStart w:id="67" w:name="r9"/>
+      <w:bookmarkStart w:id="68" w:name="r9"/>
       <w:r>
         <w:t xml:space="preserve">Li, X. L., Kazemi, M., et al. (2024).</w:t>
       </w:r>
@@ -10503,7 +11365,7 @@
       <w:r>
         <w:t xml:space="preserve"> </w:t>
       </w:r>
-      <w:hyperlink r:id="rId66">
+      <w:hyperlink r:id="rId67">
         <w:r>
           <w:rPr>
             <w:rStyle w:val="Hyperlink"/>
@@ -10511,7 +11373,7 @@
           <w:t xml:space="preserve">arxiv.org/abs/2407.08351</w:t>
         </w:r>
       </w:hyperlink>
-      <w:bookmarkEnd w:id="67"/>
+      <w:bookmarkEnd w:id="68"/>
     </w:p>
     <w:p>
       <w:pPr>
@@ -10525,7 +11387,7 @@
         <w:keepLines w:val="0"/>
         <w:widowControl w:val="1"/>
       </w:pPr>
-      <w:bookmarkStart w:id="69" w:name="r10"/>
+      <w:bookmarkStart w:id="70" w:name="r10"/>
       <w:r>
         <w:t xml:space="preserve">Butt, N., Awadalla, H., et al. (2024).</w:t>
       </w:r>
@@ -10556,7 +11418,7 @@
       <w:r>
         <w:t xml:space="preserve"> </w:t>
       </w:r>
-      <w:hyperlink r:id="rId68">
+      <w:hyperlink r:id="rId69">
         <w:r>
           <w:rPr>
             <w:rStyle w:val="Hyperlink"/>
@@ -10564,7 +11426,7 @@
           <w:t xml:space="preserve">arxiv.org/abs/2410.22584</w:t>
         </w:r>
       </w:hyperlink>
-      <w:bookmarkEnd w:id="69"/>
+      <w:bookmarkEnd w:id="70"/>
     </w:p>
     <w:p>
       <w:pPr>
@@ -10578,7 +11440,7 @@
         <w:keepLines w:val="0"/>
         <w:widowControl w:val="1"/>
       </w:pPr>
-      <w:bookmarkStart w:id="71" w:name="r11"/>
+      <w:bookmarkStart w:id="72" w:name="r11"/>
       <w:r>
         <w:t xml:space="preserve">Shashidhar, S., et al. (2025).</w:t>
       </w:r>
@@ -10595,7 +11457,7 @@
       <w:r>
         <w:t xml:space="preserve"> </w:t>
       </w:r>
-      <w:hyperlink r:id="rId70">
+      <w:hyperlink r:id="rId71">
         <w:r>
           <w:rPr>
             <w:rStyle w:val="Hyperlink"/>
@@ -10603,7 +11465,7 @@
           <w:t xml:space="preserve">arxiv.org/abs/2504.01833</w:t>
         </w:r>
       </w:hyperlink>
-      <w:bookmarkEnd w:id="71"/>
+      <w:bookmarkEnd w:id="72"/>
     </w:p>
     <w:p>
       <w:pPr>
@@ -10617,7 +11479,7 @@
         <w:keepLines w:val="0"/>
         <w:widowControl w:val="1"/>
       </w:pPr>
-      <w:bookmarkStart w:id="73" w:name="r12"/>
+      <w:bookmarkStart w:id="74" w:name="r12"/>
       <w:r>
         <w:t xml:space="preserve">Zhang, H., Da, J., Lee, D., et al. (2024).</w:t>
       </w:r>
@@ -10648,7 +11510,7 @@
       <w:r>
         <w:t xml:space="preserve"> </w:t>
       </w:r>
-      <w:hyperlink r:id="rId72">
+      <w:hyperlink r:id="rId73">
         <w:r>
           <w:rPr>
             <w:rStyle w:val="Hyperlink"/>
@@ -10656,7 +11518,7 @@
           <w:t xml:space="preserve">arxiv.org/abs/2405.00332</w:t>
         </w:r>
       </w:hyperlink>
-      <w:bookmarkEnd w:id="73"/>
+      <w:bookmarkEnd w:id="74"/>
     </w:p>
     <w:p>
       <w:pPr>
@@ -10670,7 +11532,7 @@
         <w:keepLines w:val="0"/>
         <w:widowControl w:val="1"/>
       </w:pPr>
-      <w:bookmarkStart w:id="75" w:name="r13"/>
+      <w:bookmarkStart w:id="76" w:name="r13"/>
       <w:r>
         <w:t xml:space="preserve">Xu, C., et al. (2025).</w:t>
       </w:r>
@@ -10687,7 +11549,7 @@
       <w:r>
         <w:t xml:space="preserve"> </w:t>
       </w:r>
-      <w:hyperlink r:id="rId74">
+      <w:hyperlink r:id="rId75">
         <w:r>
           <w:rPr>
             <w:rStyle w:val="Hyperlink"/>
@@ -10695,7 +11557,7 @@
           <w:t xml:space="preserve">arxiv.org/abs/2502.14425</w:t>
         </w:r>
       </w:hyperlink>
-      <w:bookmarkEnd w:id="75"/>
+      <w:bookmarkEnd w:id="76"/>
     </w:p>
     <w:p>
       <w:pPr>
@@ -10709,7 +11571,7 @@
         <w:keepLines w:val="0"/>
         <w:widowControl w:val="1"/>
       </w:pPr>
-      <w:bookmarkStart w:id="77" w:name="r14"/>
+      <w:bookmarkStart w:id="78" w:name="r14"/>
       <w:r>
         <w:t xml:space="preserve">Kiela, D., Bartolo, M., Nie, Y., et al. (2021).</w:t>
       </w:r>
@@ -10732,7 +11594,7 @@
       <w:r>
         <w:t xml:space="preserve"> </w:t>
       </w:r>
-      <w:hyperlink r:id="rId76">
+      <w:hyperlink r:id="rId77">
         <w:r>
           <w:rPr>
             <w:rStyle w:val="Hyperlink"/>
@@ -10740,7 +11602,7 @@
           <w:t xml:space="preserve">arxiv.org/abs/2104.14337</w:t>
         </w:r>
       </w:hyperlink>
-      <w:bookmarkEnd w:id="77"/>
+      <w:bookmarkEnd w:id="78"/>
     </w:p>
     <w:p>
       <w:pPr>
@@ -10754,7 +11616,7 @@
         <w:keepLines w:val="0"/>
         <w:widowControl w:val="1"/>
       </w:pPr>
-      <w:bookmarkStart w:id="79" w:name="r15"/>
+      <w:bookmarkStart w:id="80" w:name="r15"/>
       <w:r>
         <w:t xml:space="preserve">Li, D., Sun, R., Huang, Y., et al. (2026).</w:t>
       </w:r>
@@ -10791,7 +11653,7 @@
       <w:r>
         <w:t xml:space="preserve"> </w:t>
       </w:r>
-      <w:hyperlink r:id="rId78">
+      <w:hyperlink r:id="rId79">
         <w:r>
           <w:rPr>
             <w:rStyle w:val="Hyperlink"/>
@@ -10799,7 +11661,7 @@
           <w:t xml:space="preserve">arxiv.org/abs/2502.01534</w:t>
         </w:r>
       </w:hyperlink>
-      <w:bookmarkEnd w:id="79"/>
+      <w:bookmarkEnd w:id="80"/>
     </w:p>
     <w:p>
       <w:pPr>
@@ -10813,7 +11675,7 @@
         <w:keepLines w:val="0"/>
         <w:widowControl w:val="1"/>
       </w:pPr>
-      <w:bookmarkStart w:id="81" w:name="r16"/>
+      <w:bookmarkStart w:id="82" w:name="r16"/>
       <w:r>
         <w:t xml:space="preserve">Spiliopoulou, E., et al. (2025).</w:t>
       </w:r>
@@ -10844,7 +11706,7 @@
       <w:r>
         <w:t xml:space="preserve"> </w:t>
       </w:r>
-      <w:hyperlink r:id="rId80">
+      <w:hyperlink r:id="rId81">
         <w:r>
           <w:rPr>
             <w:rStyle w:val="Hyperlink"/>
@@ -10852,7 +11714,7 @@
           <w:t xml:space="preserve">arxiv.org/abs/2508.06709</w:t>
         </w:r>
       </w:hyperlink>
-      <w:bookmarkEnd w:id="81"/>
+      <w:bookmarkEnd w:id="82"/>
     </w:p>
     <w:p>
       <w:pPr>
@@ -10866,7 +11728,7 @@
         <w:keepLines w:val="0"/>
         <w:widowControl w:val="1"/>
       </w:pPr>
-      <w:bookmarkStart w:id="83" w:name="r17"/>
+      <w:bookmarkStart w:id="84" w:name="r17"/>
       <w:r>
         <w:t xml:space="preserve">Ye, J., Wang, Y., Huang, Y., et al. (2024).</w:t>
       </w:r>
@@ -10897,7 +11759,7 @@
       <w:r>
         <w:t xml:space="preserve"> </w:t>
       </w:r>
-      <w:hyperlink r:id="rId82">
+      <w:hyperlink r:id="rId83">
         <w:r>
           <w:rPr>
             <w:rStyle w:val="Hyperlink"/>
@@ -10905,7 +11767,7 @@
           <w:t xml:space="preserve">arxiv.org/abs/2410.02736</w:t>
         </w:r>
       </w:hyperlink>
-      <w:bookmarkEnd w:id="83"/>
+      <w:bookmarkEnd w:id="84"/>
     </w:p>
     <w:p>
       <w:pPr>
@@ -10919,7 +11781,7 @@
         <w:keepLines w:val="0"/>
         <w:widowControl w:val="1"/>
       </w:pPr>
-      <w:bookmarkStart w:id="85" w:name="r18"/>
+      <w:bookmarkStart w:id="86" w:name="r18"/>
       <w:r>
         <w:t xml:space="preserve">Wataoka, K., Takahashi, T., Ri, R. (2024).</w:t>
       </w:r>
@@ -10936,7 +11798,7 @@
       <w:r>
         <w:t xml:space="preserve"> </w:t>
       </w:r>
-      <w:hyperlink r:id="rId84">
+      <w:hyperlink r:id="rId85">
         <w:r>
           <w:rPr>
             <w:rStyle w:val="Hyperlink"/>
@@ -10944,7 +11806,7 @@
           <w:t xml:space="preserve">arxiv.org/abs/2410.21819</w:t>
         </w:r>
       </w:hyperlink>
-      <w:bookmarkEnd w:id="85"/>
+      <w:bookmarkEnd w:id="86"/>
     </w:p>
     <w:p>
       <w:pPr>
@@ -10958,7 +11820,7 @@
         <w:keepLines w:val="0"/>
         <w:widowControl w:val="1"/>
       </w:pPr>
-      <w:bookmarkStart w:id="87" w:name="r19"/>
+      <w:bookmarkStart w:id="88" w:name="r19"/>
       <w:r>
         <w:t xml:space="preserve">Gu, J., Jiang, X., Shi, Z., et al. (2024).</w:t>
       </w:r>
@@ -10975,7 +11837,7 @@
       <w:r>
         <w:t xml:space="preserve"> </w:t>
       </w:r>
-      <w:hyperlink r:id="rId86">
+      <w:hyperlink r:id="rId87">
         <w:r>
           <w:rPr>
             <w:rStyle w:val="Hyperlink"/>
@@ -10983,7 +11845,7 @@
           <w:t xml:space="preserve">arxiv.org/abs/2411.15594</w:t>
         </w:r>
       </w:hyperlink>
-      <w:bookmarkEnd w:id="87"/>
+      <w:bookmarkEnd w:id="88"/>
     </w:p>
     <w:p>
       <w:pPr>
@@ -10997,7 +11859,7 @@
         <w:keepLines w:val="0"/>
         <w:widowControl w:val="1"/>
       </w:pPr>
-      <w:bookmarkStart w:id="89" w:name="r20"/>
+      <w:bookmarkStart w:id="90" w:name="r20"/>
       <w:r>
         <w:t xml:space="preserve">Li, D., Jiang, B., Huang, L., et al. (2025).</w:t>
       </w:r>
@@ -11034,7 +11896,7 @@
       <w:r>
         <w:t xml:space="preserve"> </w:t>
       </w:r>
-      <w:hyperlink r:id="rId88">
+      <w:hyperlink r:id="rId89">
         <w:r>
           <w:rPr>
             <w:rStyle w:val="Hyperlink"/>
@@ -11042,7 +11904,7 @@
           <w:t xml:space="preserve">arxiv.org/abs/2411.16594</w:t>
         </w:r>
       </w:hyperlink>
-      <w:bookmarkEnd w:id="89"/>
+      <w:bookmarkEnd w:id="90"/>
     </w:p>
     <w:p>
       <w:pPr>
@@ -11056,7 +11918,7 @@
         <w:keepLines w:val="0"/>
         <w:widowControl w:val="1"/>
       </w:pPr>
-      <w:bookmarkStart w:id="91" w:name="r21"/>
+      <w:bookmarkStart w:id="92" w:name="r21"/>
       <w:r>
         <w:t xml:space="preserve">Chan, C.-M., Chen, W., Su, Y., et al. (2024).</w:t>
       </w:r>
@@ -11093,7 +11955,7 @@
       <w:r>
         <w:t xml:space="preserve"> </w:t>
       </w:r>
-      <w:hyperlink r:id="rId90">
+      <w:hyperlink r:id="rId91">
         <w:r>
           <w:rPr>
             <w:rStyle w:val="Hyperlink"/>
@@ -11101,7 +11963,7 @@
           <w:t xml:space="preserve">arxiv.org/abs/2308.07201</w:t>
         </w:r>
       </w:hyperlink>
-      <w:bookmarkEnd w:id="91"/>
+      <w:bookmarkEnd w:id="92"/>
     </w:p>
     <w:p>
       <w:pPr>
@@ -11115,7 +11977,7 @@
         <w:keepLines w:val="0"/>
         <w:widowControl w:val="1"/>
       </w:pPr>
-      <w:bookmarkStart w:id="93" w:name="r22"/>
+      <w:bookmarkStart w:id="94" w:name="r22"/>
       <w:r>
         <w:t xml:space="preserve">White, C., Dooley, S., Roberts, M., et al. (2025).</w:t>
       </w:r>
@@ -11152,7 +12014,7 @@
       <w:r>
         <w:t xml:space="preserve"> </w:t>
       </w:r>
-      <w:hyperlink r:id="rId92">
+      <w:hyperlink r:id="rId93">
         <w:r>
           <w:rPr>
             <w:rStyle w:val="Hyperlink"/>
@@ -11160,7 +12022,7 @@
           <w:t xml:space="preserve">arxiv.org/abs/2406.19314</w:t>
         </w:r>
       </w:hyperlink>
-      <w:bookmarkEnd w:id="93"/>
+      <w:bookmarkEnd w:id="94"/>
     </w:p>
     <w:p>
       <w:pPr>
@@ -11174,7 +12036,7 @@
         <w:keepLines w:val="0"/>
         <w:widowControl w:val="1"/>
       </w:pPr>
-      <w:bookmarkStart w:id="95" w:name="r23"/>
+      <w:bookmarkStart w:id="96" w:name="r23"/>
       <w:r>
         <w:t xml:space="preserve">Jain, N., Han, K., Gu, A., et al. (2025).</w:t>
       </w:r>
@@ -11211,7 +12073,7 @@
       <w:r>
         <w:t xml:space="preserve"> </w:t>
       </w:r>
-      <w:hyperlink r:id="rId94">
+      <w:hyperlink r:id="rId95">
         <w:r>
           <w:rPr>
             <w:rStyle w:val="Hyperlink"/>
@@ -11219,7 +12081,7 @@
           <w:t xml:space="preserve">arxiv.org/abs/2403.07974</w:t>
         </w:r>
       </w:hyperlink>
-      <w:bookmarkEnd w:id="95"/>
+      <w:bookmarkEnd w:id="96"/>
     </w:p>
     <w:p>
       <w:pPr>
@@ -11233,7 +12095,7 @@
         <w:keepLines w:val="0"/>
         <w:widowControl w:val="1"/>
       </w:pPr>
-      <w:bookmarkStart w:id="97" w:name="r24"/>
+      <w:bookmarkStart w:id="98" w:name="r24"/>
       <w:r>
         <w:t xml:space="preserve">Chen, W.-L., Wu, Z., Bansal, H., et al. (2025).</w:t>
       </w:r>
@@ -11264,7 +12126,7 @@
       <w:r>
         <w:t xml:space="preserve"> </w:t>
       </w:r>
-      <w:hyperlink r:id="rId96">
+      <w:hyperlink r:id="rId97">
         <w:r>
           <w:rPr>
             <w:rStyle w:val="Hyperlink"/>
@@ -11272,7 +12134,7 @@
           <w:t xml:space="preserve">arxiv.org/abs/2504.03846</w:t>
         </w:r>
       </w:hyperlink>
-      <w:bookmarkEnd w:id="97"/>
+      <w:bookmarkEnd w:id="98"/>
     </w:p>
     <w:p>
       <w:pPr>
@@ -11286,7 +12148,7 @@
         <w:keepLines w:val="0"/>
         <w:widowControl w:val="1"/>
       </w:pPr>
-      <w:bookmarkStart w:id="99" w:name="r25"/>
+      <w:bookmarkStart w:id="100" w:name="r25"/>
       <w:r>
         <w:t xml:space="preserve">Raju, R., Jain, S., Li, B., et al. (2024).</w:t>
       </w:r>
@@ -11317,7 +12179,7 @@
       <w:r>
         <w:t xml:space="preserve"> </w:t>
       </w:r>
-      <w:hyperlink r:id="rId98">
+      <w:hyperlink r:id="rId99">
         <w:r>
           <w:rPr>
             <w:rStyle w:val="Hyperlink"/>
@@ -11325,7 +12187,7 @@
           <w:t xml:space="preserve">arxiv.org/abs/2408.08808</w:t>
         </w:r>
       </w:hyperlink>
-      <w:bookmarkEnd w:id="99"/>
+      <w:bookmarkEnd w:id="100"/>
     </w:p>
     <w:p>
       <w:pPr>
@@ -11339,7 +12201,7 @@
         <w:keepLines w:val="0"/>
         <w:widowControl w:val="1"/>
       </w:pPr>
-      <w:bookmarkStart w:id="101" w:name="r26"/>
+      <w:bookmarkStart w:id="102" w:name="r26"/>
       <w:r>
         <w:t xml:space="preserve">Li, Y., et al. (2025).</w:t>
       </w:r>
@@ -11356,7 +12218,7 @@
       <w:r>
         <w:t xml:space="preserve"> </w:t>
       </w:r>
-      <w:hyperlink r:id="rId100">
+      <w:hyperlink r:id="rId101">
         <w:r>
           <w:rPr>
             <w:rStyle w:val="Hyperlink"/>
@@ -11364,7 +12226,7 @@
           <w:t xml:space="preserve">arxiv.org/abs/2504.17087</w:t>
         </w:r>
       </w:hyperlink>
-      <w:bookmarkEnd w:id="101"/>
+      <w:bookmarkEnd w:id="102"/>
     </w:p>
     <w:p>
       <w:pPr>
@@ -11378,8 +12240,8 @@
         <w:t xml:space="preserve">Preprint. Generated HTML build. © 2026 Alexander Apartsin &amp; Yehudit Aperstein.</w:t>
       </w:r>
     </w:p>
-    <w:bookmarkEnd w:id="102"/>
-    <w:bookmarkStart w:id="118" w:name="appendix-a-interactive-report-gallery"/>
+    <w:bookmarkEnd w:id="103"/>
+    <w:bookmarkStart w:id="119" w:name="appendix-a-interactive-report-gallery"/>
     <w:p>
       <w:pPr>
         <w:pStyle w:val="Heading2"/>
@@ -11428,18 +12290,18 @@
           <wp:inline>
             <wp:extent cx="5943600" cy="6605886"/>
             <wp:effectExtent b="0" l="0" r="0" t="0"/>
-            <wp:docPr descr="CoEval summary dashboard" title="" id="104" name="Picture"/>
+            <wp:docPr descr="CoEval summary dashboard" title="" id="105" name="Picture"/>
             <a:graphic>
               <a:graphicData uri="http://schemas.openxmlformats.org/drawingml/2006/picture">
                 <pic:pic>
                   <pic:nvPicPr>
-                    <pic:cNvPr descr="figures/gallery_fig_summary.png" id="105" name="Picture"/>
+                    <pic:cNvPr descr="figures/gallery_fig_summary.png" id="106" name="Picture"/>
                     <pic:cNvPicPr>
                       <a:picLocks noChangeArrowheads="1" noChangeAspect="1"/>
                     </pic:cNvPicPr>
                   </pic:nvPicPr>
                   <pic:blipFill>
-                    <a:blip r:embed="rId103"/>
+                    <a:blip r:embed="rId104"/>
                     <a:stretch>
                       <a:fillRect/>
                     </a:stretch>
@@ -11501,18 +12363,18 @@
           <wp:inline>
             <wp:extent cx="5943600" cy="7225719"/>
             <wp:effectExtent b="0" l="0" r="0" t="0"/>
-            <wp:docPr descr="Judge agreement and reliability report" title="" id="107" name="Picture"/>
+            <wp:docPr descr="Judge agreement and reliability report" title="" id="108" name="Picture"/>
             <a:graphic>
               <a:graphicData uri="http://schemas.openxmlformats.org/drawingml/2006/picture">
                 <pic:pic>
                   <pic:nvPicPr>
-                    <pic:cNvPr descr="figures/gallery_fig_judge_report.png" id="108" name="Picture"/>
+                    <pic:cNvPr descr="figures/gallery_fig_judge_report.png" id="109" name="Picture"/>
                     <pic:cNvPicPr>
                       <a:picLocks noChangeArrowheads="1" noChangeAspect="1"/>
                     </pic:cNvPicPr>
                   </pic:nvPicPr>
                   <pic:blipFill>
-                    <a:blip r:embed="rId106"/>
+                    <a:blip r:embed="rId107"/>
                     <a:stretch>
                       <a:fillRect/>
                     </a:stretch>
@@ -11574,18 +12436,18 @@
           <wp:inline>
             <wp:extent cx="5943600" cy="9229561"/>
             <wp:effectExtent b="0" l="0" r="0" t="0"/>
-            <wp:docPr descr="Attribute coverage summary report" title="" id="110" name="Picture"/>
+            <wp:docPr descr="Attribute coverage summary report" title="" id="111" name="Picture"/>
             <a:graphic>
               <a:graphicData uri="http://schemas.openxmlformats.org/drawingml/2006/picture">
                 <pic:pic>
                   <pic:nvPicPr>
-                    <pic:cNvPr descr="figures/gallery_fig_coverage_summary.png" id="111" name="Picture"/>
+                    <pic:cNvPr descr="figures/gallery_fig_coverage_summary.png" id="112" name="Picture"/>
                     <pic:cNvPicPr>
                       <a:picLocks noChangeArrowheads="1" noChangeAspect="1"/>
                     </pic:cNvPicPr>
                   </pic:nvPicPr>
                   <pic:blipFill>
-                    <a:blip r:embed="rId109"/>
+                    <a:blip r:embed="rId110"/>
                     <a:stretch>
                       <a:fillRect/>
                     </a:stretch>
@@ -11647,18 +12509,18 @@
           <wp:inline>
             <wp:extent cx="5943600" cy="10974432"/>
             <wp:effectExtent b="0" l="0" r="0" t="0"/>
-            <wp:docPr descr="Score distribution report" title="" id="113" name="Picture"/>
+            <wp:docPr descr="Score distribution report" title="" id="114" name="Picture"/>
             <a:graphic>
               <a:graphicData uri="http://schemas.openxmlformats.org/drawingml/2006/picture">
                 <pic:pic>
                   <pic:nvPicPr>
-                    <pic:cNvPr descr="figures/gallery_fig_score_distribution.png" id="114" name="Picture"/>
+                    <pic:cNvPr descr="figures/gallery_fig_score_distribution.png" id="115" name="Picture"/>
                     <pic:cNvPicPr>
                       <a:picLocks noChangeArrowheads="1" noChangeAspect="1"/>
                     </pic:cNvPicPr>
                   </pic:nvPicPr>
                   <pic:blipFill>
-                    <a:blip r:embed="rId112"/>
+                    <a:blip r:embed="rId113"/>
                     <a:stretch>
                       <a:fillRect/>
                     </a:stretch>
@@ -11720,18 +12582,18 @@
           <wp:inline>
             <wp:extent cx="5943600" cy="7824324"/>
             <wp:effectExtent b="0" l="0" r="0" t="0"/>
-            <wp:docPr descr="Teacher-student interaction matrix" title="" id="116" name="Picture"/>
+            <wp:docPr descr="Teacher-student interaction matrix" title="" id="117" name="Picture"/>
             <a:graphic>
               <a:graphicData uri="http://schemas.openxmlformats.org/drawingml/2006/picture">
                 <pic:pic>
                   <pic:nvPicPr>
-                    <pic:cNvPr descr="figures/gallery_fig_interaction_matrix.png" id="117" name="Picture"/>
+                    <pic:cNvPr descr="figures/gallery_fig_interaction_matrix.png" id="118" name="Picture"/>
                     <pic:cNvPicPr>
                       <a:picLocks noChangeArrowheads="1" noChangeAspect="1"/>
                     </pic:cNvPicPr>
                   </pic:nvPicPr>
                   <pic:blipFill>
-                    <a:blip r:embed="rId115"/>
+                    <a:blip r:embed="rId116"/>
                     <a:stretch>
                       <a:fillRect/>
                     </a:stretch>
@@ -11780,7 +12642,7 @@
         <w:t xml:space="preserve">Interaction matrix: teacher×student pair quality heatmap.</w:t>
       </w:r>
     </w:p>
-    <w:bookmarkEnd w:id="118"/>
+    <w:bookmarkEnd w:id="119"/>
     <w:sectPr>
       <w:footerReference w:type="default" r:id="rId10"/>
       <w:pgSz w:h="15840" w:w="12240"/>

--- a/docs/paper/CoEval.docx
+++ b/docs/paper/CoEval.docx
@@ -8960,6 +8960,98 @@
         <w:widowControl w:val="1"/>
       </w:pPr>
       <w:r>
+        <w:t xml:space="preserve">Beyond the structural guarantee, CoEval can</w:t>
+      </w:r>
+      <w:r>
+        <w:t xml:space="preserve"> </w:t>
+      </w:r>
+      <w:r>
+        <w:rPr>
+          <w:i/>
+          <w:iCs/>
+        </w:rPr>
+        <w:t xml:space="preserve">explicitly</w:t>
+      </w:r>
+      <w:r>
+        <w:t xml:space="preserve"> </w:t>
+      </w:r>
+      <w:r>
+        <w:t xml:space="preserve">account for systematic same-family bias through</w:t>
+      </w:r>
+      <w:r>
+        <w:t xml:space="preserve"> </w:t>
+      </w:r>
+      <w:r>
+        <w:rPr>
+          <w:i/>
+          <w:iCs/>
+        </w:rPr>
+        <w:t xml:space="preserve">vendor-disjoint aggregation</w:t>
+      </w:r>
+      <w:r>
+        <w:t xml:space="preserve">: when scoring a model under test, the ensemble drops any judge that shares the</w:t>
+      </w:r>
+      <w:r>
+        <w:t xml:space="preserve"> </w:t>
+      </w:r>
+      <w:r>
+        <w:t xml:space="preserve">model's vendor family, so no model contributes to its own family's score. Applying this correction to the rankings</w:t>
+      </w:r>
+      <w:r>
+        <w:t xml:space="preserve"> </w:t>
+      </w:r>
+      <w:r>
+        <w:t xml:space="preserve">of Tables 2 and 4 leaves</w:t>
+      </w:r>
+      <w:r>
+        <w:t xml:space="preserve"> </w:t>
+      </w:r>
+      <w:r>
+        <w:rPr>
+          <w:i/>
+          <w:iCs/>
+        </w:rPr>
+        <w:t xml:space="preserve">every</w:t>
+      </w:r>
+      <w:r>
+        <w:t xml:space="preserve"> </w:t>
+      </w:r>
+      <w:r>
+        <w:t xml:space="preserve">ranking unchanged, with per-model scores shifting by at most</w:t>
+      </w:r>
+      <w:r>
+        <w:t xml:space="preserve"> </w:t>
+      </w:r>
+      <m:oMath>
+        <m:r>
+          <m:t>0.015</m:t>
+        </m:r>
+      </m:oMath>
+      <w:r>
+        <w:t xml:space="preserve">—a direct, auditable confirmation that the cross-family ensemble's rankings are already robust to</w:t>
+      </w:r>
+      <w:r>
+        <w:t xml:space="preserve"> </w:t>
+      </w:r>
+      <w:r>
+        <w:t xml:space="preserve">same-family bias. The correction is therefore available as a safeguard, and its null effect here is itself evidence</w:t>
+      </w:r>
+      <w:r>
+        <w:t xml:space="preserve"> </w:t>
+      </w:r>
+      <w:r>
+        <w:t xml:space="preserve">that vendor diversity, not a post-hoc adjustment, is doing the work.</w:t>
+      </w:r>
+    </w:p>
+    <w:p>
+      <w:pPr>
+        <w:pStyle w:val="BodyText"/>
+        <w:jc w:val="both"/>
+        <w:keepNext w:val="0"/>
+        <w:keepLines w:val="0"/>
+        <w:widowControl w:val="1"/>
+      </w:pPr>
+      <w:r>
         <w:rPr>
           <w:b/>
           <w:bCs/>
@@ -9801,20 +9893,44 @@
         <w:t xml:space="preserve"> </w:t>
       </w:r>
       <w:r>
-        <w:t xml:space="preserve">in its intended regime: two custom verticals—</w:t>
+        <w:t xml:space="preserve">in its intended regime on three custom verticals—</w:t>
       </w:r>
       <w:r>
         <w:rPr>
           <w:i/>
           <w:iCs/>
         </w:rPr>
-        <w:t xml:space="preserve">clinical reasoning</w:t>
-      </w:r>
-      <w:r>
-        <w:t xml:space="preserve"> </w:t>
-      </w:r>
-      <w:r>
-        <w:t xml:space="preserve">and</w:t>
+        <w:t xml:space="preserve">drug–drug interaction reasoning</w:t>
+      </w:r>
+      <w:r>
+        <w:t xml:space="preserve">,</w:t>
+      </w:r>
+      <w:r>
+        <w:t xml:space="preserve"> </w:t>
+      </w:r>
+      <w:r>
+        <w:rPr>
+          <w:i/>
+          <w:iCs/>
+        </w:rPr>
+        <w:t xml:space="preserve">clinical</w:t>
+      </w:r>
+      <w:r>
+        <w:rPr>
+          <w:i/>
+          <w:iCs/>
+        </w:rPr>
+        <w:t xml:space="preserve"> </w:t>
+      </w:r>
+      <w:r>
+        <w:rPr>
+          <w:i/>
+          <w:iCs/>
+        </w:rPr>
+        <w:t xml:space="preserve">reasoning</w:t>
+      </w:r>
+      <w:r>
+        <w:t xml:space="preserve">, and</w:t>
       </w:r>
       <w:r>
         <w:t xml:space="preserve"> </w:t>
@@ -9827,59 +9943,167 @@
         <w:t xml:space="preserve">legal analysis</w:t>
       </w:r>
       <w:r>
-        <w:t xml:space="preserve">—for</w:t>
-      </w:r>
-      <w:r>
-        <w:t xml:space="preserve"> </w:t>
-      </w:r>
-      <w:r>
-        <w:t xml:space="preserve">which we assume no labeled data and no trustworthy public benchmark. From a one-line task description, CoEval's teacher</w:t>
-      </w:r>
-      <w:r>
-        <w:t xml:space="preserve"> </w:t>
-      </w:r>
-      <w:r>
-        <w:t xml:space="preserve">generated 40 attribute-stratified items per vertical (freshly synthesized, hence contamination-free), three candidate</w:t>
-      </w:r>
-      <w:r>
-        <w:t xml:space="preserve"> </w:t>
-      </w:r>
-      <w:r>
-        <w:t xml:space="preserve">models answered them, and the cross-family ensemble (OpenAI + Anthropic + Google) scored every</w:t>
-      </w:r>
-      <w:r>
-        <w:t xml:space="preserve"> </w:t>
-      </w:r>
-      <w:r>
-        <w:t xml:space="preserve">response—all from a single configuration file, with no human labels or raters. Table 4 reports the resulting</w:t>
-      </w:r>
-      <w:r>
-        <w:t xml:space="preserve"> </w:t>
-      </w:r>
-      <w:r>
-        <w:t xml:space="preserve">rankings. CoEval cleanly and</w:t>
-      </w:r>
-      <w:r>
-        <w:t xml:space="preserve"> </w:t>
+        <w:t xml:space="preserve">—for which we assume no task-specific labeled data and no trustworthy</w:t>
+      </w:r>
+      <w:r>
+        <w:t xml:space="preserve"> </w:t>
+      </w:r>
+      <w:r>
+        <w:t xml:space="preserve">public benchmark. The drug-interaction vertical is the sharpest case for the framework's premise: a well-known public</w:t>
+      </w:r>
+      <w:r>
+        <w:t xml:space="preserve"> </w:t>
+      </w:r>
+      <w:r>
+        <w:t xml:space="preserve">benchmark exists (DDIExtraction-2013) but is a relation-</w:t>
       </w:r>
       <w:r>
         <w:rPr>
           <w:i/>
           <w:iCs/>
         </w:rPr>
-        <w:t xml:space="preserve">unanimously</w:t>
-      </w:r>
-      <w:r>
-        <w:t xml:space="preserve"> </w:t>
-      </w:r>
-      <w:r>
-        <w:t xml:space="preserve">(all three judges, both verticals) places the smallest model</w:t>
-      </w:r>
-      <w:r>
-        <w:t xml:space="preserve"> </w:t>
-      </w:r>
-      <w:r>
-        <w:t xml:space="preserve">(</w:t>
+        <w:t xml:space="preserve">extraction</w:t>
+      </w:r>
+      <w:r>
+        <w:t xml:space="preserve"> </w:t>
+      </w:r>
+      <w:r>
+        <w:t xml:space="preserve">corpus rather than clinical-decision</w:t>
+      </w:r>
+      <w:r>
+        <w:t xml:space="preserve"> </w:t>
+      </w:r>
+      <w:r>
+        <w:t xml:space="preserve">reasoning, and is old and freely available enough to be presumed present in pretraining, while the few clinically</w:t>
+      </w:r>
+      <w:r>
+        <w:t xml:space="preserve"> </w:t>
+      </w:r>
+      <w:r>
+        <w:t xml:space="preserve">realistic DDI-reasoning sets are private and number only in the hundreds of items. From a one-line description per</w:t>
+      </w:r>
+      <w:r>
+        <w:t xml:space="preserve"> </w:t>
+      </w:r>
+      <w:r>
+        <w:t xml:space="preserve">vertical, CoEval's teacher generated 40 attribute-stratified items (for drug interactions, stratified over severity,</w:t>
+      </w:r>
+      <w:r>
+        <w:t xml:space="preserve"> </w:t>
+      </w:r>
+      <w:r>
+        <w:t xml:space="preserve">mechanism, and patient context), three candidate models answered them, and the cross-family ensemble</w:t>
+      </w:r>
+      <w:r>
+        <w:t xml:space="preserve"> </w:t>
+      </w:r>
+      <w:r>
+        <w:t xml:space="preserve">(OpenAI + Anthropic + Google) scored every response—all from a single configuration file, with</w:t>
+      </w:r>
+      <w:r>
+        <w:t xml:space="preserve"> </w:t>
+      </w:r>
+      <w:r>
+        <w:t xml:space="preserve">no human labels or raters.</w:t>
+      </w:r>
+    </w:p>
+    <w:p>
+      <w:pPr>
+        <w:pStyle w:val="BodyText"/>
+        <w:jc w:val="both"/>
+        <w:keepNext w:val="0"/>
+        <w:keepLines w:val="0"/>
+        <w:widowControl w:val="1"/>
+      </w:pPr>
+      <w:r>
+        <w:t xml:space="preserve">On the drug-interaction vertical CoEval produces a</w:t>
+      </w:r>
+      <w:r>
+        <w:t xml:space="preserve"> </w:t>
+      </w:r>
+      <w:r>
+        <w:rPr>
+          <w:b/>
+          <w:bCs/>
+        </w:rPr>
+        <w:t xml:space="preserve">clean, fully unanimous ranking</w:t>
+      </w:r>
+      <w:r>
+        <w:t xml:space="preserve">: all three</w:t>
+      </w:r>
+      <w:r>
+        <w:t xml:space="preserve"> </w:t>
+      </w:r>
+      <w:r>
+        <w:t xml:space="preserve">cross-family judges agree on the complete order</w:t>
+      </w:r>
+      <w:r>
+        <w:t xml:space="preserve"> </w:t>
+      </w:r>
+      <w:r>
+        <w:rPr>
+          <w:rStyle w:val="VerbatimChar"/>
+        </w:rPr>
+        <w:t xml:space="preserve">gpt-4o-mini</w:t>
+      </w:r>
+      <w:r>
+        <w:t xml:space="preserve"> (</w:t>
+      </w:r>
+      <m:oMath>
+        <m:r>
+          <m:t>0.770</m:t>
+        </m:r>
+      </m:oMath>
+      <w:r>
+        <w:t xml:space="preserve">)</w:t>
+      </w:r>
+      <w:r>
+        <w:t xml:space="preserve"> </w:t>
+      </w:r>
+      <m:oMath>
+        <m:r>
+          <m:rPr>
+            <m:sty m:val="p"/>
+          </m:rPr>
+          <m:t>&gt;</m:t>
+        </m:r>
+      </m:oMath>
+      <w:r>
+        <w:t xml:space="preserve"> </w:t>
+      </w:r>
+      <w:r>
+        <w:rPr>
+          <w:rStyle w:val="VerbatimChar"/>
+        </w:rPr>
+        <w:t xml:space="preserve">gpt-3.5-turbo</w:t>
+      </w:r>
+      <w:r>
+        <w:t xml:space="preserve"> </w:t>
+      </w:r>
+      <w:r>
+        <w:t xml:space="preserve"> (</w:t>
+      </w:r>
+      <m:oMath>
+        <m:r>
+          <m:t>0.682</m:t>
+        </m:r>
+      </m:oMath>
+      <w:r>
+        <w:t xml:space="preserve">)</w:t>
+      </w:r>
+      <w:r>
+        <w:t xml:space="preserve"> </w:t>
+      </w:r>
+      <m:oMath>
+        <m:r>
+          <m:rPr>
+            <m:sty m:val="p"/>
+          </m:rPr>
+          <m:t>&gt;</m:t>
+        </m:r>
+      </m:oMath>
+      <w:r>
+        <w:t xml:space="preserve"> </w:t>
       </w:r>
       <w:r>
         <w:rPr>
@@ -9888,7 +10112,27 @@
         <w:t xml:space="preserve">llama-3.2-3b</w:t>
       </w:r>
       <w:r>
-        <w:t xml:space="preserve">) last, and decisively ranks</w:t>
+        <w:t xml:space="preserve"> (</w:t>
+      </w:r>
+      <m:oMath>
+        <m:r>
+          <m:t>0.497</m:t>
+        </m:r>
+      </m:oMath>
+      <w:r>
+        <w:t xml:space="preserve">), with non-overlapping confidence intervals separating every</w:t>
+      </w:r>
+      <w:r>
+        <w:t xml:space="preserve"> </w:t>
+      </w:r>
+      <w:r>
+        <w:t xml:space="preserve">model (Table 4). The clinical and legal verticals are consistent: the ensemble ranks the smallest model weakest in</w:t>
+      </w:r>
+      <w:r>
+        <w:t xml:space="preserve"> </w:t>
+      </w:r>
+      <w:r>
+        <w:t xml:space="preserve">both, unanimously in clinical and two-of-three in legal (where the Anthropic judge ranks</w:t>
       </w:r>
       <w:r>
         <w:t xml:space="preserve"> </w:t>
@@ -9897,31 +10141,31 @@
         <w:rPr>
           <w:rStyle w:val="VerbatimChar"/>
         </w:rPr>
-        <w:t xml:space="preserve">gpt-4o-mini</w:t>
-      </w:r>
-      <w:r>
-        <w:t xml:space="preserve"> </w:t>
-      </w:r>
-      <w:r>
-        <w:t xml:space="preserve">strongest on legal analysis; on</w:t>
-      </w:r>
-      <w:r>
-        <w:t xml:space="preserve"> </w:t>
-      </w:r>
-      <w:r>
-        <w:t xml:space="preserve">clinical reasoning the two stronger models are statistically close, which the overlapping intervals correctly surface</w:t>
-      </w:r>
-      <w:r>
-        <w:t xml:space="preserve"> </w:t>
-      </w:r>
-      <w:r>
-        <w:t xml:space="preserve">rather than hide. This is the operation the framework is built for: producing a defensible model ranking for a bespoke</w:t>
-      </w:r>
-      <w:r>
-        <w:t xml:space="preserve"> </w:t>
-      </w:r>
-      <w:r>
-        <w:t xml:space="preserve">domain in which a standard benchmark is unavailable or untrustworthy.</w:t>
+        <w:t xml:space="preserve">gpt-3.5-turbo</w:t>
+      </w:r>
+      <w:r>
+        <w:t xml:space="preserve"> </w:t>
+      </w:r>
+      <w:r>
+        <w:t xml:space="preserve">lowest)—genuine disagreement a single judge would hide and a diverse ensemble surfaces; on clinical the two</w:t>
+      </w:r>
+      <w:r>
+        <w:t xml:space="preserve"> </w:t>
+      </w:r>
+      <w:r>
+        <w:t xml:space="preserve">stronger models are statistically close, which the overlapping intervals correctly expose. This is the operation the</w:t>
+      </w:r>
+      <w:r>
+        <w:t xml:space="preserve"> </w:t>
+      </w:r>
+      <w:r>
+        <w:t xml:space="preserve">framework is built for: producing a defensible model ranking for a bespoke domain in which a standard benchmark is</w:t>
+      </w:r>
+      <w:r>
+        <w:t xml:space="preserve"> </w:t>
+      </w:r>
+      <w:r>
+        <w:t xml:space="preserve">unavailable or untrustworthy.</w:t>
       </w:r>
     </w:p>
     <w:p>
@@ -9944,7 +10188,7 @@
         <w:t xml:space="preserve"> </w:t>
       </w:r>
       <w:r>
-        <w:t xml:space="preserve">CoEval ranks three candidate models on two custom, contamination-free verticals</w:t>
+        <w:t xml:space="preserve">CoEval ranks three candidate models on three custom, contamination-free verticals</w:t>
       </w:r>
       <w:r>
         <w:t xml:space="preserve"> </w:t>
@@ -9999,13 +10243,28 @@
         <w:t xml:space="preserve"> </w:t>
       </w:r>
       <w:r>
-        <w:t xml:space="preserve">generated items; the weakest model is identified unanimously by all three judges in both</w:t>
-      </w:r>
-      <w:r>
-        <w:t xml:space="preserve"> </w:t>
-      </w:r>
-      <w:r>
-        <w:t xml:space="preserve">verticals.</w:t>
+        <w:t xml:space="preserve">generated items; the ensemble ranks</w:t>
+      </w:r>
+      <w:r>
+        <w:t xml:space="preserve"> </w:t>
+      </w:r>
+      <w:r>
+        <w:rPr>
+          <w:rStyle w:val="VerbatimChar"/>
+        </w:rPr>
+        <w:t xml:space="preserve">llama-3.2-3b</w:t>
+      </w:r>
+      <w:r>
+        <w:t xml:space="preserve"> </w:t>
+      </w:r>
+      <w:r>
+        <w:t xml:space="preserve">weakest in both verticals; the three judges agree unanimously on the</w:t>
+      </w:r>
+      <w:r>
+        <w:t xml:space="preserve"> </w:t>
+      </w:r>
+      <w:r>
+        <w:t xml:space="preserve">weakest model in clinical and two-of-three in legal.</w:t>
       </w:r>
     </w:p>
     <w:tbl>
@@ -10014,7 +10273,7 @@
         <w:tblW w:type="pct" w:w="5000"/>
         <w:jc w:val="center"/>
         <w:tblLook w:firstRow="1" w:lastRow="0" w:firstColumn="0" w:lastColumn="0" w:noHBand="0" w:noVBand="0" w:val="0020"/>
-        <w:tblCaption w:val="Table 4. CoEval ranks three candidate models on two custom, contamination-free verticals generated from a task description with no labeled data. Scores are the cross-family ensemble mean ([0,1]) with 95% bootstrap CI over 40 generated items; the weakest model is identified unanimously by all three judges in both verticals."/>
+        <w:tblCaption w:val="Table 4. CoEval ranks three candidate models on three custom, contamination-free verticals generated from a task description with no labeled data. Scores are the cross-family ensemble mean ([0,1]) with 95% bootstrap CI over 40 generated items; the ensemble ranks llama-3.2-3b weakest in both verticals; the three judges agree unanimously on the weakest model in clinical and two-of-three in legal."/>
         <w:tblLayout w:type="autofit"/>
         <w:tblBorders>
           <w:top w:val="single" w:sz="10" w:color="4F6272"/>
@@ -10088,6 +10347,239 @@
                 <w:sz w:val="19"/>
               </w:rPr>
               <w:t xml:space="preserve">CoEval ensemble score [95% CI]</w:t>
+            </w:r>
+          </w:p>
+        </w:tc>
+      </w:tr>
+      <w:tr>
+        <w:tc>
+          <w:tcPr>
+            <w:tcBorders>
+              <w:left w:val="nil"/>
+              <w:right w:val="nil"/>
+              <w:top w:val="nil"/>
+              <w:bottom w:val="single" w:sz="4" w:color="D9E1E8"/>
+            </w:tcBorders>
+          </w:tcPr>
+          <w:p>
+            <w:pPr>
+              <w:pStyle w:val="Compact"/>
+              <w:spacing w:before="0" w:after="20" w:line="240" w:lineRule="auto"/>
+              <w:jc w:val="center"/>
+              <w:keepNext w:val="0"/>
+              <w:keepLines/>
+              <w:widowControl w:val="1"/>
+            </w:pPr>
+            <w:r>
+              <w:rPr>
+                <w:rFonts w:ascii="Times New Roman" w:hAnsi="Times New Roman"/>
+                <w:i/>
+                <w:iCs/>
+                <w:sz w:val="20"/>
+              </w:rPr>
+              <w:t xml:space="preserve">Drug–drug interaction reasoning</w:t>
+            </w:r>
+            <w:r>
+              <w:rPr>
+                <w:rFonts w:ascii="Times New Roman" w:hAnsi="Times New Roman"/>
+                <w:sz w:val="20"/>
+              </w:rPr>
+              <w:t xml:space="preserve"> </w:t>
+            </w:r>
+            <w:r>
+              <w:rPr>
+                <w:rFonts w:ascii="Times New Roman" w:hAnsi="Times New Roman"/>
+                <w:sz w:val="20"/>
+              </w:rPr>
+              <w:t xml:space="preserve">(judges unanimous)</w:t>
+            </w:r>
+          </w:p>
+        </w:tc>
+        <w:tc>
+          <w:tcPr>
+            <w:tcBorders>
+              <w:left w:val="nil"/>
+              <w:right w:val="nil"/>
+              <w:top w:val="nil"/>
+              <w:bottom w:val="single" w:sz="4" w:color="D9E1E8"/>
+            </w:tcBorders>
+          </w:tcPr>
+          <w:p>
+            <w:pPr>
+              <w:pStyle w:val="Compact"/>
+              <w:spacing w:before="0" w:after="20" w:line="240" w:lineRule="auto"/>
+              <w:jc w:val="center"/>
+              <w:keepNext w:val="0"/>
+              <w:keepLines/>
+              <w:widowControl w:val="1"/>
+            </w:pPr>
+          </w:p>
+        </w:tc>
+      </w:tr>
+      <w:tr>
+        <w:tc>
+          <w:tcPr>
+            <w:tcBorders>
+              <w:left w:val="nil"/>
+              <w:right w:val="nil"/>
+              <w:top w:val="nil"/>
+              <w:bottom w:val="single" w:sz="4" w:color="D9E1E8"/>
+            </w:tcBorders>
+          </w:tcPr>
+          <w:p>
+            <w:pPr>
+              <w:pStyle w:val="Compact"/>
+              <w:spacing w:before="0" w:after="20" w:line="240" w:lineRule="auto"/>
+              <w:jc w:val="center"/>
+              <w:keepNext w:val="0"/>
+              <w:keepLines/>
+              <w:widowControl w:val="1"/>
+            </w:pPr>
+            <w:r>
+              <w:rPr>
+                <w:rFonts w:ascii="Times New Roman" w:hAnsi="Times New Roman"/>
+                <w:sz w:val="20"/>
+              </w:rPr>
+              <w:t xml:space="preserve">  gpt-4o-mini</w:t>
+            </w:r>
+          </w:p>
+        </w:tc>
+        <w:tc>
+          <w:tcPr>
+            <w:tcBorders>
+              <w:left w:val="nil"/>
+              <w:right w:val="nil"/>
+              <w:top w:val="nil"/>
+              <w:bottom w:val="single" w:sz="4" w:color="D9E1E8"/>
+            </w:tcBorders>
+          </w:tcPr>
+          <w:p>
+            <w:pPr>
+              <w:pStyle w:val="Compact"/>
+              <w:spacing w:before="0" w:after="20" w:line="240" w:lineRule="auto"/>
+              <w:jc w:val="center"/>
+              <w:keepNext w:val="0"/>
+              <w:keepLines/>
+              <w:widowControl w:val="1"/>
+            </w:pPr>
+            <w:r>
+              <w:rPr>
+                <w:rFonts w:ascii="Times New Roman" w:hAnsi="Times New Roman"/>
+                <w:sz w:val="20"/>
+              </w:rPr>
+              <w:t xml:space="preserve">0.770 [0.739, 0.800]</w:t>
+            </w:r>
+          </w:p>
+        </w:tc>
+      </w:tr>
+      <w:tr>
+        <w:tc>
+          <w:tcPr>
+            <w:tcBorders>
+              <w:left w:val="nil"/>
+              <w:right w:val="nil"/>
+              <w:top w:val="nil"/>
+              <w:bottom w:val="single" w:sz="4" w:color="D9E1E8"/>
+            </w:tcBorders>
+          </w:tcPr>
+          <w:p>
+            <w:pPr>
+              <w:pStyle w:val="Compact"/>
+              <w:spacing w:before="0" w:after="20" w:line="240" w:lineRule="auto"/>
+              <w:jc w:val="center"/>
+              <w:keepNext w:val="0"/>
+              <w:keepLines/>
+              <w:widowControl w:val="1"/>
+            </w:pPr>
+            <w:r>
+              <w:rPr>
+                <w:rFonts w:ascii="Times New Roman" w:hAnsi="Times New Roman"/>
+                <w:sz w:val="20"/>
+              </w:rPr>
+              <w:t xml:space="preserve">  gpt-3.5-turbo</w:t>
+            </w:r>
+          </w:p>
+        </w:tc>
+        <w:tc>
+          <w:tcPr>
+            <w:tcBorders>
+              <w:left w:val="nil"/>
+              <w:right w:val="nil"/>
+              <w:top w:val="nil"/>
+              <w:bottom w:val="single" w:sz="4" w:color="D9E1E8"/>
+            </w:tcBorders>
+          </w:tcPr>
+          <w:p>
+            <w:pPr>
+              <w:pStyle w:val="Compact"/>
+              <w:spacing w:before="0" w:after="20" w:line="240" w:lineRule="auto"/>
+              <w:jc w:val="center"/>
+              <w:keepNext w:val="0"/>
+              <w:keepLines/>
+              <w:widowControl w:val="1"/>
+            </w:pPr>
+            <w:r>
+              <w:rPr>
+                <w:rFonts w:ascii="Times New Roman" w:hAnsi="Times New Roman"/>
+                <w:sz w:val="20"/>
+              </w:rPr>
+              <w:t xml:space="preserve">0.682 [0.646, 0.717]</w:t>
+            </w:r>
+          </w:p>
+        </w:tc>
+      </w:tr>
+      <w:tr>
+        <w:tc>
+          <w:tcPr>
+            <w:tcBorders>
+              <w:left w:val="nil"/>
+              <w:right w:val="nil"/>
+              <w:top w:val="nil"/>
+              <w:bottom w:val="single" w:sz="4" w:color="D9E1E8"/>
+            </w:tcBorders>
+          </w:tcPr>
+          <w:p>
+            <w:pPr>
+              <w:pStyle w:val="Compact"/>
+              <w:spacing w:before="0" w:after="20" w:line="240" w:lineRule="auto"/>
+              <w:jc w:val="center"/>
+              <w:keepNext w:val="0"/>
+              <w:keepLines/>
+              <w:widowControl w:val="1"/>
+            </w:pPr>
+            <w:r>
+              <w:rPr>
+                <w:rFonts w:ascii="Times New Roman" w:hAnsi="Times New Roman"/>
+                <w:sz w:val="20"/>
+              </w:rPr>
+              <w:t xml:space="preserve">  llama-3.2-3b</w:t>
+            </w:r>
+          </w:p>
+        </w:tc>
+        <w:tc>
+          <w:tcPr>
+            <w:tcBorders>
+              <w:left w:val="nil"/>
+              <w:right w:val="nil"/>
+              <w:top w:val="nil"/>
+              <w:bottom w:val="single" w:sz="4" w:color="D9E1E8"/>
+            </w:tcBorders>
+          </w:tcPr>
+          <w:p>
+            <w:pPr>
+              <w:pStyle w:val="Compact"/>
+              <w:spacing w:before="0" w:after="20" w:line="240" w:lineRule="auto"/>
+              <w:jc w:val="center"/>
+              <w:keepNext w:val="0"/>
+              <w:keepLines/>
+              <w:widowControl w:val="1"/>
+            </w:pPr>
+            <w:r>
+              <w:rPr>
+                <w:rFonts w:ascii="Times New Roman" w:hAnsi="Times New Roman"/>
+                <w:sz w:val="20"/>
+              </w:rPr>
+              <w:t xml:space="preserve">0.497 [0.459, 0.532]</w:t>
             </w:r>
           </w:p>
         </w:tc>

--- a/docs/paper/CoEval.docx
+++ b/docs/paper/CoEval.docx
@@ -167,7 +167,31 @@
         <w:t xml:space="preserve"> </w:t>
       </w:r>
       <w:r>
-        <w:t xml:space="preserve">memorization rather than fitness for the use case. We present</w:t>
+        <w:t xml:space="preserve">memorization rather than fitness for the use case. Existing tools address only one side of this gap: automated</w:t>
+      </w:r>
+      <w:r>
+        <w:t xml:space="preserve"> </w:t>
+      </w:r>
+      <w:r>
+        <w:t xml:space="preserve">benchmark generators still score with a single, bias-prone judge; LLM-as-judge panels presuppose that an evaluation</w:t>
+      </w:r>
+      <w:r>
+        <w:t xml:space="preserve"> </w:t>
+      </w:r>
+      <w:r>
+        <w:t xml:space="preserve">set already exists; and continually refreshed live benchmarks curb leakage only through ongoing human curation and</w:t>
+      </w:r>
+      <w:r>
+        <w:t xml:space="preserve"> </w:t>
+      </w:r>
+      <w:r>
+        <w:t xml:space="preserve">avoid open-ended, judge-scored tasks. No existing approach supplies contamination-free, label-free, domain-targeted</w:t>
+      </w:r>
+      <w:r>
+        <w:t xml:space="preserve"> </w:t>
+      </w:r>
+      <w:r>
+        <w:t xml:space="preserve">evaluation end to end. We present</w:t>
       </w:r>
       <w:r>
         <w:t xml:space="preserve"> </w:t>

--- a/docs/paper/CoEval.docx
+++ b/docs/paper/CoEval.docx
@@ -665,31 +665,32 @@
         <w:t xml:space="preserve"> </w:t>
       </w:r>
       <w:r>
-        <w:t xml:space="preserve">high score can reflect memorization rather than capability</w:t>
-      </w:r>
-      <w:r>
-        <w:t xml:space="preserve"> </w:t>
+        <w:t xml:space="preserve">high score can reflect memorization rather than capability [</w:t>
       </w:r>
       <w:hyperlink w:anchor="r12">
         <w:r>
           <w:rPr>
             <w:rStyle w:val="Hyperlink"/>
-            <w:vertAlign w:val="superscript"/>
           </w:rPr>
-          <w:t xml:space="preserve">[12]</w:t>
+          <w:t xml:space="preserve">12</w:t>
         </w:r>
       </w:hyperlink>
+      <w:r>
+        <w:t xml:space="preserve">,</w:t>
+      </w:r>
+      <w:r>
+        <w:t xml:space="preserve"> </w:t>
+      </w:r>
       <w:hyperlink w:anchor="r13">
         <w:r>
           <w:rPr>
             <w:rStyle w:val="Hyperlink"/>
-            <w:vertAlign w:val="superscript"/>
           </w:rPr>
-          <w:t xml:space="preserve">[13]</w:t>
+          <w:t xml:space="preserve">13</w:t>
         </w:r>
       </w:hyperlink>
       <w:r>
-        <w:t xml:space="preserve">.</w:t>
+        <w:t xml:space="preserve">].</w:t>
       </w:r>
       <w:r>
         <w:t xml:space="preserve"> </w:t>
@@ -801,31 +802,32 @@
         <w:t xml:space="preserve"> </w:t>
       </w:r>
       <w:r>
-        <w:t xml:space="preserve">memorization rather than generalization</w:t>
-      </w:r>
-      <w:r>
-        <w:t xml:space="preserve"> </w:t>
+        <w:t xml:space="preserve">memorization rather than generalization [</w:t>
       </w:r>
       <w:hyperlink w:anchor="r12">
         <w:r>
           <w:rPr>
             <w:rStyle w:val="Hyperlink"/>
-            <w:vertAlign w:val="superscript"/>
           </w:rPr>
-          <w:t xml:space="preserve">[12]</w:t>
+          <w:t xml:space="preserve">12</w:t>
         </w:r>
       </w:hyperlink>
+      <w:r>
+        <w:t xml:space="preserve">,</w:t>
+      </w:r>
+      <w:r>
+        <w:t xml:space="preserve"> </w:t>
+      </w:r>
       <w:hyperlink w:anchor="r13">
         <w:r>
           <w:rPr>
             <w:rStyle w:val="Hyperlink"/>
-            <w:vertAlign w:val="superscript"/>
           </w:rPr>
-          <w:t xml:space="preserve">[13]</w:t>
+          <w:t xml:space="preserve">13</w:t>
         </w:r>
       </w:hyperlink>
       <w:r>
-        <w:t xml:space="preserve">. Third, they are</w:t>
+        <w:t xml:space="preserve">]. Third, they are</w:t>
       </w:r>
       <w:r>
         <w:t xml:space="preserve"> </w:t>
@@ -856,34 +858,32 @@
         <w:widowControl w:val="1"/>
       </w:pPr>
       <w:r>
-        <w:t xml:space="preserve">LLM-as-judge evaluation</w:t>
-      </w:r>
-      <w:r>
-        <w:t xml:space="preserve"> </w:t>
+        <w:t xml:space="preserve">LLM-as-judge evaluation [</w:t>
       </w:r>
       <w:hyperlink w:anchor="r1">
         <w:r>
           <w:rPr>
             <w:rStyle w:val="Hyperlink"/>
-            <w:vertAlign w:val="superscript"/>
           </w:rPr>
-          <w:t xml:space="preserve">[1]</w:t>
+          <w:t xml:space="preserve">1</w:t>
         </w:r>
       </w:hyperlink>
+      <w:r>
+        <w:t xml:space="preserve">,</w:t>
+      </w:r>
+      <w:r>
+        <w:t xml:space="preserve"> </w:t>
+      </w:r>
       <w:hyperlink w:anchor="r2">
         <w:r>
           <w:rPr>
             <w:rStyle w:val="Hyperlink"/>
-            <w:vertAlign w:val="superscript"/>
           </w:rPr>
-          <w:t xml:space="preserve">[2]</w:t>
+          <w:t xml:space="preserve">2</w:t>
         </w:r>
       </w:hyperlink>
       <w:r>
-        <w:t xml:space="preserve"> </w:t>
-      </w:r>
-      <w:r>
-        <w:t xml:space="preserve">addresses the cost and extensibility of</w:t>
+        <w:t xml:space="preserve">] addresses the cost and extensibility of</w:t>
       </w:r>
       <w:r>
         <w:t xml:space="preserve"> </w:t>
@@ -938,17 +938,19 @@
       <w:r>
         <w:t xml:space="preserve"> </w:t>
       </w:r>
+      <w:r>
+        <w:t xml:space="preserve">[</w:t>
+      </w:r>
       <w:hyperlink w:anchor="r8">
         <w:r>
           <w:rPr>
             <w:rStyle w:val="Hyperlink"/>
-            <w:vertAlign w:val="superscript"/>
           </w:rPr>
-          <w:t xml:space="preserve">[8]</w:t>
+          <w:t xml:space="preserve">8</w:t>
         </w:r>
       </w:hyperlink>
       <w:r>
-        <w:t xml:space="preserve">, and</w:t>
+        <w:t xml:space="preserve">], and</w:t>
       </w:r>
       <w:r>
         <w:t xml:space="preserve"> </w:t>
@@ -1340,43 +1342,35 @@
         <w:t xml:space="preserve"> </w:t>
       </w:r>
       <w:r>
-        <w:t xml:space="preserve">leak into pretraining corpora and inflate scores through memorization (GSM1k</w:t>
-      </w:r>
-      <w:r>
-        <w:t xml:space="preserve"> </w:t>
+        <w:t xml:space="preserve">leak into pretraining corpora and inflate scores through memorization (GSM1k [</w:t>
       </w:r>
       <w:hyperlink w:anchor="r12">
         <w:r>
           <w:rPr>
             <w:rStyle w:val="Hyperlink"/>
-            <w:vertAlign w:val="superscript"/>
           </w:rPr>
-          <w:t xml:space="preserve">[12]</w:t>
+          <w:t xml:space="preserve">12</w:t>
         </w:r>
       </w:hyperlink>
       <w:r>
-        <w:t xml:space="preserve">,</w:t>
-      </w:r>
-      <w:r>
-        <w:t xml:space="preserve"> </w:t>
-      </w:r>
-      <w:r>
-        <w:t xml:space="preserve">contamination surveys</w:t>
-      </w:r>
-      <w:r>
-        <w:t xml:space="preserve"> </w:t>
+        <w:t xml:space="preserve">],</w:t>
+      </w:r>
+      <w:r>
+        <w:t xml:space="preserve"> </w:t>
+      </w:r>
+      <w:r>
+        <w:t xml:space="preserve">contamination surveys [</w:t>
       </w:r>
       <w:hyperlink w:anchor="r13">
         <w:r>
           <w:rPr>
             <w:rStyle w:val="Hyperlink"/>
-            <w:vertAlign w:val="superscript"/>
           </w:rPr>
-          <w:t xml:space="preserve">[13]</w:t>
+          <w:t xml:space="preserve">13</w:t>
         </w:r>
       </w:hyperlink>
       <w:r>
-        <w:t xml:space="preserve">), which has driven continuously-refreshed</w:t>
+        <w:t xml:space="preserve">]), which has driven continuously-refreshed</w:t>
       </w:r>
       <w:r>
         <w:t xml:space="preserve"> </w:t>
@@ -1392,58 +1386,46 @@
         <w:t xml:space="preserve"> </w:t>
       </w:r>
       <w:r>
-        <w:t xml:space="preserve">benchmarks (LiveBench</w:t>
-      </w:r>
-      <w:r>
-        <w:t xml:space="preserve"> </w:t>
+        <w:t xml:space="preserve">benchmarks (LiveBench [</w:t>
       </w:r>
       <w:hyperlink w:anchor="r22">
         <w:r>
           <w:rPr>
             <w:rStyle w:val="Hyperlink"/>
-            <w:vertAlign w:val="superscript"/>
           </w:rPr>
-          <w:t xml:space="preserve">[22]</w:t>
+          <w:t xml:space="preserve">22</w:t>
         </w:r>
       </w:hyperlink>
       <w:r>
-        <w:t xml:space="preserve">, LiveCodeBench</w:t>
-      </w:r>
-      <w:r>
-        <w:t xml:space="preserve"> </w:t>
+        <w:t xml:space="preserve">], LiveCodeBench [</w:t>
       </w:r>
       <w:hyperlink w:anchor="r23">
         <w:r>
           <w:rPr>
             <w:rStyle w:val="Hyperlink"/>
-            <w:vertAlign w:val="superscript"/>
           </w:rPr>
-          <w:t xml:space="preserve">[23]</w:t>
+          <w:t xml:space="preserve">23</w:t>
         </w:r>
       </w:hyperlink>
       <w:r>
-        <w:t xml:space="preserve">) and</w:t>
-      </w:r>
-      <w:r>
-        <w:t xml:space="preserve"> </w:t>
-      </w:r>
-      <w:r>
-        <w:t xml:space="preserve">exposed leakage on the judge side as well (Preference Leakage</w:t>
-      </w:r>
-      <w:r>
-        <w:t xml:space="preserve"> </w:t>
+        <w:t xml:space="preserve">]) and</w:t>
+      </w:r>
+      <w:r>
+        <w:t xml:space="preserve"> </w:t>
+      </w:r>
+      <w:r>
+        <w:t xml:space="preserve">exposed leakage on the judge side as well (Preference Leakage [</w:t>
       </w:r>
       <w:hyperlink w:anchor="r15">
         <w:r>
           <w:rPr>
             <w:rStyle w:val="Hyperlink"/>
-            <w:vertAlign w:val="superscript"/>
           </w:rPr>
-          <w:t xml:space="preserve">[15]</w:t>
+          <w:t xml:space="preserve">15</w:t>
         </w:r>
       </w:hyperlink>
       <w:r>
-        <w:t xml:space="preserve">). (ii) When no</w:t>
+        <w:t xml:space="preserve">]). (ii) When no</w:t>
       </w:r>
       <w:r>
         <w:t xml:space="preserve"> </w:t>
@@ -1470,62 +1452,58 @@
       <w:r>
         <w:t xml:space="preserve"> </w:t>
       </w:r>
+      <w:r>
+        <w:t xml:space="preserve">[</w:t>
+      </w:r>
       <w:hyperlink w:anchor="r9">
         <w:r>
           <w:rPr>
             <w:rStyle w:val="Hyperlink"/>
-            <w:vertAlign w:val="superscript"/>
           </w:rPr>
-          <w:t xml:space="preserve">[9]</w:t>
+          <w:t xml:space="preserve">9</w:t>
         </w:r>
       </w:hyperlink>
       <w:r>
-        <w:t xml:space="preserve">, BenchAgents</w:t>
-      </w:r>
-      <w:r>
-        <w:t xml:space="preserve"> </w:t>
+        <w:t xml:space="preserve">], BenchAgents [</w:t>
       </w:r>
       <w:hyperlink w:anchor="r10">
         <w:r>
           <w:rPr>
             <w:rStyle w:val="Hyperlink"/>
-            <w:vertAlign w:val="superscript"/>
           </w:rPr>
-          <w:t xml:space="preserve">[10]</w:t>
+          <w:t xml:space="preserve">10</w:t>
         </w:r>
       </w:hyperlink>
       <w:r>
-        <w:t xml:space="preserve">, YourBench</w:t>
-      </w:r>
-      <w:r>
-        <w:t xml:space="preserve"> </w:t>
+        <w:t xml:space="preserve">], YourBench</w:t>
+      </w:r>
+      <w:r>
+        <w:t xml:space="preserve"> </w:t>
+      </w:r>
+      <w:r>
+        <w:t xml:space="preserve">[</w:t>
       </w:r>
       <w:hyperlink w:anchor="r11">
         <w:r>
           <w:rPr>
             <w:rStyle w:val="Hyperlink"/>
-            <w:vertAlign w:val="superscript"/>
           </w:rPr>
-          <w:t xml:space="preserve">[11]</w:t>
+          <w:t xml:space="preserve">11</w:t>
         </w:r>
       </w:hyperlink>
       <w:r>
-        <w:t xml:space="preserve">, domain-specific construction</w:t>
-      </w:r>
-      <w:r>
-        <w:t xml:space="preserve"> </w:t>
+        <w:t xml:space="preserve">], domain-specific construction [</w:t>
       </w:r>
       <w:hyperlink w:anchor="r25">
         <w:r>
           <w:rPr>
             <w:rStyle w:val="Hyperlink"/>
-            <w:vertAlign w:val="superscript"/>
           </w:rPr>
-          <w:t xml:space="preserve">[25]</w:t>
+          <w:t xml:space="preserve">25</w:t>
         </w:r>
       </w:hyperlink>
       <w:r>
-        <w:t xml:space="preserve">).</w:t>
+        <w:t xml:space="preserve">]).</w:t>
       </w:r>
       <w:r>
         <w:t xml:space="preserve"> </w:t>
@@ -1544,52 +1522,46 @@
         <w:t xml:space="preserve"> </w:t>
       </w:r>
       <w:r>
-        <w:t xml:space="preserve">methods (G-Eval</w:t>
-      </w:r>
-      <w:r>
-        <w:t xml:space="preserve"> </w:t>
+        <w:t xml:space="preserve">methods (G-Eval [</w:t>
       </w:r>
       <w:hyperlink w:anchor="r2">
         <w:r>
           <w:rPr>
             <w:rStyle w:val="Hyperlink"/>
-            <w:vertAlign w:val="superscript"/>
           </w:rPr>
-          <w:t xml:space="preserve">[2]</w:t>
+          <w:t xml:space="preserve">2</w:t>
         </w:r>
       </w:hyperlink>
       <w:r>
-        <w:t xml:space="preserve">, Prometheus 2</w:t>
-      </w:r>
-      <w:r>
-        <w:t xml:space="preserve"> </w:t>
+        <w:t xml:space="preserve">], Prometheus 2</w:t>
+      </w:r>
+      <w:r>
+        <w:t xml:space="preserve"> </w:t>
+      </w:r>
+      <w:r>
+        <w:t xml:space="preserve">[</w:t>
       </w:r>
       <w:hyperlink w:anchor="r3">
         <w:r>
           <w:rPr>
             <w:rStyle w:val="Hyperlink"/>
-            <w:vertAlign w:val="superscript"/>
           </w:rPr>
-          <w:t xml:space="preserve">[3]</w:t>
+          <w:t xml:space="preserve">3</w:t>
         </w:r>
       </w:hyperlink>
       <w:r>
-        <w:t xml:space="preserve">, panels</w:t>
-      </w:r>
-      <w:r>
-        <w:t xml:space="preserve"> </w:t>
+        <w:t xml:space="preserve">], panels [</w:t>
       </w:r>
       <w:hyperlink w:anchor="r5">
         <w:r>
           <w:rPr>
             <w:rStyle w:val="Hyperlink"/>
-            <w:vertAlign w:val="superscript"/>
           </w:rPr>
-          <w:t xml:space="preserve">[5]</w:t>
+          <w:t xml:space="preserve">5</w:t>
         </w:r>
       </w:hyperlink>
       <w:r>
-        <w:t xml:space="preserve">) provide label-free scoring but inherit</w:t>
+        <w:t xml:space="preserve">]) provide label-free scoring but inherit</w:t>
       </w:r>
       <w:r>
         <w:t xml:space="preserve"> </w:t>
@@ -1631,49 +1603,35 @@
         <w:widowControl w:val="1"/>
       </w:pPr>
       <w:r>
-        <w:t xml:space="preserve">MT-Bench and Chatbot Arena</w:t>
-      </w:r>
-      <w:r>
-        <w:t xml:space="preserve"> </w:t>
+        <w:t xml:space="preserve">MT-Bench and Chatbot Arena [</w:t>
       </w:r>
       <w:hyperlink w:anchor="r1">
         <w:r>
           <w:rPr>
             <w:rStyle w:val="Hyperlink"/>
-            <w:vertAlign w:val="superscript"/>
           </w:rPr>
-          <w:t xml:space="preserve">[1]</w:t>
+          <w:t xml:space="preserve">1</w:t>
         </w:r>
       </w:hyperlink>
       <w:r>
-        <w:t xml:space="preserve"> </w:t>
-      </w:r>
-      <w:r>
-        <w:t xml:space="preserve">established LLM-as-judge as a scalable proxy for human</w:t>
-      </w:r>
-      <w:r>
-        <w:t xml:space="preserve"> </w:t>
-      </w:r>
-      <w:r>
-        <w:t xml:space="preserve">preference, and documented its biases. G-Eval</w:t>
-      </w:r>
-      <w:r>
-        <w:t xml:space="preserve"> </w:t>
+        <w:t xml:space="preserve">] established LLM-as-judge as a scalable proxy for human</w:t>
+      </w:r>
+      <w:r>
+        <w:t xml:space="preserve"> </w:t>
+      </w:r>
+      <w:r>
+        <w:t xml:space="preserve">preference, and documented its biases. G-Eval [</w:t>
       </w:r>
       <w:hyperlink w:anchor="r2">
         <w:r>
           <w:rPr>
             <w:rStyle w:val="Hyperlink"/>
-            <w:vertAlign w:val="superscript"/>
           </w:rPr>
-          <w:t xml:space="preserve">[2]</w:t>
+          <w:t xml:space="preserve">2</w:t>
         </w:r>
       </w:hyperlink>
       <w:r>
-        <w:t xml:space="preserve"> </w:t>
-      </w:r>
-      <w:r>
-        <w:t xml:space="preserve">uses a single strong model with</w:t>
+        <w:t xml:space="preserve">] uses a single strong model with</w:t>
       </w:r>
       <w:r>
         <w:t xml:space="preserve"> </w:t>
@@ -1683,21 +1641,20 @@
       </w:r>
       <w:r>
         <w:t xml:space="preserve"> </w:t>
+      </w:r>
+      <w:r>
+        <w:t xml:space="preserve">[</w:t>
       </w:r>
       <w:hyperlink w:anchor="r3">
         <w:r>
           <w:rPr>
             <w:rStyle w:val="Hyperlink"/>
-            <w:vertAlign w:val="superscript"/>
           </w:rPr>
-          <w:t xml:space="preserve">[3]</w:t>
+          <w:t xml:space="preserve">3</w:t>
         </w:r>
       </w:hyperlink>
       <w:r>
-        <w:t xml:space="preserve"> </w:t>
-      </w:r>
-      <w:r>
-        <w:t xml:space="preserve">trains a dedicated open evaluator. These approaches are</w:t>
+        <w:t xml:space="preserve">] trains a dedicated open evaluator. These approaches are</w:t>
       </w:r>
       <w:r>
         <w:t xml:space="preserve"> </w:t>
@@ -1738,61 +1695,52 @@
         <w:t xml:space="preserve"> </w:t>
       </w:r>
       <w:r>
-        <w:t xml:space="preserve">automatically from the task definition and aggregates across a diverse panel. FLAMe</w:t>
-      </w:r>
-      <w:r>
-        <w:t xml:space="preserve"> </w:t>
+        <w:t xml:space="preserve">automatically from the task definition and aggregates across a diverse panel. FLAMe [</w:t>
       </w:r>
       <w:hyperlink w:anchor="r4">
         <w:r>
           <w:rPr>
             <w:rStyle w:val="Hyperlink"/>
-            <w:vertAlign w:val="superscript"/>
           </w:rPr>
-          <w:t xml:space="preserve">[4]</w:t>
+          <w:t xml:space="preserve">4</w:t>
         </w:r>
       </w:hyperlink>
       <w:r>
-        <w:t xml:space="preserve"> </w:t>
-      </w:r>
-      <w:r>
-        <w:t xml:space="preserve">and JudgeBench</w:t>
-      </w:r>
-      <w:r>
-        <w:t xml:space="preserve"> </w:t>
+        <w:t xml:space="preserve">]</w:t>
+      </w:r>
+      <w:r>
+        <w:t xml:space="preserve"> </w:t>
+      </w:r>
+      <w:r>
+        <w:t xml:space="preserve">and JudgeBench [</w:t>
       </w:r>
       <w:hyperlink w:anchor="r6">
         <w:r>
           <w:rPr>
             <w:rStyle w:val="Hyperlink"/>
-            <w:vertAlign w:val="superscript"/>
           </w:rPr>
-          <w:t xml:space="preserve">[6]</w:t>
+          <w:t xml:space="preserve">6</w:t>
         </w:r>
       </w:hyperlink>
       <w:r>
-        <w:t xml:space="preserve"> </w:t>
-      </w:r>
-      <w:r>
-        <w:t xml:space="preserve">study the reliability of judge models, and BiGGen-Bench</w:t>
-      </w:r>
-      <w:r>
-        <w:t xml:space="preserve"> </w:t>
+        <w:t xml:space="preserve">] study the reliability of judge models, and BiGGen-Bench</w:t>
+      </w:r>
+      <w:r>
+        <w:t xml:space="preserve"> </w:t>
+      </w:r>
+      <w:r>
+        <w:t xml:space="preserve">[</w:t>
       </w:r>
       <w:hyperlink w:anchor="r7">
         <w:r>
           <w:rPr>
             <w:rStyle w:val="Hyperlink"/>
-            <w:vertAlign w:val="superscript"/>
           </w:rPr>
-          <w:t xml:space="preserve">[7]</w:t>
+          <w:t xml:space="preserve">7</w:t>
         </w:r>
       </w:hyperlink>
       <w:r>
-        <w:t xml:space="preserve"> </w:t>
-      </w:r>
-      <w:r>
-        <w:t xml:space="preserve">introduces instance-specific evaluation criteria; CoEval is complementary, adding a</w:t>
+        <w:t xml:space="preserve">] introduces instance-specific evaluation criteria; CoEval is complementary, adding a</w:t>
       </w:r>
       <w:r>
         <w:t xml:space="preserve"> </w:t>
@@ -1826,22 +1774,18 @@
         <w:t xml:space="preserve"> </w:t>
       </w:r>
       <w:r>
-        <w:t xml:space="preserve">(PoLL)</w:t>
-      </w:r>
-      <w:r>
-        <w:t xml:space="preserve"> </w:t>
+        <w:t xml:space="preserve">(PoLL) [</w:t>
       </w:r>
       <w:hyperlink w:anchor="r5">
         <w:r>
           <w:rPr>
             <w:rStyle w:val="Hyperlink"/>
-            <w:vertAlign w:val="superscript"/>
           </w:rPr>
-          <w:t xml:space="preserve">[5]</w:t>
+          <w:t xml:space="preserve">5</w:t>
         </w:r>
       </w:hyperlink>
       <w:r>
-        <w:t xml:space="preserve">, which</w:t>
+        <w:t xml:space="preserve">], which</w:t>
       </w:r>
       <w:r>
         <w:t xml:space="preserve"> </w:t>
@@ -1905,49 +1849,35 @@
         <w:t xml:space="preserve"> </w:t>
       </w:r>
       <w:r>
-        <w:t xml:space="preserve">(teacher/student/judge) with self-preference monitoring built in. ChatEval</w:t>
-      </w:r>
-      <w:r>
-        <w:t xml:space="preserve"> </w:t>
+        <w:t xml:space="preserve">(teacher/student/judge) with self-preference monitoring built in. ChatEval [</w:t>
       </w:r>
       <w:hyperlink w:anchor="r21">
         <w:r>
           <w:rPr>
             <w:rStyle w:val="Hyperlink"/>
-            <w:vertAlign w:val="superscript"/>
           </w:rPr>
-          <w:t xml:space="preserve">[21]</w:t>
+          <w:t xml:space="preserve">21</w:t>
         </w:r>
       </w:hyperlink>
       <w:r>
-        <w:t xml:space="preserve"> </w:t>
-      </w:r>
-      <w:r>
-        <w:t xml:space="preserve">and</w:t>
-      </w:r>
-      <w:r>
-        <w:t xml:space="preserve"> </w:t>
-      </w:r>
-      <w:r>
-        <w:t xml:space="preserve">meta-judge frameworks</w:t>
-      </w:r>
-      <w:r>
-        <w:t xml:space="preserve"> </w:t>
+        <w:t xml:space="preserve">] and</w:t>
+      </w:r>
+      <w:r>
+        <w:t xml:space="preserve"> </w:t>
+      </w:r>
+      <w:r>
+        <w:t xml:space="preserve">meta-judge frameworks [</w:t>
       </w:r>
       <w:hyperlink w:anchor="r26">
         <w:r>
           <w:rPr>
             <w:rStyle w:val="Hyperlink"/>
-            <w:vertAlign w:val="superscript"/>
           </w:rPr>
-          <w:t xml:space="preserve">[26]</w:t>
+          <w:t xml:space="preserve">26</w:t>
         </w:r>
       </w:hyperlink>
       <w:r>
-        <w:t xml:space="preserve"> </w:t>
-      </w:r>
-      <w:r>
-        <w:t xml:space="preserve">improve reliability through intra-pool multi-agent</w:t>
+        <w:t xml:space="preserve">] improve reliability through intra-pool multi-agent</w:t>
       </w:r>
       <w:r>
         <w:t xml:space="preserve"> </w:t>
@@ -2005,20 +1935,19 @@
       <w:r>
         <w:t xml:space="preserve"> </w:t>
       </w:r>
+      <w:r>
+        <w:t xml:space="preserve">[</w:t>
+      </w:r>
       <w:hyperlink w:anchor="r15">
         <w:r>
           <w:rPr>
             <w:rStyle w:val="Hyperlink"/>
-            <w:vertAlign w:val="superscript"/>
           </w:rPr>
-          <w:t xml:space="preserve">[15]</w:t>
+          <w:t xml:space="preserve">15</w:t>
         </w:r>
       </w:hyperlink>
       <w:r>
-        <w:t xml:space="preserve"> </w:t>
-      </w:r>
-      <w:r>
-        <w:t xml:space="preserve">shows that a judge sharing a model,</w:t>
+        <w:t xml:space="preserve">] shows that a judge sharing a model,</w:t>
       </w:r>
       <w:r>
         <w:t xml:space="preserve"> </w:t>
@@ -2039,111 +1968,96 @@
       <w:r>
         <w:t xml:space="preserve"> </w:t>
       </w:r>
+      <w:r>
+        <w:t xml:space="preserve">[</w:t>
+      </w:r>
       <w:hyperlink w:anchor="r16">
         <w:r>
           <w:rPr>
             <w:rStyle w:val="Hyperlink"/>
-            <w:vertAlign w:val="superscript"/>
           </w:rPr>
-          <w:t xml:space="preserve">[16]</w:t>
+          <w:t xml:space="preserve">16</w:t>
         </w:r>
       </w:hyperlink>
       <w:r>
-        <w:t xml:space="preserve"> </w:t>
-      </w:r>
-      <w:r>
-        <w:t xml:space="preserve">measures this same-family bias statistically, finding that frontier models favor</w:t>
-      </w:r>
-      <w:r>
-        <w:t xml:space="preserve"> </w:t>
-      </w:r>
-      <w:r>
-        <w:t xml:space="preserve">same-family outputs. Self-preference has been characterized mechanistically</w:t>
-      </w:r>
-      <w:r>
-        <w:t xml:space="preserve"> </w:t>
+        <w:t xml:space="preserve">] measures this same-family bias statistically, finding that frontier models favor</w:t>
+      </w:r>
+      <w:r>
+        <w:t xml:space="preserve"> </w:t>
+      </w:r>
+      <w:r>
+        <w:t xml:space="preserve">same-family outputs. Self-preference has been characterized mechanistically [</w:t>
       </w:r>
       <w:hyperlink w:anchor="r18">
         <w:r>
           <w:rPr>
             <w:rStyle w:val="Hyperlink"/>
-            <w:vertAlign w:val="superscript"/>
           </w:rPr>
-          <w:t xml:space="preserve">[18]</w:t>
+          <w:t xml:space="preserve">18</w:t>
         </w:r>
       </w:hyperlink>
       <w:r>
-        <w:t xml:space="preserve"> </w:t>
-      </w:r>
-      <w:r>
-        <w:t xml:space="preserve">and</w:t>
-      </w:r>
-      <w:r>
-        <w:t xml:space="preserve"> </w:t>
-      </w:r>
-      <w:r>
-        <w:t xml:space="preserve">partly attributed to legitimate capability rather than pure bias</w:t>
-      </w:r>
-      <w:r>
-        <w:t xml:space="preserve"> </w:t>
+        <w:t xml:space="preserve">] and</w:t>
+      </w:r>
+      <w:r>
+        <w:t xml:space="preserve"> </w:t>
+      </w:r>
+      <w:r>
+        <w:t xml:space="preserve">partly attributed to legitimate capability rather than pure bias [</w:t>
       </w:r>
       <w:hyperlink w:anchor="r24">
         <w:r>
           <w:rPr>
             <w:rStyle w:val="Hyperlink"/>
-            <w:vertAlign w:val="superscript"/>
           </w:rPr>
-          <w:t xml:space="preserve">[24]</w:t>
+          <w:t xml:space="preserve">24</w:t>
         </w:r>
       </w:hyperlink>
       <w:r>
-        <w:t xml:space="preserve">. Broad bias</w:t>
-      </w:r>
-      <w:r>
-        <w:t xml:space="preserve"> </w:t>
-      </w:r>
-      <w:r>
-        <w:t xml:space="preserve">taxonomies</w:t>
-      </w:r>
-      <w:r>
-        <w:t xml:space="preserve"> </w:t>
+        <w:t xml:space="preserve">]. Broad bias</w:t>
+      </w:r>
+      <w:r>
+        <w:t xml:space="preserve"> </w:t>
+      </w:r>
+      <w:r>
+        <w:t xml:space="preserve">taxonomies [</w:t>
       </w:r>
       <w:hyperlink w:anchor="r17">
         <w:r>
           <w:rPr>
             <w:rStyle w:val="Hyperlink"/>
-            <w:vertAlign w:val="superscript"/>
           </w:rPr>
-          <w:t xml:space="preserve">[17]</w:t>
+          <w:t xml:space="preserve">17</w:t>
         </w:r>
       </w:hyperlink>
       <w:r>
-        <w:t xml:space="preserve"> </w:t>
-      </w:r>
-      <w:r>
-        <w:t xml:space="preserve">and recent surveys</w:t>
-      </w:r>
-      <w:r>
-        <w:t xml:space="preserve"> </w:t>
+        <w:t xml:space="preserve">] and recent surveys [</w:t>
       </w:r>
       <w:hyperlink w:anchor="r19">
         <w:r>
           <w:rPr>
             <w:rStyle w:val="Hyperlink"/>
-            <w:vertAlign w:val="superscript"/>
           </w:rPr>
-          <w:t xml:space="preserve">[19]</w:t>
+          <w:t xml:space="preserve">19</w:t>
         </w:r>
       </w:hyperlink>
+      <w:r>
+        <w:t xml:space="preserve">,</w:t>
+      </w:r>
+      <w:r>
+        <w:t xml:space="preserve"> </w:t>
+      </w:r>
       <w:hyperlink w:anchor="r20">
         <w:r>
           <w:rPr>
             <w:rStyle w:val="Hyperlink"/>
-            <w:vertAlign w:val="superscript"/>
           </w:rPr>
-          <w:t xml:space="preserve">[20]</w:t>
+          <w:t xml:space="preserve">20</w:t>
         </w:r>
       </w:hyperlink>
+      <w:r>
+        <w:t xml:space="preserve">]</w:t>
+      </w:r>
       <w:r>
         <w:t xml:space="preserve"> </w:t>
       </w:r>
@@ -2241,25 +2155,18 @@
         <w:widowControl w:val="1"/>
       </w:pPr>
       <w:r>
-        <w:t xml:space="preserve">AutoBencher</w:t>
-      </w:r>
-      <w:r>
-        <w:t xml:space="preserve"> </w:t>
+        <w:t xml:space="preserve">AutoBencher [</w:t>
       </w:r>
       <w:hyperlink w:anchor="r9">
         <w:r>
           <w:rPr>
             <w:rStyle w:val="Hyperlink"/>
-            <w:vertAlign w:val="superscript"/>
           </w:rPr>
-          <w:t xml:space="preserve">[9]</w:t>
+          <w:t xml:space="preserve">9</w:t>
         </w:r>
       </w:hyperlink>
       <w:r>
-        <w:t xml:space="preserve"> </w:t>
-      </w:r>
-      <w:r>
-        <w:t xml:space="preserve">searches for benchmark questions that optimize difficulty and novelty,</w:t>
+        <w:t xml:space="preserve">] searches for benchmark questions that optimize difficulty and novelty,</w:t>
       </w:r>
       <w:r>
         <w:t xml:space="preserve"> </w:t>
@@ -2293,43 +2200,29 @@
         <w:t xml:space="preserve"> </w:t>
       </w:r>
       <w:r>
-        <w:t xml:space="preserve">monitoring. BenchAgents</w:t>
-      </w:r>
-      <w:r>
-        <w:t xml:space="preserve"> </w:t>
+        <w:t xml:space="preserve">monitoring. BenchAgents [</w:t>
       </w:r>
       <w:hyperlink w:anchor="r10">
         <w:r>
           <w:rPr>
             <w:rStyle w:val="Hyperlink"/>
-            <w:vertAlign w:val="superscript"/>
           </w:rPr>
-          <w:t xml:space="preserve">[10]</w:t>
+          <w:t xml:space="preserve">10</w:t>
         </w:r>
       </w:hyperlink>
       <w:r>
-        <w:t xml:space="preserve"> </w:t>
-      </w:r>
-      <w:r>
-        <w:t xml:space="preserve">and YourBench</w:t>
-      </w:r>
-      <w:r>
-        <w:t xml:space="preserve"> </w:t>
+        <w:t xml:space="preserve">] and YourBench [</w:t>
       </w:r>
       <w:hyperlink w:anchor="r11">
         <w:r>
           <w:rPr>
             <w:rStyle w:val="Hyperlink"/>
-            <w:vertAlign w:val="superscript"/>
           </w:rPr>
-          <w:t xml:space="preserve">[11]</w:t>
+          <w:t xml:space="preserve">11</w:t>
         </w:r>
       </w:hyperlink>
       <w:r>
-        <w:t xml:space="preserve"> </w:t>
-      </w:r>
-      <w:r>
-        <w:t xml:space="preserve">likewise</w:t>
+        <w:t xml:space="preserve">] likewise</w:t>
       </w:r>
       <w:r>
         <w:t xml:space="preserve"> </w:t>
@@ -2365,74 +2258,64 @@
       <w:r>
         <w:t xml:space="preserve"> </w:t>
       </w:r>
+      <w:r>
+        <w:t xml:space="preserve">[</w:t>
+      </w:r>
       <w:hyperlink w:anchor="r12">
         <w:r>
           <w:rPr>
             <w:rStyle w:val="Hyperlink"/>
-            <w:vertAlign w:val="superscript"/>
           </w:rPr>
-          <w:t xml:space="preserve">[12]</w:t>
+          <w:t xml:space="preserve">12</w:t>
         </w:r>
       </w:hyperlink>
       <w:r>
-        <w:t xml:space="preserve">, which exposed memorization on grade-school arithmetic, and by recent surveys of</w:t>
-      </w:r>
-      <w:r>
-        <w:t xml:space="preserve"> </w:t>
-      </w:r>
-      <w:r>
-        <w:t xml:space="preserve">data contamination in LLMs</w:t>
-      </w:r>
-      <w:r>
-        <w:t xml:space="preserve"> </w:t>
+        <w:t xml:space="preserve">], which exposed memorization on grade-school arithmetic, and by recent surveys of</w:t>
+      </w:r>
+      <w:r>
+        <w:t xml:space="preserve"> </w:t>
+      </w:r>
+      <w:r>
+        <w:t xml:space="preserve">data contamination in LLMs [</w:t>
       </w:r>
       <w:hyperlink w:anchor="r13">
         <w:r>
           <w:rPr>
             <w:rStyle w:val="Hyperlink"/>
-            <w:vertAlign w:val="superscript"/>
           </w:rPr>
-          <w:t xml:space="preserve">[13]</w:t>
+          <w:t xml:space="preserve">13</w:t>
         </w:r>
       </w:hyperlink>
       <w:r>
-        <w:t xml:space="preserve">. Live benchmarks such as LiveBench</w:t>
-      </w:r>
-      <w:r>
-        <w:t xml:space="preserve"> </w:t>
+        <w:t xml:space="preserve">]. Live benchmarks such as LiveBench</w:t>
+      </w:r>
+      <w:r>
+        <w:t xml:space="preserve"> </w:t>
+      </w:r>
+      <w:r>
+        <w:t xml:space="preserve">[</w:t>
       </w:r>
       <w:hyperlink w:anchor="r22">
         <w:r>
           <w:rPr>
             <w:rStyle w:val="Hyperlink"/>
-            <w:vertAlign w:val="superscript"/>
           </w:rPr>
-          <w:t xml:space="preserve">[22]</w:t>
+          <w:t xml:space="preserve">22</w:t>
         </w:r>
       </w:hyperlink>
       <w:r>
-        <w:t xml:space="preserve"> </w:t>
-      </w:r>
-      <w:r>
-        <w:t xml:space="preserve">and LiveCodeBench</w:t>
-      </w:r>
-      <w:r>
-        <w:t xml:space="preserve"> </w:t>
+        <w:t xml:space="preserve">] and LiveCodeBench [</w:t>
       </w:r>
       <w:hyperlink w:anchor="r23">
         <w:r>
           <w:rPr>
             <w:rStyle w:val="Hyperlink"/>
-            <w:vertAlign w:val="superscript"/>
           </w:rPr>
-          <w:t xml:space="preserve">[23]</w:t>
+          <w:t xml:space="preserve">23</w:t>
         </w:r>
       </w:hyperlink>
       <w:r>
-        <w:t xml:space="preserve"> </w:t>
-      </w:r>
-      <w:r>
-        <w:t xml:space="preserve">limit leakage by continuously</w:t>
+        <w:t xml:space="preserve">] limit leakage by continuously</w:t>
       </w:r>
       <w:r>
         <w:t xml:space="preserve"> </w:t>
@@ -2466,25 +2349,18 @@
         <w:t xml:space="preserve"> </w:t>
       </w:r>
       <w:r>
-        <w:t xml:space="preserve">attribute-controlled items on demand. Dynabench</w:t>
-      </w:r>
-      <w:r>
-        <w:t xml:space="preserve"> </w:t>
+        <w:t xml:space="preserve">attribute-controlled items on demand. Dynabench [</w:t>
       </w:r>
       <w:hyperlink w:anchor="r14">
         <w:r>
           <w:rPr>
             <w:rStyle w:val="Hyperlink"/>
-            <w:vertAlign w:val="superscript"/>
           </w:rPr>
-          <w:t xml:space="preserve">[14]</w:t>
+          <w:t xml:space="preserve">14</w:t>
         </w:r>
       </w:hyperlink>
       <w:r>
-        <w:t xml:space="preserve"> </w:t>
-      </w:r>
-      <w:r>
-        <w:t xml:space="preserve">proposed dynamic, human-in-the-loop</w:t>
+        <w:t xml:space="preserve">] proposed dynamic, human-in-the-loop</w:t>
       </w:r>
       <w:r>
         <w:t xml:space="preserve"> </w:t>
@@ -2494,45 +2370,37 @@
       </w:r>
       <w:r>
         <w:t xml:space="preserve"> </w:t>
+      </w:r>
+      <w:r>
+        <w:t xml:space="preserve">[</w:t>
       </w:r>
       <w:hyperlink w:anchor="r25">
         <w:r>
           <w:rPr>
             <w:rStyle w:val="Hyperlink"/>
-            <w:vertAlign w:val="superscript"/>
           </w:rPr>
-          <w:t xml:space="preserve">[25]</w:t>
+          <w:t xml:space="preserve">25</w:t>
         </w:r>
       </w:hyperlink>
       <w:r>
-        <w:t xml:space="preserve"> </w:t>
-      </w:r>
-      <w:r>
-        <w:t xml:space="preserve">targets verticals such as medicine and law; CoEval generates such domain-targeted</w:t>
-      </w:r>
-      <w:r>
-        <w:t xml:space="preserve"> </w:t>
-      </w:r>
-      <w:r>
-        <w:t xml:space="preserve">items automatically within the same pipeline. Length-Controlled AlpacaEval</w:t>
-      </w:r>
-      <w:r>
-        <w:t xml:space="preserve"> </w:t>
+        <w:t xml:space="preserve">] targets verticals such as medicine and law; CoEval generates such domain-targeted</w:t>
+      </w:r>
+      <w:r>
+        <w:t xml:space="preserve"> </w:t>
+      </w:r>
+      <w:r>
+        <w:t xml:space="preserve">items automatically within the same pipeline. Length-Controlled AlpacaEval [</w:t>
       </w:r>
       <w:hyperlink w:anchor="r8">
         <w:r>
           <w:rPr>
             <w:rStyle w:val="Hyperlink"/>
-            <w:vertAlign w:val="superscript"/>
           </w:rPr>
-          <w:t xml:space="preserve">[8]</w:t>
+          <w:t xml:space="preserve">8</w:t>
         </w:r>
       </w:hyperlink>
       <w:r>
-        <w:t xml:space="preserve"> </w:t>
-      </w:r>
-      <w:r>
-        <w:t xml:space="preserve">debiases for</w:t>
+        <w:t xml:space="preserve">] debiases for</w:t>
       </w:r>
       <w:r>
         <w:t xml:space="preserve"> </w:t>
@@ -5593,20 +5461,19 @@
       <w:r>
         <w:t xml:space="preserve"> </w:t>
       </w:r>
+      <w:r>
+        <w:t xml:space="preserve">[</w:t>
+      </w:r>
       <w:hyperlink w:anchor="r2">
         <w:r>
           <w:rPr>
             <w:rStyle w:val="Hyperlink"/>
-            <w:vertAlign w:val="superscript"/>
           </w:rPr>
-          <w:t xml:space="preserve">[2]</w:t>
+          <w:t xml:space="preserve">2</w:t>
         </w:r>
       </w:hyperlink>
       <w:r>
-        <w:t xml:space="preserve"> </w:t>
-      </w:r>
-      <w:r>
-        <w:t xml:space="preserve">judge using chain-of-thought (</w:t>
+        <w:t xml:space="preserve">] judge using chain-of-thought (</w:t>
       </w:r>
       <m:oMath>
         <m:r>
@@ -8612,20 +8479,19 @@
       <w:r>
         <w:t xml:space="preserve"> </w:t>
       </w:r>
+      <w:r>
+        <w:t xml:space="preserve">[</w:t>
+      </w:r>
       <w:hyperlink w:anchor="r15">
         <w:r>
           <w:rPr>
             <w:rStyle w:val="Hyperlink"/>
-            <w:vertAlign w:val="superscript"/>
           </w:rPr>
-          <w:t xml:space="preserve">[15]</w:t>
+          <w:t xml:space="preserve">15</w:t>
         </w:r>
       </w:hyperlink>
       <w:r>
-        <w:t xml:space="preserve"> </w:t>
-      </w:r>
-      <w:r>
-        <w:t xml:space="preserve">identifies same-model and same-family relatedness as a contamination vector, and</w:t>
+        <w:t xml:space="preserve">] identifies same-model and same-family relatedness as a contamination vector, and</w:t>
       </w:r>
       <w:r>
         <w:t xml:space="preserve"> </w:t>
@@ -8640,20 +8506,19 @@
       <w:r>
         <w:t xml:space="preserve"> </w:t>
       </w:r>
+      <w:r>
+        <w:t xml:space="preserve">[</w:t>
+      </w:r>
       <w:hyperlink w:anchor="r16">
         <w:r>
           <w:rPr>
             <w:rStyle w:val="Hyperlink"/>
-            <w:vertAlign w:val="superscript"/>
           </w:rPr>
-          <w:t xml:space="preserve">[16]</w:t>
+          <w:t xml:space="preserve">16</w:t>
         </w:r>
       </w:hyperlink>
       <w:r>
-        <w:t xml:space="preserve"> </w:t>
-      </w:r>
-      <w:r>
-        <w:t xml:space="preserve">measures frontier models favoring same-family outputs.</w:t>
+        <w:t xml:space="preserve">] measures frontier models favoring same-family outputs.</w:t>
       </w:r>
       <w:r>
         <w:t xml:space="preserve"> </w:t>

--- a/docs/paper/CoEval.docx
+++ b/docs/paper/CoEval.docx
@@ -2,24 +2,7 @@
 <file path=word/document.xml><?xml version="1.0" encoding="utf-8"?>
 <w:document xmlns:w="http://schemas.openxmlformats.org/wordprocessingml/2006/main" xmlns:m="http://schemas.openxmlformats.org/officeDocument/2006/math" xmlns:r="http://schemas.openxmlformats.org/officeDocument/2006/relationships" xmlns:o="urn:schemas-microsoft-com:office:office" xmlns:v="urn:schemas-microsoft-com:vml" xmlns:w10="urn:schemas-microsoft-com:office:word" xmlns:a="http://schemas.openxmlformats.org/drawingml/2006/main" xmlns:pic="http://schemas.openxmlformats.org/drawingml/2006/picture" xmlns:wp="http://schemas.openxmlformats.org/drawingml/2006/wordprocessingDrawing">
   <w:body>
-    <w:p>
-      <w:pPr>
-        <w:pStyle w:val="FirstParagraph"/>
-        <w:jc w:val="both"/>
-        <w:keepNext w:val="0"/>
-        <w:keepLines w:val="0"/>
-        <w:widowControl w:val="1"/>
-      </w:pPr>
-      <w:hyperlink r:id="rId9">
-        <w:r>
-          <w:rPr>
-            <w:rStyle w:val="Hyperlink"/>
-          </w:rPr>
-          <w:t xml:space="preserve">↓ Word (.docx)</w:t>
-        </w:r>
-      </w:hyperlink>
-    </w:p>
-    <w:bookmarkStart w:id="10" w:name="Xab5dd0b7b022e0e3b4332f7f482ca1588b7b75a"/>
+    <w:bookmarkStart w:id="9" w:name="Xab5dd0b7b022e0e3b4332f7f482ca1588b7b75a"/>
     <w:p>
       <w:pPr>
         <w:pStyle w:val="Title"/>
@@ -30,13 +13,7 @@
         <w:widowControl w:val="1"/>
       </w:pPr>
       <w:r>
-        <w:t xml:space="preserve">CoEval: Ranking Language Models for Custom Tasks</w:t>
-      </w:r>
-      <w:r>
-        <w:br/>
-      </w:r>
-      <w:r>
-        <w:t xml:space="preserve">Without Labeled Data or Trustworthy Benchmarks</w:t>
+        <w:t xml:space="preserve">CoEval: Ranking Language Models for Custom Tasks Without Labeled Data or Trustworthy Benchmarks</w:t>
       </w:r>
     </w:p>
     <w:p>
@@ -70,8 +47,8 @@
     </w:p>
     <w:p>
       <w:pPr>
-        <w:pStyle w:val="BodyText"/>
-        <w:jc w:val="both"/>
+        <w:pStyle w:val="Subtitle"/>
+        <w:jc w:val="center"/>
         <w:keepNext w:val="0"/>
         <w:keepLines w:val="0"/>
         <w:widowControl w:val="1"/>
@@ -82,8 +59,8 @@
     </w:p>
     <w:p>
       <w:pPr>
-        <w:pStyle w:val="BodyText"/>
-        <w:jc w:val="both"/>
+        <w:pStyle w:val="Subtitle"/>
+        <w:jc w:val="center"/>
         <w:keepNext w:val="0"/>
         <w:keepLines w:val="0"/>
         <w:widowControl w:val="1"/>
@@ -92,8 +69,8 @@
         <w:t xml:space="preserve">Afeka Tel Aviv Academic College of Engineering, Israel</w:t>
       </w:r>
     </w:p>
-    <w:bookmarkEnd w:id="10"/>
-    <w:bookmarkStart w:id="11" w:name="abstract"/>
+    <w:bookmarkEnd w:id="9"/>
+    <w:bookmarkStart w:id="10" w:name="abstract"/>
     <w:p>
       <w:pPr>
         <w:pStyle w:val="AbstractLabel"/>
@@ -551,8 +528,8 @@
         <w:t xml:space="preserve">reliability, is what lets a small, well-chosen cross-family panel serve as a trustworthy, label-free substitute for a contaminated leaderboard.</w:t>
       </w:r>
     </w:p>
-    <w:bookmarkEnd w:id="11"/>
-    <w:bookmarkStart w:id="12" w:name="introduction"/>
+    <w:bookmarkEnd w:id="10"/>
+    <w:bookmarkStart w:id="11" w:name="introduction"/>
     <w:p>
       <w:pPr>
         <w:pStyle w:val="Heading2"/>
@@ -1295,8 +1272,8 @@
         <w:t xml:space="preserve">property, rubric generalization, contamination resistance, cost, and end-to-end domain case studies on three custom verticals.</w:t>
       </w:r>
     </w:p>
-    <w:bookmarkEnd w:id="12"/>
-    <w:bookmarkStart w:id="15" w:name="related-work"/>
+    <w:bookmarkEnd w:id="11"/>
+    <w:bookmarkStart w:id="14" w:name="related-work"/>
     <w:p>
       <w:pPr>
         <w:pStyle w:val="Heading2"/>
@@ -1582,7 +1559,7 @@
         <w:t xml:space="preserve">tool aimed at the no-data, untrusted-benchmark regime. We detail each line below.</w:t>
       </w:r>
     </w:p>
-    <w:bookmarkStart w:id="13" w:name="llm-as-judge-and-judge-panels"/>
+    <w:bookmarkStart w:id="12" w:name="llm-as-judge-and-judge-panels"/>
     <w:p>
       <w:pPr>
         <w:pStyle w:val="Heading3"/>
@@ -2133,8 +2110,8 @@
         <w:t xml:space="preserve">contamination-free item generation, so both items and judges are bias-hardened rather than only the scoring step.</w:t>
       </w:r>
     </w:p>
-    <w:bookmarkEnd w:id="13"/>
-    <w:bookmarkStart w:id="14" w:name="Xb32479c805d15c252b37c445ef1c1ed998e3523"/>
+    <w:bookmarkEnd w:id="12"/>
+    <w:bookmarkStart w:id="13" w:name="Xb32479c805d15c252b37c445ef1c1ed998e3523"/>
     <w:p>
       <w:pPr>
         <w:pStyle w:val="Heading3"/>
@@ -2409,9 +2386,9 @@
         <w:t xml:space="preserve">verbosity post hoc on a single judge; CoEval instead cancels verbosity bias through panel diversity (Section 5.3).</w:t>
       </w:r>
     </w:p>
+    <w:bookmarkEnd w:id="13"/>
     <w:bookmarkEnd w:id="14"/>
-    <w:bookmarkEnd w:id="15"/>
-    <w:bookmarkStart w:id="23" w:name="the-coeval-framework"/>
+    <w:bookmarkStart w:id="22" w:name="the-coeval-framework"/>
     <w:p>
       <w:pPr>
         <w:pStyle w:val="Heading2"/>
@@ -2450,6 +2427,7 @@
     <w:p>
       <w:pPr>
         <w:pStyle w:val="BodyText"/>
+        <w:spacing w:before="240" w:after="120"/>
         <w:jc w:val="center"/>
         <w:keepNext/>
         <w:keepLines/>
@@ -2460,18 +2438,18 @@
           <wp:inline>
             <wp:extent cx="5943600" cy="1920171"/>
             <wp:effectExtent b="0" l="0" r="0" t="0"/>
-            <wp:docPr descr="CoEval five-phase pipeline with teacher, student, and judge role bands" title="" id="17" name="Picture"/>
+            <wp:docPr descr="CoEval five-phase pipeline with teacher, student, and judge role bands" title="" id="16" name="Picture"/>
             <a:graphic>
               <a:graphicData uri="http://schemas.openxmlformats.org/drawingml/2006/picture">
                 <pic:pic>
                   <pic:nvPicPr>
-                    <pic:cNvPr descr="figures/f1_architecture.png" id="18" name="Picture"/>
+                    <pic:cNvPr descr="figures/f1_architecture.png" id="17" name="Picture"/>
                     <pic:cNvPicPr>
                       <a:picLocks noChangeArrowheads="1" noChangeAspect="1"/>
                     </pic:cNvPicPr>
                   </pic:nvPicPr>
                   <pic:blipFill>
-                    <a:blip r:embed="rId16"/>
+                    <a:blip r:embed="rId15"/>
                     <a:stretch>
                       <a:fillRect/>
                     </a:stretch>
@@ -2539,7 +2517,7 @@
         <w:t xml:space="preserve">run is specified in one YAML file and emits eight interactive reports plus a benchmark export.</w:t>
       </w:r>
     </w:p>
-    <w:bookmarkStart w:id="19" w:name="teacher-student-and-judge-roles"/>
+    <w:bookmarkStart w:id="18" w:name="teacher-student-and-judge-roles"/>
     <w:p>
       <w:pPr>
         <w:pStyle w:val="Heading3"/>
@@ -2672,8 +2650,8 @@
         <w:t xml:space="preserve">inject items from an existing dataset, allowing CoEval scores to be grounded against native metrics (Section 5.1).</w:t>
       </w:r>
     </w:p>
-    <w:bookmarkEnd w:id="19"/>
-    <w:bookmarkStart w:id="20" w:name="attribute-stratified-generation"/>
+    <w:bookmarkEnd w:id="18"/>
+    <w:bookmarkStart w:id="19" w:name="attribute-stratified-generation"/>
     <w:p>
       <w:pPr>
         <w:pStyle w:val="Heading3"/>
@@ -2932,8 +2910,8 @@
         <w:t xml:space="preserve">pretraining. Contamination-resistance is a structural property of generation, not a post-hoc filter.</w:t>
       </w:r>
     </w:p>
-    <w:bookmarkEnd w:id="20"/>
-    <w:bookmarkStart w:id="21" w:name="X0942ce5d8c067f73a4447ce531e20e150caab8b"/>
+    <w:bookmarkEnd w:id="19"/>
+    <w:bookmarkStart w:id="20" w:name="X0942ce5d8c067f73a4447ce531e20e150caab8b"/>
     <w:p>
       <w:pPr>
         <w:pStyle w:val="Heading3"/>
@@ -3313,8 +3291,8 @@
         <w:t xml:space="preserve">whereas a small cross-family panel cancels it.</w:t>
       </w:r>
     </w:p>
-    <w:bookmarkEnd w:id="21"/>
-    <w:bookmarkStart w:id="22" w:name="reliability-and-bias-metrics"/>
+    <w:bookmarkEnd w:id="20"/>
+    <w:bookmarkStart w:id="21" w:name="reliability-and-bias-metrics"/>
     <w:p>
       <w:pPr>
         <w:pStyle w:val="Heading3"/>
@@ -3938,9 +3916,9 @@
         <w:t xml:space="preserve">indicates that the corresponding bias is statistically indistinguishable from absent.</w:t>
       </w:r>
     </w:p>
+    <w:bookmarkEnd w:id="21"/>
     <w:bookmarkEnd w:id="22"/>
-    <w:bookmarkEnd w:id="23"/>
-    <w:bookmarkStart w:id="24" w:name="experimental-setup"/>
+    <w:bookmarkStart w:id="23" w:name="experimental-setup"/>
     <w:p>
       <w:pPr>
         <w:pStyle w:val="Heading2"/>
@@ -4138,8 +4116,8 @@
         <w:t xml:space="preserve">across the four tasks.</w:t>
       </w:r>
     </w:p>
-    <w:bookmarkEnd w:id="24"/>
-    <w:bookmarkStart w:id="48" w:name="results"/>
+    <w:bookmarkEnd w:id="23"/>
+    <w:bookmarkStart w:id="47" w:name="results"/>
     <w:p>
       <w:pPr>
         <w:pStyle w:val="Heading2"/>
@@ -4282,7 +4260,7 @@
         <w:t xml:space="preserve">, and Section 5.7 shows the process is cheap enough to re-run per use case. Section 5.8 exercises the complete tool on three custom verticals (drug interaction, clinical, legal) with no labeled data.</w:t>
       </w:r>
     </w:p>
-    <w:bookmarkStart w:id="28" w:name="ground-truth-correlation"/>
+    <w:bookmarkStart w:id="27" w:name="ground-truth-correlation"/>
     <w:p>
       <w:pPr>
         <w:pStyle w:val="Heading3"/>
@@ -5595,6 +5573,7 @@
     <w:p>
       <w:pPr>
         <w:pStyle w:val="BodyText"/>
+        <w:spacing w:before="240" w:after="120"/>
         <w:jc w:val="center"/>
         <w:keepNext/>
         <w:keepLines/>
@@ -5605,18 +5584,18 @@
           <wp:inline>
             <wp:extent cx="5023104" cy="3169920"/>
             <wp:effectExtent b="0" l="0" r="0" t="0"/>
-            <wp:docPr descr="Spearman correlation with ground-truth correctness per judge and ensemble" title="" id="26" name="Picture"/>
+            <wp:docPr descr="Spearman correlation with ground-truth correctness per judge and ensemble" title="" id="25" name="Picture"/>
             <a:graphic>
               <a:graphicData uri="http://schemas.openxmlformats.org/drawingml/2006/picture">
                 <pic:pic>
                   <pic:nvPicPr>
-                    <pic:cNvPr descr="figures/f4_correctness_corr.png" id="27" name="Picture"/>
+                    <pic:cNvPr descr="figures/f4_correctness_corr.png" id="26" name="Picture"/>
                     <pic:cNvPicPr>
                       <a:picLocks noChangeArrowheads="1" noChangeAspect="1"/>
                     </pic:cNvPicPr>
                   </pic:nvPicPr>
                   <pic:blipFill>
-                    <a:blip r:embed="rId25"/>
+                    <a:blip r:embed="rId24"/>
                     <a:stretch>
                       <a:fillRect/>
                     </a:stretch>
@@ -6210,8 +6189,8 @@
         </w:tc>
       </w:tr>
     </w:tbl>
-    <w:bookmarkEnd w:id="28"/>
-    <w:bookmarkStart w:id="32" w:name="ensemble-reliability"/>
+    <w:bookmarkEnd w:id="27"/>
+    <w:bookmarkStart w:id="31" w:name="ensemble-reliability"/>
     <w:p>
       <w:pPr>
         <w:pStyle w:val="Heading3"/>
@@ -6830,6 +6809,7 @@
     <w:p>
       <w:pPr>
         <w:pStyle w:val="BodyText"/>
+        <w:spacing w:before="240" w:after="120"/>
         <w:jc w:val="center"/>
         <w:keepNext/>
         <w:keepLines/>
@@ -6840,18 +6820,18 @@
           <wp:inline>
             <wp:extent cx="4815840" cy="3169920"/>
             <wp:effectExtent b="0" l="0" r="0" t="0"/>
-            <wp:docPr descr="ICC(3,k) versus number of judges, peaking at the selected strong panel" title="" id="30" name="Picture"/>
+            <wp:docPr descr="ICC(3,k) versus number of judges, peaking at the selected strong panel" title="" id="29" name="Picture"/>
             <a:graphic>
               <a:graphicData uri="http://schemas.openxmlformats.org/drawingml/2006/picture">
                 <pic:pic>
                   <pic:nvPicPr>
-                    <pic:cNvPr descr="figures/f2_icc_curve.png" id="31" name="Picture"/>
+                    <pic:cNvPr descr="figures/f2_icc_curve.png" id="30" name="Picture"/>
                     <pic:cNvPicPr>
                       <a:picLocks noChangeArrowheads="1" noChangeAspect="1"/>
                     </pic:cNvPicPr>
                   </pic:nvPicPr>
                   <pic:blipFill>
-                    <a:blip r:embed="rId29"/>
+                    <a:blip r:embed="rId28"/>
                     <a:stretch>
                       <a:fillRect/>
                     </a:stretch>
@@ -7157,8 +7137,8 @@
         <w:t xml:space="preserve">decisive reliability lever; CoEval's consensus selection retains the high-agreement judges automatically.</w:t>
       </w:r>
     </w:p>
-    <w:bookmarkEnd w:id="32"/>
-    <w:bookmarkStart w:id="36" w:name="bias-cancellation"/>
+    <w:bookmarkEnd w:id="31"/>
+    <w:bookmarkStart w:id="35" w:name="bias-cancellation"/>
     <w:p>
       <w:pPr>
         <w:pStyle w:val="Heading3"/>
@@ -8185,6 +8165,7 @@
     <w:p>
       <w:pPr>
         <w:pStyle w:val="BodyText"/>
+        <w:spacing w:before="240" w:after="120"/>
         <w:jc w:val="center"/>
         <w:keepNext/>
         <w:keepLines/>
@@ -8195,18 +8176,18 @@
           <wp:inline>
             <wp:extent cx="5163312" cy="2987040"/>
             <wp:effectExtent b="0" l="0" r="0" t="0"/>
-            <wp:docPr descr="Forest plot of per-judge length-bias correlations with the ensemble near zero" title="" id="34" name="Picture"/>
+            <wp:docPr descr="Forest plot of per-judge length-bias correlations with the ensemble near zero" title="" id="33" name="Picture"/>
             <a:graphic>
               <a:graphicData uri="http://schemas.openxmlformats.org/drawingml/2006/picture">
                 <pic:pic>
                   <pic:nvPicPr>
-                    <pic:cNvPr descr="figures/f3_verbosity_forest.png" id="35" name="Picture"/>
+                    <pic:cNvPr descr="figures/f3_verbosity_forest.png" id="34" name="Picture"/>
                     <pic:cNvPicPr>
                       <a:picLocks noChangeArrowheads="1" noChangeAspect="1"/>
                     </pic:cNvPicPr>
                   </pic:nvPicPr>
                   <pic:blipFill>
-                    <a:blip r:embed="rId33"/>
+                    <a:blip r:embed="rId32"/>
                     <a:stretch>
                       <a:fillRect/>
                     </a:stretch>
@@ -8442,8 +8423,8 @@
         <w:t xml:space="preserve">93% reduction.</w:t>
       </w:r>
     </w:p>
-    <w:bookmarkEnd w:id="36"/>
-    <w:bookmarkStart w:id="37" w:name="Xafb02bce621e02934ae814be540128cfed2d296"/>
+    <w:bookmarkEnd w:id="35"/>
+    <w:bookmarkStart w:id="36" w:name="Xafb02bce621e02934ae814be540128cfed2d296"/>
     <w:p>
       <w:pPr>
         <w:pStyle w:val="Heading3"/>
@@ -8701,8 +8682,8 @@
         <w:t xml:space="preserve">robust to same-family bias.</w:t>
       </w:r>
     </w:p>
-    <w:bookmarkEnd w:id="37"/>
-    <w:bookmarkStart w:id="41" w:name="rubric-generalization"/>
+    <w:bookmarkEnd w:id="36"/>
+    <w:bookmarkStart w:id="40" w:name="rubric-generalization"/>
     <w:p>
       <w:pPr>
         <w:pStyle w:val="Heading3"/>
@@ -8823,6 +8804,7 @@
     <w:p>
       <w:pPr>
         <w:pStyle w:val="BodyText"/>
+        <w:spacing w:before="240" w:after="120"/>
         <w:jc w:val="center"/>
         <w:keepNext/>
         <w:keepLines/>
@@ -8833,18 +8815,18 @@
           <wp:inline>
             <wp:extent cx="5736336" cy="4998720"/>
             <wp:effectExtent b="0" l="0" r="0" t="0"/>
-            <wp:docPr descr="Heatmap of pairwise semantic similarity between auto-generated rubric criteria" title="" id="39" name="Picture"/>
+            <wp:docPr descr="Heatmap of pairwise semantic similarity between auto-generated rubric criteria" title="" id="38" name="Picture"/>
             <a:graphic>
               <a:graphicData uri="http://schemas.openxmlformats.org/drawingml/2006/picture">
                 <pic:pic>
                   <pic:nvPicPr>
-                    <pic:cNvPr descr="figures/f5_rubric_heatmap.png" id="40" name="Picture"/>
+                    <pic:cNvPr descr="figures/f5_rubric_heatmap.png" id="39" name="Picture"/>
                     <pic:cNvPicPr>
                       <a:picLocks noChangeArrowheads="1" noChangeAspect="1"/>
                     </pic:cNvPicPr>
                   </pic:nvPicPr>
                   <pic:blipFill>
-                    <a:blip r:embed="rId38"/>
+                    <a:blip r:embed="rId37"/>
                     <a:stretch>
                       <a:fillRect/>
                     </a:stretch>
@@ -8984,8 +8966,8 @@
         <w:t xml:space="preserve">) while sharing a universal “completeness” dimension across three tasks.</w:t>
       </w:r>
     </w:p>
-    <w:bookmarkEnd w:id="41"/>
-    <w:bookmarkStart w:id="42" w:name="contamination-resistance"/>
+    <w:bookmarkEnd w:id="40"/>
+    <w:bookmarkStart w:id="41" w:name="contamination-resistance"/>
     <w:p>
       <w:pPr>
         <w:pStyle w:val="Heading3"/>
@@ -9279,8 +9261,8 @@
         <w:t xml:space="preserve">the structural freshness guarantee, that generated evaluation items are not leaked copies of public test sets.</w:t>
       </w:r>
     </w:p>
-    <w:bookmarkEnd w:id="42"/>
-    <w:bookmarkStart w:id="46" w:name="cost"/>
+    <w:bookmarkEnd w:id="41"/>
+    <w:bookmarkStart w:id="45" w:name="cost"/>
     <w:p>
       <w:pPr>
         <w:pStyle w:val="Heading3"/>
@@ -9360,6 +9342,7 @@
     <w:p>
       <w:pPr>
         <w:pStyle w:val="BodyText"/>
+        <w:spacing w:before="240" w:after="120"/>
         <w:jc w:val="center"/>
         <w:keepNext/>
         <w:keepLines/>
@@ -9370,18 +9353,18 @@
           <wp:inline>
             <wp:extent cx="4632960" cy="2987040"/>
             <wp:effectExtent b="0" l="0" r="0" t="0"/>
-            <wp:docPr descr="Evaluations per dollar: CoEval versus human annotation" title="" id="44" name="Picture"/>
+            <wp:docPr descr="Evaluations per dollar: CoEval versus human annotation" title="" id="43" name="Picture"/>
             <a:graphic>
               <a:graphicData uri="http://schemas.openxmlformats.org/drawingml/2006/picture">
                 <pic:pic>
                   <pic:nvPicPr>
-                    <pic:cNvPr descr="figures/f6_cost.png" id="45" name="Picture"/>
+                    <pic:cNvPr descr="figures/f6_cost.png" id="44" name="Picture"/>
                     <pic:cNvPicPr>
                       <a:picLocks noChangeArrowheads="1" noChangeAspect="1"/>
                     </pic:cNvPicPr>
                   </pic:nvPicPr>
                   <pic:blipFill>
-                    <a:blip r:embed="rId43"/>
+                    <a:blip r:embed="rId42"/>
                     <a:stretch>
                       <a:fillRect/>
                     </a:stretch>
@@ -9466,8 +9449,8 @@
         <w:t xml:space="preserve">re-evaluation on every model release.</w:t>
       </w:r>
     </w:p>
-    <w:bookmarkEnd w:id="46"/>
-    <w:bookmarkStart w:id="47" w:name="putting-it-together-domain-case-studies"/>
+    <w:bookmarkEnd w:id="45"/>
+    <w:bookmarkStart w:id="46" w:name="putting-it-together-domain-case-studies"/>
     <w:p>
       <w:pPr>
         <w:pStyle w:val="Heading3"/>
@@ -10627,9 +10610,9 @@
         </w:tc>
       </w:tr>
     </w:tbl>
+    <w:bookmarkEnd w:id="46"/>
     <w:bookmarkEnd w:id="47"/>
-    <w:bookmarkEnd w:id="48"/>
-    <w:bookmarkStart w:id="49" w:name="discussion"/>
+    <w:bookmarkStart w:id="48" w:name="discussion"/>
     <w:p>
       <w:pPr>
         <w:pStyle w:val="Heading2"/>
@@ -10830,8 +10813,8 @@
         <w:t xml:space="preserve">non-duplication as corroboration, not a membership test against any model's full pretraining corpus.</w:t>
       </w:r>
     </w:p>
-    <w:bookmarkEnd w:id="49"/>
-    <w:bookmarkStart w:id="50" w:name="conclusion"/>
+    <w:bookmarkEnd w:id="48"/>
+    <w:bookmarkStart w:id="49" w:name="conclusion"/>
     <w:p>
       <w:pPr>
         <w:pStyle w:val="Heading2"/>
@@ -10964,8 +10947,8 @@
         <w:t xml:space="preserve">fully reproducible.</w:t>
       </w:r>
     </w:p>
-    <w:bookmarkEnd w:id="50"/>
-    <w:bookmarkStart w:id="103" w:name="references"/>
+    <w:bookmarkEnd w:id="49"/>
+    <w:bookmarkStart w:id="102" w:name="references"/>
     <w:p>
       <w:pPr>
         <w:pStyle w:val="ReferencesHeading"/>
@@ -10990,7 +10973,7 @@
         <w:keepLines w:val="0"/>
         <w:widowControl w:val="1"/>
       </w:pPr>
-      <w:bookmarkStart w:id="52" w:name="r1"/>
+      <w:bookmarkStart w:id="51" w:name="r1"/>
       <w:r>
         <w:t xml:space="preserve">Zheng, L., Chiang, W.-L., Sheng, Y., et al. (2023).</w:t>
       </w:r>
@@ -11027,7 +11010,7 @@
       <w:r>
         <w:t xml:space="preserve"> </w:t>
       </w:r>
-      <w:hyperlink r:id="rId51">
+      <w:hyperlink r:id="rId50">
         <w:r>
           <w:rPr>
             <w:rStyle w:val="Hyperlink"/>
@@ -11035,7 +11018,7 @@
           <w:t xml:space="preserve">arxiv.org/abs/2306.05685</w:t>
         </w:r>
       </w:hyperlink>
-      <w:bookmarkEnd w:id="52"/>
+      <w:bookmarkEnd w:id="51"/>
     </w:p>
     <w:p>
       <w:pPr>
@@ -11049,7 +11032,7 @@
         <w:keepLines w:val="0"/>
         <w:widowControl w:val="1"/>
       </w:pPr>
-      <w:bookmarkStart w:id="54" w:name="r2"/>
+      <w:bookmarkStart w:id="53" w:name="r2"/>
       <w:r>
         <w:t xml:space="preserve">Liu, Y., Iter, D., Xu, Y., et al. (2023).</w:t>
       </w:r>
@@ -11086,7 +11069,7 @@
       <w:r>
         <w:t xml:space="preserve"> </w:t>
       </w:r>
-      <w:hyperlink r:id="rId53">
+      <w:hyperlink r:id="rId52">
         <w:r>
           <w:rPr>
             <w:rStyle w:val="Hyperlink"/>
@@ -11094,7 +11077,7 @@
           <w:t xml:space="preserve">arxiv.org/abs/2303.16634</w:t>
         </w:r>
       </w:hyperlink>
-      <w:bookmarkEnd w:id="54"/>
+      <w:bookmarkEnd w:id="53"/>
     </w:p>
     <w:p>
       <w:pPr>
@@ -11108,7 +11091,7 @@
         <w:keepLines w:val="0"/>
         <w:widowControl w:val="1"/>
       </w:pPr>
-      <w:bookmarkStart w:id="56" w:name="r3"/>
+      <w:bookmarkStart w:id="55" w:name="r3"/>
       <w:r>
         <w:t xml:space="preserve">Kim, S., Suk, J., Longpre, S., et al. (2024).</w:t>
       </w:r>
@@ -11139,7 +11122,7 @@
       <w:r>
         <w:t xml:space="preserve"> </w:t>
       </w:r>
-      <w:hyperlink r:id="rId55">
+      <w:hyperlink r:id="rId54">
         <w:r>
           <w:rPr>
             <w:rStyle w:val="Hyperlink"/>
@@ -11147,7 +11130,7 @@
           <w:t xml:space="preserve">arxiv.org/abs/2405.01535</w:t>
         </w:r>
       </w:hyperlink>
-      <w:bookmarkEnd w:id="56"/>
+      <w:bookmarkEnd w:id="55"/>
     </w:p>
     <w:p>
       <w:pPr>
@@ -11161,7 +11144,7 @@
         <w:keepLines w:val="0"/>
         <w:widowControl w:val="1"/>
       </w:pPr>
-      <w:bookmarkStart w:id="58" w:name="r4"/>
+      <w:bookmarkStart w:id="57" w:name="r4"/>
       <w:r>
         <w:t xml:space="preserve">Vu, T., Krishna, K., Alzubi, S., et al. (2024).</w:t>
       </w:r>
@@ -11198,7 +11181,7 @@
       <w:r>
         <w:t xml:space="preserve"> </w:t>
       </w:r>
-      <w:hyperlink r:id="rId57">
+      <w:hyperlink r:id="rId56">
         <w:r>
           <w:rPr>
             <w:rStyle w:val="Hyperlink"/>
@@ -11206,7 +11189,7 @@
           <w:t xml:space="preserve">arxiv.org/abs/2407.10817</w:t>
         </w:r>
       </w:hyperlink>
-      <w:bookmarkEnd w:id="58"/>
+      <w:bookmarkEnd w:id="57"/>
     </w:p>
     <w:p>
       <w:pPr>
@@ -11220,7 +11203,7 @@
         <w:keepLines w:val="0"/>
         <w:widowControl w:val="1"/>
       </w:pPr>
-      <w:bookmarkStart w:id="60" w:name="r5"/>
+      <w:bookmarkStart w:id="59" w:name="r5"/>
       <w:r>
         <w:t xml:space="preserve">Verga, P., Hofstatter, S., Althammer, S., et al. (2024).</w:t>
       </w:r>
@@ -11251,7 +11234,7 @@
       <w:r>
         <w:t xml:space="preserve"> </w:t>
       </w:r>
-      <w:hyperlink r:id="rId59">
+      <w:hyperlink r:id="rId58">
         <w:r>
           <w:rPr>
             <w:rStyle w:val="Hyperlink"/>
@@ -11259,7 +11242,7 @@
           <w:t xml:space="preserve">arxiv.org/abs/2404.18796</w:t>
         </w:r>
       </w:hyperlink>
-      <w:bookmarkEnd w:id="60"/>
+      <w:bookmarkEnd w:id="59"/>
     </w:p>
     <w:p>
       <w:pPr>
@@ -11273,7 +11256,7 @@
         <w:keepLines w:val="0"/>
         <w:widowControl w:val="1"/>
       </w:pPr>
-      <w:bookmarkStart w:id="62" w:name="r6"/>
+      <w:bookmarkStart w:id="61" w:name="r6"/>
       <w:r>
         <w:t xml:space="preserve">Tan, S., Zhuang, S., Montgomery, K., et al. (2025).</w:t>
       </w:r>
@@ -11310,7 +11293,7 @@
       <w:r>
         <w:t xml:space="preserve"> </w:t>
       </w:r>
-      <w:hyperlink r:id="rId61">
+      <w:hyperlink r:id="rId60">
         <w:r>
           <w:rPr>
             <w:rStyle w:val="Hyperlink"/>
@@ -11318,7 +11301,7 @@
           <w:t xml:space="preserve">arxiv.org/abs/2410.12784</w:t>
         </w:r>
       </w:hyperlink>
-      <w:bookmarkEnd w:id="62"/>
+      <w:bookmarkEnd w:id="61"/>
     </w:p>
     <w:p>
       <w:pPr>
@@ -11332,7 +11315,7 @@
         <w:keepLines w:val="0"/>
         <w:widowControl w:val="1"/>
       </w:pPr>
-      <w:bookmarkStart w:id="64" w:name="r7"/>
+      <w:bookmarkStart w:id="63" w:name="r7"/>
       <w:r>
         <w:t xml:space="preserve">Kim, S., Suk, J., Cho, J. Y., et al. (2025).</w:t>
       </w:r>
@@ -11369,7 +11352,7 @@
       <w:r>
         <w:t xml:space="preserve"> </w:t>
       </w:r>
-      <w:hyperlink r:id="rId63">
+      <w:hyperlink r:id="rId62">
         <w:r>
           <w:rPr>
             <w:rStyle w:val="Hyperlink"/>
@@ -11377,7 +11360,7 @@
           <w:t xml:space="preserve">arxiv.org/abs/2406.05761</w:t>
         </w:r>
       </w:hyperlink>
-      <w:bookmarkEnd w:id="64"/>
+      <w:bookmarkEnd w:id="63"/>
     </w:p>
     <w:p>
       <w:pPr>
@@ -11391,7 +11374,7 @@
         <w:keepLines w:val="0"/>
         <w:widowControl w:val="1"/>
       </w:pPr>
-      <w:bookmarkStart w:id="66" w:name="r8"/>
+      <w:bookmarkStart w:id="65" w:name="r8"/>
       <w:r>
         <w:t xml:space="preserve">Dubois, Y., Galambosi, B., Liang, P., Hashimoto, T. B. (2024).</w:t>
       </w:r>
@@ -11422,7 +11405,7 @@
       <w:r>
         <w:t xml:space="preserve"> </w:t>
       </w:r>
-      <w:hyperlink r:id="rId65">
+      <w:hyperlink r:id="rId64">
         <w:r>
           <w:rPr>
             <w:rStyle w:val="Hyperlink"/>
@@ -11430,7 +11413,7 @@
           <w:t xml:space="preserve">arxiv.org/abs/2404.04475</w:t>
         </w:r>
       </w:hyperlink>
-      <w:bookmarkEnd w:id="66"/>
+      <w:bookmarkEnd w:id="65"/>
     </w:p>
     <w:p>
       <w:pPr>
@@ -11444,7 +11427,7 @@
         <w:keepLines w:val="0"/>
         <w:widowControl w:val="1"/>
       </w:pPr>
-      <w:bookmarkStart w:id="68" w:name="r9"/>
+      <w:bookmarkStart w:id="67" w:name="r9"/>
       <w:r>
         <w:t xml:space="preserve">Li, X. L., Kazemi, M., et al. (2024).</w:t>
       </w:r>
@@ -11461,7 +11444,7 @@
       <w:r>
         <w:t xml:space="preserve"> </w:t>
       </w:r>
-      <w:hyperlink r:id="rId67">
+      <w:hyperlink r:id="rId66">
         <w:r>
           <w:rPr>
             <w:rStyle w:val="Hyperlink"/>
@@ -11469,7 +11452,7 @@
           <w:t xml:space="preserve">arxiv.org/abs/2407.08351</w:t>
         </w:r>
       </w:hyperlink>
-      <w:bookmarkEnd w:id="68"/>
+      <w:bookmarkEnd w:id="67"/>
     </w:p>
     <w:p>
       <w:pPr>
@@ -11483,7 +11466,7 @@
         <w:keepLines w:val="0"/>
         <w:widowControl w:val="1"/>
       </w:pPr>
-      <w:bookmarkStart w:id="70" w:name="r10"/>
+      <w:bookmarkStart w:id="69" w:name="r10"/>
       <w:r>
         <w:t xml:space="preserve">Butt, N., Awadalla, H., et al. (2024).</w:t>
       </w:r>
@@ -11514,7 +11497,7 @@
       <w:r>
         <w:t xml:space="preserve"> </w:t>
       </w:r>
-      <w:hyperlink r:id="rId69">
+      <w:hyperlink r:id="rId68">
         <w:r>
           <w:rPr>
             <w:rStyle w:val="Hyperlink"/>
@@ -11522,7 +11505,7 @@
           <w:t xml:space="preserve">arxiv.org/abs/2410.22584</w:t>
         </w:r>
       </w:hyperlink>
-      <w:bookmarkEnd w:id="70"/>
+      <w:bookmarkEnd w:id="69"/>
     </w:p>
     <w:p>
       <w:pPr>
@@ -11536,7 +11519,7 @@
         <w:keepLines w:val="0"/>
         <w:widowControl w:val="1"/>
       </w:pPr>
-      <w:bookmarkStart w:id="72" w:name="r11"/>
+      <w:bookmarkStart w:id="71" w:name="r11"/>
       <w:r>
         <w:t xml:space="preserve">Shashidhar, S., et al. (2025).</w:t>
       </w:r>
@@ -11553,7 +11536,7 @@
       <w:r>
         <w:t xml:space="preserve"> </w:t>
       </w:r>
-      <w:hyperlink r:id="rId71">
+      <w:hyperlink r:id="rId70">
         <w:r>
           <w:rPr>
             <w:rStyle w:val="Hyperlink"/>
@@ -11561,7 +11544,7 @@
           <w:t xml:space="preserve">arxiv.org/abs/2504.01833</w:t>
         </w:r>
       </w:hyperlink>
-      <w:bookmarkEnd w:id="72"/>
+      <w:bookmarkEnd w:id="71"/>
     </w:p>
     <w:p>
       <w:pPr>
@@ -11575,7 +11558,7 @@
         <w:keepLines w:val="0"/>
         <w:widowControl w:val="1"/>
       </w:pPr>
-      <w:bookmarkStart w:id="74" w:name="r12"/>
+      <w:bookmarkStart w:id="73" w:name="r12"/>
       <w:r>
         <w:t xml:space="preserve">Zhang, H., Da, J., Lee, D., et al. (2024).</w:t>
       </w:r>
@@ -11606,7 +11589,7 @@
       <w:r>
         <w:t xml:space="preserve"> </w:t>
       </w:r>
-      <w:hyperlink r:id="rId73">
+      <w:hyperlink r:id="rId72">
         <w:r>
           <w:rPr>
             <w:rStyle w:val="Hyperlink"/>
@@ -11614,7 +11597,7 @@
           <w:t xml:space="preserve">arxiv.org/abs/2405.00332</w:t>
         </w:r>
       </w:hyperlink>
-      <w:bookmarkEnd w:id="74"/>
+      <w:bookmarkEnd w:id="73"/>
     </w:p>
     <w:p>
       <w:pPr>
@@ -11628,7 +11611,7 @@
         <w:keepLines w:val="0"/>
         <w:widowControl w:val="1"/>
       </w:pPr>
-      <w:bookmarkStart w:id="76" w:name="r13"/>
+      <w:bookmarkStart w:id="75" w:name="r13"/>
       <w:r>
         <w:t xml:space="preserve">Xu, C., et al. (2025).</w:t>
       </w:r>
@@ -11645,7 +11628,7 @@
       <w:r>
         <w:t xml:space="preserve"> </w:t>
       </w:r>
-      <w:hyperlink r:id="rId75">
+      <w:hyperlink r:id="rId74">
         <w:r>
           <w:rPr>
             <w:rStyle w:val="Hyperlink"/>
@@ -11653,7 +11636,7 @@
           <w:t xml:space="preserve">arxiv.org/abs/2502.14425</w:t>
         </w:r>
       </w:hyperlink>
-      <w:bookmarkEnd w:id="76"/>
+      <w:bookmarkEnd w:id="75"/>
     </w:p>
     <w:p>
       <w:pPr>
@@ -11667,7 +11650,7 @@
         <w:keepLines w:val="0"/>
         <w:widowControl w:val="1"/>
       </w:pPr>
-      <w:bookmarkStart w:id="78" w:name="r14"/>
+      <w:bookmarkStart w:id="77" w:name="r14"/>
       <w:r>
         <w:t xml:space="preserve">Kiela, D., Bartolo, M., Nie, Y., et al. (2021).</w:t>
       </w:r>
@@ -11690,7 +11673,7 @@
       <w:r>
         <w:t xml:space="preserve"> </w:t>
       </w:r>
-      <w:hyperlink r:id="rId77">
+      <w:hyperlink r:id="rId76">
         <w:r>
           <w:rPr>
             <w:rStyle w:val="Hyperlink"/>
@@ -11698,7 +11681,7 @@
           <w:t xml:space="preserve">arxiv.org/abs/2104.14337</w:t>
         </w:r>
       </w:hyperlink>
-      <w:bookmarkEnd w:id="78"/>
+      <w:bookmarkEnd w:id="77"/>
     </w:p>
     <w:p>
       <w:pPr>
@@ -11712,7 +11695,7 @@
         <w:keepLines w:val="0"/>
         <w:widowControl w:val="1"/>
       </w:pPr>
-      <w:bookmarkStart w:id="80" w:name="r15"/>
+      <w:bookmarkStart w:id="79" w:name="r15"/>
       <w:r>
         <w:t xml:space="preserve">Li, D., Sun, R., Huang, Y., et al. (2026).</w:t>
       </w:r>
@@ -11749,7 +11732,7 @@
       <w:r>
         <w:t xml:space="preserve"> </w:t>
       </w:r>
-      <w:hyperlink r:id="rId79">
+      <w:hyperlink r:id="rId78">
         <w:r>
           <w:rPr>
             <w:rStyle w:val="Hyperlink"/>
@@ -11757,7 +11740,7 @@
           <w:t xml:space="preserve">arxiv.org/abs/2502.01534</w:t>
         </w:r>
       </w:hyperlink>
-      <w:bookmarkEnd w:id="80"/>
+      <w:bookmarkEnd w:id="79"/>
     </w:p>
     <w:p>
       <w:pPr>
@@ -11771,7 +11754,7 @@
         <w:keepLines w:val="0"/>
         <w:widowControl w:val="1"/>
       </w:pPr>
-      <w:bookmarkStart w:id="82" w:name="r16"/>
+      <w:bookmarkStart w:id="81" w:name="r16"/>
       <w:r>
         <w:t xml:space="preserve">Spiliopoulou, E., et al. (2025).</w:t>
       </w:r>
@@ -11802,7 +11785,7 @@
       <w:r>
         <w:t xml:space="preserve"> </w:t>
       </w:r>
-      <w:hyperlink r:id="rId81">
+      <w:hyperlink r:id="rId80">
         <w:r>
           <w:rPr>
             <w:rStyle w:val="Hyperlink"/>
@@ -11810,7 +11793,7 @@
           <w:t xml:space="preserve">arxiv.org/abs/2508.06709</w:t>
         </w:r>
       </w:hyperlink>
-      <w:bookmarkEnd w:id="82"/>
+      <w:bookmarkEnd w:id="81"/>
     </w:p>
     <w:p>
       <w:pPr>
@@ -11824,7 +11807,7 @@
         <w:keepLines w:val="0"/>
         <w:widowControl w:val="1"/>
       </w:pPr>
-      <w:bookmarkStart w:id="84" w:name="r17"/>
+      <w:bookmarkStart w:id="83" w:name="r17"/>
       <w:r>
         <w:t xml:space="preserve">Ye, J., Wang, Y., Huang, Y., et al. (2024).</w:t>
       </w:r>
@@ -11855,7 +11838,7 @@
       <w:r>
         <w:t xml:space="preserve"> </w:t>
       </w:r>
-      <w:hyperlink r:id="rId83">
+      <w:hyperlink r:id="rId82">
         <w:r>
           <w:rPr>
             <w:rStyle w:val="Hyperlink"/>
@@ -11863,7 +11846,7 @@
           <w:t xml:space="preserve">arxiv.org/abs/2410.02736</w:t>
         </w:r>
       </w:hyperlink>
-      <w:bookmarkEnd w:id="84"/>
+      <w:bookmarkEnd w:id="83"/>
     </w:p>
     <w:p>
       <w:pPr>
@@ -11877,7 +11860,7 @@
         <w:keepLines w:val="0"/>
         <w:widowControl w:val="1"/>
       </w:pPr>
-      <w:bookmarkStart w:id="86" w:name="r18"/>
+      <w:bookmarkStart w:id="85" w:name="r18"/>
       <w:r>
         <w:t xml:space="preserve">Wataoka, K., Takahashi, T., Ri, R. (2024).</w:t>
       </w:r>
@@ -11894,7 +11877,7 @@
       <w:r>
         <w:t xml:space="preserve"> </w:t>
       </w:r>
-      <w:hyperlink r:id="rId85">
+      <w:hyperlink r:id="rId84">
         <w:r>
           <w:rPr>
             <w:rStyle w:val="Hyperlink"/>
@@ -11902,7 +11885,7 @@
           <w:t xml:space="preserve">arxiv.org/abs/2410.21819</w:t>
         </w:r>
       </w:hyperlink>
-      <w:bookmarkEnd w:id="86"/>
+      <w:bookmarkEnd w:id="85"/>
     </w:p>
     <w:p>
       <w:pPr>
@@ -11916,7 +11899,7 @@
         <w:keepLines w:val="0"/>
         <w:widowControl w:val="1"/>
       </w:pPr>
-      <w:bookmarkStart w:id="88" w:name="r19"/>
+      <w:bookmarkStart w:id="87" w:name="r19"/>
       <w:r>
         <w:t xml:space="preserve">Gu, J., Jiang, X., Shi, Z., et al. (2024).</w:t>
       </w:r>
@@ -11933,7 +11916,7 @@
       <w:r>
         <w:t xml:space="preserve"> </w:t>
       </w:r>
-      <w:hyperlink r:id="rId87">
+      <w:hyperlink r:id="rId86">
         <w:r>
           <w:rPr>
             <w:rStyle w:val="Hyperlink"/>
@@ -11941,7 +11924,7 @@
           <w:t xml:space="preserve">arxiv.org/abs/2411.15594</w:t>
         </w:r>
       </w:hyperlink>
-      <w:bookmarkEnd w:id="88"/>
+      <w:bookmarkEnd w:id="87"/>
     </w:p>
     <w:p>
       <w:pPr>
@@ -11955,7 +11938,7 @@
         <w:keepLines w:val="0"/>
         <w:widowControl w:val="1"/>
       </w:pPr>
-      <w:bookmarkStart w:id="90" w:name="r20"/>
+      <w:bookmarkStart w:id="89" w:name="r20"/>
       <w:r>
         <w:t xml:space="preserve">Li, D., Jiang, B., Huang, L., et al. (2025).</w:t>
       </w:r>
@@ -11992,7 +11975,7 @@
       <w:r>
         <w:t xml:space="preserve"> </w:t>
       </w:r>
-      <w:hyperlink r:id="rId89">
+      <w:hyperlink r:id="rId88">
         <w:r>
           <w:rPr>
             <w:rStyle w:val="Hyperlink"/>
@@ -12000,7 +11983,7 @@
           <w:t xml:space="preserve">arxiv.org/abs/2411.16594</w:t>
         </w:r>
       </w:hyperlink>
-      <w:bookmarkEnd w:id="90"/>
+      <w:bookmarkEnd w:id="89"/>
     </w:p>
     <w:p>
       <w:pPr>
@@ -12014,7 +11997,7 @@
         <w:keepLines w:val="0"/>
         <w:widowControl w:val="1"/>
       </w:pPr>
-      <w:bookmarkStart w:id="92" w:name="r21"/>
+      <w:bookmarkStart w:id="91" w:name="r21"/>
       <w:r>
         <w:t xml:space="preserve">Chan, C.-M., Chen, W., Su, Y., et al. (2024).</w:t>
       </w:r>
@@ -12051,7 +12034,7 @@
       <w:r>
         <w:t xml:space="preserve"> </w:t>
       </w:r>
-      <w:hyperlink r:id="rId91">
+      <w:hyperlink r:id="rId90">
         <w:r>
           <w:rPr>
             <w:rStyle w:val="Hyperlink"/>
@@ -12059,7 +12042,7 @@
           <w:t xml:space="preserve">arxiv.org/abs/2308.07201</w:t>
         </w:r>
       </w:hyperlink>
-      <w:bookmarkEnd w:id="92"/>
+      <w:bookmarkEnd w:id="91"/>
     </w:p>
     <w:p>
       <w:pPr>
@@ -12073,7 +12056,7 @@
         <w:keepLines w:val="0"/>
         <w:widowControl w:val="1"/>
       </w:pPr>
-      <w:bookmarkStart w:id="94" w:name="r22"/>
+      <w:bookmarkStart w:id="93" w:name="r22"/>
       <w:r>
         <w:t xml:space="preserve">White, C., Dooley, S., Roberts, M., et al. (2025).</w:t>
       </w:r>
@@ -12110,7 +12093,7 @@
       <w:r>
         <w:t xml:space="preserve"> </w:t>
       </w:r>
-      <w:hyperlink r:id="rId93">
+      <w:hyperlink r:id="rId92">
         <w:r>
           <w:rPr>
             <w:rStyle w:val="Hyperlink"/>
@@ -12118,7 +12101,7 @@
           <w:t xml:space="preserve">arxiv.org/abs/2406.19314</w:t>
         </w:r>
       </w:hyperlink>
-      <w:bookmarkEnd w:id="94"/>
+      <w:bookmarkEnd w:id="93"/>
     </w:p>
     <w:p>
       <w:pPr>
@@ -12132,7 +12115,7 @@
         <w:keepLines w:val="0"/>
         <w:widowControl w:val="1"/>
       </w:pPr>
-      <w:bookmarkStart w:id="96" w:name="r23"/>
+      <w:bookmarkStart w:id="95" w:name="r23"/>
       <w:r>
         <w:t xml:space="preserve">Jain, N., Han, K., Gu, A., et al. (2025).</w:t>
       </w:r>
@@ -12169,7 +12152,7 @@
       <w:r>
         <w:t xml:space="preserve"> </w:t>
       </w:r>
-      <w:hyperlink r:id="rId95">
+      <w:hyperlink r:id="rId94">
         <w:r>
           <w:rPr>
             <w:rStyle w:val="Hyperlink"/>
@@ -12177,7 +12160,7 @@
           <w:t xml:space="preserve">arxiv.org/abs/2403.07974</w:t>
         </w:r>
       </w:hyperlink>
-      <w:bookmarkEnd w:id="96"/>
+      <w:bookmarkEnd w:id="95"/>
     </w:p>
     <w:p>
       <w:pPr>
@@ -12191,7 +12174,7 @@
         <w:keepLines w:val="0"/>
         <w:widowControl w:val="1"/>
       </w:pPr>
-      <w:bookmarkStart w:id="98" w:name="r24"/>
+      <w:bookmarkStart w:id="97" w:name="r24"/>
       <w:r>
         <w:t xml:space="preserve">Chen, W.-L., Wu, Z., Bansal, H., et al. (2025).</w:t>
       </w:r>
@@ -12222,7 +12205,7 @@
       <w:r>
         <w:t xml:space="preserve"> </w:t>
       </w:r>
-      <w:hyperlink r:id="rId97">
+      <w:hyperlink r:id="rId96">
         <w:r>
           <w:rPr>
             <w:rStyle w:val="Hyperlink"/>
@@ -12230,7 +12213,7 @@
           <w:t xml:space="preserve">arxiv.org/abs/2504.03846</w:t>
         </w:r>
       </w:hyperlink>
-      <w:bookmarkEnd w:id="98"/>
+      <w:bookmarkEnd w:id="97"/>
     </w:p>
     <w:p>
       <w:pPr>
@@ -12244,7 +12227,7 @@
         <w:keepLines w:val="0"/>
         <w:widowControl w:val="1"/>
       </w:pPr>
-      <w:bookmarkStart w:id="100" w:name="r25"/>
+      <w:bookmarkStart w:id="99" w:name="r25"/>
       <w:r>
         <w:t xml:space="preserve">Raju, R., Jain, S., Li, B., et al. (2024).</w:t>
       </w:r>
@@ -12275,7 +12258,7 @@
       <w:r>
         <w:t xml:space="preserve"> </w:t>
       </w:r>
-      <w:hyperlink r:id="rId99">
+      <w:hyperlink r:id="rId98">
         <w:r>
           <w:rPr>
             <w:rStyle w:val="Hyperlink"/>
@@ -12283,7 +12266,7 @@
           <w:t xml:space="preserve">arxiv.org/abs/2408.08808</w:t>
         </w:r>
       </w:hyperlink>
-      <w:bookmarkEnd w:id="100"/>
+      <w:bookmarkEnd w:id="99"/>
     </w:p>
     <w:p>
       <w:pPr>
@@ -12297,7 +12280,7 @@
         <w:keepLines w:val="0"/>
         <w:widowControl w:val="1"/>
       </w:pPr>
-      <w:bookmarkStart w:id="102" w:name="r26"/>
+      <w:bookmarkStart w:id="101" w:name="r26"/>
       <w:r>
         <w:t xml:space="preserve">Li, Y., et al. (2025).</w:t>
       </w:r>
@@ -12314,7 +12297,7 @@
       <w:r>
         <w:t xml:space="preserve"> </w:t>
       </w:r>
-      <w:hyperlink r:id="rId101">
+      <w:hyperlink r:id="rId100">
         <w:r>
           <w:rPr>
             <w:rStyle w:val="Hyperlink"/>
@@ -12322,7 +12305,7 @@
           <w:t xml:space="preserve">arxiv.org/abs/2504.17087</w:t>
         </w:r>
       </w:hyperlink>
-      <w:bookmarkEnd w:id="102"/>
+      <w:bookmarkEnd w:id="101"/>
     </w:p>
     <w:p>
       <w:pPr>
@@ -12336,8 +12319,8 @@
         <w:t xml:space="preserve">Preprint. Generated HTML build. © 2026 Alexander Apartsin &amp; Yehudit Aperstein.</w:t>
       </w:r>
     </w:p>
-    <w:bookmarkEnd w:id="103"/>
-    <w:bookmarkStart w:id="119" w:name="appendix-a-interactive-report-gallery"/>
+    <w:bookmarkEnd w:id="102"/>
+    <w:bookmarkStart w:id="118" w:name="appendix-a-interactive-report-gallery"/>
     <w:p>
       <w:pPr>
         <w:pStyle w:val="Heading2"/>
@@ -12376,6 +12359,7 @@
     <w:p>
       <w:pPr>
         <w:pStyle w:val="BodyText"/>
+        <w:spacing w:before="240" w:after="120"/>
         <w:jc w:val="center"/>
         <w:keepNext/>
         <w:keepLines/>
@@ -12386,18 +12370,18 @@
           <wp:inline>
             <wp:extent cx="5943600" cy="6605886"/>
             <wp:effectExtent b="0" l="0" r="0" t="0"/>
-            <wp:docPr descr="CoEval summary dashboard" title="" id="105" name="Picture"/>
+            <wp:docPr descr="CoEval summary dashboard" title="" id="104" name="Picture"/>
             <a:graphic>
               <a:graphicData uri="http://schemas.openxmlformats.org/drawingml/2006/picture">
                 <pic:pic>
                   <pic:nvPicPr>
-                    <pic:cNvPr descr="figures/gallery_fig_summary.png" id="106" name="Picture"/>
+                    <pic:cNvPr descr="figures/gallery_fig_summary.png" id="105" name="Picture"/>
                     <pic:cNvPicPr>
                       <a:picLocks noChangeArrowheads="1" noChangeAspect="1"/>
                     </pic:cNvPicPr>
                   </pic:nvPicPr>
                   <pic:blipFill>
-                    <a:blip r:embed="rId104"/>
+                    <a:blip r:embed="rId103"/>
                     <a:stretch>
                       <a:fillRect/>
                     </a:stretch>
@@ -12449,6 +12433,7 @@
     <w:p>
       <w:pPr>
         <w:pStyle w:val="BodyText"/>
+        <w:spacing w:before="240" w:after="120"/>
         <w:jc w:val="center"/>
         <w:keepNext/>
         <w:keepLines/>
@@ -12459,18 +12444,18 @@
           <wp:inline>
             <wp:extent cx="5943600" cy="7225719"/>
             <wp:effectExtent b="0" l="0" r="0" t="0"/>
-            <wp:docPr descr="Judge agreement and reliability report" title="" id="108" name="Picture"/>
+            <wp:docPr descr="Judge agreement and reliability report" title="" id="107" name="Picture"/>
             <a:graphic>
               <a:graphicData uri="http://schemas.openxmlformats.org/drawingml/2006/picture">
                 <pic:pic>
                   <pic:nvPicPr>
-                    <pic:cNvPr descr="figures/gallery_fig_judge_report.png" id="109" name="Picture"/>
+                    <pic:cNvPr descr="figures/gallery_fig_judge_report.png" id="108" name="Picture"/>
                     <pic:cNvPicPr>
                       <a:picLocks noChangeArrowheads="1" noChangeAspect="1"/>
                     </pic:cNvPicPr>
                   </pic:nvPicPr>
                   <pic:blipFill>
-                    <a:blip r:embed="rId107"/>
+                    <a:blip r:embed="rId106"/>
                     <a:stretch>
                       <a:fillRect/>
                     </a:stretch>
@@ -12522,6 +12507,7 @@
     <w:p>
       <w:pPr>
         <w:pStyle w:val="BodyText"/>
+        <w:spacing w:before="240" w:after="120"/>
         <w:jc w:val="center"/>
         <w:keepNext/>
         <w:keepLines/>
@@ -12532,18 +12518,18 @@
           <wp:inline>
             <wp:extent cx="5943600" cy="9229561"/>
             <wp:effectExtent b="0" l="0" r="0" t="0"/>
-            <wp:docPr descr="Attribute coverage summary report" title="" id="111" name="Picture"/>
+            <wp:docPr descr="Attribute coverage summary report" title="" id="110" name="Picture"/>
             <a:graphic>
               <a:graphicData uri="http://schemas.openxmlformats.org/drawingml/2006/picture">
                 <pic:pic>
                   <pic:nvPicPr>
-                    <pic:cNvPr descr="figures/gallery_fig_coverage_summary.png" id="112" name="Picture"/>
+                    <pic:cNvPr descr="figures/gallery_fig_coverage_summary.png" id="111" name="Picture"/>
                     <pic:cNvPicPr>
                       <a:picLocks noChangeArrowheads="1" noChangeAspect="1"/>
                     </pic:cNvPicPr>
                   </pic:nvPicPr>
                   <pic:blipFill>
-                    <a:blip r:embed="rId110"/>
+                    <a:blip r:embed="rId109"/>
                     <a:stretch>
                       <a:fillRect/>
                     </a:stretch>
@@ -12595,6 +12581,7 @@
     <w:p>
       <w:pPr>
         <w:pStyle w:val="BodyText"/>
+        <w:spacing w:before="240" w:after="120"/>
         <w:jc w:val="center"/>
         <w:keepNext/>
         <w:keepLines/>
@@ -12605,18 +12592,18 @@
           <wp:inline>
             <wp:extent cx="5943600" cy="10974432"/>
             <wp:effectExtent b="0" l="0" r="0" t="0"/>
-            <wp:docPr descr="Score distribution report" title="" id="114" name="Picture"/>
+            <wp:docPr descr="Score distribution report" title="" id="113" name="Picture"/>
             <a:graphic>
               <a:graphicData uri="http://schemas.openxmlformats.org/drawingml/2006/picture">
                 <pic:pic>
                   <pic:nvPicPr>
-                    <pic:cNvPr descr="figures/gallery_fig_score_distribution.png" id="115" name="Picture"/>
+                    <pic:cNvPr descr="figures/gallery_fig_score_distribution.png" id="114" name="Picture"/>
                     <pic:cNvPicPr>
                       <a:picLocks noChangeArrowheads="1" noChangeAspect="1"/>
                     </pic:cNvPicPr>
                   </pic:nvPicPr>
                   <pic:blipFill>
-                    <a:blip r:embed="rId113"/>
+                    <a:blip r:embed="rId112"/>
                     <a:stretch>
                       <a:fillRect/>
                     </a:stretch>
@@ -12668,6 +12655,7 @@
     <w:p>
       <w:pPr>
         <w:pStyle w:val="BodyText"/>
+        <w:spacing w:before="240" w:after="120"/>
         <w:jc w:val="center"/>
         <w:keepNext/>
         <w:keepLines/>
@@ -12678,18 +12666,18 @@
           <wp:inline>
             <wp:extent cx="5943600" cy="7824324"/>
             <wp:effectExtent b="0" l="0" r="0" t="0"/>
-            <wp:docPr descr="Teacher-student interaction matrix" title="" id="117" name="Picture"/>
+            <wp:docPr descr="Teacher-student interaction matrix" title="" id="116" name="Picture"/>
             <a:graphic>
               <a:graphicData uri="http://schemas.openxmlformats.org/drawingml/2006/picture">
                 <pic:pic>
                   <pic:nvPicPr>
-                    <pic:cNvPr descr="figures/gallery_fig_interaction_matrix.png" id="118" name="Picture"/>
+                    <pic:cNvPr descr="figures/gallery_fig_interaction_matrix.png" id="117" name="Picture"/>
                     <pic:cNvPicPr>
                       <a:picLocks noChangeArrowheads="1" noChangeAspect="1"/>
                     </pic:cNvPicPr>
                   </pic:nvPicPr>
                   <pic:blipFill>
-                    <a:blip r:embed="rId116"/>
+                    <a:blip r:embed="rId115"/>
                     <a:stretch>
                       <a:fillRect/>
                     </a:stretch>
@@ -12738,9 +12726,9 @@
         <w:t xml:space="preserve">Interaction matrix: teacher×student pair quality heatmap.</w:t>
       </w:r>
     </w:p>
-    <w:bookmarkEnd w:id="119"/>
+    <w:bookmarkEnd w:id="118"/>
     <w:sectPr>
-      <w:footerReference w:type="default" r:id="rId10"/>
+      <w:footerReference w:type="default" r:id="rId9"/>
       <w:pgSz w:h="15840" w:w="12240"/>
       <w:pgMar w:bottom="1440" w:footer="720" w:gutter="0" w:header="720" w:left="1440" w:right="1440" w:top="1440"/>
       <w:cols w:space="720"/>

--- a/docs/paper/CoEval.docx
+++ b/docs/paper/CoEval.docx
@@ -5589,6 +5589,91 @@
     <w:p>
       <w:pPr>
         <w:pStyle w:val="BodyText"/>
+        <w:jc w:val="both"/>
+        <w:keepNext w:val="0"/>
+        <w:keepLines w:val="0"/>
+        <w:widowControl w:val="1"/>
+      </w:pPr>
+      <w:r>
+        <w:t xml:space="preserve">Evaluation is a means to an end,</w:t>
+      </w:r>
+      <w:r>
+        <w:t xml:space="preserve"> </w:t>
+      </w:r>
+      <w:r>
+        <w:rPr>
+          <w:i/>
+          <w:iCs/>
+        </w:rPr>
+        <w:t xml:space="preserve">ranking</w:t>
+      </w:r>
+      <w:r>
+        <w:t xml:space="preserve"> </w:t>
+      </w:r>
+      <w:r>
+        <w:t xml:space="preserve">candidate models for a use case, so we verify that CoEval</w:t>
+      </w:r>
+      <w:r>
+        <w:t xml:space="preserve"> </w:t>
+      </w:r>
+      <w:r>
+        <w:t xml:space="preserve">scores yield the correct ranking. Figure 2 and Table 2 rank the three student models by their CoEval frontier-ensemble</w:t>
+      </w:r>
+      <w:r>
+        <w:t xml:space="preserve"> </w:t>
+      </w:r>
+      <w:r>
+        <w:t xml:space="preserve">accuracy score and, independently, by ground-truth correctness. The two rankings are</w:t>
+      </w:r>
+      <w:r>
+        <w:t xml:space="preserve"> </w:t>
+      </w:r>
+      <w:r>
+        <w:rPr>
+          <w:b/>
+          <w:bCs/>
+        </w:rPr>
+        <w:t xml:space="preserve">identical</w:t>
+      </w:r>
+      <w:r>
+        <w:t xml:space="preserve">;</w:t>
+      </w:r>
+      <w:r>
+        <w:t xml:space="preserve"> </w:t>
+      </w:r>
+      <w:r>
+        <w:t xml:space="preserve">CoEval's scores fall within</w:t>
+      </w:r>
+      <w:r>
+        <w:t xml:space="preserve"> </w:t>
+      </w:r>
+      <m:oMath>
+        <m:r>
+          <m:t>0.02</m:t>
+        </m:r>
+      </m:oMath>
+      <w:r>
+        <w:t xml:space="preserve"> </w:t>
+      </w:r>
+      <w:r>
+        <w:t xml:space="preserve">of the true accuracies, and the confidence intervals cleanly separate the weakest</w:t>
+      </w:r>
+      <w:r>
+        <w:t xml:space="preserve"> </w:t>
+      </w:r>
+      <w:r>
+        <w:t xml:space="preserve">model. Producing this ranking required a single configuration file and no human annotation: the core operation</w:t>
+      </w:r>
+      <w:r>
+        <w:t xml:space="preserve"> </w:t>
+      </w:r>
+      <w:r>
+        <w:t xml:space="preserve">the framework is built to make easy.</w:t>
+      </w:r>
+    </w:p>
+    <w:p>
+      <w:pPr>
+        <w:pStyle w:val="BodyText"/>
         <w:jc w:val="center"/>
         <w:keepNext/>
         <w:keepLines/>
@@ -5597,9 +5682,9 @@
       <w:r>
         <w:drawing>
           <wp:inline>
-            <wp:extent cx="5023104" cy="3169920"/>
+            <wp:extent cx="5224272" cy="2987040"/>
             <wp:effectExtent b="0" l="0" r="0" t="0"/>
-            <wp:docPr descr="Spearman correlation with ground-truth correctness per judge and ensemble" title="" id="25" name="Picture"/>
+            <wp:docPr descr="CoEval ensemble score versus ground-truth accuracy per model; rankings identical" title="" id="25" name="Picture"/>
             <a:graphic>
               <a:graphicData uri="http://schemas.openxmlformats.org/drawingml/2006/picture">
                 <pic:pic>
@@ -5618,7 +5703,7 @@
                   <pic:spPr bwMode="auto">
                     <a:xfrm>
                       <a:off x="0" y="0"/>
-                      <a:ext cx="5023104" cy="3169920"/>
+                      <a:ext cx="5224272" cy="2987040"/>
                     </a:xfrm>
                     <a:prstGeom prst="rect">
                       <a:avLst/>
@@ -5657,126 +5742,19 @@
         <w:t xml:space="preserve"> </w:t>
       </w:r>
       <w:r>
-        <w:t xml:space="preserve">Rank correlation of CoEval accuracy scores with ground-truth answer correctness</w:t>
-      </w:r>
-      <w:r>
-        <w:t xml:space="preserve"> </w:t>
-      </w:r>
-      <w:r>
-        <w:t xml:space="preserve">on exact-match QA (</w:t>
-      </w:r>
-      <m:oMath>
-        <m:r>
-          <m:t>191</m:t>
-        </m:r>
-      </m:oMath>
-      <w:r>
-        <w:t xml:space="preserve"> </w:t>
-      </w:r>
-      <w:r>
-        <w:t xml:space="preserve">datapoints,</w:t>
-      </w:r>
-      <w:r>
-        <w:t xml:space="preserve"> </w:t>
-      </w:r>
-      <m:oMath>
-        <m:r>
-          <m:t>573</m:t>
-        </m:r>
-      </m:oMath>
-      <w:r>
-        <w:t xml:space="preserve"> </w:t>
-      </w:r>
-      <w:r>
-        <w:t xml:space="preserve">responses). The frontier cross-family ensemble reaches</w:t>
-      </w:r>
-      <w:r>
-        <w:t xml:space="preserve"> </w:t>
-      </w:r>
-      <m:oMath>
-        <m:r>
-          <m:t>ρ</m:t>
-        </m:r>
-        <m:r>
-          <m:rPr>
-            <m:sty m:val="p"/>
-          </m:rPr>
-          <m:t>=</m:t>
-        </m:r>
-        <m:r>
-          <m:t>0.86</m:t>
-        </m:r>
-      </m:oMath>
-      <w:r>
-        <w:t xml:space="preserve"> </w:t>
-      </w:r>
-      <w:r>
-        <w:t xml:space="preserve">(datapoint-clustered 95% CI shown); the three frontier judges converge on identical labels, so the ensemble equals</w:t>
-      </w:r>
-      <w:r>
-        <w:t xml:space="preserve"> </w:t>
-      </w:r>
-      <w:r>
-        <w:t xml:space="preserve">its best member here, a vendor-independent reliability floor on objective tasks.</w:t>
-      </w:r>
-    </w:p>
-    <w:p>
-      <w:pPr>
-        <w:pStyle w:val="BodyText"/>
-        <w:jc w:val="both"/>
-        <w:keepNext w:val="0"/>
-        <w:keepLines w:val="0"/>
-        <w:widowControl w:val="1"/>
-      </w:pPr>
-      <w:r>
-        <w:t xml:space="preserve">Evaluation is a means to an end,</w:t>
-      </w:r>
-      <w:r>
-        <w:t xml:space="preserve"> </w:t>
-      </w:r>
-      <w:r>
-        <w:rPr>
-          <w:i/>
-          <w:iCs/>
-        </w:rPr>
-        <w:t xml:space="preserve">ranking</w:t>
-      </w:r>
-      <w:r>
-        <w:t xml:space="preserve"> </w:t>
-      </w:r>
-      <w:r>
-        <w:t xml:space="preserve">candidate models for a use case, so we verify that CoEval</w:t>
-      </w:r>
-      <w:r>
-        <w:t xml:space="preserve"> </w:t>
-      </w:r>
-      <w:r>
-        <w:t xml:space="preserve">scores yield the correct ranking. Table 2 ranks the three student models by their CoEval frontier-ensemble</w:t>
-      </w:r>
-      <w:r>
-        <w:t xml:space="preserve"> </w:t>
-      </w:r>
-      <w:r>
-        <w:t xml:space="preserve">accuracy score and, independently, by ground-truth correctness. The two rankings are</w:t>
-      </w:r>
-      <w:r>
-        <w:t xml:space="preserve"> </w:t>
-      </w:r>
-      <w:r>
-        <w:rPr>
-          <w:b/>
-          <w:bCs/>
-        </w:rPr>
-        <w:t xml:space="preserve">identical</w:t>
-      </w:r>
-      <w:r>
-        <w:t xml:space="preserve">;</w:t>
-      </w:r>
-      <w:r>
-        <w:t xml:space="preserve"> </w:t>
-      </w:r>
-      <w:r>
-        <w:t xml:space="preserve">CoEval's scores fall within</w:t>
+        <w:t xml:space="preserve">CoEval recovers the true model ranking with no labels. For each student model</w:t>
+      </w:r>
+      <w:r>
+        <w:t xml:space="preserve"> </w:t>
+      </w:r>
+      <w:r>
+        <w:t xml:space="preserve">the CoEval frontier-ensemble accuracy score (green, datapoint-clustered 95% CI) and the held-out ground-truth</w:t>
+      </w:r>
+      <w:r>
+        <w:t xml:space="preserve"> </w:t>
+      </w:r>
+      <w:r>
+        <w:t xml:space="preserve">accuracy (blue) coincide within</w:t>
       </w:r>
       <w:r>
         <w:t xml:space="preserve"> </w:t>
@@ -5787,22 +5765,52 @@
         </m:r>
       </m:oMath>
       <w:r>
-        <w:t xml:space="preserve"> </w:t>
-      </w:r>
-      <w:r>
-        <w:t xml:space="preserve">of the true accuracies, and the confidence intervals cleanly separate the weakest</w:t>
-      </w:r>
-      <w:r>
-        <w:t xml:space="preserve"> </w:t>
-      </w:r>
-      <w:r>
-        <w:t xml:space="preserve">model. Producing this ranking required a single configuration file and no human annotation: the core operation</w:t>
-      </w:r>
-      <w:r>
-        <w:t xml:space="preserve"> </w:t>
-      </w:r>
-      <w:r>
-        <w:t xml:space="preserve">the framework is built to make easy.</w:t>
+        <w:t xml:space="preserve">, and the order</w:t>
+      </w:r>
+      <w:r>
+        <w:t xml:space="preserve"> </w:t>
+      </w:r>
+      <w:r>
+        <w:rPr>
+          <w:rStyle w:val="VerbatimChar"/>
+        </w:rPr>
+        <w:t xml:space="preserve">gpt-4o-mini</w:t>
+      </w:r>
+      <w:r>
+        <w:t xml:space="preserve"> </w:t>
+      </w:r>
+      <w:r>
+        <w:t xml:space="preserve">&gt;</w:t>
+      </w:r>
+      <w:r>
+        <w:t xml:space="preserve"> </w:t>
+      </w:r>
+      <w:r>
+        <w:rPr>
+          <w:rStyle w:val="VerbatimChar"/>
+        </w:rPr>
+        <w:t xml:space="preserve">gpt-3.5-turbo</w:t>
+      </w:r>
+      <w:r>
+        <w:t xml:space="preserve"> </w:t>
+      </w:r>
+      <w:r>
+        <w:t xml:space="preserve">&gt;</w:t>
+      </w:r>
+      <w:r>
+        <w:t xml:space="preserve"> </w:t>
+      </w:r>
+      <w:r>
+        <w:rPr>
+          <w:rStyle w:val="VerbatimChar"/>
+        </w:rPr>
+        <w:t xml:space="preserve">llama-3.2-3b</w:t>
+      </w:r>
+      <w:r>
+        <w:t xml:space="preserve"> </w:t>
+      </w:r>
+      <w:r>
+        <w:t xml:space="preserve">is reproduced exactly (cf. Table 2).</w:t>
       </w:r>
     </w:p>
     <w:p>

--- a/docs/paper/CoEval.docx
+++ b/docs/paper/CoEval.docx
@@ -5536,7 +5536,82 @@
         </m:r>
       </m:oMath>
       <w:r>
-        <w:t xml:space="preserve">), matching this strong single-judge baseline without depending on any one model. The ensemble's</w:t>
+        <w:t xml:space="preserve">), matching this strong single-judge baseline without depending on any one model. One cannot</w:t>
+      </w:r>
+      <w:r>
+        <w:t xml:space="preserve"> </w:t>
+      </w:r>
+      <w:r>
+        <w:t xml:space="preserve">pick the right single judge in advance: across our tasks a single judge's correlation with the reference ranges from</w:t>
+      </w:r>
+      <w:r>
+        <w:t xml:space="preserve"> </w:t>
+      </w:r>
+      <w:r>
+        <w:t xml:space="preserve">anti-correlated (</w:t>
+      </w:r>
+      <m:oMath>
+        <m:r>
+          <m:t>ρ</m:t>
+        </m:r>
+        <m:r>
+          <m:rPr>
+            <m:sty m:val="p"/>
+          </m:rPr>
+          <m:t>=</m:t>
+        </m:r>
+        <m:r>
+          <m:rPr>
+            <m:sty m:val="p"/>
+          </m:rPr>
+          <m:t>−</m:t>
+        </m:r>
+        <m:r>
+          <m:t>0.006</m:t>
+        </m:r>
+      </m:oMath>
+      <w:r>
+        <w:t xml:space="preserve">) to moderate (</w:t>
+      </w:r>
+      <m:oMath>
+        <m:r>
+          <m:t>ρ</m:t>
+        </m:r>
+        <m:r>
+          <m:rPr>
+            <m:sty m:val="p"/>
+          </m:rPr>
+          <m:t>=</m:t>
+        </m:r>
+        <m:r>
+          <m:rPr>
+            <m:sty m:val="p"/>
+          </m:rPr>
+          <m:t>+</m:t>
+        </m:r>
+        <m:r>
+          <m:t>0.249</m:t>
+        </m:r>
+      </m:oMath>
+      <w:r>
+        <w:t xml:space="preserve">), a spread of</w:t>
+      </w:r>
+      <w:r>
+        <w:t xml:space="preserve"> </w:t>
+      </w:r>
+      <m:oMath>
+        <m:r>
+          <m:t>0.255</m:t>
+        </m:r>
+      </m:oMath>
+      <w:r>
+        <w:t xml:space="preserve">, and the best judge changes by</w:t>
+      </w:r>
+      <w:r>
+        <w:t xml:space="preserve"> </w:t>
+      </w:r>
+      <w:r>
+        <w:t xml:space="preserve">task, so the cross-family ensemble is the low-regret choice that is never anti-correlated. The ensemble's</w:t>
       </w:r>
       <w:r>
         <w:t xml:space="preserve"> </w:t>
@@ -8569,7 +8644,110 @@
         <w:widowControl w:val="1"/>
       </w:pPr>
       <w:r>
-        <w:t xml:space="preserve">Beyond the structural guarantee, CoEval can</w:t>
+        <w:t xml:space="preserve">The design prevents a failure we measure directly. In the vertical case studies (Section 5.8) the panel includes</w:t>
+      </w:r>
+      <w:r>
+        <w:t xml:space="preserve"> </w:t>
+      </w:r>
+      <w:r>
+        <w:rPr>
+          <w:rStyle w:val="VerbatimChar"/>
+        </w:rPr>
+        <w:t xml:space="preserve">gpt-4o-mini</w:t>
+      </w:r>
+      <w:r>
+        <w:t xml:space="preserve"> </w:t>
+      </w:r>
+      <w:r>
+        <w:t xml:space="preserve">as both a judge and a candidate, which isolates self-preference as a</w:t>
+      </w:r>
+      <w:r>
+        <w:t xml:space="preserve"> </w:t>
+      </w:r>
+      <w:r>
+        <w:t xml:space="preserve">difference-in-differences that controls for a judge's overall harshness: on clinical reasoning the</w:t>
+      </w:r>
+      <w:r>
+        <w:t xml:space="preserve"> </w:t>
+      </w:r>
+      <w:r>
+        <w:rPr>
+          <w:rStyle w:val="VerbatimChar"/>
+        </w:rPr>
+        <w:t xml:space="preserve">gpt-4o-mini</w:t>
+      </w:r>
+      <w:r>
+        <w:t xml:space="preserve"> </w:t>
+      </w:r>
+      <w:r>
+        <w:t xml:space="preserve">judge rates the</w:t>
+      </w:r>
+      <w:r>
+        <w:t xml:space="preserve"> </w:t>
+      </w:r>
+      <w:r>
+        <w:rPr>
+          <w:rStyle w:val="VerbatimChar"/>
+        </w:rPr>
+        <w:t xml:space="preserve">gpt-4o-mini</w:t>
+      </w:r>
+      <w:r>
+        <w:t xml:space="preserve"> </w:t>
+      </w:r>
+      <w:r>
+        <w:t xml:space="preserve">candidate</w:t>
+      </w:r>
+      <w:r>
+        <w:t xml:space="preserve"> </w:t>
+      </w:r>
+      <m:oMath>
+        <m:r>
+          <m:t>0.038</m:t>
+        </m:r>
+      </m:oMath>
+      <w:r>
+        <w:t xml:space="preserve"> </w:t>
+      </w:r>
+      <w:r>
+        <w:t xml:space="preserve">higher (normalized</w:t>
+      </w:r>
+      <w:r>
+        <w:t xml:space="preserve"> </w:t>
+      </w:r>
+      <m:oMath>
+        <m:r>
+          <m:rPr>
+            <m:sty m:val="p"/>
+          </m:rPr>
+          <m:t>[</m:t>
+        </m:r>
+        <m:r>
+          <m:t>0</m:t>
+        </m:r>
+        <m:r>
+          <m:rPr>
+            <m:sty m:val="p"/>
+          </m:rPr>
+          <m:t>,</m:t>
+        </m:r>
+        <m:r>
+          <m:t>1</m:t>
+        </m:r>
+        <m:r>
+          <m:rPr>
+            <m:sty m:val="p"/>
+          </m:rPr>
+          <m:t>]</m:t>
+        </m:r>
+      </m:oMath>
+      <w:r>
+        <w:t xml:space="preserve">) than</w:t>
+      </w:r>
+      <w:r>
+        <w:t xml:space="preserve"> </w:t>
+      </w:r>
+      <w:r>
+        <w:t xml:space="preserve">the two cross-family judges rate it. That margin</w:t>
       </w:r>
       <w:r>
         <w:t xml:space="preserve"> </w:t>
@@ -8579,77 +8757,52 @@
           <w:i/>
           <w:iCs/>
         </w:rPr>
-        <w:t xml:space="preserve">explicitly</w:t>
-      </w:r>
-      <w:r>
-        <w:t xml:space="preserve"> </w:t>
-      </w:r>
-      <w:r>
-        <w:t xml:space="preserve">account for systematic same-family bias through</w:t>
+        <w:t xml:space="preserve">flips the top rank</w:t>
+      </w:r>
+      <w:r>
+        <w:t xml:space="preserve">: the same-family judge alone ranks</w:t>
       </w:r>
       <w:r>
         <w:t xml:space="preserve"> </w:t>
       </w:r>
       <w:r>
         <w:rPr>
-          <w:i/>
-          <w:iCs/>
+          <w:rStyle w:val="VerbatimChar"/>
         </w:rPr>
-        <w:t xml:space="preserve">vendor-disjoint aggregation</w:t>
-      </w:r>
-      <w:r>
-        <w:t xml:space="preserve">: when scoring a model under test, the ensemble drops any judge that shares the</w:t>
-      </w:r>
-      <w:r>
-        <w:t xml:space="preserve"> </w:t>
-      </w:r>
-      <w:r>
-        <w:t xml:space="preserve">model's vendor family, so no model contributes to its own family's score. Applying this correction to the rankings</w:t>
-      </w:r>
-      <w:r>
-        <w:t xml:space="preserve"> </w:t>
-      </w:r>
-      <w:r>
-        <w:t xml:space="preserve">of Tables 2 and 4 leaves</w:t>
+        <w:t xml:space="preserve">gpt-4o-mini</w:t>
+      </w:r>
+      <w:r>
+        <w:t xml:space="preserve"> </w:t>
+      </w:r>
+      <w:r>
+        <w:t xml:space="preserve">first, while the cross-family judges rank</w:t>
       </w:r>
       <w:r>
         <w:t xml:space="preserve"> </w:t>
       </w:r>
       <w:r>
         <w:rPr>
-          <w:i/>
-          <w:iCs/>
+          <w:rStyle w:val="VerbatimChar"/>
         </w:rPr>
-        <w:t xml:space="preserve">every</w:t>
-      </w:r>
-      <w:r>
-        <w:t xml:space="preserve"> </w:t>
-      </w:r>
-      <w:r>
-        <w:t xml:space="preserve">ranking unchanged, with per-model scores shifting by at most</w:t>
-      </w:r>
-      <w:r>
-        <w:t xml:space="preserve"> </w:t>
-      </w:r>
-      <m:oMath>
-        <m:r>
-          <m:t>0.015</m:t>
-        </m:r>
-      </m:oMath>
-      <w:r>
-        <w:t xml:space="preserve">, a direct, auditable confirmation that the cross-family ensemble's rankings are already robust to</w:t>
-      </w:r>
-      <w:r>
-        <w:t xml:space="preserve"> </w:t>
-      </w:r>
-      <w:r>
-        <w:t xml:space="preserve">same-family bias. The correction is therefore available as a safeguard, and its null effect here is itself evidence</w:t>
-      </w:r>
-      <w:r>
-        <w:t xml:space="preserve"> </w:t>
-      </w:r>
-      <w:r>
-        <w:t xml:space="preserve">that vendor diversity, not a post-hoc adjustment, is doing the work.</w:t>
+        <w:t xml:space="preserve">gpt-3.5-turbo</w:t>
+      </w:r>
+      <w:r>
+        <w:t xml:space="preserve"> </w:t>
+      </w:r>
+      <w:r>
+        <w:t xml:space="preserve">first. A practitioner</w:t>
+      </w:r>
+      <w:r>
+        <w:t xml:space="preserve"> </w:t>
+      </w:r>
+      <w:r>
+        <w:t xml:space="preserve">relying on a single same-family judge is thus handed a self-serving, incorrect ranking; CoEval's vendor-disjoint</w:t>
+      </w:r>
+      <w:r>
+        <w:t xml:space="preserve"> </w:t>
+      </w:r>
+      <w:r>
+        <w:t xml:space="preserve">panel removes the effect by construction.</w:t>
       </w:r>
     </w:p>
     <w:p>
@@ -8661,46 +8814,146 @@
         <w:widowControl w:val="1"/>
       </w:pPr>
       <w:r>
+        <w:t xml:space="preserve">Beyond the structural guarantee, CoEval can</w:t>
+      </w:r>
+      <w:r>
+        <w:t xml:space="preserve"> </w:t>
+      </w:r>
+      <w:r>
+        <w:rPr>
+          <w:i/>
+          <w:iCs/>
+        </w:rPr>
+        <w:t xml:space="preserve">explicitly</w:t>
+      </w:r>
+      <w:r>
+        <w:t xml:space="preserve"> </w:t>
+      </w:r>
+      <w:r>
+        <w:t xml:space="preserve">account for systematic same-family bias through</w:t>
+      </w:r>
+      <w:r>
+        <w:t xml:space="preserve"> </w:t>
+      </w:r>
+      <w:r>
+        <w:rPr>
+          <w:i/>
+          <w:iCs/>
+        </w:rPr>
+        <w:t xml:space="preserve">vendor-disjoint aggregation</w:t>
+      </w:r>
+      <w:r>
+        <w:t xml:space="preserve">: when scoring a model under test, the ensemble drops any judge that shares the</w:t>
+      </w:r>
+      <w:r>
+        <w:t xml:space="preserve"> </w:t>
+      </w:r>
+      <w:r>
+        <w:t xml:space="preserve">model's vendor family, so no model contributes to its own family's score. Applying this correction to the rankings</w:t>
+      </w:r>
+      <w:r>
+        <w:t xml:space="preserve"> </w:t>
+      </w:r>
+      <w:r>
+        <w:t xml:space="preserve">of Tables 2 and 4 leaves</w:t>
+      </w:r>
+      <w:r>
+        <w:t xml:space="preserve"> </w:t>
+      </w:r>
+      <w:r>
+        <w:rPr>
+          <w:i/>
+          <w:iCs/>
+        </w:rPr>
+        <w:t xml:space="preserve">every</w:t>
+      </w:r>
+      <w:r>
+        <w:t xml:space="preserve"> </w:t>
+      </w:r>
+      <w:r>
+        <w:t xml:space="preserve">ranking unchanged, with per-model scores shifting by at most</w:t>
+      </w:r>
+      <w:r>
+        <w:t xml:space="preserve"> </w:t>
+      </w:r>
+      <m:oMath>
+        <m:r>
+          <m:t>0.015</m:t>
+        </m:r>
+      </m:oMath>
+      <w:r>
+        <w:t xml:space="preserve">, a direct, auditable confirmation that the cross-family ensemble's rankings are already robust to</w:t>
+      </w:r>
+      <w:r>
+        <w:t xml:space="preserve"> </w:t>
+      </w:r>
+      <w:r>
+        <w:t xml:space="preserve">same-family bias. The correction is therefore available as a safeguard, and its null effect here is itself evidence</w:t>
+      </w:r>
+      <w:r>
+        <w:t xml:space="preserve"> </w:t>
+      </w:r>
+      <w:r>
+        <w:t xml:space="preserve">that vendor diversity, not a post-hoc adjustment, is doing the work.</w:t>
+      </w:r>
+    </w:p>
+    <w:p>
+      <w:pPr>
+        <w:pStyle w:val="BodyText"/>
+        <w:jc w:val="both"/>
+        <w:keepNext w:val="0"/>
+        <w:keepLines w:val="0"/>
+        <w:widowControl w:val="1"/>
+      </w:pPr>
+      <w:r>
         <w:rPr>
           <w:b/>
           <w:bCs/>
         </w:rPr>
-        <w:t xml:space="preserve">Property (self-preference).</w:t>
-      </w:r>
-      <w:r>
-        <w:t xml:space="preserve"> </w:t>
-      </w:r>
-      <w:r>
-        <w:t xml:space="preserve">CoEval's vendor-disjoint panel structurally precludes a model from</w:t>
-      </w:r>
-      <w:r>
-        <w:t xml:space="preserve"> </w:t>
-      </w:r>
-      <w:r>
-        <w:t xml:space="preserve">judging its own family, closing the self-preference channel by design. Vendor-disjoint aggregation leaves every</w:t>
-      </w:r>
-      <w:r>
-        <w:t xml:space="preserve"> </w:t>
-      </w:r>
-      <w:r>
-        <w:t xml:space="preserve">ranking unchanged (per-model scores shift by at most</w:t>
+        <w:t xml:space="preserve">Finding (self-preference).</w:t>
+      </w:r>
+      <w:r>
+        <w:t xml:space="preserve"> </w:t>
+      </w:r>
+      <w:r>
+        <w:t xml:space="preserve">A single same-family judge inflates its own family by</w:t>
       </w:r>
       <w:r>
         <w:t xml:space="preserve"> </w:t>
       </w:r>
       <m:oMath>
         <m:r>
+          <m:t>0.038</m:t>
+        </m:r>
+      </m:oMath>
+      <w:r>
+        <w:t xml:space="preserve"> </w:t>
+      </w:r>
+      <w:r>
+        <w:t xml:space="preserve">(difference-in-differences), enough to flip the top-ranked model; CoEval's vendor-disjoint panel structurally</w:t>
+      </w:r>
+      <w:r>
+        <w:t xml:space="preserve"> </w:t>
+      </w:r>
+      <w:r>
+        <w:t xml:space="preserve">precludes this, and vendor-disjoint aggregation leaves every cross-family ranking unchanged (scores shift</w:t>
+      </w:r>
+      <w:r>
+        <w:t xml:space="preserve"> </w:t>
+      </w:r>
+      <m:oMath>
+        <m:r>
+          <m:rPr>
+            <m:sty m:val="p"/>
+          </m:rPr>
+          <m:t>≤</m:t>
+        </m:r>
+        <m:r>
           <m:t>0.015</m:t>
         </m:r>
       </m:oMath>
       <w:r>
-        <w:t xml:space="preserve">), confirming the cross-family rankings are already</w:t>
-      </w:r>
-      <w:r>
-        <w:t xml:space="preserve"> </w:t>
-      </w:r>
-      <w:r>
-        <w:t xml:space="preserve">robust to same-family bias.</w:t>
+        <w:t xml:space="preserve">).</w:t>
       </w:r>
     </w:p>
     <w:bookmarkEnd w:id="36"/>
@@ -9185,6 +9438,174 @@
         <w:widowControl w:val="1"/>
       </w:pPr>
       <w:r>
+        <w:t xml:space="preserve">Non-duplication shows the items are fresh; a controlled study shows why that matters. We fine-tune a small open model</w:t>
+      </w:r>
+      <w:r>
+        <w:t xml:space="preserve"> </w:t>
+      </w:r>
+      <w:r>
+        <w:t xml:space="preserve">(Qwen2.5-0.5B) to memorize</w:t>
+      </w:r>
+      <w:r>
+        <w:t xml:space="preserve"> </w:t>
+      </w:r>
+      <m:oMath>
+        <m:r>
+          <m:t>200</m:t>
+        </m:r>
+      </m:oMath>
+      <w:r>
+        <w:t xml:space="preserve"> </w:t>
+      </w:r>
+      <w:r>
+        <w:t xml:space="preserve">public SciQ items, turning that public set into a contaminated benchmark, and compare</w:t>
+      </w:r>
+      <w:r>
+        <w:t xml:space="preserve"> </w:t>
+      </w:r>
+      <w:r>
+        <w:t xml:space="preserve">it against a clean frontier model (</w:t>
+      </w:r>
+      <w:r>
+        <w:rPr>
+          <w:rStyle w:val="VerbatimChar"/>
+        </w:rPr>
+        <w:t xml:space="preserve">gpt-4o-mini</w:t>
+      </w:r>
+      <w:r>
+        <w:t xml:space="preserve">) on both the memorized set and</w:t>
+      </w:r>
+      <w:r>
+        <w:t xml:space="preserve"> </w:t>
+      </w:r>
+      <m:oMath>
+        <m:r>
+          <m:t>100</m:t>
+        </m:r>
+      </m:oMath>
+      <w:r>
+        <w:t xml:space="preserve"> </w:t>
+      </w:r>
+      <w:r>
+        <w:t xml:space="preserve">fresh held-out items</w:t>
+      </w:r>
+      <w:r>
+        <w:t xml:space="preserve"> </w:t>
+      </w:r>
+      <w:r>
+        <w:t xml:space="preserve">of the same capability. On the contaminated benchmark the memorizer scores a perfect</w:t>
+      </w:r>
+      <w:r>
+        <w:t xml:space="preserve"> </w:t>
+      </w:r>
+      <m:oMath>
+        <m:r>
+          <m:t>1.00</m:t>
+        </m:r>
+      </m:oMath>
+      <w:r>
+        <w:t xml:space="preserve"> </w:t>
+      </w:r>
+      <w:r>
+        <w:t xml:space="preserve">and is ranked</w:t>
+      </w:r>
+      <w:r>
+        <w:t xml:space="preserve"> </w:t>
+      </w:r>
+      <w:r>
+        <w:rPr>
+          <w:i/>
+          <w:iCs/>
+        </w:rPr>
+        <w:t xml:space="preserve">above</w:t>
+      </w:r>
+      <w:r>
+        <w:t xml:space="preserve"> </w:t>
+      </w:r>
+      <w:r>
+        <w:rPr>
+          <w:rStyle w:val="VerbatimChar"/>
+        </w:rPr>
+        <w:t xml:space="preserve">gpt-4o-mini</w:t>
+      </w:r>
+      <w:r>
+        <w:t xml:space="preserve"> </w:t>
+      </w:r>
+      <w:r>
+        <w:t xml:space="preserve">(</w:t>
+      </w:r>
+      <m:oMath>
+        <m:r>
+          <m:t>0.845</m:t>
+        </m:r>
+      </m:oMath>
+      <w:r>
+        <w:t xml:space="preserve">); on the fresh items the order is correct, with</w:t>
+      </w:r>
+      <w:r>
+        <w:t xml:space="preserve"> </w:t>
+      </w:r>
+      <w:r>
+        <w:rPr>
+          <w:rStyle w:val="VerbatimChar"/>
+        </w:rPr>
+        <w:t xml:space="preserve">gpt-4o-mini</w:t>
+      </w:r>
+      <w:r>
+        <w:t xml:space="preserve"> </w:t>
+      </w:r>
+      <w:r>
+        <w:t xml:space="preserve">(</w:t>
+      </w:r>
+      <m:oMath>
+        <m:r>
+          <m:t>0.81</m:t>
+        </m:r>
+      </m:oMath>
+      <w:r>
+        <w:t xml:space="preserve">) above the memorizer (</w:t>
+      </w:r>
+      <m:oMath>
+        <m:r>
+          <m:t>0.74</m:t>
+        </m:r>
+      </m:oMath>
+      <w:r>
+        <w:t xml:space="preserve">, its true capability). A static, possibly-contaminated</w:t>
+      </w:r>
+      <w:r>
+        <w:t xml:space="preserve"> </w:t>
+      </w:r>
+      <w:r>
+        <w:t xml:space="preserve">leaderboard thus ranks a</w:t>
+      </w:r>
+      <w:r>
+        <w:t xml:space="preserve"> </w:t>
+      </w:r>
+      <m:oMath>
+        <m:r>
+          <m:t>0.5</m:t>
+        </m:r>
+      </m:oMath>
+      <w:r>
+        <w:t xml:space="preserve">B memorizer ahead of a frontier model, an inversion that CoEval's freshly-generated</w:t>
+      </w:r>
+      <w:r>
+        <w:t xml:space="preserve"> </w:t>
+      </w:r>
+      <w:r>
+        <w:t xml:space="preserve">items remove because no candidate can have trained on items synthesized after the fact.</w:t>
+      </w:r>
+    </w:p>
+    <w:p>
+      <w:pPr>
+        <w:pStyle w:val="BodyText"/>
+        <w:jc w:val="both"/>
+        <w:keepNext w:val="0"/>
+        <w:keepLines w:val="0"/>
+        <w:widowControl w:val="1"/>
+      </w:pPr>
+      <w:r>
         <w:rPr>
           <w:b/>
           <w:bCs/>
@@ -9195,90 +9616,122 @@
         <w:t xml:space="preserve"> </w:t>
       </w:r>
       <w:r>
-        <w:t xml:space="preserve">CoEval-generated items show</w:t>
+        <w:t xml:space="preserve">A static benchmark of memorized public items ranks a</w:t>
       </w:r>
       <w:r>
         <w:t xml:space="preserve"> </w:t>
       </w:r>
       <m:oMath>
         <m:r>
-          <m:t>0.0000</m:t>
+          <m:t>0.5</m:t>
         </m:r>
       </m:oMath>
       <w:r>
-        <w:t xml:space="preserve"> </w:t>
-      </w:r>
-      <w:r>
-        <w:t xml:space="preserve">verbatim 13-gram overlap with five</w:t>
-      </w:r>
-      <w:r>
-        <w:t xml:space="preserve"> </w:t>
-      </w:r>
-      <w:r>
-        <w:t xml:space="preserve">major public benchmarks (</w:t>
+        <w:t xml:space="preserve">B memorizer</w:t>
+      </w:r>
+      <w:r>
+        <w:t xml:space="preserve"> </w:t>
+      </w:r>
+      <w:r>
+        <w:rPr>
+          <w:i/>
+          <w:iCs/>
+        </w:rPr>
+        <w:t xml:space="preserve">above</w:t>
+      </w:r>
+      <w:r>
+        <w:t xml:space="preserve"> </w:t>
+      </w:r>
+      <w:r>
+        <w:rPr>
+          <w:rStyle w:val="VerbatimChar"/>
+        </w:rPr>
+        <w:t xml:space="preserve">gpt-4o-mini</w:t>
+      </w:r>
+      <w:r>
+        <w:t xml:space="preserve"> </w:t>
+      </w:r>
+      <w:r>
+        <w:t xml:space="preserve">(</w:t>
       </w:r>
       <m:oMath>
         <m:r>
-          <m:t>n</m:t>
+          <m:t>1.00</m:t>
+        </m:r>
+      </m:oMath>
+      <w:r>
+        <w:t xml:space="preserve"> </w:t>
+      </w:r>
+      <w:r>
+        <w:t xml:space="preserve">vs</w:t>
+      </w:r>
+      <w:r>
+        <w:t xml:space="preserve"> </w:t>
+      </w:r>
+      <m:oMath>
+        <m:r>
+          <m:t>0.845</m:t>
+        </m:r>
+      </m:oMath>
+      <w:r>
+        <w:t xml:space="preserve">); on fresh items of the same capability the order inverts to</w:t>
+      </w:r>
+      <w:r>
+        <w:t xml:space="preserve"> </w:t>
+      </w:r>
+      <w:r>
+        <w:t xml:space="preserve">the correct one (</w:t>
+      </w:r>
+      <w:r>
+        <w:rPr>
+          <w:rStyle w:val="VerbatimChar"/>
+        </w:rPr>
+        <w:t xml:space="preserve">gpt-4o-mini</w:t>
+      </w:r>
+      <w:r>
+        <w:t xml:space="preserve"> </w:t>
+      </w:r>
+      <m:oMath>
+        <m:r>
+          <m:t>0.81</m:t>
         </m:r>
         <m:r>
           <m:rPr>
             <m:sty m:val="p"/>
           </m:rPr>
-          <m:t>=</m:t>
-        </m:r>
-        <m:r>
-          <m:t>400</m:t>
+          <m:t>&gt;</m:t>
         </m:r>
       </m:oMath>
       <w:r>
         <w:t xml:space="preserve"> </w:t>
       </w:r>
       <w:r>
-        <w:t xml:space="preserve">vs</w:t>
+        <w:t xml:space="preserve">memorizer</w:t>
       </w:r>
       <w:r>
         <w:t xml:space="preserve"> </w:t>
       </w:r>
       <m:oMath>
         <m:r>
-          <m:t>491</m:t>
+          <m:t>0.74</m:t>
         </m:r>
       </m:oMath>
       <w:r>
-        <w:t xml:space="preserve"> </w:t>
-      </w:r>
-      <w:r>
-        <w:t xml:space="preserve">items;</w:t>
+        <w:t xml:space="preserve">). CoEval-generated items additionally show</w:t>
       </w:r>
       <w:r>
         <w:t xml:space="preserve"> </w:t>
       </w:r>
       <m:oMath>
         <m:r>
-          <m:t>110</m:t>
-        </m:r>
-        <m:r>
-          <m:rPr>
-            <m:sty m:val="p"/>
-          </m:rPr>
-          <m:t>,</m:t>
-        </m:r>
-        <m:r>
-          <m:t>784</m:t>
+          <m:t>0.0000</m:t>
         </m:r>
       </m:oMath>
       <w:r>
         <w:t xml:space="preserve"> </w:t>
       </w:r>
       <w:r>
-        <w:t xml:space="preserve">distinct public 13-grams), corroborating, alongside</w:t>
-      </w:r>
-      <w:r>
-        <w:t xml:space="preserve"> </w:t>
-      </w:r>
-      <w:r>
-        <w:t xml:space="preserve">the structural freshness guarantee, that generated evaluation items are not leaked copies of public test sets.</w:t>
+        <w:t xml:space="preserve">verbatim 13-gram overlap with five major public benchmarks, so they cannot be gamed this way.</w:t>
       </w:r>
     </w:p>
     <w:bookmarkEnd w:id="41"/>
@@ -10817,19 +11270,19 @@
         <w:t xml:space="preserve"> </w:t>
       </w:r>
       <w:r>
-        <w:t xml:space="preserve">test generality. Self-preference (Section 5.4) is handled as a structural design property rather than a measured</w:t>
-      </w:r>
-      <w:r>
-        <w:t xml:space="preserve"> </w:t>
-      </w:r>
-      <w:r>
-        <w:t xml:space="preserve">magnitude. And the contamination guarantee is structural (fresh per-run synthesis) with n-gram</w:t>
-      </w:r>
-      <w:r>
-        <w:t xml:space="preserve"> </w:t>
-      </w:r>
-      <w:r>
-        <w:t xml:space="preserve">non-duplication as corroboration, not a membership test against any model's full pretraining corpus.</w:t>
+        <w:t xml:space="preserve">test generality. The contamination guarantee is structural (fresh per-run synthesis), validated both by zero verbatim</w:t>
+      </w:r>
+      <w:r>
+        <w:t xml:space="preserve"> </w:t>
+      </w:r>
+      <w:r>
+        <w:t xml:space="preserve">overlap and by a controlled memorization study (Section 5.6); a verbatim n-gram test is not a membership test</w:t>
+      </w:r>
+      <w:r>
+        <w:t xml:space="preserve"> </w:t>
+      </w:r>
+      <w:r>
+        <w:t xml:space="preserve">against any model's full pretraining corpus.</w:t>
       </w:r>
     </w:p>
     <w:bookmarkEnd w:id="48"/>

--- a/docs/paper/CoEval.docx
+++ b/docs/paper/CoEval.docx
@@ -8644,7 +8644,7 @@
         <w:widowControl w:val="1"/>
       </w:pPr>
       <w:r>
-        <w:t xml:space="preserve">The design prevents a failure we measure directly. In the vertical case studies (Section 5.8) the panel includes</w:t>
+        <w:t xml:space="preserve">We also measure the residual same-family preference directly. The vertical case studies (Section 5.8) include</w:t>
       </w:r>
       <w:r>
         <w:t xml:space="preserve"> </w:t>
@@ -8659,57 +8659,45 @@
         <w:t xml:space="preserve"> </w:t>
       </w:r>
       <w:r>
-        <w:t xml:space="preserve">as both a judge and a candidate, which isolates self-preference as a</w:t>
-      </w:r>
-      <w:r>
-        <w:t xml:space="preserve"> </w:t>
-      </w:r>
-      <w:r>
-        <w:t xml:space="preserve">difference-in-differences that controls for a judge's overall harshness: on clinical reasoning the</w:t>
-      </w:r>
-      <w:r>
-        <w:t xml:space="preserve"> </w:t>
-      </w:r>
-      <w:r>
-        <w:rPr>
-          <w:rStyle w:val="VerbatimChar"/>
-        </w:rPr>
-        <w:t xml:space="preserve">gpt-4o-mini</w:t>
-      </w:r>
-      <w:r>
-        <w:t xml:space="preserve"> </w:t>
-      </w:r>
-      <w:r>
-        <w:t xml:space="preserve">judge rates the</w:t>
-      </w:r>
-      <w:r>
-        <w:t xml:space="preserve"> </w:t>
-      </w:r>
-      <w:r>
-        <w:rPr>
-          <w:rStyle w:val="VerbatimChar"/>
-        </w:rPr>
-        <w:t xml:space="preserve">gpt-4o-mini</w:t>
-      </w:r>
-      <w:r>
-        <w:t xml:space="preserve"> </w:t>
-      </w:r>
-      <w:r>
-        <w:t xml:space="preserve">candidate</w:t>
+        <w:t xml:space="preserve">as both a judge and a candidate, which lets us isolate self-preference as a</w:t>
+      </w:r>
+      <w:r>
+        <w:t xml:space="preserve"> </w:t>
+      </w:r>
+      <w:r>
+        <w:t xml:space="preserve">difference-in-differences that controls for a judge's overall harshness (how much more the same-family judge favors the</w:t>
+      </w:r>
+      <w:r>
+        <w:t xml:space="preserve"> </w:t>
+      </w:r>
+      <w:r>
+        <w:t xml:space="preserve">in-family candidate over a rival than the cross-family judges do). Across the three verticals the residual effect is</w:t>
+      </w:r>
+      <w:r>
+        <w:t xml:space="preserve"> </w:t>
+      </w:r>
+      <w:r>
+        <w:t xml:space="preserve">small and inconsistent in sign,</w:t>
       </w:r>
       <w:r>
         <w:t xml:space="preserve"> </w:t>
       </w:r>
       <m:oMath>
         <m:r>
-          <m:t>0.038</m:t>
+          <m:rPr>
+            <m:sty m:val="p"/>
+          </m:rPr>
+          <m:t>+</m:t>
+        </m:r>
+        <m:r>
+          <m:t>0.04</m:t>
         </m:r>
       </m:oMath>
       <w:r>
         <w:t xml:space="preserve"> </w:t>
       </w:r>
       <w:r>
-        <w:t xml:space="preserve">higher (normalized</w:t>
+        <w:t xml:space="preserve">on clinical reasoning (95% CI</w:t>
       </w:r>
       <w:r>
         <w:t xml:space="preserve"> </w:t>
@@ -8722,7 +8710,13 @@
           <m:t>[</m:t>
         </m:r>
         <m:r>
-          <m:t>0</m:t>
+          <m:rPr>
+            <m:sty m:val="p"/>
+          </m:rPr>
+          <m:t>−</m:t>
+        </m:r>
+        <m:r>
+          <m:t>0.00</m:t>
         </m:r>
         <m:r>
           <m:rPr>
@@ -8731,7 +8725,13 @@
           <m:t>,</m:t>
         </m:r>
         <m:r>
-          <m:t>1</m:t>
+          <m:rPr>
+            <m:sty m:val="p"/>
+          </m:rPr>
+          <m:t>+</m:t>
+        </m:r>
+        <m:r>
+          <m:t>0.08</m:t>
         </m:r>
         <m:r>
           <m:rPr>
@@ -8741,68 +8741,59 @@
         </m:r>
       </m:oMath>
       <w:r>
-        <w:t xml:space="preserve">) than</w:t>
-      </w:r>
-      <w:r>
-        <w:t xml:space="preserve"> </w:t>
-      </w:r>
-      <w:r>
-        <w:t xml:space="preserve">the two cross-family judges rate it. That margin</w:t>
-      </w:r>
-      <w:r>
-        <w:t xml:space="preserve"> </w:t>
-      </w:r>
-      <w:r>
-        <w:rPr>
-          <w:i/>
-          <w:iCs/>
-        </w:rPr>
-        <w:t xml:space="preserve">flips the top rank</w:t>
-      </w:r>
-      <w:r>
-        <w:t xml:space="preserve">: the same-family judge alone ranks</w:t>
-      </w:r>
-      <w:r>
-        <w:t xml:space="preserve"> </w:t>
-      </w:r>
-      <w:r>
-        <w:rPr>
-          <w:rStyle w:val="VerbatimChar"/>
-        </w:rPr>
-        <w:t xml:space="preserve">gpt-4o-mini</w:t>
-      </w:r>
-      <w:r>
-        <w:t xml:space="preserve"> </w:t>
-      </w:r>
-      <w:r>
-        <w:t xml:space="preserve">first, while the cross-family judges rank</w:t>
-      </w:r>
-      <w:r>
-        <w:t xml:space="preserve"> </w:t>
-      </w:r>
-      <w:r>
-        <w:rPr>
-          <w:rStyle w:val="VerbatimChar"/>
-        </w:rPr>
-        <w:t xml:space="preserve">gpt-3.5-turbo</w:t>
-      </w:r>
-      <w:r>
-        <w:t xml:space="preserve"> </w:t>
-      </w:r>
-      <w:r>
-        <w:t xml:space="preserve">first. A practitioner</w:t>
-      </w:r>
-      <w:r>
-        <w:t xml:space="preserve"> </w:t>
-      </w:r>
-      <w:r>
-        <w:t xml:space="preserve">relying on a single same-family judge is thus handed a self-serving, incorrect ranking; CoEval's vendor-disjoint</w:t>
-      </w:r>
-      <w:r>
-        <w:t xml:space="preserve"> </w:t>
-      </w:r>
-      <w:r>
-        <w:t xml:space="preserve">panel removes the effect by construction.</w:t>
+        <w:t xml:space="preserve">),</w:t>
+      </w:r>
+      <w:r>
+        <w:t xml:space="preserve"> </w:t>
+      </w:r>
+      <m:oMath>
+        <m:r>
+          <m:rPr>
+            <m:sty m:val="p"/>
+          </m:rPr>
+          <m:t>−</m:t>
+        </m:r>
+        <m:r>
+          <m:t>0.04</m:t>
+        </m:r>
+      </m:oMath>
+      <w:r>
+        <w:t xml:space="preserve"> </w:t>
+      </w:r>
+      <w:r>
+        <w:t xml:space="preserve">on legal, and</w:t>
+      </w:r>
+      <w:r>
+        <w:t xml:space="preserve"> </w:t>
+      </w:r>
+      <m:oMath>
+        <m:r>
+          <m:rPr>
+            <m:sty m:val="p"/>
+          </m:rPr>
+          <m:t>−</m:t>
+        </m:r>
+        <m:r>
+          <m:t>0.04</m:t>
+        </m:r>
+      </m:oMath>
+      <w:r>
+        <w:t xml:space="preserve"> </w:t>
+      </w:r>
+      <w:r>
+        <w:t xml:space="preserve">on drug-interaction: in a cross-family panel no systematic self-inflation survives, consistent with vendor diversity</w:t>
+      </w:r>
+      <w:r>
+        <w:t xml:space="preserve"> </w:t>
+      </w:r>
+      <w:r>
+        <w:t xml:space="preserve">already neutralizing it. The structural guarantee makes this robustness automatic rather than incidental: because a</w:t>
+      </w:r>
+      <w:r>
+        <w:t xml:space="preserve"> </w:t>
+      </w:r>
+      <w:r>
+        <w:t xml:space="preserve">model never scores its own family, a same-family preference of any sign or magnitude cannot enter the aggregate.</w:t>
       </w:r>
     </w:p>
     <w:p>
@@ -8916,32 +8907,40 @@
         <w:t xml:space="preserve"> </w:t>
       </w:r>
       <w:r>
-        <w:t xml:space="preserve">A single same-family judge inflates its own family by</w:t>
-      </w:r>
-      <w:r>
-        <w:t xml:space="preserve"> </w:t>
+        <w:t xml:space="preserve">CoEval's vendor-disjoint panel structurally precludes a model from judging</w:t>
+      </w:r>
+      <w:r>
+        <w:t xml:space="preserve"> </w:t>
+      </w:r>
+      <w:r>
+        <w:t xml:space="preserve">its own family. The measured residual same-family preference is small and inconsistent in sign across three verticals</w:t>
+      </w:r>
+      <w:r>
+        <w:t xml:space="preserve"> </w:t>
+      </w:r>
+      <w:r>
+        <w:t xml:space="preserve">(</w:t>
       </w:r>
       <m:oMath>
         <m:r>
-          <m:t>0.038</m:t>
-        </m:r>
-      </m:oMath>
-      <w:r>
-        <w:t xml:space="preserve"> </w:t>
-      </w:r>
-      <w:r>
-        <w:t xml:space="preserve">(difference-in-differences), enough to flip the top-ranked model; CoEval's vendor-disjoint panel structurally</w:t>
-      </w:r>
-      <w:r>
-        <w:t xml:space="preserve"> </w:t>
-      </w:r>
-      <w:r>
-        <w:t xml:space="preserve">precludes this, and vendor-disjoint aggregation leaves every cross-family ranking unchanged (scores shift</w:t>
-      </w:r>
-      <w:r>
-        <w:t xml:space="preserve"> </w:t>
-      </w:r>
-      <m:oMath>
+          <m:rPr>
+            <m:sty m:val="p"/>
+          </m:rPr>
+          <m:t>|</m:t>
+        </m:r>
+        <m:r>
+          <m:rPr>
+            <m:nor/>
+            <m:sty m:val="p"/>
+          </m:rPr>
+          <m:t>effect</m:t>
+        </m:r>
+        <m:r>
+          <m:rPr>
+            <m:sty m:val="p"/>
+          </m:rPr>
+          <m:t>|</m:t>
+        </m:r>
         <m:r>
           <m:rPr>
             <m:sty m:val="p"/>
@@ -8949,11 +8948,28 @@
           <m:t>≤</m:t>
         </m:r>
         <m:r>
+          <m:t>0.04</m:t>
+        </m:r>
+      </m:oMath>
+      <w:r>
+        <w:t xml:space="preserve">), and vendor-disjoint aggregation leaves every ranking unchanged (scores shift</w:t>
+      </w:r>
+      <w:r>
+        <w:t xml:space="preserve"> </w:t>
+      </w:r>
+      <m:oMath>
+        <m:r>
+          <m:rPr>
+            <m:sty m:val="p"/>
+          </m:rPr>
+          <m:t>≤</m:t>
+        </m:r>
+        <m:r>
           <m:t>0.015</m:t>
         </m:r>
       </m:oMath>
       <w:r>
-        <w:t xml:space="preserve">).</w:t>
+        <w:t xml:space="preserve">): the cross-family design neutralizes self-preference by construction.</w:t>
       </w:r>
     </w:p>
     <w:bookmarkEnd w:id="36"/>

--- a/docs/paper/CoEval.docx
+++ b/docs/paper/CoEval.docx
@@ -331,6 +331,41 @@
       </w:r>
       <w:r>
         <w:t xml:space="preserve">well-chosen judges and falls as low-agreement judges are added, exactly matching the Spearman–Brown relation).</w:t>
+      </w:r>
+      <w:r>
+        <w:t xml:space="preserve"> </w:t>
+      </w:r>
+      <w:r>
+        <w:t xml:space="preserve">Composition is what makes a single judge unsafe to pick blind: on a benchmark-grounded set the candidate judges range</w:t>
+      </w:r>
+      <w:r>
+        <w:t xml:space="preserve"> </w:t>
+      </w:r>
+      <w:r>
+        <w:t xml:space="preserve">from anti-correlated to moderately correlated with ground truth (a judge-choice regret of</w:t>
+      </w:r>
+      <w:r>
+        <w:t xml:space="preserve"> </w:t>
+      </w:r>
+      <m:oMath>
+        <m:r>
+          <m:t>0.35</m:t>
+        </m:r>
+      </m:oMath>
+      <w:r>
+        <w:t xml:space="preserve">), whereas the</w:t>
+      </w:r>
+      <w:r>
+        <w:t xml:space="preserve"> </w:t>
+      </w:r>
+      <w:r>
+        <w:t xml:space="preserve">cross-family ensemble is never anti-correlated, and an unsupervised reliability-weighted aggregator is the strongest</w:t>
+      </w:r>
+      <w:r>
+        <w:t xml:space="preserve"> </w:t>
+      </w:r>
+      <w:r>
+        <w:t xml:space="preserve">label-free choice.</w:t>
       </w:r>
       <w:r>
         <w:t xml:space="preserve"> </w:t>
@@ -3304,13 +3339,13 @@
         <w:t xml:space="preserve"> </w:t>
       </w:r>
       <w:r>
-        <w:t xml:space="preserve">whereas a small cross-family panel cancels it. The implemented aggregator is the unweighted mean above; "composition"</w:t>
-      </w:r>
-      <w:r>
-        <w:t xml:space="preserve"> </w:t>
-      </w:r>
-      <w:r>
-        <w:t xml:space="preserve">is enforced by judge</w:t>
+        <w:t xml:space="preserve">whereas a small cross-family panel cancels it. The default aggregator is the unweighted mean above, with "composition"</w:t>
+      </w:r>
+      <w:r>
+        <w:t xml:space="preserve"> </w:t>
+      </w:r>
+      <w:r>
+        <w:t xml:space="preserve">enforced by judge</w:t>
       </w:r>
       <w:r>
         <w:t xml:space="preserve"> </w:t>
@@ -3337,13 +3372,138 @@
         </m:r>
       </m:oMath>
       <w:r>
-        <w:t xml:space="preserve">; Section 5.2), not by a weighting term, so the</w:t>
-      </w:r>
-      <w:r>
-        <w:t xml:space="preserve"> </w:t>
-      </w:r>
-      <w:r>
-        <w:t xml:space="preserve">scorer stays simple and auditable.</w:t>
+        <w:t xml:space="preserve">; Section 5.2), so the scorer stays simple and</w:t>
+      </w:r>
+      <w:r>
+        <w:t xml:space="preserve"> </w:t>
+      </w:r>
+      <w:r>
+        <w:t xml:space="preserve">auditable. CoEval additionally offers an</w:t>
+      </w:r>
+      <w:r>
+        <w:t xml:space="preserve"> </w:t>
+      </w:r>
+      <w:r>
+        <w:rPr>
+          <w:i/>
+          <w:iCs/>
+        </w:rPr>
+        <w:t xml:space="preserve">unsupervised reliability-weighted</w:t>
+      </w:r>
+      <w:r>
+        <w:t xml:space="preserve"> </w:t>
+      </w:r>
+      <w:r>
+        <w:t xml:space="preserve">aggregator that requires no ground</w:t>
+      </w:r>
+      <w:r>
+        <w:t xml:space="preserve"> </w:t>
+      </w:r>
+      <w:r>
+        <w:t xml:space="preserve">truth: it weights each judge by its mean agreement with the panel consensus,</w:t>
+      </w:r>
+      <w:r>
+        <w:t xml:space="preserve"> </w:t>
+      </w:r>
+      <m:oMath>
+        <m:sSub>
+          <m:e>
+            <m:r>
+              <m:t>w</m:t>
+            </m:r>
+          </m:e>
+          <m:sub>
+            <m:r>
+              <m:t>j</m:t>
+            </m:r>
+          </m:sub>
+        </m:sSub>
+        <m:r>
+          <m:rPr>
+            <m:sty m:val="p"/>
+          </m:rPr>
+          <m:t>∝</m:t>
+        </m:r>
+        <m:sSub>
+          <m:e>
+            <m:acc>
+              <m:accPr>
+                <m:chr m:val="‾"/>
+              </m:accPr>
+              <m:e>
+                <m:r>
+                  <m:t>r</m:t>
+                </m:r>
+              </m:e>
+            </m:acc>
+          </m:e>
+          <m:sub>
+            <m:r>
+              <m:t>j</m:t>
+            </m:r>
+          </m:sub>
+        </m:sSub>
+      </m:oMath>
+      <w:r>
+        <w:t xml:space="preserve"> </w:t>
+      </w:r>
+      <w:r>
+        <w:t xml:space="preserve">with</w:t>
+      </w:r>
+      <w:r>
+        <w:t xml:space="preserve"> </w:t>
+      </w:r>
+      <m:oMath>
+        <m:nary>
+          <m:naryPr>
+            <m:chr m:val="∑"/>
+            <m:limLoc m:val="undOvr"/>
+            <m:subHide m:val="off"/>
+            <m:supHide m:val="on"/>
+          </m:naryPr>
+          <m:sub>
+            <m:r>
+              <m:t>j</m:t>
+            </m:r>
+          </m:sub>
+          <m:sup>
+            <m:r>
+              <m:t>​</m:t>
+            </m:r>
+          </m:sup>
+          <m:e>
+            <m:sSub>
+              <m:e>
+                <m:r>
+                  <m:t>w</m:t>
+                </m:r>
+              </m:e>
+              <m:sub>
+                <m:r>
+                  <m:t>j</m:t>
+                </m:r>
+              </m:sub>
+            </m:sSub>
+          </m:e>
+        </m:nary>
+        <m:r>
+          <m:rPr>
+            <m:sty m:val="p"/>
+          </m:rPr>
+          <m:t>=</m:t>
+        </m:r>
+        <m:r>
+          <m:t>1</m:t>
+        </m:r>
+      </m:oMath>
+      <w:r>
+        <w:t xml:space="preserve">, so a judge that disagrees with the rest of the panel is automatically down-weighted. We evaluate both</w:t>
+      </w:r>
+      <w:r>
+        <w:t xml:space="preserve"> </w:t>
+      </w:r>
+      <w:r>
+        <w:t xml:space="preserve">aggregators in Section 5.2.</w:t>
       </w:r>
     </w:p>
     <w:bookmarkEnd w:id="20"/>
@@ -4490,7 +4650,7 @@
                 <w:rFonts w:ascii="Times New Roman" w:hAnsi="Times New Roman"/>
                 <w:sz w:val="20"/>
               </w:rPr>
-              <w:t xml:space="preserve">5.1 summarization</w:t>
+              <w:t xml:space="preserve">5.1–5.2 benchmark-grounded</w:t>
             </w:r>
           </w:p>
         </w:tc>
@@ -4517,7 +4677,7 @@
                 <w:rFonts w:ascii="Times New Roman" w:hAnsi="Times New Roman"/>
                 <w:sz w:val="20"/>
               </w:rPr>
-              <w:t xml:space="preserve">summarization (vs BERTScore)</w:t>
+              <w:t xml:space="preserve">code (BLEU), news + text summ. (BERTScore)</w:t>
             </w:r>
           </w:p>
         </w:tc>
@@ -4544,7 +4704,7 @@
                 <w:rFonts w:ascii="Times New Roman" w:hAnsi="Times New Roman"/>
                 <w:sz w:val="20"/>
               </w:rPr>
-              <w:t xml:space="preserve">gpt-4o-mini, gpt-3.5-turbo, qwen2.5-1.5b, smollm2-1.7b</w:t>
+              <w:t xml:space="preserve">gpt-4o-mini, gpt-3.5-turbo, claude-haiku, gemini-flash</w:t>
             </w:r>
           </w:p>
         </w:tc>
@@ -4571,7 +4731,7 @@
                 <w:rFonts w:ascii="Times New Roman" w:hAnsi="Times New Roman"/>
                 <w:sz w:val="20"/>
               </w:rPr>
-              <w:t xml:space="preserve">580 resp.</w:t>
+              <w:t xml:space="preserve">3 tasks / 900 resp.</w:t>
             </w:r>
           </w:p>
         </w:tc>
@@ -6211,7 +6371,7 @@
           <m:t>=</m:t>
         </m:r>
         <m:r>
-          <m:t>0.244</m:t>
+          <m:t>0.227</m:t>
         </m:r>
       </m:oMath>
       <w:r>
@@ -6317,13 +6477,25 @@
         <w:t xml:space="preserve"> </w:t>
       </w:r>
       <w:r>
-        <w:t xml:space="preserve">is a gamble one cannot hedge in advance: across the panel, correlation with this lexical reference ranges from</w:t>
-      </w:r>
-      <w:r>
-        <w:t xml:space="preserve"> </w:t>
-      </w:r>
-      <w:r>
-        <w:t xml:space="preserve">anti-correlated (</w:t>
+        <w:t xml:space="preserve">is a gamble one cannot hedge in advance: on this task the panel's individual judges range from anti-correlated</w:t>
+      </w:r>
+      <w:r>
+        <w:t xml:space="preserve"> </w:t>
+      </w:r>
+      <w:r>
+        <w:t xml:space="preserve">(</w:t>
+      </w:r>
+      <w:r>
+        <w:rPr>
+          <w:rStyle w:val="VerbatimChar"/>
+        </w:rPr>
+        <w:t xml:space="preserve">gpt-3.5-turbo</w:t>
+      </w:r>
+      <w:r>
+        <w:t xml:space="preserve">,</w:t>
+      </w:r>
+      <w:r>
+        <w:t xml:space="preserve"> </w:t>
       </w:r>
       <m:oMath>
         <m:r>
@@ -6342,7 +6514,7 @@
           <m:t>−</m:t>
         </m:r>
         <m:r>
-          <m:t>0.04</m:t>
+          <m:t>0.01</m:t>
         </m:r>
       </m:oMath>
       <w:r>
@@ -6350,26 +6522,6 @@
       </w:r>
       <w:r>
         <w:t xml:space="preserve"> </w:t>
-      </w:r>
-      <m:oMath>
-        <m:r>
-          <m:rPr>
-            <m:sty m:val="p"/>
-          </m:rPr>
-          <m:t>+</m:t>
-        </m:r>
-        <m:r>
-          <m:t>0.35</m:t>
-        </m:r>
-      </m:oMath>
-      <w:r>
-        <w:t xml:space="preserve">, and which judge is best changes by task, so no fixed single-judge choice</w:t>
-      </w:r>
-      <w:r>
-        <w:t xml:space="preserve"> </w:t>
-      </w:r>
-      <w:r>
-        <w:t xml:space="preserve">is safe a priori. The cross-family ensemble (</w:t>
       </w:r>
       <m:oMath>
         <m:r>
@@ -6382,11 +6534,23 @@
           <m:t>=</m:t>
         </m:r>
         <m:r>
-          <m:t>0.244</m:t>
+          <m:t>0.25</m:t>
         </m:r>
       </m:oMath>
       <w:r>
-        <w:t xml:space="preserve">) is the low-regret alternative: it is never</w:t>
+        <w:t xml:space="preserve">, and which judge is best changes by task, so no fixed</w:t>
+      </w:r>
+      <w:r>
+        <w:t xml:space="preserve"> </w:t>
+      </w:r>
+      <w:r>
+        <w:t xml:space="preserve">single-judge choice is safe a priori (Section 5.2 quantifies this judge-choice regret across the full</w:t>
+      </w:r>
+      <w:r>
+        <w:t xml:space="preserve"> </w:t>
+      </w:r>
+      <w:r>
+        <w:t xml:space="preserve">benchmark-grounded set). The cross-family ensemble is the low-regret alternative: it is never</w:t>
       </w:r>
       <w:r>
         <w:t xml:space="preserve"> </w:t>
@@ -7069,7 +7233,7 @@
       </w:tr>
     </w:tbl>
     <w:bookmarkEnd w:id="27"/>
-    <w:bookmarkStart w:id="31" w:name="ensemble-reliability"/>
+    <w:bookmarkStart w:id="31" w:name="X8b3480caa00443f57186feaf5cffdc8fb88fe2f"/>
     <w:p>
       <w:pPr>
         <w:pStyle w:val="Heading3"/>
@@ -7078,7 +7242,7 @@
         <w:widowControl w:val="1"/>
       </w:pPr>
       <w:r>
-        <w:t xml:space="preserve">5.2 Ensemble reliability</w:t>
+        <w:t xml:space="preserve">5.2 Ensemble reliability and judge-choice regret</w:t>
       </w:r>
     </w:p>
     <w:p>
@@ -8013,6 +8177,539 @@
       </w:r>
       <w:r>
         <w:t xml:space="preserve">decisive reliability lever; CoEval's consensus selection retains the high-agreement judges automatically.</w:t>
+      </w:r>
+    </w:p>
+    <w:p>
+      <w:pPr>
+        <w:pStyle w:val="BodyText"/>
+        <w:jc w:val="both"/>
+        <w:keepNext w:val="0"/>
+        <w:keepLines w:val="0"/>
+        <w:widowControl w:val="1"/>
+      </w:pPr>
+      <w:r>
+        <w:t xml:space="preserve">Composition matters because the</w:t>
+      </w:r>
+      <w:r>
+        <w:t xml:space="preserve"> </w:t>
+      </w:r>
+      <w:r>
+        <w:rPr>
+          <w:i/>
+          <w:iCs/>
+        </w:rPr>
+        <w:t xml:space="preserve">wrong single judge can be worse than useless</w:t>
+      </w:r>
+      <w:r>
+        <w:t xml:space="preserve">, and which judge is wrong is not</w:t>
+      </w:r>
+      <w:r>
+        <w:t xml:space="preserve"> </w:t>
+      </w:r>
+      <w:r>
+        <w:t xml:space="preserve">knowable a priori without the labels CoEval assumes are absent. Across the benchmark-grounded set of Section 5.1</w:t>
+      </w:r>
+      <w:r>
+        <w:t xml:space="preserve"> </w:t>
+      </w:r>
+      <w:r>
+        <w:t xml:space="preserve">(three tasks,</w:t>
+      </w:r>
+      <w:r>
+        <w:t xml:space="preserve"> </w:t>
+      </w:r>
+      <m:oMath>
+        <m:r>
+          <m:t>n</m:t>
+        </m:r>
+        <m:r>
+          <m:rPr>
+            <m:sty m:val="p"/>
+          </m:rPr>
+          <m:t>=</m:t>
+        </m:r>
+        <m:r>
+          <m:t>900</m:t>
+        </m:r>
+      </m:oMath>
+      <w:r>
+        <w:t xml:space="preserve"> </w:t>
+      </w:r>
+      <w:r>
+        <w:t xml:space="preserve">pooled), the four candidate judges span a correlation range from</w:t>
+      </w:r>
+      <w:r>
+        <w:t xml:space="preserve"> </w:t>
+      </w:r>
+      <m:oMath>
+        <m:r>
+          <m:rPr>
+            <m:sty m:val="p"/>
+          </m:rPr>
+          <m:t>−</m:t>
+        </m:r>
+        <m:r>
+          <m:t>0.04</m:t>
+        </m:r>
+      </m:oMath>
+      <w:r>
+        <w:t xml:space="preserve"> </w:t>
+      </w:r>
+      <w:r>
+        <w:t xml:space="preserve">(</w:t>
+      </w:r>
+      <w:r>
+        <w:rPr>
+          <w:rStyle w:val="VerbatimChar"/>
+        </w:rPr>
+        <w:t xml:space="preserve">gpt-3.5-turbo</w:t>
+      </w:r>
+      <w:r>
+        <w:t xml:space="preserve">, anti-correlated) through</w:t>
+      </w:r>
+      <w:r>
+        <w:t xml:space="preserve"> </w:t>
+      </w:r>
+      <m:oMath>
+        <m:r>
+          <m:t>0.17</m:t>
+        </m:r>
+      </m:oMath>
+      <w:r>
+        <w:t xml:space="preserve"> </w:t>
+      </w:r>
+      <w:r>
+        <w:t xml:space="preserve">(</w:t>
+      </w:r>
+      <w:r>
+        <w:rPr>
+          <w:rStyle w:val="VerbatimChar"/>
+        </w:rPr>
+        <w:t xml:space="preserve">gemini-flash</w:t>
+      </w:r>
+      <w:r>
+        <w:t xml:space="preserve">) and</w:t>
+      </w:r>
+      <w:r>
+        <w:t xml:space="preserve"> </w:t>
+      </w:r>
+      <m:oMath>
+        <m:r>
+          <m:t>0.24</m:t>
+        </m:r>
+      </m:oMath>
+      <w:r>
+        <w:t xml:space="preserve"> </w:t>
+      </w:r>
+      <w:r>
+        <w:t xml:space="preserve">(</w:t>
+      </w:r>
+      <w:r>
+        <w:rPr>
+          <w:rStyle w:val="VerbatimChar"/>
+        </w:rPr>
+        <w:t xml:space="preserve">gpt-4o-mini</w:t>
+      </w:r>
+      <w:r>
+        <w:t xml:space="preserve">) to</w:t>
+      </w:r>
+      <w:r>
+        <w:t xml:space="preserve"> </w:t>
+      </w:r>
+      <m:oMath>
+        <m:r>
+          <m:t>0.31</m:t>
+        </m:r>
+      </m:oMath>
+      <w:r>
+        <w:t xml:space="preserve"> </w:t>
+      </w:r>
+      <w:r>
+        <w:t xml:space="preserve">(</w:t>
+      </w:r>
+      <w:r>
+        <w:rPr>
+          <w:rStyle w:val="VerbatimChar"/>
+        </w:rPr>
+        <w:t xml:space="preserve">claude-haiku</w:t>
+      </w:r>
+      <w:r>
+        <w:t xml:space="preserve">): a</w:t>
+      </w:r>
+      <w:r>
+        <w:t xml:space="preserve"> </w:t>
+      </w:r>
+      <w:r>
+        <w:rPr>
+          <w:b/>
+          <w:bCs/>
+        </w:rPr>
+        <w:t xml:space="preserve">judge-choice regret of</w:t>
+      </w:r>
+      <w:r>
+        <w:rPr>
+          <w:b/>
+          <w:bCs/>
+        </w:rPr>
+        <w:t xml:space="preserve"> </w:t>
+      </w:r>
+      <m:oMath>
+        <m:r>
+          <m:t>0.35</m:t>
+        </m:r>
+      </m:oMath>
+      <w:r>
+        <w:t xml:space="preserve"> </w:t>
+      </w:r>
+      <w:r>
+        <w:t xml:space="preserve">between the best and worst single judge. The best judge is moreover task-dependent (</w:t>
+      </w:r>
+      <w:r>
+        <w:rPr>
+          <w:rStyle w:val="VerbatimChar"/>
+        </w:rPr>
+        <w:t xml:space="preserve">claude-haiku</w:t>
+      </w:r>
+      <w:r>
+        <w:t xml:space="preserve"> </w:t>
+      </w:r>
+      <w:r>
+        <w:t xml:space="preserve">here,</w:t>
+      </w:r>
+      <w:r>
+        <w:t xml:space="preserve"> </w:t>
+      </w:r>
+      <w:r>
+        <w:rPr>
+          <w:rStyle w:val="VerbatimChar"/>
+        </w:rPr>
+        <w:t xml:space="preserve">gpt-4o-mini</w:t>
+      </w:r>
+      <w:r>
+        <w:t xml:space="preserve"> </w:t>
+      </w:r>
+      <w:r>
+        <w:t xml:space="preserve">on the summarization subset of Section 5.1), so a practitioner committing to one judge in</w:t>
+      </w:r>
+      <w:r>
+        <w:t xml:space="preserve"> </w:t>
+      </w:r>
+      <w:r>
+        <w:t xml:space="preserve">advance risks the anti-correlated one. The cross-family ensemble is the low-regret default: its plain mean correlates</w:t>
+      </w:r>
+      <w:r>
+        <w:t xml:space="preserve"> </w:t>
+      </w:r>
+      <w:r>
+        <w:t xml:space="preserve">at</w:t>
+      </w:r>
+      <w:r>
+        <w:t xml:space="preserve"> </w:t>
+      </w:r>
+      <m:oMath>
+        <m:r>
+          <m:t>0.238</m:t>
+        </m:r>
+      </m:oMath>
+      <w:r>
+        <w:t xml:space="preserve"> </w:t>
+      </w:r>
+      <w:r>
+        <w:t xml:space="preserve">and, unlike a single pick, is</w:t>
+      </w:r>
+      <w:r>
+        <w:t xml:space="preserve"> </w:t>
+      </w:r>
+      <w:r>
+        <w:rPr>
+          <w:i/>
+          <w:iCs/>
+        </w:rPr>
+        <w:t xml:space="preserve">never</w:t>
+      </w:r>
+      <w:r>
+        <w:t xml:space="preserve"> </w:t>
+      </w:r>
+      <w:r>
+        <w:t xml:space="preserve">anti-correlated.</w:t>
+      </w:r>
+    </w:p>
+    <w:p>
+      <w:pPr>
+        <w:pStyle w:val="BodyText"/>
+        <w:jc w:val="both"/>
+        <w:keepNext w:val="0"/>
+        <w:keepLines w:val="0"/>
+        <w:widowControl w:val="1"/>
+      </w:pPr>
+      <w:r>
+        <w:t xml:space="preserve">Given the panel, the choice of aggregator is itself a lever, and the unsupervised reliability-weighted aggregator of</w:t>
+      </w:r>
+      <w:r>
+        <w:t xml:space="preserve"> </w:t>
+      </w:r>
+      <w:r>
+        <w:t xml:space="preserve">Section 3.3 is the best label-free option we test. Weighting each judge by its agreement with the rest of the</w:t>
+      </w:r>
+      <w:r>
+        <w:t xml:space="preserve"> </w:t>
+      </w:r>
+      <w:r>
+        <w:t xml:space="preserve">panel assigns the anti-correlated</w:t>
+      </w:r>
+      <w:r>
+        <w:t xml:space="preserve"> </w:t>
+      </w:r>
+      <w:r>
+        <w:rPr>
+          <w:rStyle w:val="VerbatimChar"/>
+        </w:rPr>
+        <w:t xml:space="preserve">gpt-3.5-turbo</w:t>
+      </w:r>
+      <w:r>
+        <w:t xml:space="preserve"> </w:t>
+      </w:r>
+      <w:r>
+        <w:t xml:space="preserve">the lowest weight (</w:t>
+      </w:r>
+      <m:oMath>
+        <m:r>
+          <m:t>0.18</m:t>
+        </m:r>
+      </m:oMath>
+      <w:r>
+        <w:t xml:space="preserve"> </w:t>
+      </w:r>
+      <w:r>
+        <w:t xml:space="preserve">versus</w:t>
+      </w:r>
+      <w:r>
+        <w:t xml:space="preserve"> </w:t>
+      </w:r>
+      <m:oMath>
+        <m:r>
+          <m:t>0.27</m:t>
+        </m:r>
+      </m:oMath>
+      <w:r>
+        <w:t xml:space="preserve">–</w:t>
+      </w:r>
+      <m:oMath>
+        <m:r>
+          <m:t>0.29</m:t>
+        </m:r>
+      </m:oMath>
+      <w:r>
+        <w:t xml:space="preserve"> </w:t>
+      </w:r>
+      <w:r>
+        <w:t xml:space="preserve">for</w:t>
+      </w:r>
+      <w:r>
+        <w:t xml:space="preserve"> </w:t>
+      </w:r>
+      <w:r>
+        <w:t xml:space="preserve">the others) and lifts the aggregate correlation from the plain mean's</w:t>
+      </w:r>
+      <w:r>
+        <w:t xml:space="preserve"> </w:t>
+      </w:r>
+      <m:oMath>
+        <m:r>
+          <m:t>0.238</m:t>
+        </m:r>
+      </m:oMath>
+      <w:r>
+        <w:t xml:space="preserve"> </w:t>
+      </w:r>
+      <w:r>
+        <w:t xml:space="preserve">to</w:t>
+      </w:r>
+      <w:r>
+        <w:t xml:space="preserve"> </w:t>
+      </w:r>
+      <m:oMath>
+        <m:r>
+          <m:t>0.246</m:t>
+        </m:r>
+      </m:oMath>
+      <w:r>
+        <w:t xml:space="preserve">. The</w:t>
+      </w:r>
+      <w:r>
+        <w:t xml:space="preserve"> </w:t>
+      </w:r>
+      <w:r>
+        <w:t xml:space="preserve">alternatives are worse: median and trimmed-mean aggregation, which discard rather than re-weight information, reach</w:t>
+      </w:r>
+      <w:r>
+        <w:t xml:space="preserve"> </w:t>
+      </w:r>
+      <w:r>
+        <w:t xml:space="preserve">only</w:t>
+      </w:r>
+      <w:r>
+        <w:t xml:space="preserve"> </w:t>
+      </w:r>
+      <m:oMath>
+        <m:r>
+          <m:t>0.222</m:t>
+        </m:r>
+      </m:oMath>
+      <w:r>
+        <w:t xml:space="preserve">, and a Dawid–Skene latent-truth model over discretized scores reaches</w:t>
+      </w:r>
+      <w:r>
+        <w:t xml:space="preserve"> </w:t>
+      </w:r>
+      <m:oMath>
+        <m:r>
+          <m:t>0.178</m:t>
+        </m:r>
+      </m:oMath>
+      <w:r>
+        <w:t xml:space="preserve">. Reliability weighting</w:t>
+      </w:r>
+      <w:r>
+        <w:t xml:space="preserve"> </w:t>
+      </w:r>
+      <w:r>
+        <w:t xml:space="preserve">thus turns the panel's own internal agreement, the one signal available without labels, into the strongest aggregate,</w:t>
+      </w:r>
+      <w:r>
+        <w:t xml:space="preserve"> </w:t>
+      </w:r>
+      <w:r>
+        <w:t xml:space="preserve">while never selecting the anti-correlated judge.</w:t>
+      </w:r>
+    </w:p>
+    <w:p>
+      <w:pPr>
+        <w:pStyle w:val="BodyText"/>
+        <w:jc w:val="both"/>
+        <w:keepNext w:val="0"/>
+        <w:keepLines w:val="0"/>
+        <w:widowControl w:val="1"/>
+      </w:pPr>
+      <w:r>
+        <w:rPr>
+          <w:b/>
+          <w:bCs/>
+        </w:rPr>
+        <w:t xml:space="preserve">Finding (judge-choice regret).</w:t>
+      </w:r>
+      <w:r>
+        <w:t xml:space="preserve"> </w:t>
+      </w:r>
+      <w:r>
+        <w:t xml:space="preserve">Choosing a single judge without labels is unsafe: on the</w:t>
+      </w:r>
+      <w:r>
+        <w:t xml:space="preserve"> </w:t>
+      </w:r>
+      <w:r>
+        <w:t xml:space="preserve">benchmark-grounded set the candidate judges range from</w:t>
+      </w:r>
+      <w:r>
+        <w:t xml:space="preserve"> </w:t>
+      </w:r>
+      <m:oMath>
+        <m:r>
+          <m:rPr>
+            <m:sty m:val="p"/>
+          </m:rPr>
+          <m:t>−</m:t>
+        </m:r>
+        <m:r>
+          <m:t>0.04</m:t>
+        </m:r>
+      </m:oMath>
+      <w:r>
+        <w:t xml:space="preserve"> </w:t>
+      </w:r>
+      <w:r>
+        <w:t xml:space="preserve">(anti-correlated) to</w:t>
+      </w:r>
+      <w:r>
+        <w:t xml:space="preserve"> </w:t>
+      </w:r>
+      <m:oMath>
+        <m:r>
+          <m:t>0.31</m:t>
+        </m:r>
+      </m:oMath>
+      <w:r>
+        <w:t xml:space="preserve">, a judge-choice regret of</w:t>
+      </w:r>
+      <w:r>
+        <w:t xml:space="preserve"> </w:t>
+      </w:r>
+      <m:oMath>
+        <m:r>
+          <m:t>0.35</m:t>
+        </m:r>
+      </m:oMath>
+      <w:r>
+        <w:t xml:space="preserve">, and the best judge varies by task. The cross-family ensemble removes this risk (plain mean</w:t>
+      </w:r>
+      <w:r>
+        <w:t xml:space="preserve"> </w:t>
+      </w:r>
+      <m:oMath>
+        <m:r>
+          <m:t>0.238</m:t>
+        </m:r>
+      </m:oMath>
+      <w:r>
+        <w:t xml:space="preserve">, never</w:t>
+      </w:r>
+      <w:r>
+        <w:t xml:space="preserve"> </w:t>
+      </w:r>
+      <w:r>
+        <w:t xml:space="preserve">anti-correlated), and among label-free aggregators reliability weighting is the strongest (</w:t>
+      </w:r>
+      <m:oMath>
+        <m:r>
+          <m:t>0.246</m:t>
+        </m:r>
+      </m:oMath>
+      <w:r>
+        <w:t xml:space="preserve">, versus</w:t>
+      </w:r>
+      <w:r>
+        <w:t xml:space="preserve"> </w:t>
+      </w:r>
+      <m:oMath>
+        <m:r>
+          <m:t>0.222</m:t>
+        </m:r>
+      </m:oMath>
+      <w:r>
+        <w:t xml:space="preserve"> </w:t>
+      </w:r>
+      <w:r>
+        <w:t xml:space="preserve">for</w:t>
+      </w:r>
+      <w:r>
+        <w:t xml:space="preserve"> </w:t>
+      </w:r>
+      <w:r>
+        <w:t xml:space="preserve">median/trimmed and</w:t>
+      </w:r>
+      <w:r>
+        <w:t xml:space="preserve"> </w:t>
+      </w:r>
+      <m:oMath>
+        <m:r>
+          <m:t>0.178</m:t>
+        </m:r>
+      </m:oMath>
+      <w:r>
+        <w:t xml:space="preserve"> </w:t>
+      </w:r>
+      <w:r>
+        <w:t xml:space="preserve">for Dawid–Skene), using only the panel's internal agreement.</w:t>
       </w:r>
     </w:p>
     <w:bookmarkEnd w:id="31"/>

--- a/docs/paper/CoEval.docx
+++ b/docs/paper/CoEval.docx
@@ -2168,6 +2168,178 @@
         <w:t xml:space="preserve">contamination-free item generation, so both items and judges are bias-hardened rather than only the scoring step.</w:t>
       </w:r>
     </w:p>
+    <w:p>
+      <w:pPr>
+        <w:pStyle w:val="BodyText"/>
+        <w:jc w:val="both"/>
+        <w:keepNext w:val="0"/>
+        <w:keepLines w:val="0"/>
+        <w:widowControl w:val="1"/>
+      </w:pPr>
+      <w:r>
+        <w:t xml:space="preserve">A parallel and very recent line of work makes judge aggregation itself</w:t>
+      </w:r>
+      <w:r>
+        <w:t xml:space="preserve"> </w:t>
+      </w:r>
+      <w:r>
+        <w:rPr>
+          <w:i/>
+          <w:iCs/>
+        </w:rPr>
+        <w:t xml:space="preserve">label-free and reliability-aware</w:t>
+      </w:r>
+      <w:r>
+        <w:t xml:space="preserve">.</w:t>
+      </w:r>
+      <w:r>
+        <w:t xml:space="preserve"> </w:t>
+      </w:r>
+      <w:r>
+        <w:t xml:space="preserve">Judge-aware jury methods learn a per-judge reliability parameter jointly with the model ranking from pairwise</w:t>
+      </w:r>
+      <w:r>
+        <w:t xml:space="preserve"> </w:t>
+      </w:r>
+      <w:r>
+        <w:t xml:space="preserve">comparisons (the judge-discriminator Bradley–Terry model of [</w:t>
+      </w:r>
+      <w:hyperlink w:anchor="r27">
+        <w:r>
+          <w:rPr>
+            <w:rStyle w:val="Hyperlink"/>
+          </w:rPr>
+          <w:t xml:space="preserve">27</w:t>
+        </w:r>
+      </w:hyperlink>
+      <w:r>
+        <w:t xml:space="preserve">] and the judge-aware ranking</w:t>
+      </w:r>
+      <w:r>
+        <w:t xml:space="preserve"> </w:t>
+      </w:r>
+      <w:r>
+        <w:t xml:space="preserve">framework of [</w:t>
+      </w:r>
+      <w:hyperlink w:anchor="r29">
+        <w:r>
+          <w:rPr>
+            <w:rStyle w:val="Hyperlink"/>
+          </w:rPr>
+          <w:t xml:space="preserve">29</w:t>
+        </w:r>
+      </w:hyperlink>
+      <w:r>
+        <w:t xml:space="preserve">]), and confounder-aware aggregation [</w:t>
+      </w:r>
+      <w:hyperlink w:anchor="r28">
+        <w:r>
+          <w:rPr>
+            <w:rStyle w:val="Hyperlink"/>
+          </w:rPr>
+          <w:t xml:space="preserve">28</w:t>
+        </w:r>
+      </w:hyperlink>
+      <w:r>
+        <w:t xml:space="preserve">] separates true</w:t>
+      </w:r>
+      <w:r>
+        <w:t xml:space="preserve"> </w:t>
+      </w:r>
+      <w:r>
+        <w:t xml:space="preserve">quality from shared judge confounders without ground-truth labels. CoEval's unsupervised reliability-weighted</w:t>
+      </w:r>
+      <w:r>
+        <w:t xml:space="preserve"> </w:t>
+      </w:r>
+      <w:r>
+        <w:t xml:space="preserve">aggregator (Section 5.2) shares this label-free goal, and our contribution is not the aggregator in isolation but</w:t>
+      </w:r>
+      <w:r>
+        <w:t xml:space="preserve"> </w:t>
+      </w:r>
+      <w:r>
+        <w:t xml:space="preserve">its</w:t>
+      </w:r>
+      <w:r>
+        <w:t xml:space="preserve"> </w:t>
+      </w:r>
+      <w:r>
+        <w:rPr>
+          <w:i/>
+          <w:iCs/>
+        </w:rPr>
+        <w:t xml:space="preserve">integration</w:t>
+      </w:r>
+      <w:r>
+        <w:t xml:space="preserve"> </w:t>
+      </w:r>
+      <w:r>
+        <w:t xml:space="preserve">with the rest of the loop: these methods assume a fixed, externally supplied item set, scored</w:t>
+      </w:r>
+      <w:r>
+        <w:t xml:space="preserve"> </w:t>
+      </w:r>
+      <w:r>
+        <w:t xml:space="preserve">as pairwise comparisons by a single-vendor judge pool, whereas CoEval supplies the items themselves (generated de novo</w:t>
+      </w:r>
+      <w:r>
+        <w:t xml:space="preserve"> </w:t>
+      </w:r>
+      <w:r>
+        <w:t xml:space="preserve">and contamination-free) and scores them as rubric-anchored absolute scores from a</w:t>
+      </w:r>
+      <w:r>
+        <w:t xml:space="preserve"> </w:t>
+      </w:r>
+      <w:r>
+        <w:rPr>
+          <w:i/>
+          <w:iCs/>
+        </w:rPr>
+        <w:t xml:space="preserve">vendor-disjoint</w:t>
+      </w:r>
+      <w:r>
+        <w:t xml:space="preserve"> </w:t>
+      </w:r>
+      <w:r>
+        <w:t xml:space="preserve">panel, so</w:t>
+      </w:r>
+      <w:r>
+        <w:t xml:space="preserve"> </w:t>
+      </w:r>
+      <w:r>
+        <w:t xml:space="preserve">the item supply and the judge pool are both bias-hardened rather than only the aggregation step. Owning the whole loop</w:t>
+      </w:r>
+      <w:r>
+        <w:t xml:space="preserve"> </w:t>
+      </w:r>
+      <w:r>
+        <w:t xml:space="preserve">is what surfaces the</w:t>
+      </w:r>
+      <w:r>
+        <w:t xml:space="preserve"> </w:t>
+      </w:r>
+      <w:r>
+        <w:rPr>
+          <w:i/>
+          <w:iCs/>
+        </w:rPr>
+        <w:t xml:space="preserve">judge-choice regret</w:t>
+      </w:r>
+      <w:r>
+        <w:t xml:space="preserve"> </w:t>
+      </w:r>
+      <w:r>
+        <w:t xml:space="preserve">of Section 5.2: a single judge can be anti-correlated with</w:t>
+      </w:r>
+      <w:r>
+        <w:t xml:space="preserve"> </w:t>
+      </w:r>
+      <w:r>
+        <w:t xml:space="preserve">ground truth where the cross-family ensemble is the low-regret choice.</w:t>
+      </w:r>
+    </w:p>
     <w:bookmarkEnd w:id="12"/>
     <w:bookmarkStart w:id="13" w:name="Xb32479c805d15c252b37c445ef1c1ed998e3523"/>
     <w:p>
@@ -2384,7 +2556,89 @@
         <w:t xml:space="preserve"> </w:t>
       </w:r>
       <w:r>
-        <w:t xml:space="preserve">attribute-controlled items on demand. Dynabench [</w:t>
+        <w:t xml:space="preserve">attribute-controlled items on demand. Two recent generators are closest to our item-synthesis step: CHASE</w:t>
+      </w:r>
+      <w:r>
+        <w:t xml:space="preserve"> </w:t>
+      </w:r>
+      <w:r>
+        <w:t xml:space="preserve">[</w:t>
+      </w:r>
+      <w:hyperlink w:anchor="r30">
+        <w:r>
+          <w:rPr>
+            <w:rStyle w:val="Hyperlink"/>
+          </w:rPr>
+          <w:t xml:space="preserve">30</w:t>
+        </w:r>
+      </w:hyperlink>
+      <w:r>
+        <w:t xml:space="preserve">] composes challenging problems bottom-up from verifiable sub-tasks with no human involvement,</w:t>
+      </w:r>
+      <w:r>
+        <w:t xml:space="preserve"> </w:t>
+      </w:r>
+      <w:r>
+        <w:t xml:space="preserve">and DataMorgana [</w:t>
+      </w:r>
+      <w:hyperlink w:anchor="r31">
+        <w:r>
+          <w:rPr>
+            <w:rStyle w:val="Hyperlink"/>
+          </w:rPr>
+          <w:t xml:space="preserve">31</w:t>
+        </w:r>
+      </w:hyperlink>
+      <w:r>
+        <w:t xml:space="preserve">] produces configuration-driven synthetic question–answer sets with</w:t>
+      </w:r>
+      <w:r>
+        <w:t xml:space="preserve"> </w:t>
+      </w:r>
+      <w:r>
+        <w:t xml:space="preserve">controllable category distributions, close to our attribute-stratified sampling. Both stop at item generation; CoEval</w:t>
+      </w:r>
+      <w:r>
+        <w:t xml:space="preserve"> </w:t>
+      </w:r>
+      <w:r>
+        <w:t xml:space="preserve">differs by closing the loop to a model</w:t>
+      </w:r>
+      <w:r>
+        <w:t xml:space="preserve"> </w:t>
+      </w:r>
+      <w:r>
+        <w:rPr>
+          <w:i/>
+          <w:iCs/>
+        </w:rPr>
+        <w:t xml:space="preserve">ranking</w:t>
+      </w:r>
+      <w:r>
+        <w:t xml:space="preserve">, adding the vendor-disjoint judge panel and label-free</w:t>
+      </w:r>
+      <w:r>
+        <w:t xml:space="preserve"> </w:t>
+      </w:r>
+      <w:r>
+        <w:t xml:space="preserve">aggregation that turn fresh items into a defensible leaderboard. A recent survey of the move from static to dynamic</w:t>
+      </w:r>
+      <w:r>
+        <w:t xml:space="preserve"> </w:t>
+      </w:r>
+      <w:r>
+        <w:t xml:space="preserve">contamination-resistant benchmarks [</w:t>
+      </w:r>
+      <w:hyperlink w:anchor="r32">
+        <w:r>
+          <w:rPr>
+            <w:rStyle w:val="Hyperlink"/>
+          </w:rPr>
+          <w:t xml:space="preserve">32</w:t>
+        </w:r>
+      </w:hyperlink>
+      <w:r>
+        <w:t xml:space="preserve">] situates this shift. Dynabench [</w:t>
       </w:r>
       <w:hyperlink w:anchor="r14">
         <w:r>
@@ -2395,13 +2649,13 @@
         </w:r>
       </w:hyperlink>
       <w:r>
-        <w:t xml:space="preserve">] proposed dynamic, human-in-the-loop</w:t>
-      </w:r>
-      <w:r>
-        <w:t xml:space="preserve"> </w:t>
-      </w:r>
-      <w:r>
-        <w:t xml:space="preserve">renewal; CoEval automates renewal without humans. Constructing domain-specific evaluation sets for LLM judges</w:t>
+        <w:t xml:space="preserve">]</w:t>
+      </w:r>
+      <w:r>
+        <w:t xml:space="preserve"> </w:t>
+      </w:r>
+      <w:r>
+        <w:t xml:space="preserve">proposed dynamic, human-in-the-loop renewal; CoEval automates renewal without humans. Constructing domain-specific evaluation sets for LLM judges</w:t>
       </w:r>
       <w:r>
         <w:t xml:space="preserve"> </w:t>
@@ -3528,193 +3782,60 @@
         <w:widowControl w:val="1"/>
       </w:pPr>
       <w:r>
-        <w:t xml:space="preserve">CoEval reports the agreement of the judge panel using intraclass correlation. For an average-measures design over</w:t>
+        <w:t xml:space="preserve">CoEval reports panel agreement with the average-measures intraclass correlation</w:t>
       </w:r>
       <w:r>
         <w:t xml:space="preserve"> </w:t>
       </w:r>
       <m:oMath>
         <m:r>
+          <m:rPr>
+            <m:sty m:val="p"/>
+          </m:rPr>
+          <m:t>I</m:t>
+        </m:r>
+        <m:r>
+          <m:rPr>
+            <m:sty m:val="p"/>
+          </m:rPr>
+          <m:t>C</m:t>
+        </m:r>
+        <m:r>
+          <m:rPr>
+            <m:sty m:val="p"/>
+          </m:rPr>
+          <m:t>C</m:t>
+        </m:r>
+        <m:r>
+          <m:rPr>
+            <m:sty m:val="p"/>
+          </m:rPr>
+          <m:t>(</m:t>
+        </m:r>
+        <m:r>
+          <m:t>3</m:t>
+        </m:r>
+        <m:r>
+          <m:rPr>
+            <m:sty m:val="p"/>
+          </m:rPr>
+          <m:t>,</m:t>
+        </m:r>
+        <m:r>
           <m:t>k</m:t>
         </m:r>
+        <m:r>
+          <m:rPr>
+            <m:sty m:val="p"/>
+          </m:rPr>
+          <m:t>)</m:t>
+        </m:r>
       </m:oMath>
       <w:r>
         <w:t xml:space="preserve"> </w:t>
       </w:r>
       <w:r>
-        <w:t xml:space="preserve">judges, the ICC(3,k) reliability is</w:t>
-      </w:r>
-    </w:p>
-    <w:p>
-      <w:pPr>
-        <w:pStyle w:val="BodyText"/>
-      </w:pPr>
-      <m:oMathPara>
-        <m:oMathParaPr>
-          <m:jc m:val="center"/>
-        </m:oMathParaPr>
-        <m:oMath>
-          <m:r>
-            <m:rPr>
-              <m:sty m:val="p"/>
-            </m:rPr>
-            <m:t>I</m:t>
-          </m:r>
-          <m:r>
-            <m:rPr>
-              <m:sty m:val="p"/>
-            </m:rPr>
-            <m:t>C</m:t>
-          </m:r>
-          <m:r>
-            <m:rPr>
-              <m:sty m:val="p"/>
-            </m:rPr>
-            <m:t>C</m:t>
-          </m:r>
-          <m:r>
-            <m:rPr>
-              <m:sty m:val="p"/>
-            </m:rPr>
-            <m:t>(</m:t>
-          </m:r>
-          <m:r>
-            <m:t>3</m:t>
-          </m:r>
-          <m:r>
-            <m:rPr>
-              <m:sty m:val="p"/>
-            </m:rPr>
-            <m:t>,</m:t>
-          </m:r>
-          <m:r>
-            <m:t>k</m:t>
-          </m:r>
-          <m:r>
-            <m:rPr>
-              <m:sty m:val="p"/>
-            </m:rPr>
-            <m:t>)</m:t>
-          </m:r>
-          <m:r>
-            <m:t> </m:t>
-          </m:r>
-          <m:r>
-            <m:rPr>
-              <m:sty m:val="p"/>
-            </m:rPr>
-            <m:t>=</m:t>
-          </m:r>
-          <m:r>
-            <m:t> </m:t>
-          </m:r>
-          <m:f>
-            <m:fPr>
-              <m:type m:val="bar"/>
-            </m:fPr>
-            <m:num>
-              <m:r>
-                <m:t>M</m:t>
-              </m:r>
-              <m:r>
-                <m:t>S</m:t>
-              </m:r>
-              <m:r>
-                <m:t>R</m:t>
-              </m:r>
-              <m:r>
-                <m:rPr>
-                  <m:sty m:val="p"/>
-                </m:rPr>
-                <m:t>−</m:t>
-              </m:r>
-              <m:r>
-                <m:t>M</m:t>
-              </m:r>
-              <m:r>
-                <m:t>S</m:t>
-              </m:r>
-              <m:r>
-                <m:t>E</m:t>
-              </m:r>
-            </m:num>
-            <m:den>
-              <m:r>
-                <m:t>M</m:t>
-              </m:r>
-              <m:r>
-                <m:t>S</m:t>
-              </m:r>
-              <m:r>
-                <m:t>R</m:t>
-              </m:r>
-            </m:den>
-          </m:f>
-          <m:r>
-            <m:rPr>
-              <m:sty m:val="p"/>
-            </m:rPr>
-            <m:t>,</m:t>
-          </m:r>
-        </m:oMath>
-      </m:oMathPara>
-    </w:p>
-    <w:p>
-      <w:pPr>
-        <w:pStyle w:val="FirstParagraph"/>
-        <w:jc w:val="both"/>
-        <w:keepNext w:val="0"/>
-        <w:keepLines w:val="0"/>
-        <w:widowControl w:val="1"/>
-      </w:pPr>
-      <w:r>
-        <w:t xml:space="preserve">where</w:t>
-      </w:r>
-      <w:r>
-        <w:t xml:space="preserve"> </w:t>
-      </w:r>
-      <m:oMath>
-        <m:r>
-          <m:t>M</m:t>
-        </m:r>
-        <m:r>
-          <m:t>S</m:t>
-        </m:r>
-        <m:r>
-          <m:t>R</m:t>
-        </m:r>
-      </m:oMath>
-      <w:r>
-        <w:t xml:space="preserve"> </w:t>
-      </w:r>
-      <w:r>
-        <w:t xml:space="preserve">is the between-targets (rows) mean square and</w:t>
-      </w:r>
-      <w:r>
-        <w:t xml:space="preserve"> </w:t>
-      </w:r>
-      <m:oMath>
-        <m:r>
-          <m:t>M</m:t>
-        </m:r>
-        <m:r>
-          <m:t>S</m:t>
-        </m:r>
-        <m:r>
-          <m:t>E</m:t>
-        </m:r>
-      </m:oMath>
-      <w:r>
-        <w:t xml:space="preserve"> </w:t>
-      </w:r>
-      <w:r>
-        <w:t xml:space="preserve">the residual mean square. The gain from aggregating</w:t>
-      </w:r>
-      <w:r>
-        <w:t xml:space="preserve"> </w:t>
-      </w:r>
-      <w:r>
-        <w:t xml:space="preserve">more judges follows the</w:t>
+        <w:t xml:space="preserve">and the</w:t>
       </w:r>
       <w:r>
         <w:t xml:space="preserve"> </w:t>
@@ -3730,405 +3851,50 @@
         <w:t xml:space="preserve"> </w:t>
       </w:r>
       <w:r>
-        <w:t xml:space="preserve">prophecy relation: if</w:t>
+        <w:t xml:space="preserve">prophecy relation that governs how reliability grows with panel size,</w:t>
+      </w:r>
+      <w:r>
+        <w:t xml:space="preserve"> </w:t>
+      </w:r>
+      <w:r>
+        <w:t xml:space="preserve">categorical rubric agreement with Cohen's</w:t>
       </w:r>
       <w:r>
         <w:t xml:space="preserve"> </w:t>
       </w:r>
       <m:oMath>
-        <m:acc>
-          <m:accPr>
-            <m:chr m:val="‾"/>
-          </m:accPr>
-          <m:e>
-            <m:r>
-              <m:t>r</m:t>
-            </m:r>
-          </m:e>
-        </m:acc>
+        <m:r>
+          <m:t>κ</m:t>
+        </m:r>
       </m:oMath>
       <w:r>
-        <w:t xml:space="preserve"> </w:t>
-      </w:r>
-      <w:r>
-        <w:t xml:space="preserve">is the mean pairwise</w:t>
-      </w:r>
-      <w:r>
-        <w:t xml:space="preserve"> </w:t>
-      </w:r>
-      <w:r>
-        <w:t xml:space="preserve">inter-judge correlation, the reliability of a</w:t>
-      </w:r>
-      <w:r>
-        <w:t xml:space="preserve"> </w:t>
-      </w:r>
-      <m:oMath>
-        <m:r>
-          <m:t>k</m:t>
-        </m:r>
-      </m:oMath>
-      <w:r>
-        <w:t xml:space="preserve">-judge mean is</w:t>
-      </w:r>
-    </w:p>
-    <w:p>
-      <w:pPr>
-        <w:pStyle w:val="BodyText"/>
-      </w:pPr>
-      <m:oMathPara>
-        <m:oMathParaPr>
-          <m:jc m:val="center"/>
-        </m:oMathParaPr>
-        <m:oMath>
-          <m:sSub>
-            <m:e>
-              <m:r>
-                <m:t>R</m:t>
-              </m:r>
-            </m:e>
-            <m:sub>
-              <m:r>
-                <m:t>k</m:t>
-              </m:r>
-            </m:sub>
-          </m:sSub>
-          <m:r>
-            <m:t> </m:t>
-          </m:r>
-          <m:r>
-            <m:rPr>
-              <m:sty m:val="p"/>
-            </m:rPr>
-            <m:t>=</m:t>
-          </m:r>
-          <m:r>
-            <m:t> </m:t>
-          </m:r>
-          <m:f>
-            <m:fPr>
-              <m:type m:val="bar"/>
-            </m:fPr>
-            <m:num>
-              <m:r>
-                <m:t>k</m:t>
-              </m:r>
-              <m:r>
-                <m:t> </m:t>
-              </m:r>
-              <m:acc>
-                <m:accPr>
-                  <m:chr m:val="‾"/>
-                </m:accPr>
-                <m:e>
-                  <m:r>
-                    <m:t>r</m:t>
-                  </m:r>
-                </m:e>
-              </m:acc>
-            </m:num>
-            <m:den>
-              <m:r>
-                <m:t>1</m:t>
-              </m:r>
-              <m:r>
-                <m:rPr>
-                  <m:sty m:val="p"/>
-                </m:rPr>
-                <m:t>+</m:t>
-              </m:r>
-              <m:r>
-                <m:rPr>
-                  <m:sty m:val="p"/>
-                </m:rPr>
-                <m:t>(</m:t>
-              </m:r>
-              <m:r>
-                <m:t>k</m:t>
-              </m:r>
-              <m:r>
-                <m:rPr>
-                  <m:sty m:val="p"/>
-                </m:rPr>
-                <m:t>−</m:t>
-              </m:r>
-              <m:r>
-                <m:t>1</m:t>
-              </m:r>
-              <m:r>
-                <m:rPr>
-                  <m:sty m:val="p"/>
-                </m:rPr>
-                <m:t>)</m:t>
-              </m:r>
-              <m:r>
-                <m:t> </m:t>
-              </m:r>
-              <m:acc>
-                <m:accPr>
-                  <m:chr m:val="‾"/>
-                </m:accPr>
-                <m:e>
-                  <m:r>
-                    <m:t>r</m:t>
-                  </m:r>
-                </m:e>
-              </m:acc>
-            </m:den>
-          </m:f>
-          <m:r>
-            <m:rPr>
-              <m:sty m:val="p"/>
-            </m:rPr>
-            <m:t>.</m:t>
-          </m:r>
-        </m:oMath>
-      </m:oMathPara>
-    </w:p>
-    <w:p>
-      <w:pPr>
-        <w:pStyle w:val="FirstParagraph"/>
-        <w:jc w:val="both"/>
-        <w:keepNext w:val="0"/>
-        <w:keepLines w:val="0"/>
-        <w:widowControl w:val="1"/>
-      </w:pPr>
-      <w:r>
-        <w:t xml:space="preserve">For categorical agreement (e.g., pass/fail rubric criteria) CoEval reports Cohen's</w:t>
-      </w:r>
-      <w:r>
-        <w:t xml:space="preserve"> </w:t>
-      </w:r>
-      <m:oMath>
-        <m:r>
-          <m:t>κ</m:t>
-        </m:r>
-      </m:oMath>
-      <w:r>
-        <w:t xml:space="preserve">,</w:t>
-      </w:r>
-    </w:p>
-    <w:p>
-      <w:pPr>
-        <w:pStyle w:val="BodyText"/>
-      </w:pPr>
-      <m:oMathPara>
-        <m:oMathParaPr>
-          <m:jc m:val="center"/>
-        </m:oMathParaPr>
-        <m:oMath>
-          <m:r>
-            <m:t>κ</m:t>
-          </m:r>
-          <m:r>
-            <m:t> </m:t>
-          </m:r>
-          <m:r>
-            <m:rPr>
-              <m:sty m:val="p"/>
-            </m:rPr>
-            <m:t>=</m:t>
-          </m:r>
-          <m:r>
-            <m:t> </m:t>
-          </m:r>
-          <m:f>
-            <m:fPr>
-              <m:type m:val="bar"/>
-            </m:fPr>
-            <m:num>
-              <m:sSub>
-                <m:e>
-                  <m:r>
-                    <m:t>p</m:t>
-                  </m:r>
-                </m:e>
-                <m:sub>
-                  <m:r>
-                    <m:t>o</m:t>
-                  </m:r>
-                </m:sub>
-              </m:sSub>
-              <m:r>
-                <m:rPr>
-                  <m:sty m:val="p"/>
-                </m:rPr>
-                <m:t>−</m:t>
-              </m:r>
-              <m:sSub>
-                <m:e>
-                  <m:r>
-                    <m:t>p</m:t>
-                  </m:r>
-                </m:e>
-                <m:sub>
-                  <m:r>
-                    <m:t>e</m:t>
-                  </m:r>
-                </m:sub>
-              </m:sSub>
-            </m:num>
-            <m:den>
-              <m:r>
-                <m:t>1</m:t>
-              </m:r>
-              <m:r>
-                <m:rPr>
-                  <m:sty m:val="p"/>
-                </m:rPr>
-                <m:t>−</m:t>
-              </m:r>
-              <m:sSub>
-                <m:e>
-                  <m:r>
-                    <m:t>p</m:t>
-                  </m:r>
-                </m:e>
-                <m:sub>
-                  <m:r>
-                    <m:t>e</m:t>
-                  </m:r>
-                </m:sub>
-              </m:sSub>
-            </m:den>
-          </m:f>
-          <m:r>
-            <m:rPr>
-              <m:sty m:val="p"/>
-            </m:rPr>
-            <m:t>,</m:t>
-          </m:r>
-        </m:oMath>
-      </m:oMathPara>
-    </w:p>
-    <w:p>
-      <w:pPr>
-        <w:pStyle w:val="FirstParagraph"/>
-        <w:jc w:val="both"/>
-        <w:keepNext w:val="0"/>
-        <w:keepLines w:val="0"/>
-        <w:widowControl w:val="1"/>
-      </w:pPr>
-      <w:r>
-        <w:t xml:space="preserve">where</w:t>
-      </w:r>
-      <w:r>
-        <w:t xml:space="preserve"> </w:t>
-      </w:r>
-      <m:oMath>
-        <m:sSub>
-          <m:e>
-            <m:r>
-              <m:t>p</m:t>
-            </m:r>
-          </m:e>
-          <m:sub>
-            <m:r>
-              <m:t>o</m:t>
-            </m:r>
-          </m:sub>
-        </m:sSub>
-      </m:oMath>
-      <w:r>
-        <w:t xml:space="preserve"> </w:t>
-      </w:r>
-      <w:r>
-        <w:t xml:space="preserve">is observed agreement and</w:t>
-      </w:r>
-      <w:r>
-        <w:t xml:space="preserve"> </w:t>
-      </w:r>
-      <m:oMath>
-        <m:sSub>
-          <m:e>
-            <m:r>
-              <m:t>p</m:t>
-            </m:r>
-          </m:e>
-          <m:sub>
-            <m:r>
-              <m:t>e</m:t>
-            </m:r>
-          </m:sub>
-        </m:sSub>
-      </m:oMath>
-      <w:r>
-        <w:t xml:space="preserve"> </w:t>
-      </w:r>
-      <w:r>
-        <w:t xml:space="preserve">the agreement expected by chance. To quantify residual bias and its</w:t>
-      </w:r>
-      <w:r>
-        <w:t xml:space="preserve"> </w:t>
-      </w:r>
-      <w:r>
-        <w:t xml:space="preserve">uncertainty, CoEval computes the Pearson correlation between a candidate confound (e.g., response length) and the</w:t>
-      </w:r>
-      <w:r>
-        <w:t xml:space="preserve"> </w:t>
-      </w:r>
-      <w:r>
-        <w:t xml:space="preserve">assigned score, with a</w:t>
-      </w:r>
-      <w:r>
-        <w:t xml:space="preserve"> </w:t>
-      </w:r>
-      <w:r>
-        <w:rPr>
-          <w:b/>
-          <w:bCs/>
-        </w:rPr>
-        <w:t xml:space="preserve">nonparametric bootstrap</w:t>
-      </w:r>
-      <w:r>
-        <w:t xml:space="preserve"> </w:t>
-      </w:r>
-      <w:r>
-        <w:t xml:space="preserve">confidence interval: the per-item (length, score)</w:t>
-      </w:r>
-      <w:r>
-        <w:t xml:space="preserve"> </w:t>
-      </w:r>
-      <w:r>
-        <w:t xml:space="preserve">pairs are resampled with replacement</w:t>
-      </w:r>
-      <w:r>
-        <w:t xml:space="preserve"> </w:t>
-      </w:r>
-      <m:oMath>
-        <m:r>
-          <m:t>B</m:t>
-        </m:r>
-      </m:oMath>
-      <w:r>
-        <w:t xml:space="preserve"> </w:t>
-      </w:r>
-      <w:r>
-        <w:t xml:space="preserve">times, the correlation is recomputed on each resample, and the</w:t>
-      </w:r>
-      <w:r>
-        <w:t xml:space="preserve"> </w:t>
-      </w:r>
-      <m:oMath>
-        <m:r>
-          <m:t>2.5</m:t>
-        </m:r>
-      </m:oMath>
-      <w:r>
-        <w:t xml:space="preserve">th–</w:t>
-      </w:r>
-      <m:oMath>
-        <m:r>
-          <m:t>97.5</m:t>
-        </m:r>
-      </m:oMath>
-      <w:r>
-        <w:t xml:space="preserve">th percentiles of the bootstrap distribution form the reported 95% CI. A CI that includes zero</w:t>
-      </w:r>
-      <w:r>
-        <w:t xml:space="preserve"> </w:t>
-      </w:r>
-      <w:r>
-        <w:t xml:space="preserve">indicates that the corresponding bias is statistically indistinguishable from absent.</w:t>
+        <w:t xml:space="preserve">, and residual bias with a Pearson confound–score correlation</w:t>
+      </w:r>
+      <w:r>
+        <w:t xml:space="preserve"> </w:t>
+      </w:r>
+      <w:r>
+        <w:t xml:space="preserve">carrying a nonparametric bootstrap 95% confidence interval (a CI that includes zero indicates a bias indistinguishable</w:t>
+      </w:r>
+      <w:r>
+        <w:t xml:space="preserve"> </w:t>
+      </w:r>
+      <w:r>
+        <w:t xml:space="preserve">from absent). The exact estimator definitions are collected in</w:t>
+      </w:r>
+      <w:r>
+        <w:t xml:space="preserve"> </w:t>
+      </w:r>
+      <w:hyperlink w:anchor="appA">
+        <w:r>
+          <w:rPr>
+            <w:rStyle w:val="Hyperlink"/>
+          </w:rPr>
+          <w:t xml:space="preserve">Appendix A</w:t>
+        </w:r>
+      </w:hyperlink>
+      <w:r>
+        <w:t xml:space="preserve">.</w:t>
       </w:r>
     </w:p>
     <w:bookmarkEnd w:id="21"/>
@@ -7457,7 +7223,18 @@
         <w:t xml:space="preserve"> </w:t>
       </w:r>
       <w:r>
-        <w:t xml:space="preserve">relation of Section 3.4 operating in reverse: an added judge with low mean correlation</w:t>
+        <w:t xml:space="preserve">relation (</w:t>
+      </w:r>
+      <w:hyperlink w:anchor="appA">
+        <w:r>
+          <w:rPr>
+            <w:rStyle w:val="Hyperlink"/>
+          </w:rPr>
+          <w:t xml:space="preserve">Appendix A</w:t>
+        </w:r>
+      </w:hyperlink>
+      <w:r>
+        <w:t xml:space="preserve">) operating in reverse: an added judge with low mean correlation</w:t>
       </w:r>
       <w:r>
         <w:t xml:space="preserve"> </w:t>
@@ -13018,7 +12795,7 @@
       </w:r>
     </w:p>
     <w:bookmarkEnd w:id="49"/>
-    <w:bookmarkStart w:id="102" w:name="references"/>
+    <w:bookmarkStart w:id="114" w:name="references"/>
     <w:p>
       <w:pPr>
         <w:pStyle w:val="ReferencesHeading"/>
@@ -14377,7 +14154,1025 @@
       </w:hyperlink>
       <w:bookmarkEnd w:id="101"/>
     </w:p>
-    <w:bookmarkEnd w:id="102"/>
+    <w:p>
+      <w:pPr>
+        <w:pStyle w:val="ReferenceEntry"/>
+        <w:numPr>
+          <w:ilvl w:val="0"/>
+          <w:numId w:val="1002"/>
+        </w:numPr>
+        <w:jc w:val="left"/>
+        <w:keepNext w:val="0"/>
+        <w:keepLines w:val="0"/>
+        <w:widowControl w:val="1"/>
+      </w:pPr>
+      <w:bookmarkStart w:id="103" w:name="r27"/>
+      <w:r>
+        <w:t xml:space="preserve">Qian, C., Sun, G., Gales, M., Knill, K. (2026).</w:t>
+      </w:r>
+      <w:r>
+        <w:t xml:space="preserve"> </w:t>
+      </w:r>
+      <w:r>
+        <w:rPr>
+          <w:i/>
+          <w:iCs/>
+        </w:rPr>
+        <w:t xml:space="preserve">Who can we trust? LLM-as-a-jury for Comparative</w:t>
+      </w:r>
+      <w:r>
+        <w:rPr>
+          <w:i/>
+          <w:iCs/>
+        </w:rPr>
+        <w:t xml:space="preserve"> </w:t>
+      </w:r>
+      <w:r>
+        <w:rPr>
+          <w:i/>
+          <w:iCs/>
+        </w:rPr>
+        <w:t xml:space="preserve">Assessment.</w:t>
+      </w:r>
+      <w:r>
+        <w:t xml:space="preserve"> </w:t>
+      </w:r>
+      <w:r>
+        <w:t xml:space="preserve">ICML.</w:t>
+      </w:r>
+      <w:r>
+        <w:t xml:space="preserve"> </w:t>
+      </w:r>
+      <w:hyperlink r:id="rId102">
+        <w:r>
+          <w:rPr>
+            <w:rStyle w:val="Hyperlink"/>
+          </w:rPr>
+          <w:t xml:space="preserve">arxiv.org/abs/2602.16610</w:t>
+        </w:r>
+      </w:hyperlink>
+      <w:bookmarkEnd w:id="103"/>
+    </w:p>
+    <w:p>
+      <w:pPr>
+        <w:pStyle w:val="ReferenceEntry"/>
+        <w:numPr>
+          <w:ilvl w:val="0"/>
+          <w:numId w:val="1002"/>
+        </w:numPr>
+        <w:jc w:val="left"/>
+        <w:keepNext w:val="0"/>
+        <w:keepLines w:val="0"/>
+        <w:widowControl w:val="1"/>
+      </w:pPr>
+      <w:bookmarkStart w:id="105" w:name="r28"/>
+      <w:r>
+        <w:t xml:space="preserve">Zhao, Y., Shin, J., Huang, Z., Namburi, S., Sala, F. (2026).</w:t>
+      </w:r>
+      <w:r>
+        <w:t xml:space="preserve"> </w:t>
+      </w:r>
+      <w:r>
+        <w:rPr>
+          <w:i/>
+          <w:iCs/>
+        </w:rPr>
+        <w:t xml:space="preserve">CARE: Confounder-Aware Aggregation</w:t>
+      </w:r>
+      <w:r>
+        <w:rPr>
+          <w:i/>
+          <w:iCs/>
+        </w:rPr>
+        <w:t xml:space="preserve"> </w:t>
+      </w:r>
+      <w:r>
+        <w:rPr>
+          <w:i/>
+          <w:iCs/>
+        </w:rPr>
+        <w:t xml:space="preserve">for Reliable LLM Evaluation.</w:t>
+      </w:r>
+      <w:r>
+        <w:t xml:space="preserve"> </w:t>
+      </w:r>
+      <w:hyperlink r:id="rId104">
+        <w:r>
+          <w:rPr>
+            <w:rStyle w:val="Hyperlink"/>
+          </w:rPr>
+          <w:t xml:space="preserve">arxiv.org/abs/2603.00039</w:t>
+        </w:r>
+      </w:hyperlink>
+      <w:bookmarkEnd w:id="105"/>
+    </w:p>
+    <w:p>
+      <w:pPr>
+        <w:pStyle w:val="ReferenceEntry"/>
+        <w:numPr>
+          <w:ilvl w:val="0"/>
+          <w:numId w:val="1002"/>
+        </w:numPr>
+        <w:jc w:val="left"/>
+        <w:keepNext w:val="0"/>
+        <w:keepLines w:val="0"/>
+        <w:widowControl w:val="1"/>
+      </w:pPr>
+      <w:bookmarkStart w:id="107" w:name="r29"/>
+      <w:r>
+        <w:t xml:space="preserve">Xu, C., Tan, Z., Wu, J., Zhou, T. (2026).</w:t>
+      </w:r>
+      <w:r>
+        <w:t xml:space="preserve"> </w:t>
+      </w:r>
+      <w:r>
+        <w:rPr>
+          <w:i/>
+          <w:iCs/>
+        </w:rPr>
+        <w:t xml:space="preserve">A Judge-Aware Ranking Framework for Evaluating Large</w:t>
+      </w:r>
+      <w:r>
+        <w:rPr>
+          <w:i/>
+          <w:iCs/>
+        </w:rPr>
+        <w:t xml:space="preserve"> </w:t>
+      </w:r>
+      <w:r>
+        <w:rPr>
+          <w:i/>
+          <w:iCs/>
+        </w:rPr>
+        <w:t xml:space="preserve">Language Models without Ground Truth.</w:t>
+      </w:r>
+      <w:r>
+        <w:t xml:space="preserve"> </w:t>
+      </w:r>
+      <w:hyperlink r:id="rId106">
+        <w:r>
+          <w:rPr>
+            <w:rStyle w:val="Hyperlink"/>
+          </w:rPr>
+          <w:t xml:space="preserve">arxiv.org/abs/2601.21817</w:t>
+        </w:r>
+      </w:hyperlink>
+      <w:bookmarkEnd w:id="107"/>
+    </w:p>
+    <w:p>
+      <w:pPr>
+        <w:pStyle w:val="ReferenceEntry"/>
+        <w:numPr>
+          <w:ilvl w:val="0"/>
+          <w:numId w:val="1002"/>
+        </w:numPr>
+        <w:jc w:val="left"/>
+        <w:keepNext w:val="0"/>
+        <w:keepLines w:val="0"/>
+        <w:widowControl w:val="1"/>
+      </w:pPr>
+      <w:bookmarkStart w:id="109" w:name="r30"/>
+      <w:r>
+        <w:t xml:space="preserve">Patel, A., Reddy, S., Bahdanau, D. (2025).</w:t>
+      </w:r>
+      <w:r>
+        <w:t xml:space="preserve"> </w:t>
+      </w:r>
+      <w:r>
+        <w:rPr>
+          <w:i/>
+          <w:iCs/>
+        </w:rPr>
+        <w:t xml:space="preserve">CHASE: How to Get Your LLM to Generate Challenging</w:t>
+      </w:r>
+      <w:r>
+        <w:rPr>
+          <w:i/>
+          <w:iCs/>
+        </w:rPr>
+        <w:t xml:space="preserve"> </w:t>
+      </w:r>
+      <w:r>
+        <w:rPr>
+          <w:i/>
+          <w:iCs/>
+        </w:rPr>
+        <w:t xml:space="preserve">Problems for Evaluation.</w:t>
+      </w:r>
+      <w:r>
+        <w:t xml:space="preserve"> </w:t>
+      </w:r>
+      <w:hyperlink r:id="rId108">
+        <w:r>
+          <w:rPr>
+            <w:rStyle w:val="Hyperlink"/>
+          </w:rPr>
+          <w:t xml:space="preserve">arxiv.org/abs/2502.14678</w:t>
+        </w:r>
+      </w:hyperlink>
+      <w:bookmarkEnd w:id="109"/>
+    </w:p>
+    <w:p>
+      <w:pPr>
+        <w:pStyle w:val="ReferenceEntry"/>
+        <w:numPr>
+          <w:ilvl w:val="0"/>
+          <w:numId w:val="1002"/>
+        </w:numPr>
+        <w:jc w:val="left"/>
+        <w:keepNext w:val="0"/>
+        <w:keepLines w:val="0"/>
+        <w:widowControl w:val="1"/>
+      </w:pPr>
+      <w:bookmarkStart w:id="111" w:name="r31"/>
+      <w:r>
+        <w:t xml:space="preserve">Filice, S., Horowitz, G., Carmel, D., Karnin, Z., Lewin-Eytan, L., Maarek, Y. (2025).</w:t>
+      </w:r>
+      <w:r>
+        <w:t xml:space="preserve"> </w:t>
+      </w:r>
+      <w:r>
+        <w:rPr>
+          <w:i/>
+          <w:iCs/>
+        </w:rPr>
+        <w:t xml:space="preserve">Generating</w:t>
+      </w:r>
+      <w:r>
+        <w:rPr>
+          <w:i/>
+          <w:iCs/>
+        </w:rPr>
+        <w:t xml:space="preserve"> </w:t>
+      </w:r>
+      <w:r>
+        <w:rPr>
+          <w:i/>
+          <w:iCs/>
+        </w:rPr>
+        <w:t xml:space="preserve">Diverse Q&amp;A Benchmarks for RAG Evaluation with DataMorgana.</w:t>
+      </w:r>
+      <w:r>
+        <w:t xml:space="preserve"> </w:t>
+      </w:r>
+      <w:r>
+        <w:t xml:space="preserve">SIGIR LiveRAG.</w:t>
+      </w:r>
+      <w:r>
+        <w:t xml:space="preserve"> </w:t>
+      </w:r>
+      <w:hyperlink r:id="rId110">
+        <w:r>
+          <w:rPr>
+            <w:rStyle w:val="Hyperlink"/>
+          </w:rPr>
+          <w:t xml:space="preserve">arxiv.org/abs/2501.12789</w:t>
+        </w:r>
+      </w:hyperlink>
+      <w:bookmarkEnd w:id="111"/>
+    </w:p>
+    <w:p>
+      <w:pPr>
+        <w:pStyle w:val="ReferenceEntry"/>
+        <w:numPr>
+          <w:ilvl w:val="0"/>
+          <w:numId w:val="1002"/>
+        </w:numPr>
+        <w:jc w:val="left"/>
+        <w:keepNext w:val="0"/>
+        <w:keepLines w:val="0"/>
+        <w:widowControl w:val="1"/>
+      </w:pPr>
+      <w:bookmarkStart w:id="113" w:name="r32"/>
+      <w:r>
+        <w:t xml:space="preserve">Chen, Y., et al. (2025).</w:t>
+      </w:r>
+      <w:r>
+        <w:t xml:space="preserve"> </w:t>
+      </w:r>
+      <w:r>
+        <w:rPr>
+          <w:i/>
+          <w:iCs/>
+        </w:rPr>
+        <w:t xml:space="preserve">Recent Advances in Large Language Model Benchmarks against Data</w:t>
+      </w:r>
+      <w:r>
+        <w:rPr>
+          <w:i/>
+          <w:iCs/>
+        </w:rPr>
+        <w:t xml:space="preserve"> </w:t>
+      </w:r>
+      <w:r>
+        <w:rPr>
+          <w:i/>
+          <w:iCs/>
+        </w:rPr>
+        <w:t xml:space="preserve">Contamination: From Static to Dynamic Evaluation.</w:t>
+      </w:r>
+      <w:r>
+        <w:t xml:space="preserve"> </w:t>
+      </w:r>
+      <w:r>
+        <w:t xml:space="preserve">EMNLP.</w:t>
+      </w:r>
+      <w:r>
+        <w:t xml:space="preserve"> </w:t>
+      </w:r>
+      <w:hyperlink r:id="rId112">
+        <w:r>
+          <w:rPr>
+            <w:rStyle w:val="Hyperlink"/>
+          </w:rPr>
+          <w:t xml:space="preserve">arxiv.org/abs/2502.17521</w:t>
+        </w:r>
+      </w:hyperlink>
+      <w:bookmarkEnd w:id="113"/>
+    </w:p>
+    <w:bookmarkEnd w:id="114"/>
+    <w:bookmarkStart w:id="115" w:name="appA"/>
+    <w:p>
+      <w:pPr>
+        <w:pStyle w:val="Heading2"/>
+        <w:keepNext/>
+        <w:keepLines/>
+        <w:widowControl w:val="1"/>
+      </w:pPr>
+      <w:r>
+        <w:t xml:space="preserve">Appendix A. Statistical methods</w:t>
+      </w:r>
+    </w:p>
+    <w:p>
+      <w:pPr>
+        <w:pStyle w:val="FirstParagraph"/>
+        <w:jc w:val="both"/>
+        <w:keepNext w:val="0"/>
+        <w:keepLines w:val="0"/>
+        <w:widowControl w:val="1"/>
+      </w:pPr>
+      <w:r>
+        <w:t xml:space="preserve">This appendix collects the estimator definitions used in the main text. CoEval reports the agreement of the judge</w:t>
+      </w:r>
+      <w:r>
+        <w:t xml:space="preserve"> </w:t>
+      </w:r>
+      <w:r>
+        <w:t xml:space="preserve">panel using intraclass correlation. For an average-measures design over</w:t>
+      </w:r>
+      <w:r>
+        <w:t xml:space="preserve"> </w:t>
+      </w:r>
+      <m:oMath>
+        <m:r>
+          <m:t>k</m:t>
+        </m:r>
+      </m:oMath>
+      <w:r>
+        <w:t xml:space="preserve"> </w:t>
+      </w:r>
+      <w:r>
+        <w:t xml:space="preserve">judges, the ICC(3,k) reliability is</w:t>
+      </w:r>
+    </w:p>
+    <w:p>
+      <w:pPr>
+        <w:pStyle w:val="BodyText"/>
+      </w:pPr>
+      <m:oMathPara>
+        <m:oMathParaPr>
+          <m:jc m:val="center"/>
+        </m:oMathParaPr>
+        <m:oMath>
+          <m:r>
+            <m:rPr>
+              <m:sty m:val="p"/>
+            </m:rPr>
+            <m:t>I</m:t>
+          </m:r>
+          <m:r>
+            <m:rPr>
+              <m:sty m:val="p"/>
+            </m:rPr>
+            <m:t>C</m:t>
+          </m:r>
+          <m:r>
+            <m:rPr>
+              <m:sty m:val="p"/>
+            </m:rPr>
+            <m:t>C</m:t>
+          </m:r>
+          <m:r>
+            <m:rPr>
+              <m:sty m:val="p"/>
+            </m:rPr>
+            <m:t>(</m:t>
+          </m:r>
+          <m:r>
+            <m:t>3</m:t>
+          </m:r>
+          <m:r>
+            <m:rPr>
+              <m:sty m:val="p"/>
+            </m:rPr>
+            <m:t>,</m:t>
+          </m:r>
+          <m:r>
+            <m:t>k</m:t>
+          </m:r>
+          <m:r>
+            <m:rPr>
+              <m:sty m:val="p"/>
+            </m:rPr>
+            <m:t>)</m:t>
+          </m:r>
+          <m:r>
+            <m:t> </m:t>
+          </m:r>
+          <m:r>
+            <m:rPr>
+              <m:sty m:val="p"/>
+            </m:rPr>
+            <m:t>=</m:t>
+          </m:r>
+          <m:r>
+            <m:t> </m:t>
+          </m:r>
+          <m:f>
+            <m:fPr>
+              <m:type m:val="bar"/>
+            </m:fPr>
+            <m:num>
+              <m:r>
+                <m:t>M</m:t>
+              </m:r>
+              <m:r>
+                <m:t>S</m:t>
+              </m:r>
+              <m:r>
+                <m:t>R</m:t>
+              </m:r>
+              <m:r>
+                <m:rPr>
+                  <m:sty m:val="p"/>
+                </m:rPr>
+                <m:t>−</m:t>
+              </m:r>
+              <m:r>
+                <m:t>M</m:t>
+              </m:r>
+              <m:r>
+                <m:t>S</m:t>
+              </m:r>
+              <m:r>
+                <m:t>E</m:t>
+              </m:r>
+            </m:num>
+            <m:den>
+              <m:r>
+                <m:t>M</m:t>
+              </m:r>
+              <m:r>
+                <m:t>S</m:t>
+              </m:r>
+              <m:r>
+                <m:t>R</m:t>
+              </m:r>
+            </m:den>
+          </m:f>
+          <m:r>
+            <m:rPr>
+              <m:sty m:val="p"/>
+            </m:rPr>
+            <m:t>,</m:t>
+          </m:r>
+        </m:oMath>
+      </m:oMathPara>
+    </w:p>
+    <w:p>
+      <w:pPr>
+        <w:pStyle w:val="FirstParagraph"/>
+        <w:jc w:val="both"/>
+        <w:keepNext w:val="0"/>
+        <w:keepLines w:val="0"/>
+        <w:widowControl w:val="1"/>
+      </w:pPr>
+      <w:r>
+        <w:t xml:space="preserve">where</w:t>
+      </w:r>
+      <w:r>
+        <w:t xml:space="preserve"> </w:t>
+      </w:r>
+      <m:oMath>
+        <m:r>
+          <m:t>M</m:t>
+        </m:r>
+        <m:r>
+          <m:t>S</m:t>
+        </m:r>
+        <m:r>
+          <m:t>R</m:t>
+        </m:r>
+      </m:oMath>
+      <w:r>
+        <w:t xml:space="preserve"> </w:t>
+      </w:r>
+      <w:r>
+        <w:t xml:space="preserve">is the between-targets (rows) mean square and</w:t>
+      </w:r>
+      <w:r>
+        <w:t xml:space="preserve"> </w:t>
+      </w:r>
+      <m:oMath>
+        <m:r>
+          <m:t>M</m:t>
+        </m:r>
+        <m:r>
+          <m:t>S</m:t>
+        </m:r>
+        <m:r>
+          <m:t>E</m:t>
+        </m:r>
+      </m:oMath>
+      <w:r>
+        <w:t xml:space="preserve"> </w:t>
+      </w:r>
+      <w:r>
+        <w:t xml:space="preserve">the residual mean square. The gain from aggregating</w:t>
+      </w:r>
+      <w:r>
+        <w:t xml:space="preserve"> </w:t>
+      </w:r>
+      <w:r>
+        <w:t xml:space="preserve">more judges follows the</w:t>
+      </w:r>
+      <w:r>
+        <w:t xml:space="preserve"> </w:t>
+      </w:r>
+      <w:r>
+        <w:rPr>
+          <w:b/>
+          <w:bCs/>
+        </w:rPr>
+        <w:t xml:space="preserve">Spearman–Brown</w:t>
+      </w:r>
+      <w:r>
+        <w:t xml:space="preserve"> </w:t>
+      </w:r>
+      <w:r>
+        <w:t xml:space="preserve">prophecy relation: if</w:t>
+      </w:r>
+      <w:r>
+        <w:t xml:space="preserve"> </w:t>
+      </w:r>
+      <m:oMath>
+        <m:acc>
+          <m:accPr>
+            <m:chr m:val="‾"/>
+          </m:accPr>
+          <m:e>
+            <m:r>
+              <m:t>r</m:t>
+            </m:r>
+          </m:e>
+        </m:acc>
+      </m:oMath>
+      <w:r>
+        <w:t xml:space="preserve"> </w:t>
+      </w:r>
+      <w:r>
+        <w:t xml:space="preserve">is the mean pairwise</w:t>
+      </w:r>
+      <w:r>
+        <w:t xml:space="preserve"> </w:t>
+      </w:r>
+      <w:r>
+        <w:t xml:space="preserve">inter-judge correlation, the reliability of a</w:t>
+      </w:r>
+      <w:r>
+        <w:t xml:space="preserve"> </w:t>
+      </w:r>
+      <m:oMath>
+        <m:r>
+          <m:t>k</m:t>
+        </m:r>
+      </m:oMath>
+      <w:r>
+        <w:t xml:space="preserve">-judge mean is</w:t>
+      </w:r>
+    </w:p>
+    <w:p>
+      <w:pPr>
+        <w:pStyle w:val="BodyText"/>
+      </w:pPr>
+      <m:oMathPara>
+        <m:oMathParaPr>
+          <m:jc m:val="center"/>
+        </m:oMathParaPr>
+        <m:oMath>
+          <m:sSub>
+            <m:e>
+              <m:r>
+                <m:t>R</m:t>
+              </m:r>
+            </m:e>
+            <m:sub>
+              <m:r>
+                <m:t>k</m:t>
+              </m:r>
+            </m:sub>
+          </m:sSub>
+          <m:r>
+            <m:t> </m:t>
+          </m:r>
+          <m:r>
+            <m:rPr>
+              <m:sty m:val="p"/>
+            </m:rPr>
+            <m:t>=</m:t>
+          </m:r>
+          <m:r>
+            <m:t> </m:t>
+          </m:r>
+          <m:f>
+            <m:fPr>
+              <m:type m:val="bar"/>
+            </m:fPr>
+            <m:num>
+              <m:r>
+                <m:t>k</m:t>
+              </m:r>
+              <m:r>
+                <m:t> </m:t>
+              </m:r>
+              <m:acc>
+                <m:accPr>
+                  <m:chr m:val="‾"/>
+                </m:accPr>
+                <m:e>
+                  <m:r>
+                    <m:t>r</m:t>
+                  </m:r>
+                </m:e>
+              </m:acc>
+            </m:num>
+            <m:den>
+              <m:r>
+                <m:t>1</m:t>
+              </m:r>
+              <m:r>
+                <m:rPr>
+                  <m:sty m:val="p"/>
+                </m:rPr>
+                <m:t>+</m:t>
+              </m:r>
+              <m:r>
+                <m:rPr>
+                  <m:sty m:val="p"/>
+                </m:rPr>
+                <m:t>(</m:t>
+              </m:r>
+              <m:r>
+                <m:t>k</m:t>
+              </m:r>
+              <m:r>
+                <m:rPr>
+                  <m:sty m:val="p"/>
+                </m:rPr>
+                <m:t>−</m:t>
+              </m:r>
+              <m:r>
+                <m:t>1</m:t>
+              </m:r>
+              <m:r>
+                <m:rPr>
+                  <m:sty m:val="p"/>
+                </m:rPr>
+                <m:t>)</m:t>
+              </m:r>
+              <m:r>
+                <m:t> </m:t>
+              </m:r>
+              <m:acc>
+                <m:accPr>
+                  <m:chr m:val="‾"/>
+                </m:accPr>
+                <m:e>
+                  <m:r>
+                    <m:t>r</m:t>
+                  </m:r>
+                </m:e>
+              </m:acc>
+            </m:den>
+          </m:f>
+          <m:r>
+            <m:rPr>
+              <m:sty m:val="p"/>
+            </m:rPr>
+            <m:t>.</m:t>
+          </m:r>
+        </m:oMath>
+      </m:oMathPara>
+    </w:p>
+    <w:p>
+      <w:pPr>
+        <w:pStyle w:val="FirstParagraph"/>
+        <w:jc w:val="both"/>
+        <w:keepNext w:val="0"/>
+        <w:keepLines w:val="0"/>
+        <w:widowControl w:val="1"/>
+      </w:pPr>
+      <w:r>
+        <w:t xml:space="preserve">For categorical agreement (e.g., pass/fail rubric criteria) CoEval reports Cohen's</w:t>
+      </w:r>
+      <w:r>
+        <w:t xml:space="preserve"> </w:t>
+      </w:r>
+      <m:oMath>
+        <m:r>
+          <m:t>κ</m:t>
+        </m:r>
+      </m:oMath>
+      <w:r>
+        <w:t xml:space="preserve">,</w:t>
+      </w:r>
+    </w:p>
+    <w:p>
+      <w:pPr>
+        <w:pStyle w:val="BodyText"/>
+      </w:pPr>
+      <m:oMathPara>
+        <m:oMathParaPr>
+          <m:jc m:val="center"/>
+        </m:oMathParaPr>
+        <m:oMath>
+          <m:r>
+            <m:t>κ</m:t>
+          </m:r>
+          <m:r>
+            <m:t> </m:t>
+          </m:r>
+          <m:r>
+            <m:rPr>
+              <m:sty m:val="p"/>
+            </m:rPr>
+            <m:t>=</m:t>
+          </m:r>
+          <m:r>
+            <m:t> </m:t>
+          </m:r>
+          <m:f>
+            <m:fPr>
+              <m:type m:val="bar"/>
+            </m:fPr>
+            <m:num>
+              <m:sSub>
+                <m:e>
+                  <m:r>
+                    <m:t>p</m:t>
+                  </m:r>
+                </m:e>
+                <m:sub>
+                  <m:r>
+                    <m:t>o</m:t>
+                  </m:r>
+                </m:sub>
+              </m:sSub>
+              <m:r>
+                <m:rPr>
+                  <m:sty m:val="p"/>
+                </m:rPr>
+                <m:t>−</m:t>
+              </m:r>
+              <m:sSub>
+                <m:e>
+                  <m:r>
+                    <m:t>p</m:t>
+                  </m:r>
+                </m:e>
+                <m:sub>
+                  <m:r>
+                    <m:t>e</m:t>
+                  </m:r>
+                </m:sub>
+              </m:sSub>
+            </m:num>
+            <m:den>
+              <m:r>
+                <m:t>1</m:t>
+              </m:r>
+              <m:r>
+                <m:rPr>
+                  <m:sty m:val="p"/>
+                </m:rPr>
+                <m:t>−</m:t>
+              </m:r>
+              <m:sSub>
+                <m:e>
+                  <m:r>
+                    <m:t>p</m:t>
+                  </m:r>
+                </m:e>
+                <m:sub>
+                  <m:r>
+                    <m:t>e</m:t>
+                  </m:r>
+                </m:sub>
+              </m:sSub>
+            </m:den>
+          </m:f>
+          <m:r>
+            <m:rPr>
+              <m:sty m:val="p"/>
+            </m:rPr>
+            <m:t>,</m:t>
+          </m:r>
+        </m:oMath>
+      </m:oMathPara>
+    </w:p>
+    <w:p>
+      <w:pPr>
+        <w:pStyle w:val="FirstParagraph"/>
+        <w:jc w:val="both"/>
+        <w:keepNext w:val="0"/>
+        <w:keepLines w:val="0"/>
+        <w:widowControl w:val="1"/>
+      </w:pPr>
+      <w:r>
+        <w:t xml:space="preserve">where</w:t>
+      </w:r>
+      <w:r>
+        <w:t xml:space="preserve"> </w:t>
+      </w:r>
+      <m:oMath>
+        <m:sSub>
+          <m:e>
+            <m:r>
+              <m:t>p</m:t>
+            </m:r>
+          </m:e>
+          <m:sub>
+            <m:r>
+              <m:t>o</m:t>
+            </m:r>
+          </m:sub>
+        </m:sSub>
+      </m:oMath>
+      <w:r>
+        <w:t xml:space="preserve"> </w:t>
+      </w:r>
+      <w:r>
+        <w:t xml:space="preserve">is observed agreement and</w:t>
+      </w:r>
+      <w:r>
+        <w:t xml:space="preserve"> </w:t>
+      </w:r>
+      <m:oMath>
+        <m:sSub>
+          <m:e>
+            <m:r>
+              <m:t>p</m:t>
+            </m:r>
+          </m:e>
+          <m:sub>
+            <m:r>
+              <m:t>e</m:t>
+            </m:r>
+          </m:sub>
+        </m:sSub>
+      </m:oMath>
+      <w:r>
+        <w:t xml:space="preserve"> </w:t>
+      </w:r>
+      <w:r>
+        <w:t xml:space="preserve">the agreement expected by chance. To quantify residual bias and its</w:t>
+      </w:r>
+      <w:r>
+        <w:t xml:space="preserve"> </w:t>
+      </w:r>
+      <w:r>
+        <w:t xml:space="preserve">uncertainty, CoEval computes the Pearson correlation between a candidate confound (e.g., response length) and the</w:t>
+      </w:r>
+      <w:r>
+        <w:t xml:space="preserve"> </w:t>
+      </w:r>
+      <w:r>
+        <w:t xml:space="preserve">assigned score, with a</w:t>
+      </w:r>
+      <w:r>
+        <w:t xml:space="preserve"> </w:t>
+      </w:r>
+      <w:r>
+        <w:rPr>
+          <w:b/>
+          <w:bCs/>
+        </w:rPr>
+        <w:t xml:space="preserve">nonparametric bootstrap</w:t>
+      </w:r>
+      <w:r>
+        <w:t xml:space="preserve"> </w:t>
+      </w:r>
+      <w:r>
+        <w:t xml:space="preserve">confidence interval: the per-item (length, score)</w:t>
+      </w:r>
+      <w:r>
+        <w:t xml:space="preserve"> </w:t>
+      </w:r>
+      <w:r>
+        <w:t xml:space="preserve">pairs are resampled with replacement</w:t>
+      </w:r>
+      <w:r>
+        <w:t xml:space="preserve"> </w:t>
+      </w:r>
+      <m:oMath>
+        <m:r>
+          <m:t>B</m:t>
+        </m:r>
+      </m:oMath>
+      <w:r>
+        <w:t xml:space="preserve"> </w:t>
+      </w:r>
+      <w:r>
+        <w:t xml:space="preserve">times, the correlation is recomputed on each resample, and the</w:t>
+      </w:r>
+      <w:r>
+        <w:t xml:space="preserve"> </w:t>
+      </w:r>
+      <m:oMath>
+        <m:r>
+          <m:t>2.5</m:t>
+        </m:r>
+      </m:oMath>
+      <w:r>
+        <w:t xml:space="preserve">th–</w:t>
+      </w:r>
+      <m:oMath>
+        <m:r>
+          <m:t>97.5</m:t>
+        </m:r>
+      </m:oMath>
+      <w:r>
+        <w:t xml:space="preserve">th percentiles of the bootstrap distribution form the reported 95% CI. A CI that includes zero</w:t>
+      </w:r>
+      <w:r>
+        <w:t xml:space="preserve"> </w:t>
+      </w:r>
+      <w:r>
+        <w:t xml:space="preserve">indicates that the corresponding bias is statistically indistinguishable from absent. Across the family of correlation</w:t>
+      </w:r>
+      <w:r>
+        <w:t xml:space="preserve"> </w:t>
+      </w:r>
+      <w:r>
+        <w:t xml:space="preserve">tests reported in Section 5 we control the false-discovery rate with the Benjamini–Hochberg procedure</w:t>
+      </w:r>
+      <w:r>
+        <w:t xml:space="preserve"> </w:t>
+      </w:r>
+      <w:r>
+        <w:t xml:space="preserve">(</w:t>
+      </w:r>
+      <m:oMath>
+        <m:r>
+          <m:t>α</m:t>
+        </m:r>
+        <m:r>
+          <m:rPr>
+            <m:sty m:val="p"/>
+          </m:rPr>
+          <m:t>=</m:t>
+        </m:r>
+        <m:r>
+          <m:t>0.05</m:t>
+        </m:r>
+      </m:oMath>
+      <w:r>
+        <w:t xml:space="preserve">), and confidence intervals use a</w:t>
+      </w:r>
+      <w:r>
+        <w:t xml:space="preserve"> </w:t>
+      </w:r>
+      <w:r>
+        <w:rPr>
+          <w:i/>
+          <w:iCs/>
+        </w:rPr>
+        <w:t xml:space="preserve">datapoint-clustered</w:t>
+      </w:r>
+      <w:r>
+        <w:t xml:space="preserve"> </w:t>
+      </w:r>
+      <w:r>
+        <w:t xml:space="preserve">resample wherever observations are</w:t>
+      </w:r>
+      <w:r>
+        <w:t xml:space="preserve"> </w:t>
+      </w:r>
+      <w:r>
+        <w:t xml:space="preserve">nested (multiple student responses per item).</w:t>
+      </w:r>
+    </w:p>
+    <w:bookmarkEnd w:id="115"/>
     <w:sectPr>
       <w:footerReference w:type="default" r:id="rId9"/>
       <w:pgSz w:h="15840" w:w="12240"/>

--- a/docs/paper/CoEval.docx
+++ b/docs/paper/CoEval.docx
@@ -4526,7 +4526,7 @@
                 <w:rFonts w:ascii="Times New Roman" w:hAnsi="Times New Roman"/>
                 <w:sz w:val="20"/>
               </w:rPr>
-              <w:t xml:space="preserve">5.2–5.3, 5.5</w:t>
+              <w:t xml:space="preserve">5.2–5.3, App. B</w:t>
             </w:r>
           </w:p>
         </w:tc>
@@ -4636,7 +4636,7 @@
                 <w:rFonts w:ascii="Times New Roman" w:hAnsi="Times New Roman"/>
                 <w:sz w:val="20"/>
               </w:rPr>
-              <w:t xml:space="preserve">5.4, 5.8 verticals</w:t>
+              <w:t xml:space="preserve">5.4, 5.7 verticals</w:t>
             </w:r>
           </w:p>
         </w:tc>
@@ -4746,7 +4746,7 @@
                 <w:rFonts w:ascii="Times New Roman" w:hAnsi="Times New Roman"/>
                 <w:sz w:val="20"/>
               </w:rPr>
-              <w:t xml:space="preserve">5.6 contamination</w:t>
+              <w:t xml:space="preserve">5.5 contamination</w:t>
             </w:r>
           </w:p>
         </w:tc>
@@ -4834,7 +4834,7 @@
       </w:tr>
     </w:tbl>
     <w:bookmarkEnd w:id="23"/>
-    <w:bookmarkStart w:id="47" w:name="results"/>
+    <w:bookmarkStart w:id="40" w:name="results"/>
     <w:p>
       <w:pPr>
         <w:pStyle w:val="Heading2"/>
@@ -4927,7 +4927,7 @@
         <w:t xml:space="preserve"> </w:t>
       </w:r>
       <w:r>
-        <w:t xml:space="preserve">ranking (Table 3), benchmarked against a single-judge G-Eval baseline. Sections 5.2–5.5 explain</w:t>
+        <w:t xml:space="preserve">ranking (Table 3), benchmarked against a single-judge G-Eval baseline. Sections 5.2–5.4 explain</w:t>
       </w:r>
       <w:r>
         <w:t xml:space="preserve"> </w:t>
@@ -4949,13 +4949,30 @@
         <w:t xml:space="preserve"> </w:t>
       </w:r>
       <w:r>
-        <w:t xml:space="preserve">governs reliability (5.2), which cancels the verbosity bias every single judge carries (5.3), structurally avoids</w:t>
-      </w:r>
-      <w:r>
-        <w:t xml:space="preserve"> </w:t>
-      </w:r>
-      <w:r>
-        <w:t xml:space="preserve">self-preference (5.4), and produces task-appropriate rubrics (5.5). Section 5.6 verifies the second condition</w:t>
+        <w:t xml:space="preserve">governs reliability (5.2), which cancels the verbosity bias every single judge carries (5.3) and structurally avoids</w:t>
+      </w:r>
+      <w:r>
+        <w:t xml:space="preserve"> </w:t>
+      </w:r>
+      <w:r>
+        <w:t xml:space="preserve">self-preference (5.4); the auto-generated rubrics are themselves task-specialized with a shared quality core</w:t>
+      </w:r>
+      <w:r>
+        <w:t xml:space="preserve"> </w:t>
+      </w:r>
+      <w:r>
+        <w:t xml:space="preserve">(</w:t>
+      </w:r>
+      <w:hyperlink w:anchor="appB">
+        <w:r>
+          <w:rPr>
+            <w:rStyle w:val="Hyperlink"/>
+          </w:rPr>
+          <w:t xml:space="preserve">Appendix B</w:t>
+        </w:r>
+      </w:hyperlink>
+      <w:r>
+        <w:t xml:space="preserve">). Section 5.5 verifies the second condition</w:t>
       </w:r>
       <w:r>
         <w:t xml:space="preserve"> </w:t>
@@ -4974,7 +4991,7 @@
         <w:t xml:space="preserve">contamination-free</w:t>
       </w:r>
       <w:r>
-        <w:t xml:space="preserve">, and Section 5.7 shows the process is cheap enough to re-run per use case. Section 5.8 exercises the complete tool on three custom verticals (drug interaction, clinical, legal) with no labeled data.</w:t>
+        <w:t xml:space="preserve">, and Section 5.5 shows the process is cheap enough to re-run per use case. Section 5.7 exercises the complete tool on three custom verticals (drug interaction, clinical, legal) with no labeled data.</w:t>
       </w:r>
     </w:p>
     <w:bookmarkStart w:id="27" w:name="ground-truth-correlation"/>
@@ -9899,7 +9916,7 @@
         <w:widowControl w:val="1"/>
       </w:pPr>
       <w:r>
-        <w:t xml:space="preserve">We also measure the residual same-family preference directly. The vertical case studies (Section 5.8) include</w:t>
+        <w:t xml:space="preserve">We also measure the residual same-family preference directly. The vertical case studies (Section 5.7) include</w:t>
       </w:r>
       <w:r>
         <w:t xml:space="preserve"> </w:t>
@@ -10228,7 +10245,7 @@
       </w:r>
     </w:p>
     <w:bookmarkEnd w:id="36"/>
-    <w:bookmarkStart w:id="40" w:name="rubric-generalization"/>
+    <w:bookmarkStart w:id="37" w:name="contamination-resistance"/>
     <w:p>
       <w:pPr>
         <w:pStyle w:val="Heading3"/>
@@ -10237,7 +10254,7 @@
         <w:widowControl w:val="1"/>
       </w:pPr>
       <w:r>
-        <w:t xml:space="preserve">5.5 Rubric generalization</w:t>
+        <w:t xml:space="preserve">5.5 Contamination resistance</w:t>
       </w:r>
     </w:p>
     <w:p>
@@ -10249,19 +10266,116 @@
         <w:widowControl w:val="1"/>
       </w:pPr>
       <w:r>
-        <w:t xml:space="preserve">CoEval generates a scoring rubric automatically per task. We examine whether these rubrics are appropriately</w:t>
-      </w:r>
-      <w:r>
-        <w:t xml:space="preserve"> </w:t>
-      </w:r>
-      <w:r>
-        <w:t xml:space="preserve">task-specialized while sharing a common quality core. Across the four tasks, the 22 auto-generated rubric criteria</w:t>
-      </w:r>
-      <w:r>
-        <w:t xml:space="preserve"> </w:t>
-      </w:r>
-      <w:r>
-        <w:t xml:space="preserve">exhibit a mean</w:t>
+        <w:t xml:space="preserve">We test the contamination-resistance claim empirically. We take the 400 CoEval-generated items from the</w:t>
+      </w:r>
+      <w:r>
+        <w:t xml:space="preserve"> </w:t>
+      </w:r>
+      <w:r>
+        <w:rPr>
+          <w:rStyle w:val="VerbatimChar"/>
+        </w:rPr>
+        <w:t xml:space="preserve">medium-benchmark</w:t>
+      </w:r>
+      <w:r>
+        <w:t xml:space="preserve"> </w:t>
+      </w:r>
+      <w:r>
+        <w:t xml:space="preserve">study and measure their verbatim 13-gram overlap against a corpus of 491 items drawn</w:t>
+      </w:r>
+      <w:r>
+        <w:t xml:space="preserve"> </w:t>
+      </w:r>
+      <w:r>
+        <w:t xml:space="preserve">from five widely used public benchmarks (XSum, CNN/DailyMail, CodeSearchNet, SciQ, ARC-Challenge), datasets that</w:t>
+      </w:r>
+      <w:r>
+        <w:t xml:space="preserve"> </w:t>
+      </w:r>
+      <w:r>
+        <w:t xml:space="preserve">are, by virtue of their age and popularity, present in the pretraining corpora of current models. Across</w:t>
+      </w:r>
+      <w:r>
+        <w:t xml:space="preserve"> </w:t>
+      </w:r>
+      <m:oMath>
+        <m:r>
+          <m:t>110</m:t>
+        </m:r>
+        <m:r>
+          <m:rPr>
+            <m:sty m:val="p"/>
+          </m:rPr>
+          <m:t>,</m:t>
+        </m:r>
+        <m:r>
+          <m:t>784</m:t>
+        </m:r>
+      </m:oMath>
+      <w:r>
+        <w:t xml:space="preserve"> </w:t>
+      </w:r>
+      <w:r>
+        <w:t xml:space="preserve">distinct public 13-grams,</w:t>
+      </w:r>
+      <w:r>
+        <w:t xml:space="preserve"> </w:t>
+      </w:r>
+      <w:r>
+        <w:rPr>
+          <w:b/>
+          <w:bCs/>
+        </w:rPr>
+        <w:t xml:space="preserve">not a single CoEval-generated item shares any 13-gram</w:t>
+      </w:r>
+      <w:r>
+        <w:t xml:space="preserve"> </w:t>
+      </w:r>
+      <w:r>
+        <w:t xml:space="preserve">with the</w:t>
+      </w:r>
+      <w:r>
+        <w:t xml:space="preserve"> </w:t>
+      </w:r>
+      <w:r>
+        <w:t xml:space="preserve">public corpus: mean and maximum overlap are both</w:t>
+      </w:r>
+      <w:r>
+        <w:t xml:space="preserve"> </w:t>
+      </w:r>
+      <m:oMath>
+        <m:r>
+          <m:t>0.0000</m:t>
+        </m:r>
+      </m:oMath>
+      <w:r>
+        <w:t xml:space="preserve">, and</w:t>
+      </w:r>
+      <w:r>
+        <w:t xml:space="preserve"> </w:t>
+      </w:r>
+      <m:oMath>
+        <m:r>
+          <m:t>0</m:t>
+        </m:r>
+        <m:r>
+          <m:rPr>
+            <m:sty m:val="p"/>
+          </m:rPr>
+          <m:t>%</m:t>
+        </m:r>
+      </m:oMath>
+      <w:r>
+        <w:t xml:space="preserve"> </w:t>
+      </w:r>
+      <w:r>
+        <w:t xml:space="preserve">of generated items share any 13-gram. This</w:t>
+      </w:r>
+      <w:r>
+        <w:t xml:space="preserve"> </w:t>
+      </w:r>
+      <w:r>
+        <w:t xml:space="preserve">verbatim non-duplication</w:t>
       </w:r>
       <w:r>
         <w:t xml:space="preserve"> </w:t>
@@ -10271,24 +10385,19 @@
           <w:i/>
           <w:iCs/>
         </w:rPr>
-        <w:t xml:space="preserve">within-task</w:t>
-      </w:r>
-      <w:r>
-        <w:t xml:space="preserve"> </w:t>
-      </w:r>
-      <w:r>
-        <w:t xml:space="preserve">semantic similarity of</w:t>
-      </w:r>
-      <w:r>
-        <w:t xml:space="preserve"> </w:t>
-      </w:r>
-      <m:oMath>
-        <m:r>
-          <m:t>0.342</m:t>
-        </m:r>
-      </m:oMath>
-      <w:r>
-        <w:t xml:space="preserve">, exceeding the mean</w:t>
+        <w:t xml:space="preserve">corroborates</w:t>
+      </w:r>
+      <w:r>
+        <w:t xml:space="preserve"> </w:t>
+      </w:r>
+      <w:r>
+        <w:t xml:space="preserve">the structural guarantee: because items are synthesized fresh from the</w:t>
+      </w:r>
+      <w:r>
+        <w:t xml:space="preserve"> </w:t>
+      </w:r>
+      <w:r>
+        <w:t xml:space="preserve">attribute specification on each run, they cannot have appeared in any model's</w:t>
       </w:r>
       <w:r>
         <w:t xml:space="preserve"> </w:t>
@@ -10298,163 +10407,31 @@
           <w:i/>
           <w:iCs/>
         </w:rPr>
-        <w:t xml:space="preserve">cross-task</w:t>
-      </w:r>
-      <w:r>
-        <w:t xml:space="preserve"> </w:t>
-      </w:r>
-      <w:r>
-        <w:t xml:space="preserve">similarity</w:t>
-      </w:r>
-      <w:r>
-        <w:t xml:space="preserve"> </w:t>
-      </w:r>
-      <w:r>
-        <w:t xml:space="preserve">of</w:t>
-      </w:r>
-      <w:r>
-        <w:t xml:space="preserve"> </w:t>
-      </w:r>
-      <m:oMath>
-        <m:r>
-          <m:t>0.294</m:t>
-        </m:r>
-      </m:oMath>
-      <w:r>
-        <w:t xml:space="preserve">: criteria cluster by task, as desired. At the same time, a shared universal</w:t>
-      </w:r>
-      <w:r>
-        <w:t xml:space="preserve"> </w:t>
-      </w:r>
-      <w:r>
-        <w:rPr>
-          <w:i/>
-          <w:iCs/>
-        </w:rPr>
-        <w:t xml:space="preserve">“completeness”</w:t>
-      </w:r>
-      <w:r>
-        <w:t xml:space="preserve"> </w:t>
-      </w:r>
-      <w:r>
-        <w:t xml:space="preserve">dimension recurs across three of the four tasks, indicating a common quality core.</w:t>
-      </w:r>
-      <w:r>
-        <w:t xml:space="preserve"> </w:t>
-      </w:r>
-      <w:r>
-        <w:t xml:space="preserve">CoEval's rubrics are thus specialized to each task's demands yet anchored by a transferable notion of answer quality.</w:t>
-      </w:r>
-    </w:p>
-    <w:p>
-      <w:pPr>
-        <w:pStyle w:val="BodyText"/>
-        <w:jc w:val="center"/>
-        <w:keepNext/>
-        <w:keepLines/>
-        <w:widowControl w:val="1"/>
-      </w:pPr>
-      <w:r>
-        <w:drawing>
-          <wp:inline>
-            <wp:extent cx="5736336" cy="4998720"/>
-            <wp:effectExtent b="0" l="0" r="0" t="0"/>
-            <wp:docPr descr="Heatmap of pairwise semantic similarity between auto-generated rubric criteria" title="" id="38" name="Picture"/>
-            <a:graphic>
-              <a:graphicData uri="http://schemas.openxmlformats.org/drawingml/2006/picture">
-                <pic:pic>
-                  <pic:nvPicPr>
-                    <pic:cNvPr descr="figures/f5_rubric_heatmap.png" id="39" name="Picture"/>
-                    <pic:cNvPicPr>
-                      <a:picLocks noChangeArrowheads="1" noChangeAspect="1"/>
-                    </pic:cNvPicPr>
-                  </pic:nvPicPr>
-                  <pic:blipFill>
-                    <a:blip r:embed="rId37"/>
-                    <a:stretch>
-                      <a:fillRect/>
-                    </a:stretch>
-                  </pic:blipFill>
-                  <pic:spPr bwMode="auto">
-                    <a:xfrm>
-                      <a:off x="0" y="0"/>
-                      <a:ext cx="5736336" cy="4998720"/>
-                    </a:xfrm>
-                    <a:prstGeom prst="rect">
-                      <a:avLst/>
-                    </a:prstGeom>
-                    <a:noFill/>
-                    <a:ln w="9525">
-                      <a:noFill/>
-                      <a:headEnd/>
-                      <a:tailEnd/>
-                    </a:ln>
-                  </pic:spPr>
-                </pic:pic>
-              </a:graphicData>
-            </a:graphic>
-          </wp:inline>
-        </w:drawing>
-      </w:r>
-    </w:p>
-    <w:p>
-      <w:pPr>
-        <w:pStyle w:val="ImageCaption"/>
-        <w:spacing w:before="80" w:after="120" w:line="240" w:lineRule="auto"/>
-        <w:jc w:val="center"/>
-        <w:keepNext w:val="0"/>
-        <w:keepLines/>
-        <w:widowControl w:val="1"/>
-      </w:pPr>
-      <w:r>
-        <w:rPr>
-          <w:b/>
-          <w:bCs/>
-        </w:rPr>
-        <w:t xml:space="preserve">Figure 5.</w:t>
-      </w:r>
-      <w:r>
-        <w:t xml:space="preserve"> </w:t>
-      </w:r>
-      <w:r>
-        <w:t xml:space="preserve">Pairwise semantic similarity of the 22 auto-generated rubric criteria across</w:t>
-      </w:r>
-      <w:r>
-        <w:t xml:space="preserve"> </w:t>
-      </w:r>
-      <w:r>
-        <w:t xml:space="preserve">four tasks. Block structure along the diagonal reflects task specialization (within-task</w:t>
-      </w:r>
-      <w:r>
-        <w:t xml:space="preserve"> </w:t>
-      </w:r>
-      <m:oMath>
-        <m:r>
-          <m:t>0.342</m:t>
-        </m:r>
-        <m:r>
-          <m:rPr>
-            <m:sty m:val="p"/>
-          </m:rPr>
-          <m:t>&gt;</m:t>
-        </m:r>
-      </m:oMath>
-      <w:r>
-        <w:t xml:space="preserve"> </w:t>
-      </w:r>
-      <w:r>
-        <w:t xml:space="preserve">cross-task</w:t>
-      </w:r>
-      <w:r>
-        <w:t xml:space="preserve"> </w:t>
-      </w:r>
-      <m:oMath>
-        <m:r>
-          <m:t>0.294</m:t>
-        </m:r>
-      </m:oMath>
-      <w:r>
-        <w:t xml:space="preserve">), while a recurring “completeness” dimension forms a cross-task cluster.</w:t>
+        <w:t xml:space="preserve">prior</w:t>
+      </w:r>
+      <w:r>
+        <w:t xml:space="preserve"> </w:t>
+      </w:r>
+      <w:r>
+        <w:t xml:space="preserve">training, and a model</w:t>
+      </w:r>
+      <w:r>
+        <w:t xml:space="preserve"> </w:t>
+      </w:r>
+      <w:r>
+        <w:t xml:space="preserve">cannot retrieve them from a leaked copy of these widely-used benchmarks. (The scope from Section 5.1 holds: this</w:t>
+      </w:r>
+      <w:r>
+        <w:t xml:space="preserve"> </w:t>
+      </w:r>
+      <w:r>
+        <w:t xml:space="preserve">applies to CoEval's generated items; the benchmark-grounded anchor of Table 2 deliberately reuses public items to</w:t>
+      </w:r>
+      <w:r>
+        <w:t xml:space="preserve"> </w:t>
+      </w:r>
+      <w:r>
+        <w:t xml:space="preserve">obtain objective ground truth.)</w:t>
       </w:r>
     </w:p>
     <w:p>
@@ -10466,24 +10443,366 @@
         <w:widowControl w:val="1"/>
       </w:pPr>
       <w:r>
+        <w:t xml:space="preserve">Non-duplication shows the items are fresh; a controlled study shows why that matters. We fine-tune a small open model</w:t>
+      </w:r>
+      <w:r>
+        <w:t xml:space="preserve"> </w:t>
+      </w:r>
+      <w:r>
+        <w:t xml:space="preserve">(Qwen2.5-0.5B) to memorize</w:t>
+      </w:r>
+      <w:r>
+        <w:t xml:space="preserve"> </w:t>
+      </w:r>
+      <m:oMath>
+        <m:r>
+          <m:t>200</m:t>
+        </m:r>
+      </m:oMath>
+      <w:r>
+        <w:t xml:space="preserve"> </w:t>
+      </w:r>
+      <w:r>
+        <w:t xml:space="preserve">public SciQ items, turning that public set into a contaminated benchmark, and compare</w:t>
+      </w:r>
+      <w:r>
+        <w:t xml:space="preserve"> </w:t>
+      </w:r>
+      <w:r>
+        <w:t xml:space="preserve">it against a clean frontier model (</w:t>
+      </w:r>
+      <w:r>
+        <w:rPr>
+          <w:rStyle w:val="VerbatimChar"/>
+        </w:rPr>
+        <w:t xml:space="preserve">gpt-4o-mini</w:t>
+      </w:r>
+      <w:r>
+        <w:t xml:space="preserve">) on both the memorized set and</w:t>
+      </w:r>
+      <w:r>
+        <w:t xml:space="preserve"> </w:t>
+      </w:r>
+      <m:oMath>
+        <m:r>
+          <m:t>100</m:t>
+        </m:r>
+      </m:oMath>
+      <w:r>
+        <w:t xml:space="preserve"> </w:t>
+      </w:r>
+      <w:r>
+        <w:t xml:space="preserve">fresh held-out items</w:t>
+      </w:r>
+      <w:r>
+        <w:t xml:space="preserve"> </w:t>
+      </w:r>
+      <w:r>
+        <w:t xml:space="preserve">of the same capability. On the contaminated benchmark the memorizer scores a perfect</w:t>
+      </w:r>
+      <w:r>
+        <w:t xml:space="preserve"> </w:t>
+      </w:r>
+      <m:oMath>
+        <m:r>
+          <m:t>1.00</m:t>
+        </m:r>
+      </m:oMath>
+      <w:r>
+        <w:t xml:space="preserve"> </w:t>
+      </w:r>
+      <w:r>
+        <w:t xml:space="preserve">and is ranked</w:t>
+      </w:r>
+      <w:r>
+        <w:t xml:space="preserve"> </w:t>
+      </w:r>
+      <w:r>
+        <w:rPr>
+          <w:i/>
+          <w:iCs/>
+        </w:rPr>
+        <w:t xml:space="preserve">above</w:t>
+      </w:r>
+      <w:r>
+        <w:t xml:space="preserve"> </w:t>
+      </w:r>
+      <w:r>
+        <w:rPr>
+          <w:rStyle w:val="VerbatimChar"/>
+        </w:rPr>
+        <w:t xml:space="preserve">gpt-4o-mini</w:t>
+      </w:r>
+      <w:r>
+        <w:t xml:space="preserve"> </w:t>
+      </w:r>
+      <w:r>
+        <w:t xml:space="preserve">(</w:t>
+      </w:r>
+      <m:oMath>
+        <m:r>
+          <m:t>0.845</m:t>
+        </m:r>
+      </m:oMath>
+      <w:r>
+        <w:t xml:space="preserve">); on the fresh items the order is correct, with</w:t>
+      </w:r>
+      <w:r>
+        <w:t xml:space="preserve"> </w:t>
+      </w:r>
+      <w:r>
+        <w:rPr>
+          <w:rStyle w:val="VerbatimChar"/>
+        </w:rPr>
+        <w:t xml:space="preserve">gpt-4o-mini</w:t>
+      </w:r>
+      <w:r>
+        <w:t xml:space="preserve"> </w:t>
+      </w:r>
+      <w:r>
+        <w:t xml:space="preserve">(</w:t>
+      </w:r>
+      <m:oMath>
+        <m:r>
+          <m:t>0.81</m:t>
+        </m:r>
+      </m:oMath>
+      <w:r>
+        <w:t xml:space="preserve">) above the memorizer (</w:t>
+      </w:r>
+      <m:oMath>
+        <m:r>
+          <m:t>0.74</m:t>
+        </m:r>
+      </m:oMath>
+      <w:r>
+        <w:t xml:space="preserve">, its fresh-measured capability). The</w:t>
+      </w:r>
+      <w:r>
+        <w:t xml:space="preserve"> </w:t>
+      </w:r>
+      <w:r>
+        <w:t xml:space="preserve">memorized-minus-fresh gap isolates memorization from any skill the fine-tuning also imparted: the clean base model's</w:t>
+      </w:r>
+      <w:r>
+        <w:t xml:space="preserve"> </w:t>
+      </w:r>
+      <w:r>
+        <w:t xml:space="preserve">gap is</w:t>
+      </w:r>
+      <w:r>
+        <w:t xml:space="preserve"> </w:t>
+      </w:r>
+      <m:oMath>
+        <m:r>
+          <m:t>0.10</m:t>
+        </m:r>
+      </m:oMath>
+      <w:r>
+        <w:t xml:space="preserve"> </w:t>
+      </w:r>
+      <w:r>
+        <w:t xml:space="preserve">(</w:t>
+      </w:r>
+      <m:oMath>
+        <m:r>
+          <m:t>0.625</m:t>
+        </m:r>
+      </m:oMath>
+      <w:r>
+        <w:t xml:space="preserve"> </w:t>
+      </w:r>
+      <w:r>
+        <w:t xml:space="preserve">vs</w:t>
+      </w:r>
+      <w:r>
+        <w:t xml:space="preserve"> </w:t>
+      </w:r>
+      <m:oMath>
+        <m:r>
+          <m:t>0.53</m:t>
+        </m:r>
+      </m:oMath>
+      <w:r>
+        <w:t xml:space="preserve">) while the contaminated model's is</w:t>
+      </w:r>
+      <w:r>
+        <w:t xml:space="preserve"> </w:t>
+      </w:r>
+      <m:oMath>
+        <m:r>
+          <m:t>0.26</m:t>
+        </m:r>
+      </m:oMath>
+      <w:r>
+        <w:t xml:space="preserve"> </w:t>
+      </w:r>
+      <w:r>
+        <w:t xml:space="preserve">(</w:t>
+      </w:r>
+      <m:oMath>
+        <m:r>
+          <m:t>1.00</m:t>
+        </m:r>
+      </m:oMath>
+      <w:r>
+        <w:t xml:space="preserve"> </w:t>
+      </w:r>
+      <w:r>
+        <w:t xml:space="preserve">vs</w:t>
+      </w:r>
+      <w:r>
+        <w:t xml:space="preserve"> </w:t>
+      </w:r>
+      <m:oMath>
+        <m:r>
+          <m:t>0.74</m:t>
+        </m:r>
+      </m:oMath>
+      <w:r>
+        <w:t xml:space="preserve">), so</w:t>
+      </w:r>
+      <w:r>
+        <w:t xml:space="preserve"> </w:t>
+      </w:r>
+      <m:oMath>
+        <m:r>
+          <m:t>0.16</m:t>
+        </m:r>
+      </m:oMath>
+      <w:r>
+        <w:t xml:space="preserve"> </w:t>
+      </w:r>
+      <w:r>
+        <w:t xml:space="preserve">of its</w:t>
+      </w:r>
+      <w:r>
+        <w:t xml:space="preserve"> </w:t>
+      </w:r>
+      <w:r>
+        <w:t xml:space="preserve">apparent edge on the static benchmark is pure memorization that fresh items strip away. A static, possibly-contaminated</w:t>
+      </w:r>
+      <w:r>
+        <w:t xml:space="preserve"> </w:t>
+      </w:r>
+      <w:r>
+        <w:t xml:space="preserve">leaderboard thus ranks a</w:t>
+      </w:r>
+      <w:r>
+        <w:t xml:space="preserve"> </w:t>
+      </w:r>
+      <m:oMath>
+        <m:r>
+          <m:t>0.5</m:t>
+        </m:r>
+      </m:oMath>
+      <w:r>
+        <w:t xml:space="preserve">B memorizer ahead of a frontier model, an inversion that CoEval's freshly-generated</w:t>
+      </w:r>
+      <w:r>
+        <w:t xml:space="preserve"> </w:t>
+      </w:r>
+      <w:r>
+        <w:t xml:space="preserve">items remove because no candidate can have trained on items synthesized after the fact.</w:t>
+      </w:r>
+    </w:p>
+    <w:p>
+      <w:pPr>
+        <w:pStyle w:val="BodyText"/>
+        <w:jc w:val="both"/>
+        <w:keepNext w:val="0"/>
+        <w:keepLines w:val="0"/>
+        <w:widowControl w:val="1"/>
+      </w:pPr>
+      <w:r>
         <w:rPr>
           <w:b/>
           <w:bCs/>
         </w:rPr>
-        <w:t xml:space="preserve">Finding (rubrics).</w:t>
-      </w:r>
-      <w:r>
-        <w:t xml:space="preserve"> </w:t>
-      </w:r>
-      <w:r>
-        <w:t xml:space="preserve">Auto-generated rubrics are task-specialized (within-task similarity</w:t>
+        <w:t xml:space="preserve">Finding (contamination).</w:t>
+      </w:r>
+      <w:r>
+        <w:t xml:space="preserve"> </w:t>
+      </w:r>
+      <w:r>
+        <w:t xml:space="preserve">A static benchmark of memorized public items ranks a</w:t>
       </w:r>
       <w:r>
         <w:t xml:space="preserve"> </w:t>
       </w:r>
       <m:oMath>
         <m:r>
-          <m:t>0.342</m:t>
+          <m:t>0.5</m:t>
+        </m:r>
+      </m:oMath>
+      <w:r>
+        <w:t xml:space="preserve">B memorizer</w:t>
+      </w:r>
+      <w:r>
+        <w:t xml:space="preserve"> </w:t>
+      </w:r>
+      <w:r>
+        <w:rPr>
+          <w:i/>
+          <w:iCs/>
+        </w:rPr>
+        <w:t xml:space="preserve">above</w:t>
+      </w:r>
+      <w:r>
+        <w:t xml:space="preserve"> </w:t>
+      </w:r>
+      <w:r>
+        <w:rPr>
+          <w:rStyle w:val="VerbatimChar"/>
+        </w:rPr>
+        <w:t xml:space="preserve">gpt-4o-mini</w:t>
+      </w:r>
+      <w:r>
+        <w:t xml:space="preserve"> </w:t>
+      </w:r>
+      <w:r>
+        <w:t xml:space="preserve">(</w:t>
+      </w:r>
+      <m:oMath>
+        <m:r>
+          <m:t>1.00</m:t>
+        </m:r>
+      </m:oMath>
+      <w:r>
+        <w:t xml:space="preserve"> </w:t>
+      </w:r>
+      <w:r>
+        <w:t xml:space="preserve">vs</w:t>
+      </w:r>
+      <w:r>
+        <w:t xml:space="preserve"> </w:t>
+      </w:r>
+      <m:oMath>
+        <m:r>
+          <m:t>0.845</m:t>
+        </m:r>
+      </m:oMath>
+      <w:r>
+        <w:t xml:space="preserve">); on fresh items of the same capability the order inverts to</w:t>
+      </w:r>
+      <w:r>
+        <w:t xml:space="preserve"> </w:t>
+      </w:r>
+      <w:r>
+        <w:t xml:space="preserve">the correct one (</w:t>
+      </w:r>
+      <w:r>
+        <w:rPr>
+          <w:rStyle w:val="VerbatimChar"/>
+        </w:rPr>
+        <w:t xml:space="preserve">gpt-4o-mini</w:t>
+      </w:r>
+      <w:r>
+        <w:t xml:space="preserve"> </w:t>
+      </w:r>
+      <m:oMath>
+        <m:r>
+          <m:t>0.81</m:t>
         </m:r>
         <m:r>
           <m:rPr>
@@ -10496,22 +10815,36 @@
         <w:t xml:space="preserve"> </w:t>
       </w:r>
       <w:r>
-        <w:t xml:space="preserve">cross-task</w:t>
+        <w:t xml:space="preserve">memorizer</w:t>
       </w:r>
       <w:r>
         <w:t xml:space="preserve"> </w:t>
       </w:r>
       <m:oMath>
         <m:r>
-          <m:t>0.294</m:t>
+          <m:t>0.74</m:t>
         </m:r>
       </m:oMath>
       <w:r>
-        <w:t xml:space="preserve">) while sharing a universal “completeness” dimension across three tasks.</w:t>
+        <w:t xml:space="preserve">). CoEval-generated items additionally show</w:t>
+      </w:r>
+      <w:r>
+        <w:t xml:space="preserve"> </w:t>
+      </w:r>
+      <m:oMath>
+        <m:r>
+          <m:t>0.0000</m:t>
+        </m:r>
+      </m:oMath>
+      <w:r>
+        <w:t xml:space="preserve"> </w:t>
+      </w:r>
+      <w:r>
+        <w:t xml:space="preserve">verbatim 13-gram overlap with five major public benchmarks, so they cannot be gamed this way.</w:t>
       </w:r>
     </w:p>
-    <w:bookmarkEnd w:id="40"/>
-    <w:bookmarkStart w:id="41" w:name="contamination-resistance"/>
+    <w:bookmarkEnd w:id="37"/>
+    <w:bookmarkStart w:id="38" w:name="cost"/>
     <w:p>
       <w:pPr>
         <w:pStyle w:val="Heading3"/>
@@ -10520,7 +10853,7 @@
         <w:widowControl w:val="1"/>
       </w:pPr>
       <w:r>
-        <w:t xml:space="preserve">5.6 Contamination resistance</w:t>
+        <w:t xml:space="preserve">5.6 Cost</w:t>
       </w:r>
     </w:p>
     <w:p>
@@ -10532,41 +10865,67 @@
         <w:widowControl w:val="1"/>
       </w:pPr>
       <w:r>
-        <w:t xml:space="preserve">We test the contamination-resistance claim empirically. We take the 400 CoEval-generated items from the</w:t>
+        <w:t xml:space="preserve">The entire four-task medium-scale study, teacher generation, student response collection, cross-family judging,</w:t>
+      </w:r>
+      <w:r>
+        <w:t xml:space="preserve"> </w:t>
+      </w:r>
+      <w:r>
+        <w:t xml:space="preserve">and analysis, produced</w:t>
       </w:r>
       <w:r>
         <w:t xml:space="preserve"> </w:t>
       </w:r>
       <w:r>
         <w:rPr>
-          <w:rStyle w:val="VerbatimChar"/>
+          <w:b/>
+          <w:bCs/>
         </w:rPr>
-        <w:t xml:space="preserve">medium-benchmark</w:t>
-      </w:r>
-      <w:r>
-        <w:t xml:space="preserve"> </w:t>
-      </w:r>
-      <w:r>
-        <w:t xml:space="preserve">study and measure their verbatim 13-gram overlap against a corpus of 491 items drawn</w:t>
-      </w:r>
-      <w:r>
-        <w:t xml:space="preserve"> </w:t>
-      </w:r>
-      <w:r>
-        <w:t xml:space="preserve">from five widely used public benchmarks (XSum, CNN/DailyMail, CodeSearchNet, SciQ, ARC-Challenge), datasets that</w:t>
-      </w:r>
-      <w:r>
-        <w:t xml:space="preserve"> </w:t>
-      </w:r>
-      <w:r>
-        <w:t xml:space="preserve">are, by virtue of their age and popularity, present in the pretraining corpora of current models. Across</w:t>
+        <w:t xml:space="preserve">7,978 valid evaluations</w:t>
+      </w:r>
+      <w:r>
+        <w:t xml:space="preserve"> </w:t>
+      </w:r>
+      <w:r>
+        <w:t xml:space="preserve">for a total cost of</w:t>
+      </w:r>
+      <w:r>
+        <w:t xml:space="preserve"> </w:t>
+      </w:r>
+      <w:r>
+        <w:rPr>
+          <w:b/>
+          <w:bCs/>
+        </w:rPr>
+        <w:t xml:space="preserve">USD 5.89</w:t>
+      </w:r>
+      <w:r>
+        <w:t xml:space="preserve">,</w:t>
+      </w:r>
+      <w:r>
+        <w:t xml:space="preserve"> </w:t>
+      </w:r>
+      <w:r>
+        <w:t xml:space="preserve">fully automated and with no human annotation. At roughly USD 0.00074 per evaluation, contamination-free, domain-targeted,</w:t>
+      </w:r>
+      <w:r>
+        <w:t xml:space="preserve"> </w:t>
+      </w:r>
+      <w:r>
+        <w:t xml:space="preserve">bias-cancelled evaluation is inexpensive enough to re-run on every model release, which is exactly what a renewable,</w:t>
+      </w:r>
+      <w:r>
+        <w:t xml:space="preserve"> </w:t>
+      </w:r>
+      <w:r>
+        <w:t xml:space="preserve">contamination-resistant benchmark requires. At roughly</w:t>
       </w:r>
       <w:r>
         <w:t xml:space="preserve"> </w:t>
       </w:r>
       <m:oMath>
         <m:r>
-          <m:t>110</m:t>
+          <m:t>1</m:t>
         </m:r>
         <m:r>
           <m:rPr>
@@ -10575,542 +10934,35 @@
           <m:t>,</m:t>
         </m:r>
         <m:r>
-          <m:t>784</m:t>
+          <m:t>350</m:t>
         </m:r>
       </m:oMath>
       <w:r>
         <w:t xml:space="preserve"> </w:t>
       </w:r>
       <w:r>
-        <w:t xml:space="preserve">distinct public 13-grams,</w:t>
-      </w:r>
-      <w:r>
-        <w:t xml:space="preserve"> </w:t>
-      </w:r>
-      <w:r>
-        <w:rPr>
-          <w:b/>
-          <w:bCs/>
-        </w:rPr>
-        <w:t xml:space="preserve">not a single CoEval-generated item shares any 13-gram</w:t>
-      </w:r>
-      <w:r>
-        <w:t xml:space="preserve"> </w:t>
-      </w:r>
-      <w:r>
-        <w:t xml:space="preserve">with the</w:t>
-      </w:r>
-      <w:r>
-        <w:t xml:space="preserve"> </w:t>
-      </w:r>
-      <w:r>
-        <w:t xml:space="preserve">public corpus: mean and maximum overlap are both</w:t>
-      </w:r>
-      <w:r>
-        <w:t xml:space="preserve"> </w:t>
-      </w:r>
-      <m:oMath>
-        <m:r>
-          <m:t>0.0000</m:t>
-        </m:r>
-      </m:oMath>
-      <w:r>
-        <w:t xml:space="preserve">, and</w:t>
-      </w:r>
-      <w:r>
-        <w:t xml:space="preserve"> </w:t>
-      </w:r>
-      <m:oMath>
-        <m:r>
-          <m:t>0</m:t>
-        </m:r>
-        <m:r>
-          <m:rPr>
-            <m:sty m:val="p"/>
-          </m:rPr>
-          <m:t>%</m:t>
-        </m:r>
-      </m:oMath>
-      <w:r>
-        <w:t xml:space="preserve"> </w:t>
-      </w:r>
-      <w:r>
-        <w:t xml:space="preserve">of generated items share any 13-gram. This</w:t>
-      </w:r>
-      <w:r>
-        <w:t xml:space="preserve"> </w:t>
-      </w:r>
-      <w:r>
-        <w:t xml:space="preserve">verbatim non-duplication</w:t>
-      </w:r>
-      <w:r>
-        <w:t xml:space="preserve"> </w:t>
-      </w:r>
-      <w:r>
-        <w:rPr>
-          <w:i/>
-          <w:iCs/>
-        </w:rPr>
-        <w:t xml:space="preserve">corroborates</w:t>
-      </w:r>
-      <w:r>
-        <w:t xml:space="preserve"> </w:t>
-      </w:r>
-      <w:r>
-        <w:t xml:space="preserve">the structural guarantee: because items are synthesized fresh from the</w:t>
-      </w:r>
-      <w:r>
-        <w:t xml:space="preserve"> </w:t>
-      </w:r>
-      <w:r>
-        <w:t xml:space="preserve">attribute specification on each run, they cannot have appeared in any model's</w:t>
-      </w:r>
-      <w:r>
-        <w:t xml:space="preserve"> </w:t>
-      </w:r>
-      <w:r>
-        <w:rPr>
-          <w:i/>
-          <w:iCs/>
-        </w:rPr>
-        <w:t xml:space="preserve">prior</w:t>
-      </w:r>
-      <w:r>
-        <w:t xml:space="preserve"> </w:t>
-      </w:r>
-      <w:r>
-        <w:t xml:space="preserve">training, and a model</w:t>
-      </w:r>
-      <w:r>
-        <w:t xml:space="preserve"> </w:t>
-      </w:r>
-      <w:r>
-        <w:t xml:space="preserve">cannot retrieve them from a leaked copy of these widely-used benchmarks. (The scope from Section 5.1 holds: this</w:t>
-      </w:r>
-      <w:r>
-        <w:t xml:space="preserve"> </w:t>
-      </w:r>
-      <w:r>
-        <w:t xml:space="preserve">applies to CoEval's generated items; the benchmark-grounded anchor of Table 2 deliberately reuses public items to</w:t>
-      </w:r>
-      <w:r>
-        <w:t xml:space="preserve"> </w:t>
-      </w:r>
-      <w:r>
-        <w:t xml:space="preserve">obtain objective ground truth.)</w:t>
+        <w:t xml:space="preserve">evaluations per dollar, CoEval runs two to three</w:t>
+      </w:r>
+      <w:r>
+        <w:t xml:space="preserve"> </w:t>
+      </w:r>
+      <w:r>
+        <w:t xml:space="preserve">orders of magnitude cheaper than typical human annotation (</w:t>
+      </w:r>
+      <w:hyperlink w:anchor="appC">
+        <w:r>
+          <w:rPr>
+            <w:rStyle w:val="Hyperlink"/>
+          </w:rPr>
+          <w:t xml:space="preserve">Appendix C</w:t>
+        </w:r>
+      </w:hyperlink>
+      <w:r>
+        <w:t xml:space="preserve">).</w:t>
       </w:r>
     </w:p>
-    <w:p>
-      <w:pPr>
-        <w:pStyle w:val="BodyText"/>
-        <w:jc w:val="both"/>
-        <w:keepNext w:val="0"/>
-        <w:keepLines w:val="0"/>
-        <w:widowControl w:val="1"/>
-      </w:pPr>
-      <w:r>
-        <w:t xml:space="preserve">Non-duplication shows the items are fresh; a controlled study shows why that matters. We fine-tune a small open model</w:t>
-      </w:r>
-      <w:r>
-        <w:t xml:space="preserve"> </w:t>
-      </w:r>
-      <w:r>
-        <w:t xml:space="preserve">(Qwen2.5-0.5B) to memorize</w:t>
-      </w:r>
-      <w:r>
-        <w:t xml:space="preserve"> </w:t>
-      </w:r>
-      <m:oMath>
-        <m:r>
-          <m:t>200</m:t>
-        </m:r>
-      </m:oMath>
-      <w:r>
-        <w:t xml:space="preserve"> </w:t>
-      </w:r>
-      <w:r>
-        <w:t xml:space="preserve">public SciQ items, turning that public set into a contaminated benchmark, and compare</w:t>
-      </w:r>
-      <w:r>
-        <w:t xml:space="preserve"> </w:t>
-      </w:r>
-      <w:r>
-        <w:t xml:space="preserve">it against a clean frontier model (</w:t>
-      </w:r>
-      <w:r>
-        <w:rPr>
-          <w:rStyle w:val="VerbatimChar"/>
-        </w:rPr>
-        <w:t xml:space="preserve">gpt-4o-mini</w:t>
-      </w:r>
-      <w:r>
-        <w:t xml:space="preserve">) on both the memorized set and</w:t>
-      </w:r>
-      <w:r>
-        <w:t xml:space="preserve"> </w:t>
-      </w:r>
-      <m:oMath>
-        <m:r>
-          <m:t>100</m:t>
-        </m:r>
-      </m:oMath>
-      <w:r>
-        <w:t xml:space="preserve"> </w:t>
-      </w:r>
-      <w:r>
-        <w:t xml:space="preserve">fresh held-out items</w:t>
-      </w:r>
-      <w:r>
-        <w:t xml:space="preserve"> </w:t>
-      </w:r>
-      <w:r>
-        <w:t xml:space="preserve">of the same capability. On the contaminated benchmark the memorizer scores a perfect</w:t>
-      </w:r>
-      <w:r>
-        <w:t xml:space="preserve"> </w:t>
-      </w:r>
-      <m:oMath>
-        <m:r>
-          <m:t>1.00</m:t>
-        </m:r>
-      </m:oMath>
-      <w:r>
-        <w:t xml:space="preserve"> </w:t>
-      </w:r>
-      <w:r>
-        <w:t xml:space="preserve">and is ranked</w:t>
-      </w:r>
-      <w:r>
-        <w:t xml:space="preserve"> </w:t>
-      </w:r>
-      <w:r>
-        <w:rPr>
-          <w:i/>
-          <w:iCs/>
-        </w:rPr>
-        <w:t xml:space="preserve">above</w:t>
-      </w:r>
-      <w:r>
-        <w:t xml:space="preserve"> </w:t>
-      </w:r>
-      <w:r>
-        <w:rPr>
-          <w:rStyle w:val="VerbatimChar"/>
-        </w:rPr>
-        <w:t xml:space="preserve">gpt-4o-mini</w:t>
-      </w:r>
-      <w:r>
-        <w:t xml:space="preserve"> </w:t>
-      </w:r>
-      <w:r>
-        <w:t xml:space="preserve">(</w:t>
-      </w:r>
-      <m:oMath>
-        <m:r>
-          <m:t>0.845</m:t>
-        </m:r>
-      </m:oMath>
-      <w:r>
-        <w:t xml:space="preserve">); on the fresh items the order is correct, with</w:t>
-      </w:r>
-      <w:r>
-        <w:t xml:space="preserve"> </w:t>
-      </w:r>
-      <w:r>
-        <w:rPr>
-          <w:rStyle w:val="VerbatimChar"/>
-        </w:rPr>
-        <w:t xml:space="preserve">gpt-4o-mini</w:t>
-      </w:r>
-      <w:r>
-        <w:t xml:space="preserve"> </w:t>
-      </w:r>
-      <w:r>
-        <w:t xml:space="preserve">(</w:t>
-      </w:r>
-      <m:oMath>
-        <m:r>
-          <m:t>0.81</m:t>
-        </m:r>
-      </m:oMath>
-      <w:r>
-        <w:t xml:space="preserve">) above the memorizer (</w:t>
-      </w:r>
-      <m:oMath>
-        <m:r>
-          <m:t>0.74</m:t>
-        </m:r>
-      </m:oMath>
-      <w:r>
-        <w:t xml:space="preserve">, its fresh-measured capability). The</w:t>
-      </w:r>
-      <w:r>
-        <w:t xml:space="preserve"> </w:t>
-      </w:r>
-      <w:r>
-        <w:t xml:space="preserve">memorized-minus-fresh gap isolates memorization from any skill the fine-tuning also imparted: the clean base model's</w:t>
-      </w:r>
-      <w:r>
-        <w:t xml:space="preserve"> </w:t>
-      </w:r>
-      <w:r>
-        <w:t xml:space="preserve">gap is</w:t>
-      </w:r>
-      <w:r>
-        <w:t xml:space="preserve"> </w:t>
-      </w:r>
-      <m:oMath>
-        <m:r>
-          <m:t>0.10</m:t>
-        </m:r>
-      </m:oMath>
-      <w:r>
-        <w:t xml:space="preserve"> </w:t>
-      </w:r>
-      <w:r>
-        <w:t xml:space="preserve">(</w:t>
-      </w:r>
-      <m:oMath>
-        <m:r>
-          <m:t>0.625</m:t>
-        </m:r>
-      </m:oMath>
-      <w:r>
-        <w:t xml:space="preserve"> </w:t>
-      </w:r>
-      <w:r>
-        <w:t xml:space="preserve">vs</w:t>
-      </w:r>
-      <w:r>
-        <w:t xml:space="preserve"> </w:t>
-      </w:r>
-      <m:oMath>
-        <m:r>
-          <m:t>0.53</m:t>
-        </m:r>
-      </m:oMath>
-      <w:r>
-        <w:t xml:space="preserve">) while the contaminated model's is</w:t>
-      </w:r>
-      <w:r>
-        <w:t xml:space="preserve"> </w:t>
-      </w:r>
-      <m:oMath>
-        <m:r>
-          <m:t>0.26</m:t>
-        </m:r>
-      </m:oMath>
-      <w:r>
-        <w:t xml:space="preserve"> </w:t>
-      </w:r>
-      <w:r>
-        <w:t xml:space="preserve">(</w:t>
-      </w:r>
-      <m:oMath>
-        <m:r>
-          <m:t>1.00</m:t>
-        </m:r>
-      </m:oMath>
-      <w:r>
-        <w:t xml:space="preserve"> </w:t>
-      </w:r>
-      <w:r>
-        <w:t xml:space="preserve">vs</w:t>
-      </w:r>
-      <w:r>
-        <w:t xml:space="preserve"> </w:t>
-      </w:r>
-      <m:oMath>
-        <m:r>
-          <m:t>0.74</m:t>
-        </m:r>
-      </m:oMath>
-      <w:r>
-        <w:t xml:space="preserve">), so</w:t>
-      </w:r>
-      <w:r>
-        <w:t xml:space="preserve"> </w:t>
-      </w:r>
-      <m:oMath>
-        <m:r>
-          <m:t>0.16</m:t>
-        </m:r>
-      </m:oMath>
-      <w:r>
-        <w:t xml:space="preserve"> </w:t>
-      </w:r>
-      <w:r>
-        <w:t xml:space="preserve">of its</w:t>
-      </w:r>
-      <w:r>
-        <w:t xml:space="preserve"> </w:t>
-      </w:r>
-      <w:r>
-        <w:t xml:space="preserve">apparent edge on the static benchmark is pure memorization that fresh items strip away. A static, possibly-contaminated</w:t>
-      </w:r>
-      <w:r>
-        <w:t xml:space="preserve"> </w:t>
-      </w:r>
-      <w:r>
-        <w:t xml:space="preserve">leaderboard thus ranks a</w:t>
-      </w:r>
-      <w:r>
-        <w:t xml:space="preserve"> </w:t>
-      </w:r>
-      <m:oMath>
-        <m:r>
-          <m:t>0.5</m:t>
-        </m:r>
-      </m:oMath>
-      <w:r>
-        <w:t xml:space="preserve">B memorizer ahead of a frontier model, an inversion that CoEval's freshly-generated</w:t>
-      </w:r>
-      <w:r>
-        <w:t xml:space="preserve"> </w:t>
-      </w:r>
-      <w:r>
-        <w:t xml:space="preserve">items remove because no candidate can have trained on items synthesized after the fact.</w:t>
-      </w:r>
-    </w:p>
-    <w:p>
-      <w:pPr>
-        <w:pStyle w:val="BodyText"/>
-        <w:jc w:val="both"/>
-        <w:keepNext w:val="0"/>
-        <w:keepLines w:val="0"/>
-        <w:widowControl w:val="1"/>
-      </w:pPr>
-      <w:r>
-        <w:rPr>
-          <w:b/>
-          <w:bCs/>
-        </w:rPr>
-        <w:t xml:space="preserve">Finding (contamination).</w:t>
-      </w:r>
-      <w:r>
-        <w:t xml:space="preserve"> </w:t>
-      </w:r>
-      <w:r>
-        <w:t xml:space="preserve">A static benchmark of memorized public items ranks a</w:t>
-      </w:r>
-      <w:r>
-        <w:t xml:space="preserve"> </w:t>
-      </w:r>
-      <m:oMath>
-        <m:r>
-          <m:t>0.5</m:t>
-        </m:r>
-      </m:oMath>
-      <w:r>
-        <w:t xml:space="preserve">B memorizer</w:t>
-      </w:r>
-      <w:r>
-        <w:t xml:space="preserve"> </w:t>
-      </w:r>
-      <w:r>
-        <w:rPr>
-          <w:i/>
-          <w:iCs/>
-        </w:rPr>
-        <w:t xml:space="preserve">above</w:t>
-      </w:r>
-      <w:r>
-        <w:t xml:space="preserve"> </w:t>
-      </w:r>
-      <w:r>
-        <w:rPr>
-          <w:rStyle w:val="VerbatimChar"/>
-        </w:rPr>
-        <w:t xml:space="preserve">gpt-4o-mini</w:t>
-      </w:r>
-      <w:r>
-        <w:t xml:space="preserve"> </w:t>
-      </w:r>
-      <w:r>
-        <w:t xml:space="preserve">(</w:t>
-      </w:r>
-      <m:oMath>
-        <m:r>
-          <m:t>1.00</m:t>
-        </m:r>
-      </m:oMath>
-      <w:r>
-        <w:t xml:space="preserve"> </w:t>
-      </w:r>
-      <w:r>
-        <w:t xml:space="preserve">vs</w:t>
-      </w:r>
-      <w:r>
-        <w:t xml:space="preserve"> </w:t>
-      </w:r>
-      <m:oMath>
-        <m:r>
-          <m:t>0.845</m:t>
-        </m:r>
-      </m:oMath>
-      <w:r>
-        <w:t xml:space="preserve">); on fresh items of the same capability the order inverts to</w:t>
-      </w:r>
-      <w:r>
-        <w:t xml:space="preserve"> </w:t>
-      </w:r>
-      <w:r>
-        <w:t xml:space="preserve">the correct one (</w:t>
-      </w:r>
-      <w:r>
-        <w:rPr>
-          <w:rStyle w:val="VerbatimChar"/>
-        </w:rPr>
-        <w:t xml:space="preserve">gpt-4o-mini</w:t>
-      </w:r>
-      <w:r>
-        <w:t xml:space="preserve"> </w:t>
-      </w:r>
-      <m:oMath>
-        <m:r>
-          <m:t>0.81</m:t>
-        </m:r>
-        <m:r>
-          <m:rPr>
-            <m:sty m:val="p"/>
-          </m:rPr>
-          <m:t>&gt;</m:t>
-        </m:r>
-      </m:oMath>
-      <w:r>
-        <w:t xml:space="preserve"> </w:t>
-      </w:r>
-      <w:r>
-        <w:t xml:space="preserve">memorizer</w:t>
-      </w:r>
-      <w:r>
-        <w:t xml:space="preserve"> </w:t>
-      </w:r>
-      <m:oMath>
-        <m:r>
-          <m:t>0.74</m:t>
-        </m:r>
-      </m:oMath>
-      <w:r>
-        <w:t xml:space="preserve">). CoEval-generated items additionally show</w:t>
-      </w:r>
-      <w:r>
-        <w:t xml:space="preserve"> </w:t>
-      </w:r>
-      <m:oMath>
-        <m:r>
-          <m:t>0.0000</m:t>
-        </m:r>
-      </m:oMath>
-      <w:r>
-        <w:t xml:space="preserve"> </w:t>
-      </w:r>
-      <w:r>
-        <w:t xml:space="preserve">verbatim 13-gram overlap with five major public benchmarks, so they cannot be gamed this way.</w:t>
-      </w:r>
-    </w:p>
-    <w:bookmarkEnd w:id="41"/>
-    <w:bookmarkStart w:id="45" w:name="cost"/>
+    <w:bookmarkEnd w:id="38"/>
+    <w:bookmarkStart w:id="39" w:name="putting-it-together-domain-case-studies"/>
     <w:p>
       <w:pPr>
         <w:pStyle w:val="Heading3"/>
@@ -11119,194 +10971,7 @@
         <w:widowControl w:val="1"/>
       </w:pPr>
       <w:r>
-        <w:t xml:space="preserve">5.7 Cost</w:t>
-      </w:r>
-    </w:p>
-    <w:p>
-      <w:pPr>
-        <w:pStyle w:val="FirstParagraph"/>
-        <w:jc w:val="both"/>
-        <w:keepNext w:val="0"/>
-        <w:keepLines w:val="0"/>
-        <w:widowControl w:val="1"/>
-      </w:pPr>
-      <w:r>
-        <w:t xml:space="preserve">The entire four-task medium-scale study, teacher generation, student response collection, cross-family judging,</w:t>
-      </w:r>
-      <w:r>
-        <w:t xml:space="preserve"> </w:t>
-      </w:r>
-      <w:r>
-        <w:t xml:space="preserve">and analysis, produced</w:t>
-      </w:r>
-      <w:r>
-        <w:t xml:space="preserve"> </w:t>
-      </w:r>
-      <w:r>
-        <w:rPr>
-          <w:b/>
-          <w:bCs/>
-        </w:rPr>
-        <w:t xml:space="preserve">7,978 valid evaluations</w:t>
-      </w:r>
-      <w:r>
-        <w:t xml:space="preserve"> </w:t>
-      </w:r>
-      <w:r>
-        <w:t xml:space="preserve">for a total cost of</w:t>
-      </w:r>
-      <w:r>
-        <w:t xml:space="preserve"> </w:t>
-      </w:r>
-      <w:r>
-        <w:rPr>
-          <w:b/>
-          <w:bCs/>
-        </w:rPr>
-        <w:t xml:space="preserve">USD 5.89</w:t>
-      </w:r>
-      <w:r>
-        <w:t xml:space="preserve">,</w:t>
-      </w:r>
-      <w:r>
-        <w:t xml:space="preserve"> </w:t>
-      </w:r>
-      <w:r>
-        <w:t xml:space="preserve">fully automated and with no human annotation. At roughly USD 0.00074 per evaluation, contamination-free, domain-targeted,</w:t>
-      </w:r>
-      <w:r>
-        <w:t xml:space="preserve"> </w:t>
-      </w:r>
-      <w:r>
-        <w:t xml:space="preserve">bias-cancelled evaluation is inexpensive enough to re-run on every model release, which is exactly what a renewable,</w:t>
-      </w:r>
-      <w:r>
-        <w:t xml:space="preserve"> </w:t>
-      </w:r>
-      <w:r>
-        <w:t xml:space="preserve">contamination-resistant benchmark requires.</w:t>
-      </w:r>
-    </w:p>
-    <w:p>
-      <w:pPr>
-        <w:pStyle w:val="BodyText"/>
-        <w:jc w:val="center"/>
-        <w:keepNext/>
-        <w:keepLines/>
-        <w:widowControl w:val="1"/>
-      </w:pPr>
-      <w:r>
-        <w:drawing>
-          <wp:inline>
-            <wp:extent cx="4632960" cy="2987040"/>
-            <wp:effectExtent b="0" l="0" r="0" t="0"/>
-            <wp:docPr descr="Evaluations per dollar: CoEval versus human annotation" title="" id="43" name="Picture"/>
-            <a:graphic>
-              <a:graphicData uri="http://schemas.openxmlformats.org/drawingml/2006/picture">
-                <pic:pic>
-                  <pic:nvPicPr>
-                    <pic:cNvPr descr="figures/f6_cost.png" id="44" name="Picture"/>
-                    <pic:cNvPicPr>
-                      <a:picLocks noChangeArrowheads="1" noChangeAspect="1"/>
-                    </pic:cNvPicPr>
-                  </pic:nvPicPr>
-                  <pic:blipFill>
-                    <a:blip r:embed="rId42"/>
-                    <a:stretch>
-                      <a:fillRect/>
-                    </a:stretch>
-                  </pic:blipFill>
-                  <pic:spPr bwMode="auto">
-                    <a:xfrm>
-                      <a:off x="0" y="0"/>
-                      <a:ext cx="4632960" cy="2987040"/>
-                    </a:xfrm>
-                    <a:prstGeom prst="rect">
-                      <a:avLst/>
-                    </a:prstGeom>
-                    <a:noFill/>
-                    <a:ln w="9525">
-                      <a:noFill/>
-                      <a:headEnd/>
-                      <a:tailEnd/>
-                    </a:ln>
-                  </pic:spPr>
-                </pic:pic>
-              </a:graphicData>
-            </a:graphic>
-          </wp:inline>
-        </w:drawing>
-      </w:r>
-    </w:p>
-    <w:p>
-      <w:pPr>
-        <w:pStyle w:val="ImageCaption"/>
-        <w:spacing w:before="80" w:after="120" w:line="240" w:lineRule="auto"/>
-        <w:jc w:val="center"/>
-        <w:keepNext w:val="0"/>
-        <w:keepLines/>
-        <w:widowControl w:val="1"/>
-      </w:pPr>
-      <w:r>
-        <w:rPr>
-          <w:b/>
-          <w:bCs/>
-        </w:rPr>
-        <w:t xml:space="preserve">Figure 6.</w:t>
-      </w:r>
-      <w:r>
-        <w:t xml:space="preserve"> </w:t>
-      </w:r>
-      <w:r>
-        <w:t xml:space="preserve">Throughput. CoEval produces roughly</w:t>
-      </w:r>
-      <w:r>
-        <w:t xml:space="preserve"> </w:t>
-      </w:r>
-      <m:oMath>
-        <m:r>
-          <m:t>1</m:t>
-        </m:r>
-        <m:r>
-          <m:rPr>
-            <m:sty m:val="p"/>
-          </m:rPr>
-          <m:t>,</m:t>
-        </m:r>
-        <m:r>
-          <m:t>350</m:t>
-        </m:r>
-      </m:oMath>
-      <w:r>
-        <w:t xml:space="preserve"> </w:t>
-      </w:r>
-      <w:r>
-        <w:t xml:space="preserve">evaluations per dollar</w:t>
-      </w:r>
-      <w:r>
-        <w:t xml:space="preserve"> </w:t>
-      </w:r>
-      <w:r>
-        <w:t xml:space="preserve">(7,978 evaluations for USD 5.89), two to three orders of magnitude above typical human annotation, enabling</w:t>
-      </w:r>
-      <w:r>
-        <w:t xml:space="preserve"> </w:t>
-      </w:r>
-      <w:r>
-        <w:t xml:space="preserve">re-evaluation on every model release.</w:t>
-      </w:r>
-    </w:p>
-    <w:bookmarkEnd w:id="45"/>
-    <w:bookmarkStart w:id="46" w:name="putting-it-together-domain-case-studies"/>
-    <w:p>
-      <w:pPr>
-        <w:pStyle w:val="Heading3"/>
-        <w:keepNext/>
-        <w:keepLines/>
-        <w:widowControl w:val="1"/>
-      </w:pPr>
-      <w:r>
-        <w:t xml:space="preserve">5.8 Putting it together: domain case studies</w:t>
+        <w:t xml:space="preserve">5.7 Putting it together: domain case studies</w:t>
       </w:r>
     </w:p>
     <w:p>
@@ -12457,9 +12122,9 @@
         </w:tc>
       </w:tr>
     </w:tbl>
-    <w:bookmarkEnd w:id="46"/>
-    <w:bookmarkEnd w:id="47"/>
-    <w:bookmarkStart w:id="48" w:name="discussion"/>
+    <w:bookmarkEnd w:id="39"/>
+    <w:bookmarkEnd w:id="40"/>
+    <w:bookmarkStart w:id="41" w:name="discussion"/>
     <w:p>
       <w:pPr>
         <w:pStyle w:val="Heading2"/>
@@ -12627,7 +12292,7 @@
         <w:t xml:space="preserve"> </w:t>
       </w:r>
       <w:r>
-        <w:t xml:space="preserve">exact-match QA, where labels exist; on subjective custom domains (Section 5.8) we rely on the cross-family</w:t>
+        <w:t xml:space="preserve">exact-match QA, where labels exist; on subjective custom domains (Section 5.7) we rely on the cross-family</w:t>
       </w:r>
       <w:r>
         <w:t xml:space="preserve"> </w:t>
@@ -12651,7 +12316,7 @@
         <w:t xml:space="preserve"> </w:t>
       </w:r>
       <w:r>
-        <w:t xml:space="preserve">overlap and by a controlled memorization study (Section 5.6); a verbatim n-gram test is not a membership test</w:t>
+        <w:t xml:space="preserve">overlap and by a controlled memorization study (Section 5.5); a verbatim n-gram test is not a membership test</w:t>
       </w:r>
       <w:r>
         <w:t xml:space="preserve"> </w:t>
@@ -12660,8 +12325,8 @@
         <w:t xml:space="preserve">against any model's full pretraining corpus.</w:t>
       </w:r>
     </w:p>
-    <w:bookmarkEnd w:id="48"/>
-    <w:bookmarkStart w:id="49" w:name="conclusion"/>
+    <w:bookmarkEnd w:id="41"/>
+    <w:bookmarkStart w:id="42" w:name="conclusion"/>
     <w:p>
       <w:pPr>
         <w:pStyle w:val="Heading2"/>
@@ -12794,8 +12459,8 @@
         <w:t xml:space="preserve">fully reproducible.</w:t>
       </w:r>
     </w:p>
-    <w:bookmarkEnd w:id="49"/>
-    <w:bookmarkStart w:id="114" w:name="references"/>
+    <w:bookmarkEnd w:id="42"/>
+    <w:bookmarkStart w:id="107" w:name="references"/>
     <w:p>
       <w:pPr>
         <w:pStyle w:val="ReferencesHeading"/>
@@ -12820,7 +12485,7 @@
         <w:keepLines w:val="0"/>
         <w:widowControl w:val="1"/>
       </w:pPr>
-      <w:bookmarkStart w:id="51" w:name="r1"/>
+      <w:bookmarkStart w:id="44" w:name="r1"/>
       <w:r>
         <w:t xml:space="preserve">Zheng, L., Chiang, W.-L., Sheng, Y., et al. (2023).</w:t>
       </w:r>
@@ -12857,7 +12522,7 @@
       <w:r>
         <w:t xml:space="preserve"> </w:t>
       </w:r>
-      <w:hyperlink r:id="rId50">
+      <w:hyperlink r:id="rId43">
         <w:r>
           <w:rPr>
             <w:rStyle w:val="Hyperlink"/>
@@ -12865,7 +12530,7 @@
           <w:t xml:space="preserve">arxiv.org/abs/2306.05685</w:t>
         </w:r>
       </w:hyperlink>
-      <w:bookmarkEnd w:id="51"/>
+      <w:bookmarkEnd w:id="44"/>
     </w:p>
     <w:p>
       <w:pPr>
@@ -12879,7 +12544,7 @@
         <w:keepLines w:val="0"/>
         <w:widowControl w:val="1"/>
       </w:pPr>
-      <w:bookmarkStart w:id="53" w:name="r2"/>
+      <w:bookmarkStart w:id="46" w:name="r2"/>
       <w:r>
         <w:t xml:space="preserve">Liu, Y., Iter, D., Xu, Y., et al. (2023).</w:t>
       </w:r>
@@ -12916,7 +12581,7 @@
       <w:r>
         <w:t xml:space="preserve"> </w:t>
       </w:r>
-      <w:hyperlink r:id="rId52">
+      <w:hyperlink r:id="rId45">
         <w:r>
           <w:rPr>
             <w:rStyle w:val="Hyperlink"/>
@@ -12924,7 +12589,7 @@
           <w:t xml:space="preserve">arxiv.org/abs/2303.16634</w:t>
         </w:r>
       </w:hyperlink>
-      <w:bookmarkEnd w:id="53"/>
+      <w:bookmarkEnd w:id="46"/>
     </w:p>
     <w:p>
       <w:pPr>
@@ -12938,7 +12603,7 @@
         <w:keepLines w:val="0"/>
         <w:widowControl w:val="1"/>
       </w:pPr>
-      <w:bookmarkStart w:id="55" w:name="r3"/>
+      <w:bookmarkStart w:id="48" w:name="r3"/>
       <w:r>
         <w:t xml:space="preserve">Kim, S., Suk, J., Longpre, S., et al. (2024).</w:t>
       </w:r>
@@ -12969,7 +12634,7 @@
       <w:r>
         <w:t xml:space="preserve"> </w:t>
       </w:r>
-      <w:hyperlink r:id="rId54">
+      <w:hyperlink r:id="rId47">
         <w:r>
           <w:rPr>
             <w:rStyle w:val="Hyperlink"/>
@@ -12977,7 +12642,7 @@
           <w:t xml:space="preserve">arxiv.org/abs/2405.01535</w:t>
         </w:r>
       </w:hyperlink>
-      <w:bookmarkEnd w:id="55"/>
+      <w:bookmarkEnd w:id="48"/>
     </w:p>
     <w:p>
       <w:pPr>
@@ -12991,7 +12656,7 @@
         <w:keepLines w:val="0"/>
         <w:widowControl w:val="1"/>
       </w:pPr>
-      <w:bookmarkStart w:id="57" w:name="r4"/>
+      <w:bookmarkStart w:id="50" w:name="r4"/>
       <w:r>
         <w:t xml:space="preserve">Vu, T., Krishna, K., Alzubi, S., et al. (2024).</w:t>
       </w:r>
@@ -13028,7 +12693,7 @@
       <w:r>
         <w:t xml:space="preserve"> </w:t>
       </w:r>
-      <w:hyperlink r:id="rId56">
+      <w:hyperlink r:id="rId49">
         <w:r>
           <w:rPr>
             <w:rStyle w:val="Hyperlink"/>
@@ -13036,7 +12701,7 @@
           <w:t xml:space="preserve">arxiv.org/abs/2407.10817</w:t>
         </w:r>
       </w:hyperlink>
-      <w:bookmarkEnd w:id="57"/>
+      <w:bookmarkEnd w:id="50"/>
     </w:p>
     <w:p>
       <w:pPr>
@@ -13050,7 +12715,7 @@
         <w:keepLines w:val="0"/>
         <w:widowControl w:val="1"/>
       </w:pPr>
-      <w:bookmarkStart w:id="59" w:name="r5"/>
+      <w:bookmarkStart w:id="52" w:name="r5"/>
       <w:r>
         <w:t xml:space="preserve">Verga, P., Hofstatter, S., Althammer, S., et al. (2024).</w:t>
       </w:r>
@@ -13081,7 +12746,7 @@
       <w:r>
         <w:t xml:space="preserve"> </w:t>
       </w:r>
-      <w:hyperlink r:id="rId58">
+      <w:hyperlink r:id="rId51">
         <w:r>
           <w:rPr>
             <w:rStyle w:val="Hyperlink"/>
@@ -13089,7 +12754,7 @@
           <w:t xml:space="preserve">arxiv.org/abs/2404.18796</w:t>
         </w:r>
       </w:hyperlink>
-      <w:bookmarkEnd w:id="59"/>
+      <w:bookmarkEnd w:id="52"/>
     </w:p>
     <w:p>
       <w:pPr>
@@ -13103,7 +12768,7 @@
         <w:keepLines w:val="0"/>
         <w:widowControl w:val="1"/>
       </w:pPr>
-      <w:bookmarkStart w:id="61" w:name="r6"/>
+      <w:bookmarkStart w:id="54" w:name="r6"/>
       <w:r>
         <w:t xml:space="preserve">Tan, S., Zhuang, S., Montgomery, K., et al. (2025).</w:t>
       </w:r>
@@ -13140,7 +12805,7 @@
       <w:r>
         <w:t xml:space="preserve"> </w:t>
       </w:r>
-      <w:hyperlink r:id="rId60">
+      <w:hyperlink r:id="rId53">
         <w:r>
           <w:rPr>
             <w:rStyle w:val="Hyperlink"/>
@@ -13148,7 +12813,7 @@
           <w:t xml:space="preserve">arxiv.org/abs/2410.12784</w:t>
         </w:r>
       </w:hyperlink>
-      <w:bookmarkEnd w:id="61"/>
+      <w:bookmarkEnd w:id="54"/>
     </w:p>
     <w:p>
       <w:pPr>
@@ -13162,7 +12827,7 @@
         <w:keepLines w:val="0"/>
         <w:widowControl w:val="1"/>
       </w:pPr>
-      <w:bookmarkStart w:id="63" w:name="r7"/>
+      <w:bookmarkStart w:id="56" w:name="r7"/>
       <w:r>
         <w:t xml:space="preserve">Kim, S., Suk, J., Cho, J. Y., et al. (2025).</w:t>
       </w:r>
@@ -13199,7 +12864,7 @@
       <w:r>
         <w:t xml:space="preserve"> </w:t>
       </w:r>
-      <w:hyperlink r:id="rId62">
+      <w:hyperlink r:id="rId55">
         <w:r>
           <w:rPr>
             <w:rStyle w:val="Hyperlink"/>
@@ -13207,7 +12872,7 @@
           <w:t xml:space="preserve">arxiv.org/abs/2406.05761</w:t>
         </w:r>
       </w:hyperlink>
-      <w:bookmarkEnd w:id="63"/>
+      <w:bookmarkEnd w:id="56"/>
     </w:p>
     <w:p>
       <w:pPr>
@@ -13221,7 +12886,7 @@
         <w:keepLines w:val="0"/>
         <w:widowControl w:val="1"/>
       </w:pPr>
-      <w:bookmarkStart w:id="65" w:name="r8"/>
+      <w:bookmarkStart w:id="58" w:name="r8"/>
       <w:r>
         <w:t xml:space="preserve">Dubois, Y., Galambosi, B., Liang, P., Hashimoto, T. B. (2024).</w:t>
       </w:r>
@@ -13252,7 +12917,7 @@
       <w:r>
         <w:t xml:space="preserve"> </w:t>
       </w:r>
-      <w:hyperlink r:id="rId64">
+      <w:hyperlink r:id="rId57">
         <w:r>
           <w:rPr>
             <w:rStyle w:val="Hyperlink"/>
@@ -13260,7 +12925,7 @@
           <w:t xml:space="preserve">arxiv.org/abs/2404.04475</w:t>
         </w:r>
       </w:hyperlink>
-      <w:bookmarkEnd w:id="65"/>
+      <w:bookmarkEnd w:id="58"/>
     </w:p>
     <w:p>
       <w:pPr>
@@ -13274,7 +12939,7 @@
         <w:keepLines w:val="0"/>
         <w:widowControl w:val="1"/>
       </w:pPr>
-      <w:bookmarkStart w:id="67" w:name="r9"/>
+      <w:bookmarkStart w:id="60" w:name="r9"/>
       <w:r>
         <w:t xml:space="preserve">Li, X. L., Kazemi, M., et al. (2024).</w:t>
       </w:r>
@@ -13291,7 +12956,7 @@
       <w:r>
         <w:t xml:space="preserve"> </w:t>
       </w:r>
-      <w:hyperlink r:id="rId66">
+      <w:hyperlink r:id="rId59">
         <w:r>
           <w:rPr>
             <w:rStyle w:val="Hyperlink"/>
@@ -13299,7 +12964,7 @@
           <w:t xml:space="preserve">arxiv.org/abs/2407.08351</w:t>
         </w:r>
       </w:hyperlink>
-      <w:bookmarkEnd w:id="67"/>
+      <w:bookmarkEnd w:id="60"/>
     </w:p>
     <w:p>
       <w:pPr>
@@ -13313,7 +12978,7 @@
         <w:keepLines w:val="0"/>
         <w:widowControl w:val="1"/>
       </w:pPr>
-      <w:bookmarkStart w:id="69" w:name="r10"/>
+      <w:bookmarkStart w:id="62" w:name="r10"/>
       <w:r>
         <w:t xml:space="preserve">Butt, N., Awadalla, H., et al. (2024).</w:t>
       </w:r>
@@ -13344,7 +13009,7 @@
       <w:r>
         <w:t xml:space="preserve"> </w:t>
       </w:r>
-      <w:hyperlink r:id="rId68">
+      <w:hyperlink r:id="rId61">
         <w:r>
           <w:rPr>
             <w:rStyle w:val="Hyperlink"/>
@@ -13352,7 +13017,7 @@
           <w:t xml:space="preserve">arxiv.org/abs/2410.22584</w:t>
         </w:r>
       </w:hyperlink>
-      <w:bookmarkEnd w:id="69"/>
+      <w:bookmarkEnd w:id="62"/>
     </w:p>
     <w:p>
       <w:pPr>
@@ -13366,7 +13031,7 @@
         <w:keepLines w:val="0"/>
         <w:widowControl w:val="1"/>
       </w:pPr>
-      <w:bookmarkStart w:id="71" w:name="r11"/>
+      <w:bookmarkStart w:id="64" w:name="r11"/>
       <w:r>
         <w:t xml:space="preserve">Shashidhar, S., et al. (2025).</w:t>
       </w:r>
@@ -13383,7 +13048,7 @@
       <w:r>
         <w:t xml:space="preserve"> </w:t>
       </w:r>
-      <w:hyperlink r:id="rId70">
+      <w:hyperlink r:id="rId63">
         <w:r>
           <w:rPr>
             <w:rStyle w:val="Hyperlink"/>
@@ -13391,7 +13056,7 @@
           <w:t xml:space="preserve">arxiv.org/abs/2504.01833</w:t>
         </w:r>
       </w:hyperlink>
-      <w:bookmarkEnd w:id="71"/>
+      <w:bookmarkEnd w:id="64"/>
     </w:p>
     <w:p>
       <w:pPr>
@@ -13405,7 +13070,7 @@
         <w:keepLines w:val="0"/>
         <w:widowControl w:val="1"/>
       </w:pPr>
-      <w:bookmarkStart w:id="73" w:name="r12"/>
+      <w:bookmarkStart w:id="66" w:name="r12"/>
       <w:r>
         <w:t xml:space="preserve">Zhang, H., Da, J., Lee, D., et al. (2024).</w:t>
       </w:r>
@@ -13436,7 +13101,7 @@
       <w:r>
         <w:t xml:space="preserve"> </w:t>
       </w:r>
-      <w:hyperlink r:id="rId72">
+      <w:hyperlink r:id="rId65">
         <w:r>
           <w:rPr>
             <w:rStyle w:val="Hyperlink"/>
@@ -13444,7 +13109,7 @@
           <w:t xml:space="preserve">arxiv.org/abs/2405.00332</w:t>
         </w:r>
       </w:hyperlink>
-      <w:bookmarkEnd w:id="73"/>
+      <w:bookmarkEnd w:id="66"/>
     </w:p>
     <w:p>
       <w:pPr>
@@ -13458,7 +13123,7 @@
         <w:keepLines w:val="0"/>
         <w:widowControl w:val="1"/>
       </w:pPr>
-      <w:bookmarkStart w:id="75" w:name="r13"/>
+      <w:bookmarkStart w:id="68" w:name="r13"/>
       <w:r>
         <w:t xml:space="preserve">Xu, C., et al. (2025).</w:t>
       </w:r>
@@ -13475,7 +13140,7 @@
       <w:r>
         <w:t xml:space="preserve"> </w:t>
       </w:r>
-      <w:hyperlink r:id="rId74">
+      <w:hyperlink r:id="rId67">
         <w:r>
           <w:rPr>
             <w:rStyle w:val="Hyperlink"/>
@@ -13483,7 +13148,7 @@
           <w:t xml:space="preserve">arxiv.org/abs/2502.14425</w:t>
         </w:r>
       </w:hyperlink>
-      <w:bookmarkEnd w:id="75"/>
+      <w:bookmarkEnd w:id="68"/>
     </w:p>
     <w:p>
       <w:pPr>
@@ -13497,7 +13162,7 @@
         <w:keepLines w:val="0"/>
         <w:widowControl w:val="1"/>
       </w:pPr>
-      <w:bookmarkStart w:id="77" w:name="r14"/>
+      <w:bookmarkStart w:id="70" w:name="r14"/>
       <w:r>
         <w:t xml:space="preserve">Kiela, D., Bartolo, M., Nie, Y., et al. (2021).</w:t>
       </w:r>
@@ -13520,7 +13185,7 @@
       <w:r>
         <w:t xml:space="preserve"> </w:t>
       </w:r>
-      <w:hyperlink r:id="rId76">
+      <w:hyperlink r:id="rId69">
         <w:r>
           <w:rPr>
             <w:rStyle w:val="Hyperlink"/>
@@ -13528,7 +13193,7 @@
           <w:t xml:space="preserve">arxiv.org/abs/2104.14337</w:t>
         </w:r>
       </w:hyperlink>
-      <w:bookmarkEnd w:id="77"/>
+      <w:bookmarkEnd w:id="70"/>
     </w:p>
     <w:p>
       <w:pPr>
@@ -13542,7 +13207,7 @@
         <w:keepLines w:val="0"/>
         <w:widowControl w:val="1"/>
       </w:pPr>
-      <w:bookmarkStart w:id="79" w:name="r15"/>
+      <w:bookmarkStart w:id="72" w:name="r15"/>
       <w:r>
         <w:t xml:space="preserve">Li, D., Sun, R., Huang, Y., et al. (2026).</w:t>
       </w:r>
@@ -13579,7 +13244,7 @@
       <w:r>
         <w:t xml:space="preserve"> </w:t>
       </w:r>
-      <w:hyperlink r:id="rId78">
+      <w:hyperlink r:id="rId71">
         <w:r>
           <w:rPr>
             <w:rStyle w:val="Hyperlink"/>
@@ -13587,7 +13252,7 @@
           <w:t xml:space="preserve">arxiv.org/abs/2502.01534</w:t>
         </w:r>
       </w:hyperlink>
-      <w:bookmarkEnd w:id="79"/>
+      <w:bookmarkEnd w:id="72"/>
     </w:p>
     <w:p>
       <w:pPr>
@@ -13601,7 +13266,7 @@
         <w:keepLines w:val="0"/>
         <w:widowControl w:val="1"/>
       </w:pPr>
-      <w:bookmarkStart w:id="81" w:name="r16"/>
+      <w:bookmarkStart w:id="74" w:name="r16"/>
       <w:r>
         <w:t xml:space="preserve">Spiliopoulou, E., et al. (2025).</w:t>
       </w:r>
@@ -13632,7 +13297,7 @@
       <w:r>
         <w:t xml:space="preserve"> </w:t>
       </w:r>
-      <w:hyperlink r:id="rId80">
+      <w:hyperlink r:id="rId73">
         <w:r>
           <w:rPr>
             <w:rStyle w:val="Hyperlink"/>
@@ -13640,7 +13305,7 @@
           <w:t xml:space="preserve">arxiv.org/abs/2508.06709</w:t>
         </w:r>
       </w:hyperlink>
-      <w:bookmarkEnd w:id="81"/>
+      <w:bookmarkEnd w:id="74"/>
     </w:p>
     <w:p>
       <w:pPr>
@@ -13654,7 +13319,7 @@
         <w:keepLines w:val="0"/>
         <w:widowControl w:val="1"/>
       </w:pPr>
-      <w:bookmarkStart w:id="83" w:name="r17"/>
+      <w:bookmarkStart w:id="76" w:name="r17"/>
       <w:r>
         <w:t xml:space="preserve">Ye, J., Wang, Y., Huang, Y., et al. (2024).</w:t>
       </w:r>
@@ -13685,7 +13350,7 @@
       <w:r>
         <w:t xml:space="preserve"> </w:t>
       </w:r>
-      <w:hyperlink r:id="rId82">
+      <w:hyperlink r:id="rId75">
         <w:r>
           <w:rPr>
             <w:rStyle w:val="Hyperlink"/>
@@ -13693,7 +13358,7 @@
           <w:t xml:space="preserve">arxiv.org/abs/2410.02736</w:t>
         </w:r>
       </w:hyperlink>
-      <w:bookmarkEnd w:id="83"/>
+      <w:bookmarkEnd w:id="76"/>
     </w:p>
     <w:p>
       <w:pPr>
@@ -13707,7 +13372,7 @@
         <w:keepLines w:val="0"/>
         <w:widowControl w:val="1"/>
       </w:pPr>
-      <w:bookmarkStart w:id="85" w:name="r18"/>
+      <w:bookmarkStart w:id="78" w:name="r18"/>
       <w:r>
         <w:t xml:space="preserve">Wataoka, K., Takahashi, T., Ri, R. (2024).</w:t>
       </w:r>
@@ -13724,7 +13389,7 @@
       <w:r>
         <w:t xml:space="preserve"> </w:t>
       </w:r>
-      <w:hyperlink r:id="rId84">
+      <w:hyperlink r:id="rId77">
         <w:r>
           <w:rPr>
             <w:rStyle w:val="Hyperlink"/>
@@ -13732,7 +13397,7 @@
           <w:t xml:space="preserve">arxiv.org/abs/2410.21819</w:t>
         </w:r>
       </w:hyperlink>
-      <w:bookmarkEnd w:id="85"/>
+      <w:bookmarkEnd w:id="78"/>
     </w:p>
     <w:p>
       <w:pPr>
@@ -13746,7 +13411,7 @@
         <w:keepLines w:val="0"/>
         <w:widowControl w:val="1"/>
       </w:pPr>
-      <w:bookmarkStart w:id="87" w:name="r19"/>
+      <w:bookmarkStart w:id="80" w:name="r19"/>
       <w:r>
         <w:t xml:space="preserve">Gu, J., Jiang, X., Shi, Z., et al. (2024).</w:t>
       </w:r>
@@ -13763,7 +13428,7 @@
       <w:r>
         <w:t xml:space="preserve"> </w:t>
       </w:r>
-      <w:hyperlink r:id="rId86">
+      <w:hyperlink r:id="rId79">
         <w:r>
           <w:rPr>
             <w:rStyle w:val="Hyperlink"/>
@@ -13771,7 +13436,7 @@
           <w:t xml:space="preserve">arxiv.org/abs/2411.15594</w:t>
         </w:r>
       </w:hyperlink>
-      <w:bookmarkEnd w:id="87"/>
+      <w:bookmarkEnd w:id="80"/>
     </w:p>
     <w:p>
       <w:pPr>
@@ -13785,7 +13450,7 @@
         <w:keepLines w:val="0"/>
         <w:widowControl w:val="1"/>
       </w:pPr>
-      <w:bookmarkStart w:id="89" w:name="r20"/>
+      <w:bookmarkStart w:id="82" w:name="r20"/>
       <w:r>
         <w:t xml:space="preserve">Li, D., Jiang, B., Huang, L., et al. (2025).</w:t>
       </w:r>
@@ -13822,7 +13487,7 @@
       <w:r>
         <w:t xml:space="preserve"> </w:t>
       </w:r>
-      <w:hyperlink r:id="rId88">
+      <w:hyperlink r:id="rId81">
         <w:r>
           <w:rPr>
             <w:rStyle w:val="Hyperlink"/>
@@ -13830,7 +13495,7 @@
           <w:t xml:space="preserve">arxiv.org/abs/2411.16594</w:t>
         </w:r>
       </w:hyperlink>
-      <w:bookmarkEnd w:id="89"/>
+      <w:bookmarkEnd w:id="82"/>
     </w:p>
     <w:p>
       <w:pPr>
@@ -13844,7 +13509,7 @@
         <w:keepLines w:val="0"/>
         <w:widowControl w:val="1"/>
       </w:pPr>
-      <w:bookmarkStart w:id="91" w:name="r21"/>
+      <w:bookmarkStart w:id="84" w:name="r21"/>
       <w:r>
         <w:t xml:space="preserve">Chan, C.-M., Chen, W., Su, Y., et al. (2024).</w:t>
       </w:r>
@@ -13881,7 +13546,7 @@
       <w:r>
         <w:t xml:space="preserve"> </w:t>
       </w:r>
-      <w:hyperlink r:id="rId90">
+      <w:hyperlink r:id="rId83">
         <w:r>
           <w:rPr>
             <w:rStyle w:val="Hyperlink"/>
@@ -13889,7 +13554,7 @@
           <w:t xml:space="preserve">arxiv.org/abs/2308.07201</w:t>
         </w:r>
       </w:hyperlink>
-      <w:bookmarkEnd w:id="91"/>
+      <w:bookmarkEnd w:id="84"/>
     </w:p>
     <w:p>
       <w:pPr>
@@ -13903,7 +13568,7 @@
         <w:keepLines w:val="0"/>
         <w:widowControl w:val="1"/>
       </w:pPr>
-      <w:bookmarkStart w:id="93" w:name="r22"/>
+      <w:bookmarkStart w:id="86" w:name="r22"/>
       <w:r>
         <w:t xml:space="preserve">White, C., Dooley, S., Roberts, M., et al. (2025).</w:t>
       </w:r>
@@ -13940,7 +13605,7 @@
       <w:r>
         <w:t xml:space="preserve"> </w:t>
       </w:r>
-      <w:hyperlink r:id="rId92">
+      <w:hyperlink r:id="rId85">
         <w:r>
           <w:rPr>
             <w:rStyle w:val="Hyperlink"/>
@@ -13948,7 +13613,7 @@
           <w:t xml:space="preserve">arxiv.org/abs/2406.19314</w:t>
         </w:r>
       </w:hyperlink>
-      <w:bookmarkEnd w:id="93"/>
+      <w:bookmarkEnd w:id="86"/>
     </w:p>
     <w:p>
       <w:pPr>
@@ -13962,7 +13627,7 @@
         <w:keepLines w:val="0"/>
         <w:widowControl w:val="1"/>
       </w:pPr>
-      <w:bookmarkStart w:id="95" w:name="r23"/>
+      <w:bookmarkStart w:id="88" w:name="r23"/>
       <w:r>
         <w:t xml:space="preserve">Jain, N., Han, K., Gu, A., et al. (2025).</w:t>
       </w:r>
@@ -13999,7 +13664,7 @@
       <w:r>
         <w:t xml:space="preserve"> </w:t>
       </w:r>
-      <w:hyperlink r:id="rId94">
+      <w:hyperlink r:id="rId87">
         <w:r>
           <w:rPr>
             <w:rStyle w:val="Hyperlink"/>
@@ -14007,7 +13672,7 @@
           <w:t xml:space="preserve">arxiv.org/abs/2403.07974</w:t>
         </w:r>
       </w:hyperlink>
-      <w:bookmarkEnd w:id="95"/>
+      <w:bookmarkEnd w:id="88"/>
     </w:p>
     <w:p>
       <w:pPr>
@@ -14021,7 +13686,7 @@
         <w:keepLines w:val="0"/>
         <w:widowControl w:val="1"/>
       </w:pPr>
-      <w:bookmarkStart w:id="97" w:name="r24"/>
+      <w:bookmarkStart w:id="90" w:name="r24"/>
       <w:r>
         <w:t xml:space="preserve">Chen, W.-L., Wu, Z., Bansal, H., et al. (2025).</w:t>
       </w:r>
@@ -14052,7 +13717,7 @@
       <w:r>
         <w:t xml:space="preserve"> </w:t>
       </w:r>
-      <w:hyperlink r:id="rId96">
+      <w:hyperlink r:id="rId89">
         <w:r>
           <w:rPr>
             <w:rStyle w:val="Hyperlink"/>
@@ -14060,7 +13725,7 @@
           <w:t xml:space="preserve">arxiv.org/abs/2504.03846</w:t>
         </w:r>
       </w:hyperlink>
-      <w:bookmarkEnd w:id="97"/>
+      <w:bookmarkEnd w:id="90"/>
     </w:p>
     <w:p>
       <w:pPr>
@@ -14074,7 +13739,7 @@
         <w:keepLines w:val="0"/>
         <w:widowControl w:val="1"/>
       </w:pPr>
-      <w:bookmarkStart w:id="99" w:name="r25"/>
+      <w:bookmarkStart w:id="92" w:name="r25"/>
       <w:r>
         <w:t xml:space="preserve">Raju, R., Jain, S., Li, B., et al. (2024).</w:t>
       </w:r>
@@ -14105,7 +13770,7 @@
       <w:r>
         <w:t xml:space="preserve"> </w:t>
       </w:r>
-      <w:hyperlink r:id="rId98">
+      <w:hyperlink r:id="rId91">
         <w:r>
           <w:rPr>
             <w:rStyle w:val="Hyperlink"/>
@@ -14113,7 +13778,7 @@
           <w:t xml:space="preserve">arxiv.org/abs/2408.08808</w:t>
         </w:r>
       </w:hyperlink>
-      <w:bookmarkEnd w:id="99"/>
+      <w:bookmarkEnd w:id="92"/>
     </w:p>
     <w:p>
       <w:pPr>
@@ -14127,7 +13792,7 @@
         <w:keepLines w:val="0"/>
         <w:widowControl w:val="1"/>
       </w:pPr>
-      <w:bookmarkStart w:id="101" w:name="r26"/>
+      <w:bookmarkStart w:id="94" w:name="r26"/>
       <w:r>
         <w:t xml:space="preserve">Li, Y., et al. (2025).</w:t>
       </w:r>
@@ -14144,7 +13809,7 @@
       <w:r>
         <w:t xml:space="preserve"> </w:t>
       </w:r>
-      <w:hyperlink r:id="rId100">
+      <w:hyperlink r:id="rId93">
         <w:r>
           <w:rPr>
             <w:rStyle w:val="Hyperlink"/>
@@ -14152,7 +13817,7 @@
           <w:t xml:space="preserve">arxiv.org/abs/2504.17087</w:t>
         </w:r>
       </w:hyperlink>
-      <w:bookmarkEnd w:id="101"/>
+      <w:bookmarkEnd w:id="94"/>
     </w:p>
     <w:p>
       <w:pPr>
@@ -14166,7 +13831,7 @@
         <w:keepLines w:val="0"/>
         <w:widowControl w:val="1"/>
       </w:pPr>
-      <w:bookmarkStart w:id="103" w:name="r27"/>
+      <w:bookmarkStart w:id="96" w:name="r27"/>
       <w:r>
         <w:t xml:space="preserve">Qian, C., Sun, G., Gales, M., Knill, K. (2026).</w:t>
       </w:r>
@@ -14203,7 +13868,7 @@
       <w:r>
         <w:t xml:space="preserve"> </w:t>
       </w:r>
-      <w:hyperlink r:id="rId102">
+      <w:hyperlink r:id="rId95">
         <w:r>
           <w:rPr>
             <w:rStyle w:val="Hyperlink"/>
@@ -14211,7 +13876,7 @@
           <w:t xml:space="preserve">arxiv.org/abs/2602.16610</w:t>
         </w:r>
       </w:hyperlink>
-      <w:bookmarkEnd w:id="103"/>
+      <w:bookmarkEnd w:id="96"/>
     </w:p>
     <w:p>
       <w:pPr>
@@ -14225,7 +13890,7 @@
         <w:keepLines w:val="0"/>
         <w:widowControl w:val="1"/>
       </w:pPr>
-      <w:bookmarkStart w:id="105" w:name="r28"/>
+      <w:bookmarkStart w:id="98" w:name="r28"/>
       <w:r>
         <w:t xml:space="preserve">Zhao, Y., Shin, J., Huang, Z., Namburi, S., Sala, F. (2026).</w:t>
       </w:r>
@@ -14256,7 +13921,7 @@
       <w:r>
         <w:t xml:space="preserve"> </w:t>
       </w:r>
-      <w:hyperlink r:id="rId104">
+      <w:hyperlink r:id="rId97">
         <w:r>
           <w:rPr>
             <w:rStyle w:val="Hyperlink"/>
@@ -14264,7 +13929,7 @@
           <w:t xml:space="preserve">arxiv.org/abs/2603.00039</w:t>
         </w:r>
       </w:hyperlink>
-      <w:bookmarkEnd w:id="105"/>
+      <w:bookmarkEnd w:id="98"/>
     </w:p>
     <w:p>
       <w:pPr>
@@ -14278,7 +13943,7 @@
         <w:keepLines w:val="0"/>
         <w:widowControl w:val="1"/>
       </w:pPr>
-      <w:bookmarkStart w:id="107" w:name="r29"/>
+      <w:bookmarkStart w:id="100" w:name="r29"/>
       <w:r>
         <w:t xml:space="preserve">Xu, C., Tan, Z., Wu, J., Zhou, T. (2026).</w:t>
       </w:r>
@@ -14309,7 +13974,7 @@
       <w:r>
         <w:t xml:space="preserve"> </w:t>
       </w:r>
-      <w:hyperlink r:id="rId106">
+      <w:hyperlink r:id="rId99">
         <w:r>
           <w:rPr>
             <w:rStyle w:val="Hyperlink"/>
@@ -14317,7 +13982,7 @@
           <w:t xml:space="preserve">arxiv.org/abs/2601.21817</w:t>
         </w:r>
       </w:hyperlink>
-      <w:bookmarkEnd w:id="107"/>
+      <w:bookmarkEnd w:id="100"/>
     </w:p>
     <w:p>
       <w:pPr>
@@ -14331,7 +13996,7 @@
         <w:keepLines w:val="0"/>
         <w:widowControl w:val="1"/>
       </w:pPr>
-      <w:bookmarkStart w:id="109" w:name="r30"/>
+      <w:bookmarkStart w:id="102" w:name="r30"/>
       <w:r>
         <w:t xml:space="preserve">Patel, A., Reddy, S., Bahdanau, D. (2025).</w:t>
       </w:r>
@@ -14362,7 +14027,7 @@
       <w:r>
         <w:t xml:space="preserve"> </w:t>
       </w:r>
-      <w:hyperlink r:id="rId108">
+      <w:hyperlink r:id="rId101">
         <w:r>
           <w:rPr>
             <w:rStyle w:val="Hyperlink"/>
@@ -14370,7 +14035,7 @@
           <w:t xml:space="preserve">arxiv.org/abs/2502.14678</w:t>
         </w:r>
       </w:hyperlink>
-      <w:bookmarkEnd w:id="109"/>
+      <w:bookmarkEnd w:id="102"/>
     </w:p>
     <w:p>
       <w:pPr>
@@ -14384,7 +14049,7 @@
         <w:keepLines w:val="0"/>
         <w:widowControl w:val="1"/>
       </w:pPr>
-      <w:bookmarkStart w:id="111" w:name="r31"/>
+      <w:bookmarkStart w:id="104" w:name="r31"/>
       <w:r>
         <w:t xml:space="preserve">Filice, S., Horowitz, G., Carmel, D., Karnin, Z., Lewin-Eytan, L., Maarek, Y. (2025).</w:t>
       </w:r>
@@ -14421,7 +14086,7 @@
       <w:r>
         <w:t xml:space="preserve"> </w:t>
       </w:r>
-      <w:hyperlink r:id="rId110">
+      <w:hyperlink r:id="rId103">
         <w:r>
           <w:rPr>
             <w:rStyle w:val="Hyperlink"/>
@@ -14429,7 +14094,7 @@
           <w:t xml:space="preserve">arxiv.org/abs/2501.12789</w:t>
         </w:r>
       </w:hyperlink>
-      <w:bookmarkEnd w:id="111"/>
+      <w:bookmarkEnd w:id="104"/>
     </w:p>
     <w:p>
       <w:pPr>
@@ -14443,7 +14108,7 @@
         <w:keepLines w:val="0"/>
         <w:widowControl w:val="1"/>
       </w:pPr>
-      <w:bookmarkStart w:id="113" w:name="r32"/>
+      <w:bookmarkStart w:id="106" w:name="r32"/>
       <w:r>
         <w:t xml:space="preserve">Chen, Y., et al. (2025).</w:t>
       </w:r>
@@ -14480,7 +14145,7 @@
       <w:r>
         <w:t xml:space="preserve"> </w:t>
       </w:r>
-      <w:hyperlink r:id="rId112">
+      <w:hyperlink r:id="rId105">
         <w:r>
           <w:rPr>
             <w:rStyle w:val="Hyperlink"/>
@@ -14488,10 +14153,10 @@
           <w:t xml:space="preserve">arxiv.org/abs/2502.17521</w:t>
         </w:r>
       </w:hyperlink>
-      <w:bookmarkEnd w:id="113"/>
+      <w:bookmarkEnd w:id="106"/>
     </w:p>
-    <w:bookmarkEnd w:id="114"/>
-    <w:bookmarkStart w:id="115" w:name="appA"/>
+    <w:bookmarkEnd w:id="107"/>
+    <w:bookmarkStart w:id="108" w:name="appA"/>
     <w:p>
       <w:pPr>
         <w:pStyle w:val="Heading2"/>
@@ -15172,7 +14837,359 @@
         <w:t xml:space="preserve">nested (multiple student responses per item).</w:t>
       </w:r>
     </w:p>
-    <w:bookmarkEnd w:id="115"/>
+    <w:bookmarkEnd w:id="108"/>
+    <w:bookmarkStart w:id="112" w:name="appB"/>
+    <w:p>
+      <w:pPr>
+        <w:pStyle w:val="Heading2"/>
+        <w:keepNext/>
+        <w:keepLines/>
+        <w:widowControl w:val="1"/>
+      </w:pPr>
+      <w:r>
+        <w:t xml:space="preserve">Appendix B. Rubric structure</w:t>
+      </w:r>
+    </w:p>
+    <w:p>
+      <w:pPr>
+        <w:pStyle w:val="FirstParagraph"/>
+        <w:jc w:val="both"/>
+        <w:keepNext w:val="0"/>
+        <w:keepLines w:val="0"/>
+        <w:widowControl w:val="1"/>
+      </w:pPr>
+      <w:r>
+        <w:t xml:space="preserve">CoEval generates a scoring rubric automatically per task. We examine whether these rubrics are appropriately</w:t>
+      </w:r>
+      <w:r>
+        <w:t xml:space="preserve"> </w:t>
+      </w:r>
+      <w:r>
+        <w:t xml:space="preserve">task-specialized while sharing a common quality core. Across the four tasks, the 22 auto-generated rubric criteria</w:t>
+      </w:r>
+      <w:r>
+        <w:t xml:space="preserve"> </w:t>
+      </w:r>
+      <w:r>
+        <w:t xml:space="preserve">exhibit a mean</w:t>
+      </w:r>
+      <w:r>
+        <w:t xml:space="preserve"> </w:t>
+      </w:r>
+      <w:r>
+        <w:rPr>
+          <w:i/>
+          <w:iCs/>
+        </w:rPr>
+        <w:t xml:space="preserve">within-task</w:t>
+      </w:r>
+      <w:r>
+        <w:t xml:space="preserve"> </w:t>
+      </w:r>
+      <w:r>
+        <w:t xml:space="preserve">semantic similarity of</w:t>
+      </w:r>
+      <w:r>
+        <w:t xml:space="preserve"> </w:t>
+      </w:r>
+      <m:oMath>
+        <m:r>
+          <m:t>0.342</m:t>
+        </m:r>
+      </m:oMath>
+      <w:r>
+        <w:t xml:space="preserve">, exceeding the mean</w:t>
+      </w:r>
+      <w:r>
+        <w:t xml:space="preserve"> </w:t>
+      </w:r>
+      <w:r>
+        <w:rPr>
+          <w:i/>
+          <w:iCs/>
+        </w:rPr>
+        <w:t xml:space="preserve">cross-task</w:t>
+      </w:r>
+      <w:r>
+        <w:t xml:space="preserve"> </w:t>
+      </w:r>
+      <w:r>
+        <w:t xml:space="preserve">similarity</w:t>
+      </w:r>
+      <w:r>
+        <w:t xml:space="preserve"> </w:t>
+      </w:r>
+      <w:r>
+        <w:t xml:space="preserve">of</w:t>
+      </w:r>
+      <w:r>
+        <w:t xml:space="preserve"> </w:t>
+      </w:r>
+      <m:oMath>
+        <m:r>
+          <m:t>0.294</m:t>
+        </m:r>
+      </m:oMath>
+      <w:r>
+        <w:t xml:space="preserve">: criteria cluster by task, as desired. At the same time, a shared universal</w:t>
+      </w:r>
+      <w:r>
+        <w:t xml:space="preserve"> </w:t>
+      </w:r>
+      <w:r>
+        <w:rPr>
+          <w:i/>
+          <w:iCs/>
+        </w:rPr>
+        <w:t xml:space="preserve">“completeness”</w:t>
+      </w:r>
+      <w:r>
+        <w:t xml:space="preserve"> </w:t>
+      </w:r>
+      <w:r>
+        <w:t xml:space="preserve">dimension recurs across three of the four tasks, indicating a common quality core.</w:t>
+      </w:r>
+      <w:r>
+        <w:t xml:space="preserve"> </w:t>
+      </w:r>
+      <w:r>
+        <w:t xml:space="preserve">CoEval's rubrics are thus specialized to each task's demands yet anchored by a transferable notion of answer quality.</w:t>
+      </w:r>
+    </w:p>
+    <w:p>
+      <w:pPr>
+        <w:pStyle w:val="BodyText"/>
+        <w:jc w:val="center"/>
+        <w:keepNext/>
+        <w:keepLines/>
+        <w:widowControl w:val="1"/>
+      </w:pPr>
+      <w:r>
+        <w:drawing>
+          <wp:inline>
+            <wp:extent cx="5736336" cy="4998720"/>
+            <wp:effectExtent b="0" l="0" r="0" t="0"/>
+            <wp:docPr descr="Heatmap of pairwise semantic similarity between auto-generated rubric criteria" title="" id="110" name="Picture"/>
+            <a:graphic>
+              <a:graphicData uri="http://schemas.openxmlformats.org/drawingml/2006/picture">
+                <pic:pic>
+                  <pic:nvPicPr>
+                    <pic:cNvPr descr="figures/f5_rubric_heatmap.png" id="111" name="Picture"/>
+                    <pic:cNvPicPr>
+                      <a:picLocks noChangeArrowheads="1" noChangeAspect="1"/>
+                    </pic:cNvPicPr>
+                  </pic:nvPicPr>
+                  <pic:blipFill>
+                    <a:blip r:embed="rId109"/>
+                    <a:stretch>
+                      <a:fillRect/>
+                    </a:stretch>
+                  </pic:blipFill>
+                  <pic:spPr bwMode="auto">
+                    <a:xfrm>
+                      <a:off x="0" y="0"/>
+                      <a:ext cx="5736336" cy="4998720"/>
+                    </a:xfrm>
+                    <a:prstGeom prst="rect">
+                      <a:avLst/>
+                    </a:prstGeom>
+                    <a:noFill/>
+                    <a:ln w="9525">
+                      <a:noFill/>
+                      <a:headEnd/>
+                      <a:tailEnd/>
+                    </a:ln>
+                  </pic:spPr>
+                </pic:pic>
+              </a:graphicData>
+            </a:graphic>
+          </wp:inline>
+        </w:drawing>
+      </w:r>
+    </w:p>
+    <w:p>
+      <w:pPr>
+        <w:pStyle w:val="ImageCaption"/>
+        <w:spacing w:before="80" w:after="120" w:line="240" w:lineRule="auto"/>
+        <w:jc w:val="center"/>
+        <w:keepNext w:val="0"/>
+        <w:keepLines/>
+        <w:widowControl w:val="1"/>
+      </w:pPr>
+      <w:r>
+        <w:rPr>
+          <w:b/>
+          <w:bCs/>
+        </w:rPr>
+        <w:t xml:space="preserve">Figure 5.</w:t>
+      </w:r>
+      <w:r>
+        <w:t xml:space="preserve"> </w:t>
+      </w:r>
+      <w:r>
+        <w:t xml:space="preserve">Pairwise semantic similarity of the 22 auto-generated rubric criteria across</w:t>
+      </w:r>
+      <w:r>
+        <w:t xml:space="preserve"> </w:t>
+      </w:r>
+      <w:r>
+        <w:t xml:space="preserve">four tasks. Block structure along the diagonal reflects task specialization (within-task</w:t>
+      </w:r>
+      <w:r>
+        <w:t xml:space="preserve"> </w:t>
+      </w:r>
+      <m:oMath>
+        <m:r>
+          <m:t>0.342</m:t>
+        </m:r>
+        <m:r>
+          <m:rPr>
+            <m:sty m:val="p"/>
+          </m:rPr>
+          <m:t>&gt;</m:t>
+        </m:r>
+      </m:oMath>
+      <w:r>
+        <w:t xml:space="preserve"> </w:t>
+      </w:r>
+      <w:r>
+        <w:t xml:space="preserve">cross-task</w:t>
+      </w:r>
+      <w:r>
+        <w:t xml:space="preserve"> </w:t>
+      </w:r>
+      <m:oMath>
+        <m:r>
+          <m:t>0.294</m:t>
+        </m:r>
+      </m:oMath>
+      <w:r>
+        <w:t xml:space="preserve">), while a recurring “completeness” dimension forms a cross-task cluster.</w:t>
+      </w:r>
+    </w:p>
+    <w:bookmarkEnd w:id="112"/>
+    <w:bookmarkStart w:id="116" w:name="appC"/>
+    <w:p>
+      <w:pPr>
+        <w:pStyle w:val="Heading2"/>
+        <w:keepNext/>
+        <w:keepLines/>
+        <w:widowControl w:val="1"/>
+      </w:pPr>
+      <w:r>
+        <w:t xml:space="preserve">Appendix C. Evaluation throughput</w:t>
+      </w:r>
+    </w:p>
+    <w:p>
+      <w:pPr>
+        <w:pStyle w:val="BodyText"/>
+        <w:jc w:val="center"/>
+        <w:keepNext/>
+        <w:keepLines/>
+        <w:widowControl w:val="1"/>
+      </w:pPr>
+      <w:r>
+        <w:drawing>
+          <wp:inline>
+            <wp:extent cx="4632960" cy="2987040"/>
+            <wp:effectExtent b="0" l="0" r="0" t="0"/>
+            <wp:docPr descr="Evaluations per dollar: CoEval versus human annotation" title="" id="114" name="Picture"/>
+            <a:graphic>
+              <a:graphicData uri="http://schemas.openxmlformats.org/drawingml/2006/picture">
+                <pic:pic>
+                  <pic:nvPicPr>
+                    <pic:cNvPr descr="figures/f6_cost.png" id="115" name="Picture"/>
+                    <pic:cNvPicPr>
+                      <a:picLocks noChangeArrowheads="1" noChangeAspect="1"/>
+                    </pic:cNvPicPr>
+                  </pic:nvPicPr>
+                  <pic:blipFill>
+                    <a:blip r:embed="rId113"/>
+                    <a:stretch>
+                      <a:fillRect/>
+                    </a:stretch>
+                  </pic:blipFill>
+                  <pic:spPr bwMode="auto">
+                    <a:xfrm>
+                      <a:off x="0" y="0"/>
+                      <a:ext cx="4632960" cy="2987040"/>
+                    </a:xfrm>
+                    <a:prstGeom prst="rect">
+                      <a:avLst/>
+                    </a:prstGeom>
+                    <a:noFill/>
+                    <a:ln w="9525">
+                      <a:noFill/>
+                      <a:headEnd/>
+                      <a:tailEnd/>
+                    </a:ln>
+                  </pic:spPr>
+                </pic:pic>
+              </a:graphicData>
+            </a:graphic>
+          </wp:inline>
+        </w:drawing>
+      </w:r>
+    </w:p>
+    <w:p>
+      <w:pPr>
+        <w:pStyle w:val="ImageCaption"/>
+        <w:spacing w:before="80" w:after="120" w:line="240" w:lineRule="auto"/>
+        <w:jc w:val="center"/>
+        <w:keepNext w:val="0"/>
+        <w:keepLines/>
+        <w:widowControl w:val="1"/>
+      </w:pPr>
+      <w:r>
+        <w:rPr>
+          <w:b/>
+          <w:bCs/>
+        </w:rPr>
+        <w:t xml:space="preserve">Figure 6.</w:t>
+      </w:r>
+      <w:r>
+        <w:t xml:space="preserve"> </w:t>
+      </w:r>
+      <w:r>
+        <w:t xml:space="preserve">Throughput. CoEval produces roughly</w:t>
+      </w:r>
+      <w:r>
+        <w:t xml:space="preserve"> </w:t>
+      </w:r>
+      <m:oMath>
+        <m:r>
+          <m:t>1</m:t>
+        </m:r>
+        <m:r>
+          <m:rPr>
+            <m:sty m:val="p"/>
+          </m:rPr>
+          <m:t>,</m:t>
+        </m:r>
+        <m:r>
+          <m:t>350</m:t>
+        </m:r>
+      </m:oMath>
+      <w:r>
+        <w:t xml:space="preserve"> </w:t>
+      </w:r>
+      <w:r>
+        <w:t xml:space="preserve">evaluations per dollar</w:t>
+      </w:r>
+      <w:r>
+        <w:t xml:space="preserve"> </w:t>
+      </w:r>
+      <w:r>
+        <w:t xml:space="preserve">(7,978 evaluations for USD 5.89), two to three orders of magnitude above typical human annotation, enabling</w:t>
+      </w:r>
+      <w:r>
+        <w:t xml:space="preserve"> </w:t>
+      </w:r>
+      <w:r>
+        <w:t xml:space="preserve">re-evaluation on every model release.</w:t>
+      </w:r>
+    </w:p>
+    <w:bookmarkEnd w:id="116"/>
     <w:sectPr>
       <w:footerReference w:type="default" r:id="rId9"/>
       <w:pgSz w:h="15840" w:w="12240"/>

--- a/docs/paper/CoEval.docx
+++ b/docs/paper/CoEval.docx
@@ -204,7 +204,7 @@
         <w:t xml:space="preserve">CoEval</w:t>
       </w:r>
       <w:r>
-        <w:t xml:space="preserve">, an open-source framework that</w:t>
+        <w:t xml:space="preserve">, an open-source, reusable framework that</w:t>
       </w:r>
       <w:r>
         <w:t xml:space="preserve"> </w:t>
@@ -583,7 +583,7 @@
         <w:t xml:space="preserve"> </w:t>
       </w:r>
       <w:r>
-        <w:t xml:space="preserve">reliability, is what lets a small, well-chosen cross-family panel serve as a trustworthy, label-free substitute for a contaminated leaderboard.</w:t>
+        <w:t xml:space="preserve">reliability, is what lets a small, well-chosen cross-family panel serve as a trustworthy, label-free substitute for a contaminated leaderboard, one that any team can regenerate for its own application and re-run on every model release.</w:t>
       </w:r>
     </w:p>
     <w:bookmarkEnd w:id="10"/>
@@ -1255,7 +1255,7 @@
           <w:b/>
           <w:bCs/>
         </w:rPr>
-        <w:t xml:space="preserve">(4) An open, declarative system that ranks models from one specification.</w:t>
+        <w:t xml:space="preserve">(4) A reusable, open framework, not a one-off benchmark.</w:t>
       </w:r>
       <w:r>
         <w:t xml:space="preserve"> </w:t>
@@ -1273,25 +1273,65 @@
         <w:t xml:space="preserve"> </w:t>
       </w:r>
       <w:r>
-        <w:t xml:space="preserve">serve as teacher, student, or judge, and a task or domain is described declaratively. Ranking a family of candidate</w:t>
-      </w:r>
-      <w:r>
-        <w:t xml:space="preserve"> </w:t>
-      </w:r>
-      <w:r>
-        <w:t xml:space="preserve">models on a custom use case requires only this declarative specification, and we demonstrate (Section 5.1, Table 3) that CoEval</w:t>
-      </w:r>
-      <w:r>
-        <w:t xml:space="preserve"> </w:t>
-      </w:r>
-      <w:r>
-        <w:t xml:space="preserve">recovers the correct ground-truth ranking. The whole pipeline is reproducible from a single declarative</w:t>
-      </w:r>
-      <w:r>
-        <w:t xml:space="preserve"> </w:t>
-      </w:r>
-      <w:r>
-        <w:t xml:space="preserve">configuration.</w:t>
+        <w:t xml:space="preserve">serve as teacher, student, or judge, and a task or domain is supplied declaratively at whatever level of detail the</w:t>
+      </w:r>
+      <w:r>
+        <w:t xml:space="preserve"> </w:t>
+      </w:r>
+      <w:r>
+        <w:t xml:space="preserve">practitioner has, from a one-line objective that the framework expands into a complete configuration, through a</w:t>
+      </w:r>
+      <w:r>
+        <w:t xml:space="preserve"> </w:t>
+      </w:r>
+      <w:r>
+        <w:t xml:space="preserve">minimal task description, to a fully hand-written specification. The</w:t>
+      </w:r>
+      <w:r>
+        <w:t xml:space="preserve"> </w:t>
+      </w:r>
+      <w:r>
+        <w:rPr>
+          <w:i/>
+          <w:iCs/>
+        </w:rPr>
+        <w:t xml:space="preserve">same</w:t>
+      </w:r>
+      <w:r>
+        <w:t xml:space="preserve"> </w:t>
+      </w:r>
+      <w:r>
+        <w:t xml:space="preserve">pipeline applies unchanged to any</w:t>
+      </w:r>
+      <w:r>
+        <w:t xml:space="preserve"> </w:t>
+      </w:r>
+      <w:r>
+        <w:t xml:space="preserve">domain and is cheap enough to re-run on every model release, so a team obtains a renewable, application-specific</w:t>
+      </w:r>
+      <w:r>
+        <w:t xml:space="preserve"> </w:t>
+      </w:r>
+      <w:r>
+        <w:t xml:space="preserve">benchmark rather than a fixed leaderboard. Ranking candidate models on a custom use case requires only this</w:t>
+      </w:r>
+      <w:r>
+        <w:t xml:space="preserve"> </w:t>
+      </w:r>
+      <w:r>
+        <w:t xml:space="preserve">specification, and CoEval recovers the correct ground-truth ranking wherever one exists to check against</w:t>
+      </w:r>
+      <w:r>
+        <w:t xml:space="preserve"> </w:t>
+      </w:r>
+      <w:r>
+        <w:t xml:space="preserve">(Section 5.1, Table 3). The whole pipeline is open-source and reproducible from a single declarative</w:t>
+      </w:r>
+      <w:r>
+        <w:t xml:space="preserve"> </w:t>
+      </w:r>
+      <w:r>
+        <w:t xml:space="preserve">configuration file.</w:t>
       </w:r>
     </w:p>
     <w:p>
@@ -11104,6 +11144,29 @@
       </w:r>
       <w:r>
         <w:t xml:space="preserve">no human labels or raters.</w:t>
+      </w:r>
+      <w:r>
+        <w:t xml:space="preserve"> </w:t>
+      </w:r>
+      <w:hyperlink w:anchor="appD">
+        <w:r>
+          <w:rPr>
+            <w:rStyle w:val="Hyperlink"/>
+          </w:rPr>
+          <w:t xml:space="preserve">Appendix D</w:t>
+        </w:r>
+      </w:hyperlink>
+      <w:r>
+        <w:t xml:space="preserve"> </w:t>
+      </w:r>
+      <w:r>
+        <w:t xml:space="preserve">shows the actual generated artifacts for all three</w:t>
+      </w:r>
+      <w:r>
+        <w:t xml:space="preserve"> </w:t>
+      </w:r>
+      <w:r>
+        <w:t xml:space="preserve">domains: the one-line seed, the auto-generated attribute strata and rubric, and a representative synthesized item.</w:t>
       </w:r>
     </w:p>
     <w:p>
@@ -12450,13 +12513,25 @@
         <w:t xml:space="preserve"> </w:t>
       </w:r>
       <w:r>
-        <w:t xml:space="preserve">concrete and inexpensive recipe for trustworthy, renewable LLM evaluation. CoEval is open-source, declarative, and</w:t>
-      </w:r>
-      <w:r>
-        <w:t xml:space="preserve"> </w:t>
-      </w:r>
-      <w:r>
-        <w:t xml:space="preserve">fully reproducible.</w:t>
+        <w:t xml:space="preserve">concrete and inexpensive recipe for trustworthy, renewable LLM evaluation. Because the same declarative pipeline runs</w:t>
+      </w:r>
+      <w:r>
+        <w:t xml:space="preserve"> </w:t>
+      </w:r>
+      <w:r>
+        <w:t xml:space="preserve">unchanged across models and domains and is cheap enough to repeat on every model release, CoEval is a reusable</w:t>
+      </w:r>
+      <w:r>
+        <w:t xml:space="preserve"> </w:t>
+      </w:r>
+      <w:r>
+        <w:t xml:space="preserve">instrument a team points at its own application when neither labeled data nor a trustworthy benchmark exists, rather</w:t>
+      </w:r>
+      <w:r>
+        <w:t xml:space="preserve"> </w:t>
+      </w:r>
+      <w:r>
+        <w:t xml:space="preserve">than a single static study. CoEval is open-source, declarative, and fully reproducible.</w:t>
       </w:r>
     </w:p>
     <w:bookmarkEnd w:id="42"/>
@@ -15190,6 +15265,943 @@
       </w:r>
     </w:p>
     <w:bookmarkEnd w:id="116"/>
+    <w:bookmarkStart w:id="117" w:name="appD"/>
+    <w:p>
+      <w:pPr>
+        <w:pStyle w:val="Heading2"/>
+        <w:keepNext/>
+        <w:keepLines/>
+        <w:widowControl w:val="1"/>
+      </w:pPr>
+      <w:r>
+        <w:t xml:space="preserve">Appendix D. Worked examples on data-scarce domains</w:t>
+      </w:r>
+    </w:p>
+    <w:p>
+      <w:pPr>
+        <w:pStyle w:val="FirstParagraph"/>
+        <w:jc w:val="both"/>
+        <w:keepNext w:val="0"/>
+        <w:keepLines w:val="0"/>
+        <w:widowControl w:val="1"/>
+      </w:pPr>
+      <w:r>
+        <w:t xml:space="preserve">The three verticals of Section 5.7 are domains where a practitioner typically has</w:t>
+      </w:r>
+      <w:r>
+        <w:t xml:space="preserve"> </w:t>
+      </w:r>
+      <w:r>
+        <w:rPr>
+          <w:i/>
+          <w:iCs/>
+        </w:rPr>
+        <w:t xml:space="preserve">no</w:t>
+      </w:r>
+      <w:r>
+        <w:t xml:space="preserve"> </w:t>
+      </w:r>
+      <w:r>
+        <w:t xml:space="preserve">labeled</w:t>
+      </w:r>
+      <w:r>
+        <w:t xml:space="preserve"> </w:t>
+      </w:r>
+      <w:r>
+        <w:t xml:space="preserve">benchmark and no trustworthy public one: drug–drug interaction (DDI) reasoning, clinical decision support, and</w:t>
+      </w:r>
+      <w:r>
+        <w:t xml:space="preserve"> </w:t>
+      </w:r>
+      <w:r>
+        <w:t xml:space="preserve">legal analysis. The artifacts below are the</w:t>
+      </w:r>
+      <w:r>
+        <w:t xml:space="preserve"> </w:t>
+      </w:r>
+      <w:r>
+        <w:rPr>
+          <w:i/>
+          <w:iCs/>
+        </w:rPr>
+        <w:t xml:space="preserve">actual</w:t>
+      </w:r>
+      <w:r>
+        <w:t xml:space="preserve"> </w:t>
+      </w:r>
+      <w:r>
+        <w:t xml:space="preserve">output CoEval generated for each, from a single one-line</w:t>
+      </w:r>
+      <w:r>
+        <w:t xml:space="preserve"> </w:t>
+      </w:r>
+      <w:r>
+        <w:t xml:space="preserve">task description and with no human labels. From that description the teacher inferred the attribute strata, synthesized</w:t>
+      </w:r>
+      <w:r>
+        <w:t xml:space="preserve"> </w:t>
+      </w:r>
+      <m:oMath>
+        <m:r>
+          <m:t>40</m:t>
+        </m:r>
+      </m:oMath>
+      <w:r>
+        <w:t xml:space="preserve"> </w:t>
+      </w:r>
+      <w:r>
+        <w:t xml:space="preserve">contamination-free items stratified over them, and wrote a scoring rubric; the vendor-disjoint panel</w:t>
+      </w:r>
+      <w:r>
+        <w:t xml:space="preserve"> </w:t>
+      </w:r>
+      <w:r>
+        <w:t xml:space="preserve">(OpenAI + Anthropic + Google) then ranked three candidate models (Table 5).</w:t>
+      </w:r>
+    </w:p>
+    <w:p>
+      <w:pPr>
+        <w:pStyle w:val="BodyText"/>
+        <w:jc w:val="both"/>
+        <w:keepNext w:val="0"/>
+        <w:keepLines w:val="0"/>
+        <w:widowControl w:val="1"/>
+      </w:pPr>
+      <w:r>
+        <w:rPr>
+          <w:b/>
+          <w:bCs/>
+        </w:rPr>
+        <w:t xml:space="preserve">Table D1.</w:t>
+      </w:r>
+      <w:r>
+        <w:t xml:space="preserve"> </w:t>
+      </w:r>
+      <w:r>
+        <w:t xml:space="preserve">From a one-line description to a scored benchmark, for three domains with no</w:t>
+      </w:r>
+      <w:r>
+        <w:t xml:space="preserve"> </w:t>
+      </w:r>
+      <w:r>
+        <w:t xml:space="preserve">public labeled data. The attribute strata and rubric criteria are auto-generated by the teacher; each domain yields</w:t>
+      </w:r>
+      <w:r>
+        <w:t xml:space="preserve"> </w:t>
+      </w:r>
+      <m:oMath>
+        <m:r>
+          <m:t>40</m:t>
+        </m:r>
+      </m:oMath>
+      <w:r>
+        <w:t xml:space="preserve"> </w:t>
+      </w:r>
+      <w:r>
+        <w:t xml:space="preserve">stratified, contamination-free items, scored by the cross-family panel.</w:t>
+      </w:r>
+    </w:p>
+    <w:tbl>
+      <w:tblPr>
+        <w:tblStyle w:val="Table"/>
+        <w:tblW w:type="pct" w:w="5000"/>
+        <w:jc w:val="center"/>
+        <w:tblLayout w:type="autofit"/>
+        <w:tblLook w:firstRow="1" w:lastRow="0" w:firstColumn="0" w:lastColumn="0" w:noHBand="0" w:noVBand="0" w:val="0020"/>
+        <w:tblCaption w:val="Table D1. From a one-line description to a scored benchmark, for three domains with no public labeled data. The attribute strata and rubric criteria are auto-generated by the teacher; each domain yields 40 stratified, contamination-free items, scored by the cross-family panel."/>
+        <w:tblBorders>
+          <w:top w:val="single" w:sz="10" w:color="4F6272"/>
+          <w:bottom w:val="single" w:sz="10" w:color="4F6272"/>
+          <w:insideH w:val="single" w:sz="5" w:color="9FB0C2"/>
+          <w:left w:val="single" w:sz="6" w:color="9FB0C2"/>
+          <w:right w:val="single" w:sz="6" w:color="9FB0C2"/>
+          <w:insideV w:val="single" w:sz="5" w:color="D9E1E8"/>
+        </w:tblBorders>
+      </w:tblPr>
+      <w:tblGrid>
+        <w:gridCol w:w="2640"/>
+        <w:gridCol w:w="2640"/>
+        <w:gridCol w:w="2640"/>
+      </w:tblGrid>
+      <w:tr>
+        <w:trPr>
+          <w:tblHeader w:val="on"/>
+        </w:trPr>
+        <w:tc>
+          <w:tcPr>
+            <w:shd w:fill="EEF3F7"/>
+            <w:tcBorders>
+              <w:left w:val="nil"/>
+              <w:right w:val="nil"/>
+              <w:top w:val="nil"/>
+              <w:bottom w:val="single" w:sz="8" w:color="9FB0C2"/>
+            </w:tcBorders>
+          </w:tcPr>
+          <w:p>
+            <w:pPr>
+              <w:pStyle w:val="Compact"/>
+              <w:spacing w:before="0" w:after="20" w:line="240" w:lineRule="auto"/>
+              <w:jc w:val="center"/>
+              <w:keepNext w:val="0"/>
+              <w:keepLines/>
+              <w:widowControl w:val="1"/>
+            </w:pPr>
+            <w:r>
+              <w:rPr>
+                <w:rFonts w:ascii="Times New Roman" w:hAnsi="Times New Roman"/>
+                <w:b/>
+                <w:sz w:val="19"/>
+              </w:rPr>
+              <w:t xml:space="preserve">Domain and one-line seed</w:t>
+            </w:r>
+          </w:p>
+        </w:tc>
+        <w:tc>
+          <w:tcPr>
+            <w:shd w:fill="EEF3F7"/>
+            <w:tcBorders>
+              <w:left w:val="nil"/>
+              <w:right w:val="nil"/>
+              <w:top w:val="nil"/>
+              <w:bottom w:val="single" w:sz="8" w:color="9FB0C2"/>
+            </w:tcBorders>
+          </w:tcPr>
+          <w:p>
+            <w:pPr>
+              <w:pStyle w:val="Compact"/>
+              <w:spacing w:before="0" w:after="20" w:line="240" w:lineRule="auto"/>
+              <w:jc w:val="center"/>
+              <w:keepNext w:val="0"/>
+              <w:keepLines/>
+              <w:widowControl w:val="1"/>
+            </w:pPr>
+            <w:r>
+              <w:rPr>
+                <w:rFonts w:ascii="Times New Roman" w:hAnsi="Times New Roman"/>
+                <w:b/>
+                <w:sz w:val="19"/>
+              </w:rPr>
+              <w:t xml:space="preserve">Auto-generated attribute strata</w:t>
+            </w:r>
+          </w:p>
+        </w:tc>
+        <w:tc>
+          <w:tcPr>
+            <w:shd w:fill="EEF3F7"/>
+            <w:tcBorders>
+              <w:left w:val="nil"/>
+              <w:right w:val="nil"/>
+              <w:top w:val="nil"/>
+              <w:bottom w:val="single" w:sz="8" w:color="9FB0C2"/>
+            </w:tcBorders>
+          </w:tcPr>
+          <w:p>
+            <w:pPr>
+              <w:pStyle w:val="Compact"/>
+              <w:spacing w:before="0" w:after="20" w:line="240" w:lineRule="auto"/>
+              <w:jc w:val="center"/>
+              <w:keepNext w:val="0"/>
+              <w:keepLines/>
+              <w:widowControl w:val="1"/>
+            </w:pPr>
+            <w:r>
+              <w:rPr>
+                <w:rFonts w:ascii="Times New Roman" w:hAnsi="Times New Roman"/>
+                <w:b/>
+                <w:sz w:val="19"/>
+              </w:rPr>
+              <w:t xml:space="preserve">Auto-generated rubric</w:t>
+            </w:r>
+          </w:p>
+        </w:tc>
+      </w:tr>
+      <w:tr>
+        <w:tc>
+          <w:tcPr>
+            <w:tcBorders>
+              <w:left w:val="nil"/>
+              <w:right w:val="nil"/>
+              <w:top w:val="nil"/>
+              <w:bottom w:val="single" w:sz="4" w:color="D9E1E8"/>
+            </w:tcBorders>
+          </w:tcPr>
+          <w:p>
+            <w:pPr>
+              <w:pStyle w:val="Compact"/>
+              <w:spacing w:before="0" w:after="20" w:line="240" w:lineRule="auto"/>
+              <w:jc w:val="center"/>
+              <w:keepNext w:val="0"/>
+              <w:keepLines/>
+              <w:widowControl w:val="1"/>
+            </w:pPr>
+            <w:r>
+              <w:rPr>
+                <w:rFonts w:ascii="Times New Roman" w:hAnsi="Times New Roman"/>
+                <w:b/>
+                <w:bCs/>
+                <w:sz w:val="20"/>
+              </w:rPr>
+              <w:t xml:space="preserve">Drug–drug interaction reasoning</w:t>
+            </w:r>
+            <w:r>
+              <w:rPr>
+                <w:rFonts w:ascii="Times New Roman" w:hAnsi="Times New Roman"/>
+                <w:sz w:val="20"/>
+              </w:rPr>
+              <w:br/>
+            </w:r>
+            <w:r>
+              <w:rPr>
+                <w:rFonts w:ascii="Times New Roman" w:hAnsi="Times New Roman"/>
+                <w:i/>
+                <w:iCs/>
+                <w:sz w:val="20"/>
+              </w:rPr>
+              <w:t xml:space="preserve">"given two or more co-administered drugs and a patient context, assess the interaction, its mechanism, severity, and clinical action"</w:t>
+            </w:r>
+          </w:p>
+        </w:tc>
+        <w:tc>
+          <w:tcPr>
+            <w:tcBorders>
+              <w:left w:val="nil"/>
+              <w:right w:val="nil"/>
+              <w:top w:val="nil"/>
+              <w:bottom w:val="single" w:sz="4" w:color="D9E1E8"/>
+            </w:tcBorders>
+          </w:tcPr>
+          <w:p>
+            <w:pPr>
+              <w:pStyle w:val="Compact"/>
+              <w:spacing w:before="0" w:after="20" w:line="240" w:lineRule="auto"/>
+              <w:jc w:val="center"/>
+              <w:keepNext w:val="0"/>
+              <w:keepLines/>
+              <w:widowControl w:val="1"/>
+            </w:pPr>
+            <w:r>
+              <w:rPr>
+                <w:rFonts w:ascii="Times New Roman" w:hAnsi="Times New Roman"/>
+                <w:sz w:val="20"/>
+              </w:rPr>
+              <w:t xml:space="preserve">severity {contraindicated, major, moderate, minor}; mechanism {pharmacokinetic, pharmacodynamic};</w:t>
+            </w:r>
+            <w:r>
+              <w:rPr>
+                <w:rFonts w:ascii="Times New Roman" w:hAnsi="Times New Roman"/>
+                <w:sz w:val="20"/>
+              </w:rPr>
+              <w:t xml:space="preserve"> </w:t>
+            </w:r>
+            <w:r>
+              <w:rPr>
+                <w:rFonts w:ascii="Times New Roman" w:hAnsi="Times New Roman"/>
+                <w:sz w:val="20"/>
+              </w:rPr>
+              <w:t xml:space="preserve">patient_context {renal, hepatic, polypharmacy-elderly, pregnancy}</w:t>
+            </w:r>
+          </w:p>
+        </w:tc>
+        <w:tc>
+          <w:tcPr>
+            <w:tcBorders>
+              <w:left w:val="nil"/>
+              <w:right w:val="nil"/>
+              <w:top w:val="nil"/>
+              <w:bottom w:val="single" w:sz="4" w:color="D9E1E8"/>
+            </w:tcBorders>
+          </w:tcPr>
+          <w:p>
+            <w:pPr>
+              <w:pStyle w:val="Compact"/>
+              <w:spacing w:before="0" w:after="20" w:line="240" w:lineRule="auto"/>
+              <w:jc w:val="center"/>
+              <w:keepNext w:val="0"/>
+              <w:keepLines/>
+              <w:widowControl w:val="1"/>
+            </w:pPr>
+            <w:r>
+              <w:rPr>
+                <w:rFonts w:ascii="Times New Roman" w:hAnsi="Times New Roman"/>
+                <w:sz w:val="20"/>
+              </w:rPr>
+              <w:t xml:space="preserve">interaction_accuracy, severity_correct, safety, completeness</w:t>
+            </w:r>
+          </w:p>
+        </w:tc>
+      </w:tr>
+      <w:tr>
+        <w:tc>
+          <w:tcPr>
+            <w:tcBorders>
+              <w:left w:val="nil"/>
+              <w:right w:val="nil"/>
+              <w:top w:val="nil"/>
+              <w:bottom w:val="single" w:sz="4" w:color="D9E1E8"/>
+            </w:tcBorders>
+          </w:tcPr>
+          <w:p>
+            <w:pPr>
+              <w:pStyle w:val="Compact"/>
+              <w:spacing w:before="0" w:after="20" w:line="240" w:lineRule="auto"/>
+              <w:jc w:val="center"/>
+              <w:keepNext w:val="0"/>
+              <w:keepLines/>
+              <w:widowControl w:val="1"/>
+            </w:pPr>
+            <w:r>
+              <w:rPr>
+                <w:rFonts w:ascii="Times New Roman" w:hAnsi="Times New Roman"/>
+                <w:b/>
+                <w:bCs/>
+                <w:sz w:val="20"/>
+              </w:rPr>
+              <w:t xml:space="preserve">Clinical reasoning</w:t>
+            </w:r>
+            <w:r>
+              <w:rPr>
+                <w:rFonts w:ascii="Times New Roman" w:hAnsi="Times New Roman"/>
+                <w:sz w:val="20"/>
+              </w:rPr>
+              <w:br/>
+            </w:r>
+            <w:r>
+              <w:rPr>
+                <w:rFonts w:ascii="Times New Roman" w:hAnsi="Times New Roman"/>
+                <w:i/>
+                <w:iCs/>
+                <w:sz w:val="20"/>
+              </w:rPr>
+              <w:t xml:space="preserve">"a clinical reasoning question a clinician would face, requiring medical knowledge and safe, accurate reasoning"</w:t>
+            </w:r>
+          </w:p>
+        </w:tc>
+        <w:tc>
+          <w:tcPr>
+            <w:tcBorders>
+              <w:left w:val="nil"/>
+              <w:right w:val="nil"/>
+              <w:top w:val="nil"/>
+              <w:bottom w:val="single" w:sz="4" w:color="D9E1E8"/>
+            </w:tcBorders>
+          </w:tcPr>
+          <w:p>
+            <w:pPr>
+              <w:pStyle w:val="Compact"/>
+              <w:spacing w:before="0" w:after="20" w:line="240" w:lineRule="auto"/>
+              <w:jc w:val="center"/>
+              <w:keepNext w:val="0"/>
+              <w:keepLines/>
+              <w:widowControl w:val="1"/>
+            </w:pPr>
+            <w:r>
+              <w:rPr>
+                <w:rFonts w:ascii="Times New Roman" w:hAnsi="Times New Roman"/>
+                <w:sz w:val="20"/>
+              </w:rPr>
+              <w:t xml:space="preserve">specialty {cardiology, infectious_disease, pediatrics, oncology, emergency}; difficulty {routine, intermediate, hard}</w:t>
+            </w:r>
+          </w:p>
+        </w:tc>
+        <w:tc>
+          <w:tcPr>
+            <w:tcBorders>
+              <w:left w:val="nil"/>
+              <w:right w:val="nil"/>
+              <w:top w:val="nil"/>
+              <w:bottom w:val="single" w:sz="4" w:color="D9E1E8"/>
+            </w:tcBorders>
+          </w:tcPr>
+          <w:p>
+            <w:pPr>
+              <w:pStyle w:val="Compact"/>
+              <w:spacing w:before="0" w:after="20" w:line="240" w:lineRule="auto"/>
+              <w:jc w:val="center"/>
+              <w:keepNext w:val="0"/>
+              <w:keepLines/>
+              <w:widowControl w:val="1"/>
+            </w:pPr>
+            <w:r>
+              <w:rPr>
+                <w:rFonts w:ascii="Times New Roman" w:hAnsi="Times New Roman"/>
+                <w:sz w:val="20"/>
+              </w:rPr>
+              <w:t xml:space="preserve">clinical_accuracy, safety, completeness, clarity</w:t>
+            </w:r>
+          </w:p>
+        </w:tc>
+      </w:tr>
+      <w:tr>
+        <w:tc>
+          <w:tcPr>
+            <w:tcBorders>
+              <w:left w:val="nil"/>
+              <w:right w:val="nil"/>
+              <w:top w:val="nil"/>
+              <w:bottom w:val="nil"/>
+            </w:tcBorders>
+          </w:tcPr>
+          <w:p>
+            <w:pPr>
+              <w:pStyle w:val="Compact"/>
+              <w:spacing w:before="0" w:after="20" w:line="240" w:lineRule="auto"/>
+              <w:jc w:val="center"/>
+              <w:keepNext w:val="0"/>
+              <w:keepLines/>
+              <w:widowControl w:val="1"/>
+            </w:pPr>
+            <w:r>
+              <w:rPr>
+                <w:rFonts w:ascii="Times New Roman" w:hAnsi="Times New Roman"/>
+                <w:b/>
+                <w:bCs/>
+                <w:sz w:val="20"/>
+              </w:rPr>
+              <w:t xml:space="preserve">Legal analysis</w:t>
+            </w:r>
+            <w:r>
+              <w:rPr>
+                <w:rFonts w:ascii="Times New Roman" w:hAnsi="Times New Roman"/>
+                <w:sz w:val="20"/>
+              </w:rPr>
+              <w:br/>
+            </w:r>
+            <w:r>
+              <w:rPr>
+                <w:rFonts w:ascii="Times New Roman" w:hAnsi="Times New Roman"/>
+                <w:i/>
+                <w:iCs/>
+                <w:sz w:val="20"/>
+              </w:rPr>
+              <w:t xml:space="preserve">"a legal analysis question requiring identification of the relevant rule and correct application to the facts"</w:t>
+            </w:r>
+          </w:p>
+        </w:tc>
+        <w:tc>
+          <w:tcPr>
+            <w:tcBorders>
+              <w:left w:val="nil"/>
+              <w:right w:val="nil"/>
+              <w:top w:val="nil"/>
+              <w:bottom w:val="nil"/>
+            </w:tcBorders>
+          </w:tcPr>
+          <w:p>
+            <w:pPr>
+              <w:pStyle w:val="Compact"/>
+              <w:spacing w:before="0" w:after="20" w:line="240" w:lineRule="auto"/>
+              <w:jc w:val="center"/>
+              <w:keepNext w:val="0"/>
+              <w:keepLines/>
+              <w:widowControl w:val="1"/>
+            </w:pPr>
+            <w:r>
+              <w:rPr>
+                <w:rFonts w:ascii="Times New Roman" w:hAnsi="Times New Roman"/>
+                <w:sz w:val="20"/>
+              </w:rPr>
+              <w:t xml:space="preserve">area_of_law {contracts, torts, criminal, constitutional, intellectual_property}; complexity {basic, intermediate, advanced}</w:t>
+            </w:r>
+          </w:p>
+        </w:tc>
+        <w:tc>
+          <w:tcPr>
+            <w:tcBorders>
+              <w:left w:val="nil"/>
+              <w:right w:val="nil"/>
+              <w:top w:val="nil"/>
+              <w:bottom w:val="nil"/>
+            </w:tcBorders>
+          </w:tcPr>
+          <w:p>
+            <w:pPr>
+              <w:pStyle w:val="Compact"/>
+              <w:spacing w:before="0" w:after="20" w:line="240" w:lineRule="auto"/>
+              <w:jc w:val="center"/>
+              <w:keepNext w:val="0"/>
+              <w:keepLines/>
+              <w:widowControl w:val="1"/>
+            </w:pPr>
+            <w:r>
+              <w:rPr>
+                <w:rFonts w:ascii="Times New Roman" w:hAnsi="Times New Roman"/>
+                <w:sz w:val="20"/>
+              </w:rPr>
+              <w:t xml:space="preserve">legal_accuracy, reasoning_quality, completeness, clarity</w:t>
+            </w:r>
+          </w:p>
+        </w:tc>
+      </w:tr>
+    </w:tbl>
+    <w:p>
+      <w:pPr>
+        <w:pStyle w:val="BodyText"/>
+        <w:spacing w:before="160"/>
+        <w:jc w:val="both"/>
+        <w:keepNext w:val="0"/>
+        <w:keepLines w:val="0"/>
+        <w:widowControl w:val="1"/>
+      </w:pPr>
+      <w:r>
+        <w:t xml:space="preserve">One representative</w:t>
+      </w:r>
+      <w:r>
+        <w:t xml:space="preserve"> </w:t>
+      </w:r>
+      <w:r>
+        <w:rPr>
+          <w:i/>
+          <w:iCs/>
+        </w:rPr>
+        <w:t xml:space="preserve">generated</w:t>
+      </w:r>
+      <w:r>
+        <w:t xml:space="preserve"> </w:t>
+      </w:r>
+      <w:r>
+        <w:t xml:space="preserve">item per domain (verbatim teacher output, labeled with its sampled attribute</w:t>
+      </w:r>
+      <w:r>
+        <w:t xml:space="preserve"> </w:t>
+      </w:r>
+      <w:r>
+        <w:t xml:space="preserve">cell), showing the synthesized items are specific and realistic rather than templated:</w:t>
+      </w:r>
+    </w:p>
+    <w:p>
+      <w:pPr>
+        <w:pStyle w:val="Compact"/>
+        <w:numPr>
+          <w:ilvl w:val="0"/>
+          <w:numId w:val="1003"/>
+        </w:numPr>
+        <w:jc w:val="both"/>
+        <w:keepNext w:val="0"/>
+        <w:keepLines w:val="0"/>
+        <w:widowControl w:val="1"/>
+      </w:pPr>
+      <w:r>
+        <w:rPr>
+          <w:b/>
+          <w:bCs/>
+        </w:rPr>
+        <w:t xml:space="preserve">DDI</w:t>
+      </w:r>
+      <w:r>
+        <w:t xml:space="preserve"> </w:t>
+      </w:r>
+      <w:r>
+        <w:t xml:space="preserve">(severity = moderate, mechanism = pharmacokinetic, patient_context = pregnancy):</w:t>
+      </w:r>
+      <w:r>
+        <w:t xml:space="preserve"> </w:t>
+      </w:r>
+      <w:r>
+        <w:rPr>
+          <w:i/>
+          <w:iCs/>
+        </w:rPr>
+        <w:t xml:space="preserve">"A 30-year-old pregnant woman is prescribed lamotrigine for bipolar disorder and is also taking oral</w:t>
+      </w:r>
+      <w:r>
+        <w:rPr>
+          <w:i/>
+          <w:iCs/>
+        </w:rPr>
+        <w:t xml:space="preserve"> </w:t>
+      </w:r>
+      <w:r>
+        <w:rPr>
+          <w:i/>
+          <w:iCs/>
+        </w:rPr>
+        <w:t xml:space="preserve">contraceptives. Assess the drug–drug interaction between these medications, identify the mechanism, and provide</w:t>
+      </w:r>
+      <w:r>
+        <w:rPr>
+          <w:i/>
+          <w:iCs/>
+        </w:rPr>
+        <w:t xml:space="preserve"> </w:t>
+      </w:r>
+      <w:r>
+        <w:rPr>
+          <w:i/>
+          <w:iCs/>
+        </w:rPr>
+        <w:t xml:space="preserve">the severity and clinical recommendation."</w:t>
+      </w:r>
+    </w:p>
+    <w:p>
+      <w:pPr>
+        <w:pStyle w:val="Compact"/>
+        <w:numPr>
+          <w:ilvl w:val="0"/>
+          <w:numId w:val="1003"/>
+        </w:numPr>
+        <w:jc w:val="both"/>
+        <w:keepNext w:val="0"/>
+        <w:keepLines w:val="0"/>
+        <w:widowControl w:val="1"/>
+      </w:pPr>
+      <w:r>
+        <w:rPr>
+          <w:b/>
+          <w:bCs/>
+        </w:rPr>
+        <w:t xml:space="preserve">Clinical</w:t>
+      </w:r>
+      <w:r>
+        <w:t xml:space="preserve"> </w:t>
+      </w:r>
+      <w:r>
+        <w:t xml:space="preserve">(specialty = cardiology, difficulty = routine):</w:t>
+      </w:r>
+      <w:r>
+        <w:t xml:space="preserve"> </w:t>
+      </w:r>
+      <w:r>
+        <w:rPr>
+          <w:i/>
+          <w:iCs/>
+        </w:rPr>
+        <w:t xml:space="preserve">"A 62-year-old male with a history of hypertension and hyperlipidemia presents with progressive shortness of</w:t>
+      </w:r>
+      <w:r>
+        <w:rPr>
+          <w:i/>
+          <w:iCs/>
+        </w:rPr>
+        <w:t xml:space="preserve"> </w:t>
+      </w:r>
+      <w:r>
+        <w:rPr>
+          <w:i/>
+          <w:iCs/>
+        </w:rPr>
+        <w:t xml:space="preserve">breath and occasional palpitations. On examination, you note elevated jugular venous pressure and a third heart</w:t>
+      </w:r>
+      <w:r>
+        <w:rPr>
+          <w:i/>
+          <w:iCs/>
+        </w:rPr>
+        <w:t xml:space="preserve"> </w:t>
+      </w:r>
+      <w:r>
+        <w:rPr>
+          <w:i/>
+          <w:iCs/>
+        </w:rPr>
+        <w:t xml:space="preserve">sound. An ECG shows left ventricular hypertrophy. What is the most likely diagnosis and what initial management</w:t>
+      </w:r>
+      <w:r>
+        <w:rPr>
+          <w:i/>
+          <w:iCs/>
+        </w:rPr>
+        <w:t xml:space="preserve"> </w:t>
+      </w:r>
+      <w:r>
+        <w:rPr>
+          <w:i/>
+          <w:iCs/>
+        </w:rPr>
+        <w:t xml:space="preserve">strategy should be considered?"</w:t>
+      </w:r>
+    </w:p>
+    <w:p>
+      <w:pPr>
+        <w:pStyle w:val="Compact"/>
+        <w:numPr>
+          <w:ilvl w:val="0"/>
+          <w:numId w:val="1003"/>
+        </w:numPr>
+        <w:jc w:val="both"/>
+        <w:keepNext w:val="0"/>
+        <w:keepLines w:val="0"/>
+        <w:widowControl w:val="1"/>
+      </w:pPr>
+      <w:r>
+        <w:rPr>
+          <w:b/>
+          <w:bCs/>
+        </w:rPr>
+        <w:t xml:space="preserve">Legal</w:t>
+      </w:r>
+      <w:r>
+        <w:t xml:space="preserve"> </w:t>
+      </w:r>
+      <w:r>
+        <w:t xml:space="preserve">(area_of_law = torts, complexity = basic):</w:t>
+      </w:r>
+      <w:r>
+        <w:t xml:space="preserve"> </w:t>
+      </w:r>
+      <w:r>
+        <w:rPr>
+          <w:i/>
+          <w:iCs/>
+        </w:rPr>
+        <w:t xml:space="preserve">"Alice, while jogging in the park, trips over a tree root that has been exposed due to erosion and falls,</w:t>
+      </w:r>
+      <w:r>
+        <w:rPr>
+          <w:i/>
+          <w:iCs/>
+        </w:rPr>
+        <w:t xml:space="preserve"> </w:t>
+      </w:r>
+      <w:r>
+        <w:rPr>
+          <w:i/>
+          <w:iCs/>
+        </w:rPr>
+        <w:t xml:space="preserve">breaking her wrist. The park is owned by the city, and Alice claims the city is liable for her injuries due to</w:t>
+      </w:r>
+      <w:r>
+        <w:rPr>
+          <w:i/>
+          <w:iCs/>
+        </w:rPr>
+        <w:t xml:space="preserve"> </w:t>
+      </w:r>
+      <w:r>
+        <w:rPr>
+          <w:i/>
+          <w:iCs/>
+        </w:rPr>
+        <w:t xml:space="preserve">negligence. Identify the relevant rule and determine if Alice can successfully hold the city liable."</w:t>
+      </w:r>
+    </w:p>
+    <w:p>
+      <w:pPr>
+        <w:pStyle w:val="FirstParagraph"/>
+        <w:jc w:val="both"/>
+        <w:keepNext w:val="0"/>
+        <w:keepLines w:val="0"/>
+        <w:widowControl w:val="1"/>
+      </w:pPr>
+      <w:r>
+        <w:t xml:space="preserve">Each item is scored on its rubric by the panel, producing the rankings in Table 5. On DDI the three judges are</w:t>
+      </w:r>
+      <w:r>
+        <w:t xml:space="preserve"> </w:t>
+      </w:r>
+      <w:r>
+        <w:t xml:space="preserve">unanimous,</w:t>
+      </w:r>
+      <w:r>
+        <w:t xml:space="preserve"> </w:t>
+      </w:r>
+      <w:r>
+        <w:rPr>
+          <w:rStyle w:val="VerbatimChar"/>
+        </w:rPr>
+        <w:t xml:space="preserve">gpt-4o-mini</w:t>
+      </w:r>
+      <w:r>
+        <w:t xml:space="preserve"> </w:t>
+      </w:r>
+      <w:r>
+        <w:t xml:space="preserve">(</w:t>
+      </w:r>
+      <m:oMath>
+        <m:r>
+          <m:t>0.770</m:t>
+        </m:r>
+      </m:oMath>
+      <w:r>
+        <w:t xml:space="preserve">) &gt;</w:t>
+      </w:r>
+      <w:r>
+        <w:t xml:space="preserve"> </w:t>
+      </w:r>
+      <w:r>
+        <w:rPr>
+          <w:rStyle w:val="VerbatimChar"/>
+        </w:rPr>
+        <w:t xml:space="preserve">gpt-3.5-turbo</w:t>
+      </w:r>
+      <w:r>
+        <w:t xml:space="preserve"> </w:t>
+      </w:r>
+      <w:r>
+        <w:t xml:space="preserve">(</w:t>
+      </w:r>
+      <m:oMath>
+        <m:r>
+          <m:t>0.682</m:t>
+        </m:r>
+      </m:oMath>
+      <w:r>
+        <w:t xml:space="preserve">) &gt;</w:t>
+      </w:r>
+      <w:r>
+        <w:t xml:space="preserve"> </w:t>
+      </w:r>
+      <w:r>
+        <w:rPr>
+          <w:rStyle w:val="VerbatimChar"/>
+        </w:rPr>
+        <w:t xml:space="preserve">llama-3.2-3b</w:t>
+      </w:r>
+      <w:r>
+        <w:t xml:space="preserve"> </w:t>
+      </w:r>
+      <w:r>
+        <w:t xml:space="preserve">(</w:t>
+      </w:r>
+      <m:oMath>
+        <m:r>
+          <m:t>0.497</m:t>
+        </m:r>
+      </m:oMath>
+      <w:r>
+        <w:t xml:space="preserve">), with non-overlapping confidence intervals; on clinical reasoning the two stronger</w:t>
+      </w:r>
+      <w:r>
+        <w:t xml:space="preserve"> </w:t>
+      </w:r>
+      <w:r>
+        <w:t xml:space="preserve">models are statistically close (</w:t>
+      </w:r>
+      <m:oMath>
+        <m:r>
+          <m:t>0.873</m:t>
+        </m:r>
+      </m:oMath>
+      <w:r>
+        <w:t xml:space="preserve"> </w:t>
+      </w:r>
+      <w:r>
+        <w:t xml:space="preserve">vs</w:t>
+      </w:r>
+      <w:r>
+        <w:t xml:space="preserve"> </w:t>
+      </w:r>
+      <m:oMath>
+        <m:r>
+          <m:t>0.864</m:t>
+        </m:r>
+      </m:oMath>
+      <w:r>
+        <w:t xml:space="preserve">), which the overlapping intervals correctly expose. The entire path</w:t>
+      </w:r>
+      <w:r>
+        <w:t xml:space="preserve"> </w:t>
+      </w:r>
+      <w:r>
+        <w:t xml:space="preserve">from a one-line description to a defensible, contamination-free ranking is a single configuration file with no labeled</w:t>
+      </w:r>
+      <w:r>
+        <w:t xml:space="preserve"> </w:t>
+      </w:r>
+      <w:r>
+        <w:t xml:space="preserve">data and no human raters.</w:t>
+      </w:r>
+    </w:p>
+    <w:bookmarkEnd w:id="117"/>
     <w:sectPr>
       <w:footerReference w:type="default" r:id="rId9"/>
       <w:pgSz w:h="15840" w:w="12240"/>
@@ -15745,6 +16757,9 @@
     <w:lvlOverride w:ilvl="8">
       <w:startOverride w:val="1"/>
     </w:lvlOverride>
+  </w:num>
+  <w:num w:numId="1003">
+    <w:abstractNumId w:val="991"/>
   </w:num>
 </w:numbering>
 </file>

--- a/docs/paper/CoEval.docx
+++ b/docs/paper/CoEval.docx
@@ -115,7 +115,7 @@
         <w:widowControl w:val="1"/>
       </w:pPr>
       <w:r>
-        <w:t xml:space="preserve">Choosing or ranking language models for a specific application is hardest when it matters most: when</w:t>
+        <w:t xml:space="preserve">Choosing or ranking language models for a specific application is hardest when</w:t>
       </w:r>
       <w:r>
         <w:t xml:space="preserve"> </w:t>
@@ -125,13 +125,13 @@
           <w:i/>
           <w:iCs/>
         </w:rPr>
-        <w:t xml:space="preserve">no task-specific labeled data exists</w:t>
-      </w:r>
-      <w:r>
-        <w:t xml:space="preserve"> </w:t>
-      </w:r>
-      <w:r>
-        <w:t xml:space="preserve">to build an evaluation set, and when</w:t>
+        <w:t xml:space="preserve">no task-specific labeled data</w:t>
+      </w:r>
+      <w:r>
+        <w:t xml:space="preserve"> </w:t>
+      </w:r>
+      <w:r>
+        <w:t xml:space="preserve">exists and</w:t>
       </w:r>
       <w:r>
         <w:t xml:space="preserve"> </w:t>
@@ -141,120 +141,76 @@
           <w:i/>
           <w:iCs/>
         </w:rPr>
-        <w:t xml:space="preserve">standard public benchmarks</w:t>
+        <w:t xml:space="preserve">standard public benchmarks cannot be trusted</w:t>
+      </w:r>
+      <w:r>
+        <w:t xml:space="preserve">, their items having likely leaked into pretraining so</w:t>
+      </w:r>
+      <w:r>
+        <w:t xml:space="preserve"> </w:t>
+      </w:r>
+      <w:r>
+        <w:t xml:space="preserve">scores reflect memorization rather than fitness. We present</w:t>
+      </w:r>
+      <w:r>
+        <w:t xml:space="preserve"> </w:t>
+      </w:r>
+      <w:r>
+        <w:rPr>
+          <w:b/>
+          <w:bCs/>
+        </w:rPr>
+        <w:t xml:space="preserve">CoEval</w:t>
+      </w:r>
+      <w:r>
+        <w:t xml:space="preserve">, an open-source, reusable framework</w:t>
+      </w:r>
+      <w:r>
+        <w:t xml:space="preserve"> </w:t>
+      </w:r>
+      <w:r>
+        <w:t xml:space="preserve">that closes this gap end to end: from only a description of a task or domain, teacher models synthesize a fresh,</w:t>
+      </w:r>
+      <w:r>
+        <w:t xml:space="preserve"> </w:t>
+      </w:r>
+      <w:r>
+        <w:t xml:space="preserve">attribute-controlled benchmark with</w:t>
+      </w:r>
+      <w:r>
+        <w:t xml:space="preserve"> </w:t>
       </w:r>
       <w:r>
         <w:rPr>
           <w:i/>
           <w:iCs/>
         </w:rPr>
-        <w:t xml:space="preserve"> </w:t>
-      </w:r>
-      <w:r>
-        <w:rPr>
-          <w:i/>
-          <w:iCs/>
-        </w:rPr>
-        <w:t xml:space="preserve">cannot be trusted</w:t>
-      </w:r>
-      <w:r>
-        <w:t xml:space="preserve"> </w:t>
-      </w:r>
-      <w:r>
-        <w:t xml:space="preserve">because their items have likely leaked into pretraining, so leaderboard numbers may reflect</w:t>
-      </w:r>
-      <w:r>
-        <w:t xml:space="preserve"> </w:t>
-      </w:r>
-      <w:r>
-        <w:t xml:space="preserve">memorization rather than fitness for the use case. Existing tools address only one side of this gap: automated</w:t>
-      </w:r>
-      <w:r>
-        <w:t xml:space="preserve"> </w:t>
-      </w:r>
-      <w:r>
-        <w:t xml:space="preserve">benchmark generators still score with a single, bias-prone judge; LLM-as-judge panels presuppose that an evaluation</w:t>
-      </w:r>
-      <w:r>
-        <w:t xml:space="preserve"> </w:t>
-      </w:r>
-      <w:r>
-        <w:t xml:space="preserve">set already exists; and continually refreshed live benchmarks curb leakage only through ongoing human curation and</w:t>
-      </w:r>
-      <w:r>
-        <w:t xml:space="preserve"> </w:t>
-      </w:r>
-      <w:r>
-        <w:t xml:space="preserve">avoid open-ended, judge-scored tasks. No existing approach supplies contamination-free, label-free, domain-targeted</w:t>
-      </w:r>
-      <w:r>
-        <w:t xml:space="preserve"> </w:t>
-      </w:r>
-      <w:r>
-        <w:t xml:space="preserve">evaluation end to end. We present</w:t>
-      </w:r>
-      <w:r>
-        <w:t xml:space="preserve"> </w:t>
-      </w:r>
-      <w:r>
-        <w:rPr>
-          <w:b/>
-          <w:bCs/>
-        </w:rPr>
-        <w:t xml:space="preserve">CoEval</w:t>
-      </w:r>
-      <w:r>
-        <w:t xml:space="preserve">, an open-source, reusable framework that</w:t>
-      </w:r>
-      <w:r>
-        <w:t xml:space="preserve"> </w:t>
-      </w:r>
-      <w:r>
-        <w:t xml:space="preserve">addresses both conditions: from only a description of a task or domain, teacher models synthesize a fresh,</w:t>
-      </w:r>
-      <w:r>
-        <w:t xml:space="preserve"> </w:t>
-      </w:r>
-      <w:r>
-        <w:t xml:space="preserve">attribute-controlled benchmark with</w:t>
-      </w:r>
-      <w:r>
-        <w:t xml:space="preserve"> </w:t>
-      </w:r>
-      <w:r>
-        <w:rPr>
-          <w:i/>
-          <w:iCs/>
-        </w:rPr>
         <w:t xml:space="preserve">no human labels</w:t>
       </w:r>
       <w:r>
-        <w:t xml:space="preserve">, contamination-free because items are generated</w:t>
-      </w:r>
-      <w:r>
-        <w:t xml:space="preserve"> </w:t>
-      </w:r>
-      <w:r>
-        <w:t xml:space="preserve">anew on each run. A cross-family judge ensemble then ranks candidate models, with no human raters. We validate the</w:t>
-      </w:r>
-      <w:r>
-        <w:t xml:space="preserve"> </w:t>
-      </w:r>
-      <w:r>
-        <w:t xml:space="preserve">tool against objective ground truth, then apply it where none exists: CoEval recovers the true model ranking</w:t>
-      </w:r>
-      <w:r>
-        <w:t xml:space="preserve"> </w:t>
-      </w:r>
-      <w:r>
-        <w:t xml:space="preserve">with no labeled data and its label-free scores track ground-truth correctness at</w:t>
+        <w:t xml:space="preserve">, contamination-free because items are generated anew on</w:t>
+      </w:r>
+      <w:r>
+        <w:t xml:space="preserve"> </w:t>
+      </w:r>
+      <w:r>
+        <w:t xml:space="preserve">each run, and a cross-family judge ensemble ranks candidate models with no human raters. Validated where ground truth</w:t>
+      </w:r>
+      <w:r>
+        <w:t xml:space="preserve"> </w:t>
+      </w:r>
+      <w:r>
+        <w:t xml:space="preserve">exists, CoEval recovers the true model ranking and tracks ground-truth correctness at</w:t>
       </w:r>
       <w:r>
         <w:t xml:space="preserve"> </w:t>
       </w:r>
       <m:oMath>
         <m:r>
-          <m:t>ρ</m:t>
+          <m:t>h</m:t>
+        </m:r>
+        <m:r>
+          <m:t>o</m:t>
         </m:r>
         <m:r>
           <m:rPr>
@@ -267,13 +223,13 @@
         </m:r>
       </m:oMath>
       <w:r>
-        <w:t xml:space="preserve">. A complementary</w:t>
-      </w:r>
-      <w:r>
-        <w:t xml:space="preserve"> </w:t>
-      </w:r>
-      <w:r>
-        <w:t xml:space="preserve">technical finding makes the label-free judging reliable without human calibration: judge-panel</w:t>
+        <w:t xml:space="preserve">. The label-free</w:t>
+      </w:r>
+      <w:r>
+        <w:t xml:space="preserve"> </w:t>
+      </w:r>
+      <w:r>
+        <w:t xml:space="preserve">judging needs no human calibration because judge-panel</w:t>
       </w:r>
       <w:r>
         <w:t xml:space="preserve"> </w:t>
@@ -289,7 +245,7 @@
         <w:t xml:space="preserve"> </w:t>
       </w:r>
       <w:r>
-        <w:t xml:space="preserve">(diversity across vendor families), not panel</w:t>
+        <w:t xml:space="preserve">(vendor diversity), not</w:t>
       </w:r>
       <w:r>
         <w:t xml:space="preserve"> </w:t>
@@ -302,47 +258,19 @@
         <w:t xml:space="preserve">size</w:t>
       </w:r>
       <w:r>
-        <w:t xml:space="preserve">, determines</w:t>
-      </w:r>
-      <w:r>
-        <w:t xml:space="preserve"> </w:t>
-      </w:r>
-      <w:r>
-        <w:t xml:space="preserve">reliability, and indiscriminately enlarging a panel can</w:t>
-      </w:r>
-      <w:r>
-        <w:t xml:space="preserve"> </w:t>
-      </w:r>
-      <w:r>
-        <w:rPr>
-          <w:i/>
-          <w:iCs/>
-        </w:rPr>
-        <w:t xml:space="preserve">reduce</w:t>
-      </w:r>
-      <w:r>
-        <w:t xml:space="preserve"> </w:t>
-      </w:r>
-      <w:r>
-        <w:t xml:space="preserve">it (inter-rater reliability peaks at two</w:t>
-      </w:r>
-      <w:r>
-        <w:t xml:space="preserve"> </w:t>
-      </w:r>
-      <w:r>
-        <w:t xml:space="preserve">well-chosen judges and falls as low-agreement judges are added, exactly matching the Spearman–Brown relation).</w:t>
-      </w:r>
-      <w:r>
-        <w:t xml:space="preserve"> </w:t>
-      </w:r>
-      <w:r>
-        <w:t xml:space="preserve">Composition is what makes a single judge unsafe to pick blind: on a benchmark-grounded set the candidate judges range</w:t>
-      </w:r>
-      <w:r>
-        <w:t xml:space="preserve"> </w:t>
-      </w:r>
-      <w:r>
-        <w:t xml:space="preserve">from anti-correlated to moderately correlated with ground truth (a judge-choice regret of</w:t>
+        <w:t xml:space="preserve">,</w:t>
+      </w:r>
+      <w:r>
+        <w:t xml:space="preserve"> </w:t>
+      </w:r>
+      <w:r>
+        <w:t xml:space="preserve">drives reliability: a small, well-chosen cross-family panel is most reliable, while a single judge can be</w:t>
+      </w:r>
+      <w:r>
+        <w:t xml:space="preserve"> </w:t>
+      </w:r>
+      <w:r>
+        <w:t xml:space="preserve">anti-correlated with ground truth (judge-choice regret</w:t>
       </w:r>
       <w:r>
         <w:t xml:space="preserve"> </w:t>
@@ -353,64 +281,7 @@
         </m:r>
       </m:oMath>
       <w:r>
-        <w:t xml:space="preserve">), whereas the</w:t>
-      </w:r>
-      <w:r>
-        <w:t xml:space="preserve"> </w:t>
-      </w:r>
-      <w:r>
-        <w:t xml:space="preserve">cross-family ensemble is never anti-correlated, and an unsupervised reliability-weighted aggregator is the strongest</w:t>
-      </w:r>
-      <w:r>
-        <w:t xml:space="preserve"> </w:t>
-      </w:r>
-      <w:r>
-        <w:t xml:space="preserve">label-free choice.</w:t>
-      </w:r>
-      <w:r>
-        <w:t xml:space="preserve"> </w:t>
-      </w:r>
-      <w:r>
-        <w:t xml:space="preserve">CoEval fills three roles,</w:t>
-      </w:r>
-      <w:r>
-        <w:t xml:space="preserve"> </w:t>
-      </w:r>
-      <w:r>
-        <w:rPr>
-          <w:i/>
-          <w:iCs/>
-        </w:rPr>
-        <w:t xml:space="preserve">teacher</w:t>
-      </w:r>
-      <w:r>
-        <w:t xml:space="preserve">,</w:t>
-      </w:r>
-      <w:r>
-        <w:t xml:space="preserve"> </w:t>
-      </w:r>
-      <w:r>
-        <w:rPr>
-          <w:i/>
-          <w:iCs/>
-        </w:rPr>
-        <w:t xml:space="preserve">student</w:t>
-      </w:r>
-      <w:r>
-        <w:t xml:space="preserve">, and</w:t>
-      </w:r>
-      <w:r>
-        <w:t xml:space="preserve"> </w:t>
-      </w:r>
-      <w:r>
-        <w:rPr>
-          <w:i/>
-          <w:iCs/>
-        </w:rPr>
-        <w:t xml:space="preserve">judge</w:t>
-      </w:r>
-      <w:r>
-        <w:t xml:space="preserve">, from one shared pool of models: any model can take any role, and a model that judges in one run can be a candidate in another, all configured from a single file across many provider interfaces. Generated items have</w:t>
+        <w:t xml:space="preserve">) and the ensemble never is. Generated items show</w:t>
       </w:r>
       <w:r>
         <w:t xml:space="preserve"> </w:t>
@@ -424,166 +295,25 @@
         <w:t xml:space="preserve"> </w:t>
       </w:r>
       <w:r>
-        <w:t xml:space="preserve">verbatim 13-gram overlap with five major public benchmarks. Across a four-task medium-scale</w:t>
-      </w:r>
-      <w:r>
-        <w:t xml:space="preserve"> </w:t>
-      </w:r>
-      <w:r>
-        <w:t xml:space="preserve">study, CoEval produced 7,978 valid evaluations at a total cost of USD 5.89 with no human annotation. We show that the</w:t>
-      </w:r>
-      <w:r>
-        <w:t xml:space="preserve"> </w:t>
-      </w:r>
-      <w:r>
-        <w:t xml:space="preserve">ensemble removes a verbosity bias that no single judge avoids (mean per-judge</w:t>
-      </w:r>
-      <w:r>
-        <w:t xml:space="preserve"> </w:t>
-      </w:r>
-      <m:oMath>
-        <m:r>
-          <m:rPr>
-            <m:sty m:val="p"/>
-          </m:rPr>
-          <m:t>|</m:t>
-        </m:r>
-        <m:r>
-          <m:t>r</m:t>
-        </m:r>
-        <m:r>
-          <m:rPr>
-            <m:sty m:val="p"/>
-          </m:rPr>
-          <m:t>|</m:t>
-        </m:r>
-        <m:r>
-          <m:rPr>
-            <m:sty m:val="p"/>
-          </m:rPr>
-          <m:t>=</m:t>
-        </m:r>
-        <m:r>
-          <m:t>0.153</m:t>
-        </m:r>
-      </m:oMath>
-      <w:r>
-        <w:t xml:space="preserve"> </w:t>
-      </w:r>
-      <w:r>
-        <w:t xml:space="preserve">collapses to an ensemble</w:t>
-      </w:r>
-      <w:r>
-        <w:t xml:space="preserve"> </w:t>
-      </w:r>
-      <m:oMath>
-        <m:r>
-          <m:t>r</m:t>
-        </m:r>
-        <m:r>
-          <m:rPr>
-            <m:sty m:val="p"/>
-          </m:rPr>
-          <m:t>=</m:t>
-        </m:r>
-        <m:r>
-          <m:rPr>
-            <m:sty m:val="p"/>
-          </m:rPr>
-          <m:t>+</m:t>
-        </m:r>
-        <m:r>
-          <m:t>0.010</m:t>
-        </m:r>
-      </m:oMath>
-      <w:r>
-        <w:t xml:space="preserve"> </w:t>
-      </w:r>
-      <w:r>
-        <w:t xml:space="preserve">with a bootstrap CI spanning zero, a 93% reduction) and structurally precludes same-family</w:t>
-      </w:r>
-      <w:r>
-        <w:t xml:space="preserve"> </w:t>
-      </w:r>
-      <w:r>
-        <w:t xml:space="preserve">self-preference, while producing task-specialized rubrics that share a universal quality core. On objective</w:t>
-      </w:r>
-      <w:r>
-        <w:t xml:space="preserve"> </w:t>
-      </w:r>
-      <w:r>
-        <w:t xml:space="preserve">exact-match QA the frontier cross-family ensemble tracks ground-truth correctness at</w:t>
-      </w:r>
-      <w:r>
-        <w:t xml:space="preserve"> </w:t>
-      </w:r>
-      <m:oMath>
-        <m:r>
-          <m:t>ρ</m:t>
-        </m:r>
-        <m:r>
-          <m:rPr>
-            <m:sty m:val="p"/>
-          </m:rPr>
-          <m:t>=</m:t>
-        </m:r>
-        <m:r>
-          <m:t>0.86</m:t>
-        </m:r>
-      </m:oMath>
-      <w:r>
-        <w:t xml:space="preserve"> </w:t>
-      </w:r>
-      <w:r>
-        <w:t xml:space="preserve">(datapoint-clustered 95% CI</w:t>
-      </w:r>
-      <w:r>
-        <w:t xml:space="preserve"> </w:t>
-      </w:r>
-      <m:oMath>
-        <m:r>
-          <m:rPr>
-            <m:sty m:val="p"/>
-          </m:rPr>
-          <m:t>[</m:t>
-        </m:r>
-        <m:r>
-          <m:t>0.77</m:t>
-        </m:r>
-        <m:r>
-          <m:rPr>
-            <m:sty m:val="p"/>
-          </m:rPr>
-          <m:t>,</m:t>
-        </m:r>
-        <m:r>
-          <m:t>0.94</m:t>
-        </m:r>
-        <m:r>
-          <m:rPr>
-            <m:sty m:val="p"/>
-          </m:rPr>
-          <m:t>]</m:t>
-        </m:r>
-      </m:oMath>
-      <w:r>
-        <w:t xml:space="preserve">) with vendor-independent agreement. This non-monotone reliability result, where adding low-agreement judges</w:t>
-      </w:r>
-      <w:r>
-        <w:t xml:space="preserve"> </w:t>
-      </w:r>
-      <w:r>
-        <w:rPr>
-          <w:i/>
-          <w:iCs/>
-        </w:rPr>
-        <w:t xml:space="preserve">reduces</w:t>
-      </w:r>
-      <w:r>
-        <w:t xml:space="preserve"> </w:t>
-      </w:r>
-      <w:r>
-        <w:t xml:space="preserve">reliability, is what lets a small, well-chosen cross-family panel serve as a trustworthy, label-free substitute for a contaminated leaderboard, one that any team can regenerate for its own application and re-run on every model release.</w:t>
+        <w:t xml:space="preserve">verbatim 13-gram overlap with five major public benchmarks; the panel cancels verbosity bias and precludes</w:t>
+      </w:r>
+      <w:r>
+        <w:t xml:space="preserve"> </w:t>
+      </w:r>
+      <w:r>
+        <w:t xml:space="preserve">same-family self-preference. A four-task study produced 7,978 evaluations for USD 5.89. The same declarative pipeline</w:t>
+      </w:r>
+      <w:r>
+        <w:t xml:space="preserve"> </w:t>
+      </w:r>
+      <w:r>
+        <w:t xml:space="preserve">applies to any domain and is cheap enough to re-run on every model release: a label-free, contamination-free</w:t>
+      </w:r>
+      <w:r>
+        <w:t xml:space="preserve"> </w:t>
+      </w:r>
+      <w:r>
+        <w:t xml:space="preserve">leaderboard any team can regenerate for its own application.</w:t>
       </w:r>
     </w:p>
     <w:bookmarkEnd w:id="10"/>

--- a/docs/paper/CoEval.docx
+++ b/docs/paper/CoEval.docx
@@ -8763,6 +8763,160 @@
       </w:r>
       <w:r>
         <w:t xml:space="preserve">against: the panel turns the absence of labels from a liability into a design that validates itself.</w:t>
+      </w:r>
+    </w:p>
+    <w:p>
+      <w:pPr>
+        <w:pStyle w:val="BodyText"/>
+        <w:jc w:val="both"/>
+        <w:keepNext w:val="0"/>
+        <w:keepLines w:val="0"/>
+        <w:widowControl w:val="1"/>
+      </w:pPr>
+      <w:r>
+        <w:t xml:space="preserve">This self-correction has a precise boundary, and the boundary is exactly the cross-family design. It tolerates any</w:t>
+      </w:r>
+      <w:r>
+        <w:t xml:space="preserve"> </w:t>
+      </w:r>
+      <w:r>
+        <w:t xml:space="preserve">number of</w:t>
+      </w:r>
+      <w:r>
+        <w:t xml:space="preserve"> </w:t>
+      </w:r>
+      <w:r>
+        <w:rPr>
+          <w:i/>
+          <w:iCs/>
+        </w:rPr>
+        <w:t xml:space="preserve">independent</w:t>
+      </w:r>
+      <w:r>
+        <w:t xml:space="preserve"> </w:t>
+      </w:r>
+      <w:r>
+        <w:t xml:space="preserve">broken judges: adding six uniform-random judges to the four-judge panel leaves the</w:t>
+      </w:r>
+      <w:r>
+        <w:t xml:space="preserve"> </w:t>
+      </w:r>
+      <w:r>
+        <w:t xml:space="preserve">reliability-weighted accuracy at</w:t>
+      </w:r>
+      <w:r>
+        <w:t xml:space="preserve"> </w:t>
+      </w:r>
+      <m:oMath>
+        <m:r>
+          <m:t>0.25</m:t>
+        </m:r>
+      </m:oMath>
+      <w:r>
+        <w:t xml:space="preserve"> </w:t>
+      </w:r>
+      <w:r>
+        <w:t xml:space="preserve">while the plain mean falls to</w:t>
+      </w:r>
+      <w:r>
+        <w:t xml:space="preserve"> </w:t>
+      </w:r>
+      <m:oMath>
+        <m:r>
+          <m:t>0.16</m:t>
+        </m:r>
+      </m:oMath>
+      <w:r>
+        <w:t xml:space="preserve">, because independent noise never forms a</w:t>
+      </w:r>
+      <w:r>
+        <w:t xml:space="preserve"> </w:t>
+      </w:r>
+      <w:r>
+        <w:t xml:space="preserve">consensus to agree with. It fails only when a</w:t>
+      </w:r>
+      <w:r>
+        <w:t xml:space="preserve"> </w:t>
+      </w:r>
+      <w:r>
+        <w:rPr>
+          <w:i/>
+          <w:iCs/>
+        </w:rPr>
+        <w:t xml:space="preserve">correlated</w:t>
+      </w:r>
+      <w:r>
+        <w:t xml:space="preserve"> </w:t>
+      </w:r>
+      <w:r>
+        <w:t xml:space="preserve">coalition of bad judges, all sharing one</w:t>
+      </w:r>
+      <w:r>
+        <w:t xml:space="preserve"> </w:t>
+      </w:r>
+      <w:r>
+        <w:t xml:space="preserve">systematic error,</w:t>
+      </w:r>
+      <w:r>
+        <w:t xml:space="preserve"> </w:t>
+      </w:r>
+      <w:r>
+        <w:rPr>
+          <w:i/>
+          <w:iCs/>
+        </w:rPr>
+        <w:t xml:space="preserve">outnumbers</w:t>
+      </w:r>
+      <w:r>
+        <w:t xml:space="preserve"> </w:t>
+      </w:r>
+      <w:r>
+        <w:t xml:space="preserve">the competent judges: once five such judges face four good ones the coalition</w:t>
+      </w:r>
+      <w:r>
+        <w:t xml:space="preserve"> </w:t>
+      </w:r>
+      <w:r>
+        <w:t xml:space="preserve">becomes the apparent consensus, takes all the weight, and the recovered ranking inverts. Peer-agreement weighting is</w:t>
+      </w:r>
+      <w:r>
+        <w:t xml:space="preserve"> </w:t>
+      </w:r>
+      <w:r>
+        <w:t xml:space="preserve">therefore only as safe as the independence of judge errors, and</w:t>
+      </w:r>
+      <w:r>
+        <w:t xml:space="preserve"> </w:t>
+      </w:r>
+      <w:r>
+        <w:rPr>
+          <w:i/>
+          <w:iCs/>
+        </w:rPr>
+        <w:t xml:space="preserve">vendor diversity is what supplies that</w:t>
+      </w:r>
+      <w:r>
+        <w:rPr>
+          <w:i/>
+          <w:iCs/>
+        </w:rPr>
+        <w:t xml:space="preserve"> </w:t>
+      </w:r>
+      <w:r>
+        <w:rPr>
+          <w:i/>
+          <w:iCs/>
+        </w:rPr>
+        <w:t xml:space="preserve">independence</w:t>
+      </w:r>
+      <w:r>
+        <w:t xml:space="preserve">: judges from distinct model families are unlikely to share a bias coalition. The robustness of the</w:t>
+      </w:r>
+      <w:r>
+        <w:t xml:space="preserve"> </w:t>
+      </w:r>
+      <w:r>
+        <w:t xml:space="preserve">aggregator and the cross-family composition principle are two sides of one design.</w:t>
       </w:r>
     </w:p>
     <w:p>

--- a/docs/paper/CoEval.docx
+++ b/docs/paper/CoEval.docx
@@ -2056,6 +2056,51 @@
         <w:keepLines w:val="0"/>
         <w:widowControl w:val="1"/>
       </w:pPr>
+      <w:r>
+        <w:t xml:space="preserve">The idea that a rater's reliability can be inferred from inter-rater agreement, with no ground truth, dates back to</w:t>
+      </w:r>
+      <w:r>
+        <w:t xml:space="preserve"> </w:t>
+      </w:r>
+      <w:r>
+        <w:rPr>
+          <w:i/>
+          <w:iCs/>
+        </w:rPr>
+        <w:t xml:space="preserve">Dawid and Skene</w:t>
+      </w:r>
+      <w:r>
+        <w:t xml:space="preserve"> </w:t>
+      </w:r>
+      <w:r>
+        <w:t xml:space="preserve">[</w:t>
+      </w:r>
+      <w:hyperlink w:anchor="r33">
+        <w:r>
+          <w:rPr>
+            <w:rStyle w:val="Hyperlink"/>
+          </w:rPr>
+          <w:t xml:space="preserve">33</w:t>
+        </w:r>
+      </w:hyperlink>
+      <w:r>
+        <w:t xml:space="preserve">], whose EM algorithm estimates latent labels and per-rater error rates</w:t>
+      </w:r>
+      <w:r>
+        <w:t xml:space="preserve"> </w:t>
+      </w:r>
+      <w:r>
+        <w:t xml:space="preserve">jointly; CoEval applies the same principle to a vendor-disjoint LLM panel, where peer agreement both down-weights and</w:t>
+      </w:r>
+      <w:r>
+        <w:t xml:space="preserve"> </w:t>
+      </w:r>
+      <w:r>
+        <w:t xml:space="preserve">diagnoses unreliable judges (Section 5.2).</w:t>
+      </w:r>
+      <w:r>
+        <w:t xml:space="preserve"> </w:t>
+      </w:r>
       <w:r>
         <w:t xml:space="preserve">A parallel and very recent line of work makes judge aggregation itself</w:t>
       </w:r>
@@ -8450,7 +8495,18 @@
         </m:r>
       </m:oMath>
       <w:r>
-        <w:t xml:space="preserve">, and a Dawid–Skene latent-truth model over discretized scores reaches</w:t>
+        <w:t xml:space="preserve">, and a Dawid–Skene latent-truth model [</w:t>
+      </w:r>
+      <w:hyperlink w:anchor="r33">
+        <w:r>
+          <w:rPr>
+            <w:rStyle w:val="Hyperlink"/>
+          </w:rPr>
+          <w:t xml:space="preserve">33</w:t>
+        </w:r>
+      </w:hyperlink>
+      <w:r>
+        <w:t xml:space="preserve">] over discretized scores reaches</w:t>
       </w:r>
       <w:r>
         <w:t xml:space="preserve"> </w:t>
@@ -13538,7 +13594,7 @@
       </w:r>
     </w:p>
     <w:bookmarkEnd w:id="42"/>
-    <w:bookmarkStart w:id="107" w:name="references"/>
+    <w:bookmarkStart w:id="109" w:name="references"/>
     <w:p>
       <w:pPr>
         <w:pStyle w:val="ReferencesHeading"/>
@@ -15233,8 +15289,67 @@
       </w:hyperlink>
       <w:bookmarkEnd w:id="106"/>
     </w:p>
-    <w:bookmarkEnd w:id="107"/>
-    <w:bookmarkStart w:id="108" w:name="appA"/>
+    <w:p>
+      <w:pPr>
+        <w:pStyle w:val="ReferenceEntry"/>
+        <w:numPr>
+          <w:ilvl w:val="0"/>
+          <w:numId w:val="1002"/>
+        </w:numPr>
+        <w:jc w:val="left"/>
+        <w:keepNext w:val="0"/>
+        <w:keepLines w:val="0"/>
+        <w:widowControl w:val="1"/>
+      </w:pPr>
+      <w:bookmarkStart w:id="108" w:name="r33"/>
+      <w:r>
+        <w:t xml:space="preserve">Dawid, A. P., Skene, A. M. (1979).</w:t>
+      </w:r>
+      <w:r>
+        <w:t xml:space="preserve"> </w:t>
+      </w:r>
+      <w:r>
+        <w:rPr>
+          <w:i/>
+          <w:iCs/>
+        </w:rPr>
+        <w:t xml:space="preserve">Maximum Likelihood Estimation of Observer Error-Rates Using</w:t>
+      </w:r>
+      <w:r>
+        <w:rPr>
+          <w:i/>
+          <w:iCs/>
+        </w:rPr>
+        <w:t xml:space="preserve"> </w:t>
+      </w:r>
+      <w:r>
+        <w:rPr>
+          <w:i/>
+          <w:iCs/>
+        </w:rPr>
+        <w:t xml:space="preserve">the EM Algorithm.</w:t>
+      </w:r>
+      <w:r>
+        <w:t xml:space="preserve"> </w:t>
+      </w:r>
+      <w:r>
+        <w:t xml:space="preserve">Journal of the Royal Statistical Society: Series C (Applied Statistics), 28(1), 20–28.</w:t>
+      </w:r>
+      <w:r>
+        <w:t xml:space="preserve"> </w:t>
+      </w:r>
+      <w:hyperlink r:id="rId107">
+        <w:r>
+          <w:rPr>
+            <w:rStyle w:val="Hyperlink"/>
+          </w:rPr>
+          <w:t xml:space="preserve">doi.org/10.2307/2346806</w:t>
+        </w:r>
+      </w:hyperlink>
+      <w:bookmarkEnd w:id="108"/>
+    </w:p>
+    <w:bookmarkEnd w:id="109"/>
+    <w:bookmarkStart w:id="110" w:name="appA"/>
     <w:p>
       <w:pPr>
         <w:pStyle w:val="Heading2"/>
@@ -15915,8 +16030,8 @@
         <w:t xml:space="preserve">nested (multiple student responses per item).</w:t>
       </w:r>
     </w:p>
-    <w:bookmarkEnd w:id="108"/>
-    <w:bookmarkStart w:id="112" w:name="appB"/>
+    <w:bookmarkEnd w:id="110"/>
+    <w:bookmarkStart w:id="114" w:name="appB"/>
     <w:p>
       <w:pPr>
         <w:pStyle w:val="Heading2"/>
@@ -16047,18 +16162,18 @@
           <wp:inline>
             <wp:extent cx="5736336" cy="4998720"/>
             <wp:effectExtent b="0" l="0" r="0" t="0"/>
-            <wp:docPr descr="Heatmap of pairwise semantic similarity between auto-generated rubric criteria" title="" id="110" name="Picture"/>
+            <wp:docPr descr="Heatmap of pairwise semantic similarity between auto-generated rubric criteria" title="" id="112" name="Picture"/>
             <a:graphic>
               <a:graphicData uri="http://schemas.openxmlformats.org/drawingml/2006/picture">
                 <pic:pic>
                   <pic:nvPicPr>
-                    <pic:cNvPr descr="figures/f5_rubric_heatmap.png" id="111" name="Picture"/>
+                    <pic:cNvPr descr="figures/f5_rubric_heatmap.png" id="113" name="Picture"/>
                     <pic:cNvPicPr>
                       <a:picLocks noChangeArrowheads="1" noChangeAspect="1"/>
                     </pic:cNvPicPr>
                   </pic:nvPicPr>
                   <pic:blipFill>
-                    <a:blip r:embed="rId109"/>
+                    <a:blip r:embed="rId111"/>
                     <a:stretch>
                       <a:fillRect/>
                     </a:stretch>
@@ -16145,8 +16260,8 @@
         <w:t xml:space="preserve">), while a recurring “completeness” dimension forms a cross-task cluster.</w:t>
       </w:r>
     </w:p>
-    <w:bookmarkEnd w:id="112"/>
-    <w:bookmarkStart w:id="116" w:name="appC"/>
+    <w:bookmarkEnd w:id="114"/>
+    <w:bookmarkStart w:id="118" w:name="appC"/>
     <w:p>
       <w:pPr>
         <w:pStyle w:val="Heading2"/>
@@ -16171,18 +16286,18 @@
           <wp:inline>
             <wp:extent cx="4632960" cy="2987040"/>
             <wp:effectExtent b="0" l="0" r="0" t="0"/>
-            <wp:docPr descr="Evaluations per dollar: CoEval versus human annotation" title="" id="114" name="Picture"/>
+            <wp:docPr descr="Evaluations per dollar: CoEval versus human annotation" title="" id="116" name="Picture"/>
             <a:graphic>
               <a:graphicData uri="http://schemas.openxmlformats.org/drawingml/2006/picture">
                 <pic:pic>
                   <pic:nvPicPr>
-                    <pic:cNvPr descr="figures/f6_cost.png" id="115" name="Picture"/>
+                    <pic:cNvPr descr="figures/f6_cost.png" id="117" name="Picture"/>
                     <pic:cNvPicPr>
                       <a:picLocks noChangeArrowheads="1" noChangeAspect="1"/>
                     </pic:cNvPicPr>
                   </pic:nvPicPr>
                   <pic:blipFill>
-                    <a:blip r:embed="rId113"/>
+                    <a:blip r:embed="rId115"/>
                     <a:stretch>
                       <a:fillRect/>
                     </a:stretch>
@@ -16267,8 +16382,8 @@
         <w:t xml:space="preserve">re-evaluation on every model release.</w:t>
       </w:r>
     </w:p>
-    <w:bookmarkEnd w:id="116"/>
-    <w:bookmarkStart w:id="117" w:name="appD"/>
+    <w:bookmarkEnd w:id="118"/>
+    <w:bookmarkStart w:id="119" w:name="appD"/>
     <w:p>
       <w:pPr>
         <w:pStyle w:val="Heading2"/>
@@ -17204,7 +17319,7 @@
         <w:t xml:space="preserve">data and no human raters.</w:t>
       </w:r>
     </w:p>
-    <w:bookmarkEnd w:id="117"/>
+    <w:bookmarkEnd w:id="119"/>
     <w:sectPr>
       <w:footerReference w:type="default" r:id="rId9"/>
       <w:pgSz w:h="15840" w:w="12240"/>

--- a/docs/paper/CoEval.docx
+++ b/docs/paper/CoEval.docx
@@ -7160,7 +7160,7 @@
       </w:tr>
     </w:tbl>
     <w:bookmarkEnd w:id="27"/>
-    <w:bookmarkStart w:id="31" w:name="X8b3480caa00443f57186feaf5cffdc8fb88fe2f"/>
+    <w:bookmarkStart w:id="31" w:name="Xe8bbf6e8b303eda2252037f5179fa153abacf26"/>
     <w:p>
       <w:pPr>
         <w:pStyle w:val="Heading3"/>
@@ -7169,7 +7169,7 @@
         <w:widowControl w:val="1"/>
       </w:pPr>
       <w:r>
-        <w:t xml:space="preserve">5.2 Ensemble reliability and judge-choice regret</w:t>
+        <w:t xml:space="preserve">5.2 Ensemble reliability: composition, judge-choice regret, and a self-validating panel</w:t>
       </w:r>
     </w:p>
     <w:p>

--- a/docs/paper/CoEval.docx
+++ b/docs/paper/CoEval.docx
@@ -2625,7 +2625,7 @@
     </w:p>
     <w:bookmarkEnd w:id="13"/>
     <w:bookmarkEnd w:id="14"/>
-    <w:bookmarkStart w:id="19" w:name="the-coeval-framework"/>
+    <w:bookmarkStart w:id="22" w:name="the-coeval-framework"/>
     <w:p>
       <w:pPr>
         <w:pStyle w:val="Heading2"/>
@@ -2661,57 +2661,57 @@
         <w:t xml:space="preserve">layer.</w:t>
       </w:r>
     </w:p>
-    <w:tbl>
-      <w:tblPr>
-        <w:tblStyle w:val="FigureTable"/>
-        <w:tblW w:type="pct" w:w="5000"/>
+    <w:p>
+      <w:pPr>
+        <w:pStyle w:val="BodyText"/>
         <w:jc w:val="center"/>
-        <w:tblLook w:firstRow="0" w:lastRow="0" w:firstColumn="0" w:lastColumn="0"/>
-        <w:tblLayout w:type="autofit"/>
-        <w:tblBorders>
-          <w:top w:val="single" w:sz="10" w:color="4F6272"/>
-          <w:bottom w:val="single" w:sz="10" w:color="4F6272"/>
-          <w:insideH w:val="single" w:sz="5" w:color="9FB0C2"/>
-          <w:left w:val="single" w:sz="6" w:color="9FB0C2"/>
-          <w:right w:val="single" w:sz="6" w:color="9FB0C2"/>
-          <w:insideV w:val="single" w:sz="5" w:color="D9E1E8"/>
-        </w:tblBorders>
-      </w:tblPr>
-      <w:tblGrid>
-        <w:gridCol w:w="7920"/>
-      </w:tblGrid>
-      <w:tr>
-        <w:tc>
-          <w:tcPr>
-            <w:shd w:fill="EEF3F7"/>
-            <w:tcBorders>
-              <w:left w:val="nil"/>
-              <w:right w:val="nil"/>
-              <w:top w:val="nil"/>
-              <w:bottom w:val="single" w:sz="8" w:color="9FB0C2"/>
-            </w:tcBorders>
-          </w:tcPr>
-          <w:p>
-            <w:pPr>
-              <w:pStyle w:val="Compact"/>
-              <w:spacing w:before="0" w:after="20" w:line="240" w:lineRule="auto"/>
-              <w:jc w:val="center"/>
-              <w:keepNext w:val="0"/>
-              <w:keepLines/>
-              <w:widowControl w:val="1"/>
-            </w:pPr>
-            <w:r>
-              <w:rPr>
-                <w:rFonts w:ascii="Times New Roman" w:hAnsi="Times New Roman"/>
-                <w:b/>
-                <w:sz w:val="19"/>
-              </w:rPr>
-              <w:t xml:space="preserve">CoEval five-phase pipeline with teacher, student, and judge role bands</w:t>
-            </w:r>
-          </w:p>
-        </w:tc>
-      </w:tr>
-    </w:tbl>
+        <w:keepNext/>
+        <w:keepLines/>
+        <w:widowControl w:val="1"/>
+      </w:pPr>
+      <w:r>
+        <w:drawing>
+          <wp:inline>
+            <wp:extent cx="5943600" cy="1920171"/>
+            <wp:effectExtent b="0" l="0" r="0" t="0"/>
+            <wp:docPr descr="CoEval five-phase pipeline with teacher, student, and judge role bands" title="" id="16" name="Picture"/>
+            <a:graphic>
+              <a:graphicData uri="http://schemas.openxmlformats.org/drawingml/2006/picture">
+                <pic:pic>
+                  <pic:nvPicPr>
+                    <pic:cNvPr descr="figures/f1_architecture.png" id="17" name="Picture"/>
+                    <pic:cNvPicPr>
+                      <a:picLocks noChangeArrowheads="1" noChangeAspect="1"/>
+                    </pic:cNvPicPr>
+                  </pic:nvPicPr>
+                  <pic:blipFill>
+                    <a:blip r:embed="rId15"/>
+                    <a:stretch>
+                      <a:fillRect/>
+                    </a:stretch>
+                  </pic:blipFill>
+                  <pic:spPr bwMode="auto">
+                    <a:xfrm>
+                      <a:off x="0" y="0"/>
+                      <a:ext cx="5943600" cy="1920171"/>
+                    </a:xfrm>
+                    <a:prstGeom prst="rect">
+                      <a:avLst/>
+                    </a:prstGeom>
+                    <a:noFill/>
+                    <a:ln w="9525">
+                      <a:noFill/>
+                      <a:headEnd/>
+                      <a:tailEnd/>
+                    </a:ln>
+                  </pic:spPr>
+                </pic:pic>
+              </a:graphicData>
+            </a:graphic>
+          </wp:inline>
+        </w:drawing>
+      </w:r>
+    </w:p>
     <w:p>
       <w:pPr>
         <w:pStyle w:val="ImageCaption"/>
@@ -2753,7 +2753,7 @@
         <w:t xml:space="preserve">run is specified in one declarative configuration.</w:t>
       </w:r>
     </w:p>
-    <w:bookmarkStart w:id="15" w:name="teacher-student-and-judge-roles"/>
+    <w:bookmarkStart w:id="18" w:name="teacher-student-and-judge-roles"/>
     <w:p>
       <w:pPr>
         <w:pStyle w:val="Heading3"/>
@@ -2886,8 +2886,8 @@
         <w:t xml:space="preserve">inject items from an existing dataset, allowing CoEval scores to be grounded against native metrics (Section 5.1).</w:t>
       </w:r>
     </w:p>
-    <w:bookmarkEnd w:id="15"/>
-    <w:bookmarkStart w:id="16" w:name="attribute-stratified-generation"/>
+    <w:bookmarkEnd w:id="18"/>
+    <w:bookmarkStart w:id="19" w:name="attribute-stratified-generation"/>
     <w:p>
       <w:pPr>
         <w:pStyle w:val="Heading3"/>
@@ -3140,8 +3140,8 @@
         <w:t xml:space="preserve">pretraining. Contamination-resistance is a structural property of generation, not a post-hoc filter.</w:t>
       </w:r>
     </w:p>
-    <w:bookmarkEnd w:id="16"/>
-    <w:bookmarkStart w:id="17" w:name="X0942ce5d8c067f73a4447ce531e20e150caab8b"/>
+    <w:bookmarkEnd w:id="19"/>
+    <w:bookmarkStart w:id="20" w:name="X0942ce5d8c067f73a4447ce531e20e150caab8b"/>
     <w:p>
       <w:pPr>
         <w:pStyle w:val="Heading3"/>
@@ -3904,8 +3904,8 @@
         <w:t xml:space="preserve">, normalized. We evaluate these aggregators in Section 5.2.</w:t>
       </w:r>
     </w:p>
-    <w:bookmarkEnd w:id="17"/>
-    <w:bookmarkStart w:id="18" w:name="reliability-and-bias-metrics"/>
+    <w:bookmarkEnd w:id="20"/>
+    <w:bookmarkStart w:id="21" w:name="reliability-and-bias-metrics"/>
     <w:p>
       <w:pPr>
         <w:pStyle w:val="Heading3"/>
@@ -4041,9 +4041,9 @@
         <w:t xml:space="preserve">.</w:t>
       </w:r>
     </w:p>
-    <w:bookmarkEnd w:id="18"/>
-    <w:bookmarkEnd w:id="19"/>
-    <w:bookmarkStart w:id="20" w:name="experimental-setup"/>
+    <w:bookmarkEnd w:id="21"/>
+    <w:bookmarkEnd w:id="22"/>
+    <w:bookmarkStart w:id="23" w:name="experimental-setup"/>
     <w:p>
       <w:pPr>
         <w:pStyle w:val="Heading2"/>
@@ -4977,8 +4977,8 @@
         </w:tc>
       </w:tr>
     </w:tbl>
-    <w:bookmarkEnd w:id="20"/>
-    <w:bookmarkStart w:id="29" w:name="results"/>
+    <w:bookmarkEnd w:id="23"/>
+    <w:bookmarkStart w:id="41" w:name="results"/>
     <w:p>
       <w:pPr>
         <w:pStyle w:val="Heading2"/>
@@ -5138,7 +5138,7 @@
         <w:t xml:space="preserve">, and Section 5.5 shows the process is cheap enough to re-run per use case. Section 5.7 exercises the complete tool on three custom verticals (drug interaction, clinical, legal) with no labeled data, and Section 5.8 shows that rankings are domain-specific: across four de-novo domains three different models take first place, so a generic leaderboard misdirects the practitioner that CoEval's per-domain ranking serves.</w:t>
       </w:r>
     </w:p>
-    <w:bookmarkStart w:id="21" w:name="ground-truth-correlation"/>
+    <w:bookmarkStart w:id="27" w:name="ground-truth-correlation"/>
     <w:p>
       <w:pPr>
         <w:pStyle w:val="Heading3"/>
@@ -6618,57 +6618,57 @@
         <w:t xml:space="preserve">the framework is built to make easy.</w:t>
       </w:r>
     </w:p>
-    <w:tbl>
-      <w:tblPr>
-        <w:tblStyle w:val="FigureTable"/>
-        <w:tblW w:type="pct" w:w="5000"/>
+    <w:p>
+      <w:pPr>
+        <w:pStyle w:val="BodyText"/>
         <w:jc w:val="center"/>
-        <w:tblLook w:firstRow="0" w:lastRow="0" w:firstColumn="0" w:lastColumn="0"/>
-        <w:tblLayout w:type="autofit"/>
-        <w:tblBorders>
-          <w:top w:val="single" w:sz="10" w:color="4F6272"/>
-          <w:bottom w:val="single" w:sz="10" w:color="4F6272"/>
-          <w:insideH w:val="single" w:sz="5" w:color="9FB0C2"/>
-          <w:left w:val="single" w:sz="6" w:color="9FB0C2"/>
-          <w:right w:val="single" w:sz="6" w:color="9FB0C2"/>
-          <w:insideV w:val="single" w:sz="5" w:color="D9E1E8"/>
-        </w:tblBorders>
-      </w:tblPr>
-      <w:tblGrid>
-        <w:gridCol w:w="7920"/>
-      </w:tblGrid>
-      <w:tr>
-        <w:tc>
-          <w:tcPr>
-            <w:shd w:fill="EEF3F7"/>
-            <w:tcBorders>
-              <w:left w:val="nil"/>
-              <w:right w:val="nil"/>
-              <w:top w:val="nil"/>
-              <w:bottom w:val="single" w:sz="8" w:color="9FB0C2"/>
-            </w:tcBorders>
-          </w:tcPr>
-          <w:p>
-            <w:pPr>
-              <w:pStyle w:val="Compact"/>
-              <w:spacing w:before="0" w:after="20" w:line="240" w:lineRule="auto"/>
-              <w:jc w:val="center"/>
-              <w:keepNext w:val="0"/>
-              <w:keepLines/>
-              <w:widowControl w:val="1"/>
-            </w:pPr>
-            <w:r>
-              <w:rPr>
-                <w:rFonts w:ascii="Times New Roman" w:hAnsi="Times New Roman"/>
-                <w:b/>
-                <w:sz w:val="19"/>
-              </w:rPr>
-              <w:t xml:space="preserve">CoEval ensemble score versus ground-truth accuracy per model; rankings identical</w:t>
-            </w:r>
-          </w:p>
-        </w:tc>
-      </w:tr>
-    </w:tbl>
+        <w:keepNext/>
+        <w:keepLines/>
+        <w:widowControl w:val="1"/>
+      </w:pPr>
+      <w:r>
+        <w:drawing>
+          <wp:inline>
+            <wp:extent cx="5224272" cy="2987040"/>
+            <wp:effectExtent b="0" l="0" r="0" t="0"/>
+            <wp:docPr descr="CoEval ensemble score versus ground-truth accuracy per model; rankings identical" title="" id="25" name="Picture"/>
+            <a:graphic>
+              <a:graphicData uri="http://schemas.openxmlformats.org/drawingml/2006/picture">
+                <pic:pic>
+                  <pic:nvPicPr>
+                    <pic:cNvPr descr="figures/f4_correctness_corr.png" id="26" name="Picture"/>
+                    <pic:cNvPicPr>
+                      <a:picLocks noChangeArrowheads="1" noChangeAspect="1"/>
+                    </pic:cNvPicPr>
+                  </pic:nvPicPr>
+                  <pic:blipFill>
+                    <a:blip r:embed="rId24"/>
+                    <a:stretch>
+                      <a:fillRect/>
+                    </a:stretch>
+                  </pic:blipFill>
+                  <pic:spPr bwMode="auto">
+                    <a:xfrm>
+                      <a:off x="0" y="0"/>
+                      <a:ext cx="5224272" cy="2987040"/>
+                    </a:xfrm>
+                    <a:prstGeom prst="rect">
+                      <a:avLst/>
+                    </a:prstGeom>
+                    <a:noFill/>
+                    <a:ln w="9525">
+                      <a:noFill/>
+                      <a:headEnd/>
+                      <a:tailEnd/>
+                    </a:ln>
+                  </pic:spPr>
+                </pic:pic>
+              </a:graphicData>
+            </a:graphic>
+          </wp:inline>
+        </w:drawing>
+      </w:r>
+    </w:p>
     <w:p>
       <w:pPr>
         <w:pStyle w:val="ImageCaption"/>
@@ -7159,8 +7159,8 @@
         </w:tc>
       </w:tr>
     </w:tbl>
-    <w:bookmarkEnd w:id="21"/>
-    <w:bookmarkStart w:id="22" w:name="Xe8bbf6e8b303eda2252037f5179fa153abacf26"/>
+    <w:bookmarkEnd w:id="27"/>
+    <w:bookmarkStart w:id="31" w:name="Xe8bbf6e8b303eda2252037f5179fa153abacf26"/>
     <w:p>
       <w:pPr>
         <w:pStyle w:val="Heading3"/>
@@ -7787,57 +7787,57 @@
         <w:t xml:space="preserve">the full-panel ordering.</w:t>
       </w:r>
     </w:p>
-    <w:tbl>
-      <w:tblPr>
-        <w:tblStyle w:val="FigureTable"/>
-        <w:tblW w:type="pct" w:w="5000"/>
+    <w:p>
+      <w:pPr>
+        <w:pStyle w:val="BodyText"/>
         <w:jc w:val="center"/>
-        <w:tblLook w:firstRow="0" w:lastRow="0" w:firstColumn="0" w:lastColumn="0"/>
-        <w:tblLayout w:type="autofit"/>
-        <w:tblBorders>
-          <w:top w:val="single" w:sz="10" w:color="4F6272"/>
-          <w:bottom w:val="single" w:sz="10" w:color="4F6272"/>
-          <w:insideH w:val="single" w:sz="5" w:color="9FB0C2"/>
-          <w:left w:val="single" w:sz="6" w:color="9FB0C2"/>
-          <w:right w:val="single" w:sz="6" w:color="9FB0C2"/>
-          <w:insideV w:val="single" w:sz="5" w:color="D9E1E8"/>
-        </w:tblBorders>
-      </w:tblPr>
-      <w:tblGrid>
-        <w:gridCol w:w="7920"/>
-      </w:tblGrid>
-      <w:tr>
-        <w:tc>
-          <w:tcPr>
-            <w:shd w:fill="EEF3F7"/>
-            <w:tcBorders>
-              <w:left w:val="nil"/>
-              <w:right w:val="nil"/>
-              <w:top w:val="nil"/>
-              <w:bottom w:val="single" w:sz="8" w:color="9FB0C2"/>
-            </w:tcBorders>
-          </w:tcPr>
-          <w:p>
-            <w:pPr>
-              <w:pStyle w:val="Compact"/>
-              <w:spacing w:before="0" w:after="20" w:line="240" w:lineRule="auto"/>
-              <w:jc w:val="center"/>
-              <w:keepNext w:val="0"/>
-              <w:keepLines/>
-              <w:widowControl w:val="1"/>
-            </w:pPr>
-            <w:r>
-              <w:rPr>
-                <w:rFonts w:ascii="Times New Roman" w:hAnsi="Times New Roman"/>
-                <w:b/>
-                <w:sz w:val="19"/>
-              </w:rPr>
-              <w:t xml:space="preserve">ICC(3,k) versus number of judges, peaking at the selected strong panel</w:t>
-            </w:r>
-          </w:p>
-        </w:tc>
-      </w:tr>
-    </w:tbl>
+        <w:keepNext/>
+        <w:keepLines/>
+        <w:widowControl w:val="1"/>
+      </w:pPr>
+      <w:r>
+        <w:drawing>
+          <wp:inline>
+            <wp:extent cx="4815840" cy="3169920"/>
+            <wp:effectExtent b="0" l="0" r="0" t="0"/>
+            <wp:docPr descr="ICC(3,k) versus number of judges, peaking at the selected strong panel" title="" id="29" name="Picture"/>
+            <a:graphic>
+              <a:graphicData uri="http://schemas.openxmlformats.org/drawingml/2006/picture">
+                <pic:pic>
+                  <pic:nvPicPr>
+                    <pic:cNvPr descr="figures/f2_icc_curve.png" id="30" name="Picture"/>
+                    <pic:cNvPicPr>
+                      <a:picLocks noChangeArrowheads="1" noChangeAspect="1"/>
+                    </pic:cNvPicPr>
+                  </pic:nvPicPr>
+                  <pic:blipFill>
+                    <a:blip r:embed="rId28"/>
+                    <a:stretch>
+                      <a:fillRect/>
+                    </a:stretch>
+                  </pic:blipFill>
+                  <pic:spPr bwMode="auto">
+                    <a:xfrm>
+                      <a:off x="0" y="0"/>
+                      <a:ext cx="4815840" cy="3169920"/>
+                    </a:xfrm>
+                    <a:prstGeom prst="rect">
+                      <a:avLst/>
+                    </a:prstGeom>
+                    <a:noFill/>
+                    <a:ln w="9525">
+                      <a:noFill/>
+                      <a:headEnd/>
+                      <a:tailEnd/>
+                    </a:ln>
+                  </pic:spPr>
+                </pic:pic>
+              </a:graphicData>
+            </a:graphic>
+          </wp:inline>
+        </w:drawing>
+      </w:r>
+    </w:p>
     <w:p>
       <w:pPr>
         <w:pStyle w:val="ImageCaption"/>
@@ -9272,8 +9272,8 @@
         <w:t xml:space="preserve">.</w:t>
       </w:r>
     </w:p>
-    <w:bookmarkEnd w:id="22"/>
-    <w:bookmarkStart w:id="23" w:name="bias-cancellation"/>
+    <w:bookmarkEnd w:id="31"/>
+    <w:bookmarkStart w:id="35" w:name="bias-cancellation"/>
     <w:p>
       <w:pPr>
         <w:pStyle w:val="Heading3"/>
@@ -10297,57 +10297,57 @@
         </w:tc>
       </w:tr>
     </w:tbl>
-    <w:tbl>
-      <w:tblPr>
-        <w:tblStyle w:val="FigureTable"/>
-        <w:tblW w:type="pct" w:w="5000"/>
+    <w:p>
+      <w:pPr>
+        <w:pStyle w:val="BodyText"/>
         <w:jc w:val="center"/>
-        <w:tblLook w:firstRow="0" w:lastRow="0" w:firstColumn="0" w:lastColumn="0"/>
-        <w:tblLayout w:type="autofit"/>
-        <w:tblBorders>
-          <w:top w:val="single" w:sz="10" w:color="4F6272"/>
-          <w:bottom w:val="single" w:sz="10" w:color="4F6272"/>
-          <w:insideH w:val="single" w:sz="5" w:color="9FB0C2"/>
-          <w:left w:val="single" w:sz="6" w:color="9FB0C2"/>
-          <w:right w:val="single" w:sz="6" w:color="9FB0C2"/>
-          <w:insideV w:val="single" w:sz="5" w:color="D9E1E8"/>
-        </w:tblBorders>
-      </w:tblPr>
-      <w:tblGrid>
-        <w:gridCol w:w="7920"/>
-      </w:tblGrid>
-      <w:tr>
-        <w:tc>
-          <w:tcPr>
-            <w:shd w:fill="EEF3F7"/>
-            <w:tcBorders>
-              <w:left w:val="nil"/>
-              <w:right w:val="nil"/>
-              <w:top w:val="nil"/>
-              <w:bottom w:val="single" w:sz="8" w:color="9FB0C2"/>
-            </w:tcBorders>
-          </w:tcPr>
-          <w:p>
-            <w:pPr>
-              <w:pStyle w:val="Compact"/>
-              <w:spacing w:before="0" w:after="20" w:line="240" w:lineRule="auto"/>
-              <w:jc w:val="center"/>
-              <w:keepNext w:val="0"/>
-              <w:keepLines/>
-              <w:widowControl w:val="1"/>
-            </w:pPr>
-            <w:r>
-              <w:rPr>
-                <w:rFonts w:ascii="Times New Roman" w:hAnsi="Times New Roman"/>
-                <w:b/>
-                <w:sz w:val="19"/>
-              </w:rPr>
-              <w:t xml:space="preserve">Forest plot of per-judge length-bias correlations with the ensemble near zero</w:t>
-            </w:r>
-          </w:p>
-        </w:tc>
-      </w:tr>
-    </w:tbl>
+        <w:keepNext/>
+        <w:keepLines/>
+        <w:widowControl w:val="1"/>
+      </w:pPr>
+      <w:r>
+        <w:drawing>
+          <wp:inline>
+            <wp:extent cx="5163312" cy="2987040"/>
+            <wp:effectExtent b="0" l="0" r="0" t="0"/>
+            <wp:docPr descr="Forest plot of per-judge length-bias correlations with the ensemble near zero" title="" id="33" name="Picture"/>
+            <a:graphic>
+              <a:graphicData uri="http://schemas.openxmlformats.org/drawingml/2006/picture">
+                <pic:pic>
+                  <pic:nvPicPr>
+                    <pic:cNvPr descr="figures/f3_verbosity_forest.png" id="34" name="Picture"/>
+                    <pic:cNvPicPr>
+                      <a:picLocks noChangeArrowheads="1" noChangeAspect="1"/>
+                    </pic:cNvPicPr>
+                  </pic:nvPicPr>
+                  <pic:blipFill>
+                    <a:blip r:embed="rId32"/>
+                    <a:stretch>
+                      <a:fillRect/>
+                    </a:stretch>
+                  </pic:blipFill>
+                  <pic:spPr bwMode="auto">
+                    <a:xfrm>
+                      <a:off x="0" y="0"/>
+                      <a:ext cx="5163312" cy="2987040"/>
+                    </a:xfrm>
+                    <a:prstGeom prst="rect">
+                      <a:avLst/>
+                    </a:prstGeom>
+                    <a:noFill/>
+                    <a:ln w="9525">
+                      <a:noFill/>
+                      <a:headEnd/>
+                      <a:tailEnd/>
+                    </a:ln>
+                  </pic:spPr>
+                </pic:pic>
+              </a:graphicData>
+            </a:graphic>
+          </wp:inline>
+        </w:drawing>
+      </w:r>
+    </w:p>
     <w:p>
       <w:pPr>
         <w:pStyle w:val="ImageCaption"/>
@@ -10557,8 +10557,8 @@
         <w:t xml:space="preserve">93% reduction.</w:t>
       </w:r>
     </w:p>
-    <w:bookmarkEnd w:id="23"/>
-    <w:bookmarkStart w:id="24" w:name="Xafb02bce621e02934ae814be540128cfed2d296"/>
+    <w:bookmarkEnd w:id="35"/>
+    <w:bookmarkStart w:id="36" w:name="Xafb02bce621e02934ae814be540128cfed2d296"/>
     <w:p>
       <w:pPr>
         <w:pStyle w:val="Heading3"/>
@@ -11010,8 +11010,8 @@
         <w:t xml:space="preserve">): the cross-family design neutralizes self-preference by construction.</w:t>
       </w:r>
     </w:p>
-    <w:bookmarkEnd w:id="24"/>
-    <w:bookmarkStart w:id="25" w:name="contamination-resistance"/>
+    <w:bookmarkEnd w:id="36"/>
+    <w:bookmarkStart w:id="37" w:name="contamination-resistance"/>
     <w:p>
       <w:pPr>
         <w:pStyle w:val="Heading3"/>
@@ -11609,8 +11609,8 @@
         <w:t xml:space="preserve">verbatim 13-gram overlap with five major public benchmarks, so they cannot be gamed this way.</w:t>
       </w:r>
     </w:p>
-    <w:bookmarkEnd w:id="25"/>
-    <w:bookmarkStart w:id="26" w:name="cost"/>
+    <w:bookmarkEnd w:id="37"/>
+    <w:bookmarkStart w:id="38" w:name="cost"/>
     <w:p>
       <w:pPr>
         <w:pStyle w:val="Heading3"/>
@@ -11727,8 +11727,8 @@
         <w:t xml:space="preserve">).</w:t>
       </w:r>
     </w:p>
-    <w:bookmarkEnd w:id="26"/>
-    <w:bookmarkStart w:id="27" w:name="putting-it-together-domain-case-studies"/>
+    <w:bookmarkEnd w:id="38"/>
+    <w:bookmarkStart w:id="39" w:name="putting-it-together-domain-case-studies"/>
     <w:p>
       <w:pPr>
         <w:pStyle w:val="Heading3"/>
@@ -13295,8 +13295,8 @@
         </w:tc>
       </w:tr>
     </w:tbl>
-    <w:bookmarkEnd w:id="27"/>
-    <w:bookmarkStart w:id="28" w:name="X5b909f8979da9f44974797188bca91411bc1d26"/>
+    <w:bookmarkEnd w:id="39"/>
+    <w:bookmarkStart w:id="40" w:name="X5b909f8979da9f44974797188bca91411bc1d26"/>
     <w:p>
       <w:pPr>
         <w:pStyle w:val="Heading3"/>
@@ -15251,9 +15251,9 @@
         </w:tc>
       </w:tr>
     </w:tbl>
-    <w:bookmarkEnd w:id="28"/>
-    <w:bookmarkEnd w:id="29"/>
-    <w:bookmarkStart w:id="30" w:name="discussion"/>
+    <w:bookmarkEnd w:id="40"/>
+    <w:bookmarkEnd w:id="41"/>
+    <w:bookmarkStart w:id="42" w:name="discussion"/>
     <w:p>
       <w:pPr>
         <w:pStyle w:val="Heading2"/>
@@ -15460,8 +15460,8 @@
         <w:t xml:space="preserve">against any model's full pretraining corpus.</w:t>
       </w:r>
     </w:p>
-    <w:bookmarkEnd w:id="30"/>
-    <w:bookmarkStart w:id="31" w:name="conclusion"/>
+    <w:bookmarkEnd w:id="42"/>
+    <w:bookmarkStart w:id="43" w:name="conclusion"/>
     <w:p>
       <w:pPr>
         <w:pStyle w:val="Heading2"/>
@@ -15618,8 +15618,8 @@
         <w:t xml:space="preserve">than a single static study. CoEval is open-source, declarative, and fully reproducible.</w:t>
       </w:r>
     </w:p>
-    <w:bookmarkEnd w:id="31"/>
-    <w:bookmarkStart w:id="98" w:name="references"/>
+    <w:bookmarkEnd w:id="43"/>
+    <w:bookmarkStart w:id="110" w:name="references"/>
     <w:p>
       <w:pPr>
         <w:pStyle w:val="ReferencesHeading"/>
@@ -15644,7 +15644,7 @@
         <w:keepLines w:val="0"/>
         <w:widowControl w:val="1"/>
       </w:pPr>
-      <w:bookmarkStart w:id="33" w:name="r1"/>
+      <w:bookmarkStart w:id="45" w:name="r1"/>
       <w:r>
         <w:t xml:space="preserve">Zheng, L., Chiang, W.-L., Sheng, Y., et al. (2023).</w:t>
       </w:r>
@@ -15681,354 +15681,12 @@
       <w:r>
         <w:t xml:space="preserve"> </w:t>
       </w:r>
-      <w:hyperlink r:id="rId32">
+      <w:hyperlink r:id="rId44">
         <w:r>
           <w:rPr>
             <w:rStyle w:val="Hyperlink"/>
           </w:rPr>
           <w:t xml:space="preserve">arxiv.org/abs/2306.05685</w:t>
-        </w:r>
-      </w:hyperlink>
-      <w:bookmarkEnd w:id="33"/>
-    </w:p>
-    <w:p>
-      <w:pPr>
-        <w:pStyle w:val="ReferenceEntry"/>
-        <w:numPr>
-          <w:ilvl w:val="0"/>
-          <w:numId w:val="1002"/>
-        </w:numPr>
-        <w:jc w:val="left"/>
-        <w:keepNext w:val="0"/>
-        <w:keepLines w:val="0"/>
-        <w:widowControl w:val="1"/>
-      </w:pPr>
-      <w:bookmarkStart w:id="35" w:name="r2"/>
-      <w:r>
-        <w:t xml:space="preserve">Liu, Y., Iter, D., Xu, Y., et al. (2023).</w:t>
-      </w:r>
-      <w:r>
-        <w:t xml:space="preserve"> </w:t>
-      </w:r>
-      <w:r>
-        <w:rPr>
-          <w:i/>
-          <w:iCs/>
-        </w:rPr>
-        <w:t xml:space="preserve">G-Eval: NLG Evaluation using GPT-4 with Better Human</w:t>
-      </w:r>
-      <w:r>
-        <w:rPr>
-          <w:i/>
-          <w:iCs/>
-        </w:rPr>
-        <w:t xml:space="preserve"> </w:t>
-      </w:r>
-      <w:r>
-        <w:rPr>
-          <w:i/>
-          <w:iCs/>
-        </w:rPr>
-        <w:t xml:space="preserve">Alignment.</w:t>
-      </w:r>
-      <w:r>
-        <w:t xml:space="preserve"> </w:t>
-      </w:r>
-      <w:r>
-        <w:t xml:space="preserve">EMNLP.</w:t>
-      </w:r>
-      <w:r>
-        <w:t xml:space="preserve"> </w:t>
-      </w:r>
-      <w:hyperlink r:id="rId34">
-        <w:r>
-          <w:rPr>
-            <w:rStyle w:val="Hyperlink"/>
-          </w:rPr>
-          <w:t xml:space="preserve">arxiv.org/abs/2303.16634</w:t>
-        </w:r>
-      </w:hyperlink>
-      <w:bookmarkEnd w:id="35"/>
-    </w:p>
-    <w:p>
-      <w:pPr>
-        <w:pStyle w:val="ReferenceEntry"/>
-        <w:numPr>
-          <w:ilvl w:val="0"/>
-          <w:numId w:val="1002"/>
-        </w:numPr>
-        <w:jc w:val="left"/>
-        <w:keepNext w:val="0"/>
-        <w:keepLines w:val="0"/>
-        <w:widowControl w:val="1"/>
-      </w:pPr>
-      <w:bookmarkStart w:id="37" w:name="r3"/>
-      <w:r>
-        <w:t xml:space="preserve">Kim, S., Suk, J., Longpre, S., et al. (2024).</w:t>
-      </w:r>
-      <w:r>
-        <w:t xml:space="preserve"> </w:t>
-      </w:r>
-      <w:r>
-        <w:rPr>
-          <w:i/>
-          <w:iCs/>
-        </w:rPr>
-        <w:t xml:space="preserve">Prometheus 2: An Open Source Language Model Specialized</w:t>
-      </w:r>
-      <w:r>
-        <w:rPr>
-          <w:i/>
-          <w:iCs/>
-        </w:rPr>
-        <w:t xml:space="preserve"> </w:t>
-      </w:r>
-      <w:r>
-        <w:rPr>
-          <w:i/>
-          <w:iCs/>
-        </w:rPr>
-        <w:t xml:space="preserve">in Evaluating Other Language Models.</w:t>
-      </w:r>
-      <w:r>
-        <w:t xml:space="preserve"> </w:t>
-      </w:r>
-      <w:hyperlink r:id="rId36">
-        <w:r>
-          <w:rPr>
-            <w:rStyle w:val="Hyperlink"/>
-          </w:rPr>
-          <w:t xml:space="preserve">arxiv.org/abs/2405.01535</w:t>
-        </w:r>
-      </w:hyperlink>
-      <w:bookmarkEnd w:id="37"/>
-    </w:p>
-    <w:p>
-      <w:pPr>
-        <w:pStyle w:val="ReferenceEntry"/>
-        <w:numPr>
-          <w:ilvl w:val="0"/>
-          <w:numId w:val="1002"/>
-        </w:numPr>
-        <w:jc w:val="left"/>
-        <w:keepNext w:val="0"/>
-        <w:keepLines w:val="0"/>
-        <w:widowControl w:val="1"/>
-      </w:pPr>
-      <w:bookmarkStart w:id="39" w:name="r4"/>
-      <w:r>
-        <w:t xml:space="preserve">Vu, T., Krishna, K., Alzubi, S., et al. (2024).</w:t>
-      </w:r>
-      <w:r>
-        <w:t xml:space="preserve"> </w:t>
-      </w:r>
-      <w:r>
-        <w:rPr>
-          <w:i/>
-          <w:iCs/>
-        </w:rPr>
-        <w:t xml:space="preserve">Foundational Autoraters: Taming Large Language Models</w:t>
-      </w:r>
-      <w:r>
-        <w:rPr>
-          <w:i/>
-          <w:iCs/>
-        </w:rPr>
-        <w:t xml:space="preserve"> </w:t>
-      </w:r>
-      <w:r>
-        <w:rPr>
-          <w:i/>
-          <w:iCs/>
-        </w:rPr>
-        <w:t xml:space="preserve">for Better Automatic Evaluation (FLAMe).</w:t>
-      </w:r>
-      <w:r>
-        <w:t xml:space="preserve"> </w:t>
-      </w:r>
-      <w:r>
-        <w:t xml:space="preserve">EMNLP.</w:t>
-      </w:r>
-      <w:r>
-        <w:t xml:space="preserve"> </w:t>
-      </w:r>
-      <w:hyperlink r:id="rId38">
-        <w:r>
-          <w:rPr>
-            <w:rStyle w:val="Hyperlink"/>
-          </w:rPr>
-          <w:t xml:space="preserve">arxiv.org/abs/2407.10817</w:t>
-        </w:r>
-      </w:hyperlink>
-      <w:bookmarkEnd w:id="39"/>
-    </w:p>
-    <w:p>
-      <w:pPr>
-        <w:pStyle w:val="ReferenceEntry"/>
-        <w:numPr>
-          <w:ilvl w:val="0"/>
-          <w:numId w:val="1002"/>
-        </w:numPr>
-        <w:jc w:val="left"/>
-        <w:keepNext w:val="0"/>
-        <w:keepLines w:val="0"/>
-        <w:widowControl w:val="1"/>
-      </w:pPr>
-      <w:bookmarkStart w:id="41" w:name="r5"/>
-      <w:r>
-        <w:t xml:space="preserve">Verga, P., Hofstatter, S., Althammer, S., et al. (2024).</w:t>
-      </w:r>
-      <w:r>
-        <w:t xml:space="preserve"> </w:t>
-      </w:r>
-      <w:r>
-        <w:rPr>
-          <w:i/>
-          <w:iCs/>
-        </w:rPr>
-        <w:t xml:space="preserve">Replacing Judges with Juries: Evaluating LLM</w:t>
-      </w:r>
-      <w:r>
-        <w:rPr>
-          <w:i/>
-          <w:iCs/>
-        </w:rPr>
-        <w:t xml:space="preserve"> </w:t>
-      </w:r>
-      <w:r>
-        <w:rPr>
-          <w:i/>
-          <w:iCs/>
-        </w:rPr>
-        <w:t xml:space="preserve">Generations with a Panel of Diverse Models (PoLL).</w:t>
-      </w:r>
-      <w:r>
-        <w:t xml:space="preserve"> </w:t>
-      </w:r>
-      <w:hyperlink r:id="rId40">
-        <w:r>
-          <w:rPr>
-            <w:rStyle w:val="Hyperlink"/>
-          </w:rPr>
-          <w:t xml:space="preserve">arxiv.org/abs/2404.18796</w:t>
-        </w:r>
-      </w:hyperlink>
-      <w:bookmarkEnd w:id="41"/>
-    </w:p>
-    <w:p>
-      <w:pPr>
-        <w:pStyle w:val="ReferenceEntry"/>
-        <w:numPr>
-          <w:ilvl w:val="0"/>
-          <w:numId w:val="1002"/>
-        </w:numPr>
-        <w:jc w:val="left"/>
-        <w:keepNext w:val="0"/>
-        <w:keepLines w:val="0"/>
-        <w:widowControl w:val="1"/>
-      </w:pPr>
-      <w:bookmarkStart w:id="43" w:name="r6"/>
-      <w:r>
-        <w:t xml:space="preserve">Tan, S., Zhuang, S., Montgomery, K., et al. (2025).</w:t>
-      </w:r>
-      <w:r>
-        <w:t xml:space="preserve"> </w:t>
-      </w:r>
-      <w:r>
-        <w:rPr>
-          <w:i/>
-          <w:iCs/>
-        </w:rPr>
-        <w:t xml:space="preserve">JudgeBench: A Benchmark for Evaluating LLM-based</w:t>
-      </w:r>
-      <w:r>
-        <w:rPr>
-          <w:i/>
-          <w:iCs/>
-        </w:rPr>
-        <w:t xml:space="preserve"> </w:t>
-      </w:r>
-      <w:r>
-        <w:rPr>
-          <w:i/>
-          <w:iCs/>
-        </w:rPr>
-        <w:t xml:space="preserve">Judges.</w:t>
-      </w:r>
-      <w:r>
-        <w:t xml:space="preserve"> </w:t>
-      </w:r>
-      <w:r>
-        <w:t xml:space="preserve">ICLR.</w:t>
-      </w:r>
-      <w:r>
-        <w:t xml:space="preserve"> </w:t>
-      </w:r>
-      <w:hyperlink r:id="rId42">
-        <w:r>
-          <w:rPr>
-            <w:rStyle w:val="Hyperlink"/>
-          </w:rPr>
-          <w:t xml:space="preserve">arxiv.org/abs/2410.12784</w:t>
-        </w:r>
-      </w:hyperlink>
-      <w:bookmarkEnd w:id="43"/>
-    </w:p>
-    <w:p>
-      <w:pPr>
-        <w:pStyle w:val="ReferenceEntry"/>
-        <w:numPr>
-          <w:ilvl w:val="0"/>
-          <w:numId w:val="1002"/>
-        </w:numPr>
-        <w:jc w:val="left"/>
-        <w:keepNext w:val="0"/>
-        <w:keepLines w:val="0"/>
-        <w:widowControl w:val="1"/>
-      </w:pPr>
-      <w:bookmarkStart w:id="45" w:name="r7"/>
-      <w:r>
-        <w:t xml:space="preserve">Kim, S., Suk, J., Cho, J. Y., et al. (2025).</w:t>
-      </w:r>
-      <w:r>
-        <w:t xml:space="preserve"> </w:t>
-      </w:r>
-      <w:r>
-        <w:rPr>
-          <w:i/>
-          <w:iCs/>
-        </w:rPr>
-        <w:t xml:space="preserve">The BiGGen Bench: A Principled Benchmark for Fine-grained</w:t>
-      </w:r>
-      <w:r>
-        <w:rPr>
-          <w:i/>
-          <w:iCs/>
-        </w:rPr>
-        <w:t xml:space="preserve"> </w:t>
-      </w:r>
-      <w:r>
-        <w:rPr>
-          <w:i/>
-          <w:iCs/>
-        </w:rPr>
-        <w:t xml:space="preserve">Evaluation of Language Models with Language Models.</w:t>
-      </w:r>
-      <w:r>
-        <w:t xml:space="preserve"> </w:t>
-      </w:r>
-      <w:r>
-        <w:t xml:space="preserve">NAACL.</w:t>
-      </w:r>
-      <w:r>
-        <w:t xml:space="preserve"> </w:t>
-      </w:r>
-      <w:hyperlink r:id="rId44">
-        <w:r>
-          <w:rPr>
-            <w:rStyle w:val="Hyperlink"/>
-          </w:rPr>
-          <w:t xml:space="preserve">arxiv.org/abs/2406.05761</w:t>
         </w:r>
       </w:hyperlink>
       <w:bookmarkEnd w:id="45"/>
@@ -16045,9 +15703,9 @@
         <w:keepLines w:val="0"/>
         <w:widowControl w:val="1"/>
       </w:pPr>
-      <w:bookmarkStart w:id="47" w:name="r8"/>
-      <w:r>
-        <w:t xml:space="preserve">Dubois, Y., Galambosi, B., Liang, P., Hashimoto, T. B. (2024).</w:t>
+      <w:bookmarkStart w:id="47" w:name="r2"/>
+      <w:r>
+        <w:t xml:space="preserve">Liu, Y., Iter, D., Xu, Y., et al. (2023).</w:t>
       </w:r>
       <w:r>
         <w:t xml:space="preserve"> </w:t>
@@ -16057,7 +15715,7 @@
           <w:i/>
           <w:iCs/>
         </w:rPr>
-        <w:t xml:space="preserve">Length-Controlled AlpacaEval: A Simple</w:t>
+        <w:t xml:space="preserve">G-Eval: NLG Evaluation using GPT-4 with Better Human</w:t>
       </w:r>
       <w:r>
         <w:rPr>
@@ -16071,7 +15729,13 @@
           <w:i/>
           <w:iCs/>
         </w:rPr>
-        <w:t xml:space="preserve">Way to Debias Automatic Evaluators.</w:t>
+        <w:t xml:space="preserve">Alignment.</w:t>
+      </w:r>
+      <w:r>
+        <w:t xml:space="preserve"> </w:t>
+      </w:r>
+      <w:r>
+        <w:t xml:space="preserve">EMNLP.</w:t>
       </w:r>
       <w:r>
         <w:t xml:space="preserve"> </w:t>
@@ -16081,7 +15745,7 @@
           <w:rPr>
             <w:rStyle w:val="Hyperlink"/>
           </w:rPr>
-          <w:t xml:space="preserve">arxiv.org/abs/2404.04475</w:t>
+          <w:t xml:space="preserve">arxiv.org/abs/2303.16634</w:t>
         </w:r>
       </w:hyperlink>
       <w:bookmarkEnd w:id="47"/>
@@ -16098,9 +15762,9 @@
         <w:keepLines w:val="0"/>
         <w:widowControl w:val="1"/>
       </w:pPr>
-      <w:bookmarkStart w:id="49" w:name="r9"/>
-      <w:r>
-        <w:t xml:space="preserve">Li, X. L., Kazemi, M., et al. (2024).</w:t>
+      <w:bookmarkStart w:id="49" w:name="r3"/>
+      <w:r>
+        <w:t xml:space="preserve">Kim, S., Suk, J., Longpre, S., et al. (2024).</w:t>
       </w:r>
       <w:r>
         <w:t xml:space="preserve"> </w:t>
@@ -16110,7 +15774,21 @@
           <w:i/>
           <w:iCs/>
         </w:rPr>
-        <w:t xml:space="preserve">AutoBencher: Towards Declarative Benchmark Construction.</w:t>
+        <w:t xml:space="preserve">Prometheus 2: An Open Source Language Model Specialized</w:t>
+      </w:r>
+      <w:r>
+        <w:rPr>
+          <w:i/>
+          <w:iCs/>
+        </w:rPr>
+        <w:t xml:space="preserve"> </w:t>
+      </w:r>
+      <w:r>
+        <w:rPr>
+          <w:i/>
+          <w:iCs/>
+        </w:rPr>
+        <w:t xml:space="preserve">in Evaluating Other Language Models.</w:t>
       </w:r>
       <w:r>
         <w:t xml:space="preserve"> </w:t>
@@ -16120,7 +15798,7 @@
           <w:rPr>
             <w:rStyle w:val="Hyperlink"/>
           </w:rPr>
-          <w:t xml:space="preserve">arxiv.org/abs/2407.08351</w:t>
+          <w:t xml:space="preserve">arxiv.org/abs/2405.01535</w:t>
         </w:r>
       </w:hyperlink>
       <w:bookmarkEnd w:id="49"/>
@@ -16137,9 +15815,9 @@
         <w:keepLines w:val="0"/>
         <w:widowControl w:val="1"/>
       </w:pPr>
-      <w:bookmarkStart w:id="51" w:name="r10"/>
-      <w:r>
-        <w:t xml:space="preserve">Butt, N., Awadalla, H., et al. (2024).</w:t>
+      <w:bookmarkStart w:id="51" w:name="r4"/>
+      <w:r>
+        <w:t xml:space="preserve">Vu, T., Krishna, K., Alzubi, S., et al. (2024).</w:t>
       </w:r>
       <w:r>
         <w:t xml:space="preserve"> </w:t>
@@ -16149,7 +15827,7 @@
           <w:i/>
           <w:iCs/>
         </w:rPr>
-        <w:t xml:space="preserve">BenchAgents: Automated Benchmark Creation with Agent</w:t>
+        <w:t xml:space="preserve">Foundational Autoraters: Taming Large Language Models</w:t>
       </w:r>
       <w:r>
         <w:rPr>
@@ -16163,7 +15841,13 @@
           <w:i/>
           <w:iCs/>
         </w:rPr>
-        <w:t xml:space="preserve">Interaction.</w:t>
+        <w:t xml:space="preserve">for Better Automatic Evaluation (FLAMe).</w:t>
+      </w:r>
+      <w:r>
+        <w:t xml:space="preserve"> </w:t>
+      </w:r>
+      <w:r>
+        <w:t xml:space="preserve">EMNLP.</w:t>
       </w:r>
       <w:r>
         <w:t xml:space="preserve"> </w:t>
@@ -16173,7 +15857,7 @@
           <w:rPr>
             <w:rStyle w:val="Hyperlink"/>
           </w:rPr>
-          <w:t xml:space="preserve">arxiv.org/abs/2410.22584</w:t>
+          <w:t xml:space="preserve">arxiv.org/abs/2407.10817</w:t>
         </w:r>
       </w:hyperlink>
       <w:bookmarkEnd w:id="51"/>
@@ -16190,9 +15874,9 @@
         <w:keepLines w:val="0"/>
         <w:widowControl w:val="1"/>
       </w:pPr>
-      <w:bookmarkStart w:id="53" w:name="r11"/>
-      <w:r>
-        <w:t xml:space="preserve">Shashidhar, S., et al. (2025).</w:t>
+      <w:bookmarkStart w:id="53" w:name="r5"/>
+      <w:r>
+        <w:t xml:space="preserve">Verga, P., Hofstatter, S., Althammer, S., et al. (2024).</w:t>
       </w:r>
       <w:r>
         <w:t xml:space="preserve"> </w:t>
@@ -16202,7 +15886,21 @@
           <w:i/>
           <w:iCs/>
         </w:rPr>
-        <w:t xml:space="preserve">YourBench: Easy Custom Evaluation Sets for Everyone.</w:t>
+        <w:t xml:space="preserve">Replacing Judges with Juries: Evaluating LLM</w:t>
+      </w:r>
+      <w:r>
+        <w:rPr>
+          <w:i/>
+          <w:iCs/>
+        </w:rPr>
+        <w:t xml:space="preserve"> </w:t>
+      </w:r>
+      <w:r>
+        <w:rPr>
+          <w:i/>
+          <w:iCs/>
+        </w:rPr>
+        <w:t xml:space="preserve">Generations with a Panel of Diverse Models (PoLL).</w:t>
       </w:r>
       <w:r>
         <w:t xml:space="preserve"> </w:t>
@@ -16212,7 +15910,7 @@
           <w:rPr>
             <w:rStyle w:val="Hyperlink"/>
           </w:rPr>
-          <w:t xml:space="preserve">arxiv.org/abs/2504.01833</w:t>
+          <w:t xml:space="preserve">arxiv.org/abs/2404.18796</w:t>
         </w:r>
       </w:hyperlink>
       <w:bookmarkEnd w:id="53"/>
@@ -16229,9 +15927,9 @@
         <w:keepLines w:val="0"/>
         <w:widowControl w:val="1"/>
       </w:pPr>
-      <w:bookmarkStart w:id="55" w:name="r12"/>
-      <w:r>
-        <w:t xml:space="preserve">Zhang, H., Da, J., Lee, D., et al. (2024).</w:t>
+      <w:bookmarkStart w:id="55" w:name="r6"/>
+      <w:r>
+        <w:t xml:space="preserve">Tan, S., Zhuang, S., Montgomery, K., et al. (2025).</w:t>
       </w:r>
       <w:r>
         <w:t xml:space="preserve"> </w:t>
@@ -16241,7 +15939,7 @@
           <w:i/>
           <w:iCs/>
         </w:rPr>
-        <w:t xml:space="preserve">A Careful Examination of Large Language Model Performance on</w:t>
+        <w:t xml:space="preserve">JudgeBench: A Benchmark for Evaluating LLM-based</w:t>
       </w:r>
       <w:r>
         <w:rPr>
@@ -16255,7 +15953,13 @@
           <w:i/>
           <w:iCs/>
         </w:rPr>
-        <w:t xml:space="preserve">Grade School Arithmetic (GSM1k).</w:t>
+        <w:t xml:space="preserve">Judges.</w:t>
+      </w:r>
+      <w:r>
+        <w:t xml:space="preserve"> </w:t>
+      </w:r>
+      <w:r>
+        <w:t xml:space="preserve">ICLR.</w:t>
       </w:r>
       <w:r>
         <w:t xml:space="preserve"> </w:t>
@@ -16265,7 +15969,7 @@
           <w:rPr>
             <w:rStyle w:val="Hyperlink"/>
           </w:rPr>
-          <w:t xml:space="preserve">arxiv.org/abs/2405.00332</w:t>
+          <w:t xml:space="preserve">arxiv.org/abs/2410.12784</w:t>
         </w:r>
       </w:hyperlink>
       <w:bookmarkEnd w:id="55"/>
@@ -16282,9 +15986,9 @@
         <w:keepLines w:val="0"/>
         <w:widowControl w:val="1"/>
       </w:pPr>
-      <w:bookmarkStart w:id="57" w:name="r13"/>
-      <w:r>
-        <w:t xml:space="preserve">Xu, C., et al. (2025).</w:t>
+      <w:bookmarkStart w:id="57" w:name="r7"/>
+      <w:r>
+        <w:t xml:space="preserve">Kim, S., Suk, J., Cho, J. Y., et al. (2025).</w:t>
       </w:r>
       <w:r>
         <w:t xml:space="preserve"> </w:t>
@@ -16294,7 +15998,27 @@
           <w:i/>
           <w:iCs/>
         </w:rPr>
-        <w:t xml:space="preserve">Benchmark Data Contamination of Large Language Models: A Survey.</w:t>
+        <w:t xml:space="preserve">The BiGGen Bench: A Principled Benchmark for Fine-grained</w:t>
+      </w:r>
+      <w:r>
+        <w:rPr>
+          <w:i/>
+          <w:iCs/>
+        </w:rPr>
+        <w:t xml:space="preserve"> </w:t>
+      </w:r>
+      <w:r>
+        <w:rPr>
+          <w:i/>
+          <w:iCs/>
+        </w:rPr>
+        <w:t xml:space="preserve">Evaluation of Language Models with Language Models.</w:t>
+      </w:r>
+      <w:r>
+        <w:t xml:space="preserve"> </w:t>
+      </w:r>
+      <w:r>
+        <w:t xml:space="preserve">NAACL.</w:t>
       </w:r>
       <w:r>
         <w:t xml:space="preserve"> </w:t>
@@ -16304,7 +16028,7 @@
           <w:rPr>
             <w:rStyle w:val="Hyperlink"/>
           </w:rPr>
-          <w:t xml:space="preserve">arxiv.org/abs/2502.14425</w:t>
+          <w:t xml:space="preserve">arxiv.org/abs/2406.05761</w:t>
         </w:r>
       </w:hyperlink>
       <w:bookmarkEnd w:id="57"/>
@@ -16321,9 +16045,9 @@
         <w:keepLines w:val="0"/>
         <w:widowControl w:val="1"/>
       </w:pPr>
-      <w:bookmarkStart w:id="59" w:name="r14"/>
-      <w:r>
-        <w:t xml:space="preserve">Kiela, D., Bartolo, M., Nie, Y., et al. (2021).</w:t>
+      <w:bookmarkStart w:id="59" w:name="r8"/>
+      <w:r>
+        <w:t xml:space="preserve">Dubois, Y., Galambosi, B., Liang, P., Hashimoto, T. B. (2024).</w:t>
       </w:r>
       <w:r>
         <w:t xml:space="preserve"> </w:t>
@@ -16333,13 +16057,21 @@
           <w:i/>
           <w:iCs/>
         </w:rPr>
-        <w:t xml:space="preserve">Dynabench: Rethinking Benchmarking in NLP.</w:t>
-      </w:r>
-      <w:r>
-        <w:t xml:space="preserve"> </w:t>
-      </w:r>
-      <w:r>
-        <w:t xml:space="preserve">NAACL.</w:t>
+        <w:t xml:space="preserve">Length-Controlled AlpacaEval: A Simple</w:t>
+      </w:r>
+      <w:r>
+        <w:rPr>
+          <w:i/>
+          <w:iCs/>
+        </w:rPr>
+        <w:t xml:space="preserve"> </w:t>
+      </w:r>
+      <w:r>
+        <w:rPr>
+          <w:i/>
+          <w:iCs/>
+        </w:rPr>
+        <w:t xml:space="preserve">Way to Debias Automatic Evaluators.</w:t>
       </w:r>
       <w:r>
         <w:t xml:space="preserve"> </w:t>
@@ -16349,7 +16081,7 @@
           <w:rPr>
             <w:rStyle w:val="Hyperlink"/>
           </w:rPr>
-          <w:t xml:space="preserve">arxiv.org/abs/2104.14337</w:t>
+          <w:t xml:space="preserve">arxiv.org/abs/2404.04475</w:t>
         </w:r>
       </w:hyperlink>
       <w:bookmarkEnd w:id="59"/>
@@ -16366,9 +16098,9 @@
         <w:keepLines w:val="0"/>
         <w:widowControl w:val="1"/>
       </w:pPr>
-      <w:bookmarkStart w:id="61" w:name="r15"/>
-      <w:r>
-        <w:t xml:space="preserve">Li, D., Sun, R., Huang, Y., et al. (2026).</w:t>
+      <w:bookmarkStart w:id="61" w:name="r9"/>
+      <w:r>
+        <w:t xml:space="preserve">Li, X. L., Kazemi, M., et al. (2024).</w:t>
       </w:r>
       <w:r>
         <w:t xml:space="preserve"> </w:t>
@@ -16378,27 +16110,7 @@
           <w:i/>
           <w:iCs/>
         </w:rPr>
-        <w:t xml:space="preserve">Preference Leakage: A Contamination Problem in</w:t>
-      </w:r>
-      <w:r>
-        <w:rPr>
-          <w:i/>
-          <w:iCs/>
-        </w:rPr>
-        <w:t xml:space="preserve"> </w:t>
-      </w:r>
-      <w:r>
-        <w:rPr>
-          <w:i/>
-          <w:iCs/>
-        </w:rPr>
-        <w:t xml:space="preserve">LLM-as-a-Judge.</w:t>
-      </w:r>
-      <w:r>
-        <w:t xml:space="preserve"> </w:t>
-      </w:r>
-      <w:r>
-        <w:t xml:space="preserve">ICLR.</w:t>
+        <w:t xml:space="preserve">AutoBencher: Towards Declarative Benchmark Construction.</w:t>
       </w:r>
       <w:r>
         <w:t xml:space="preserve"> </w:t>
@@ -16408,7 +16120,7 @@
           <w:rPr>
             <w:rStyle w:val="Hyperlink"/>
           </w:rPr>
-          <w:t xml:space="preserve">arxiv.org/abs/2502.01534</w:t>
+          <w:t xml:space="preserve">arxiv.org/abs/2407.08351</w:t>
         </w:r>
       </w:hyperlink>
       <w:bookmarkEnd w:id="61"/>
@@ -16425,9 +16137,9 @@
         <w:keepLines w:val="0"/>
         <w:widowControl w:val="1"/>
       </w:pPr>
-      <w:bookmarkStart w:id="63" w:name="r16"/>
-      <w:r>
-        <w:t xml:space="preserve">Spiliopoulou, E., et al. (2025).</w:t>
+      <w:bookmarkStart w:id="63" w:name="r10"/>
+      <w:r>
+        <w:t xml:space="preserve">Butt, N., Awadalla, H., et al. (2024).</w:t>
       </w:r>
       <w:r>
         <w:t xml:space="preserve"> </w:t>
@@ -16437,7 +16149,7 @@
           <w:i/>
           <w:iCs/>
         </w:rPr>
-        <w:t xml:space="preserve">Play Favorites: A Statistical Method to Measure Self-Bias in</w:t>
+        <w:t xml:space="preserve">BenchAgents: Automated Benchmark Creation with Agent</w:t>
       </w:r>
       <w:r>
         <w:rPr>
@@ -16451,7 +16163,7 @@
           <w:i/>
           <w:iCs/>
         </w:rPr>
-        <w:t xml:space="preserve">LLM-as-a-Judge.</w:t>
+        <w:t xml:space="preserve">Interaction.</w:t>
       </w:r>
       <w:r>
         <w:t xml:space="preserve"> </w:t>
@@ -16461,7 +16173,7 @@
           <w:rPr>
             <w:rStyle w:val="Hyperlink"/>
           </w:rPr>
-          <w:t xml:space="preserve">arxiv.org/abs/2508.06709</w:t>
+          <w:t xml:space="preserve">arxiv.org/abs/2410.22584</w:t>
         </w:r>
       </w:hyperlink>
       <w:bookmarkEnd w:id="63"/>
@@ -16478,9 +16190,9 @@
         <w:keepLines w:val="0"/>
         <w:widowControl w:val="1"/>
       </w:pPr>
-      <w:bookmarkStart w:id="65" w:name="r17"/>
-      <w:r>
-        <w:t xml:space="preserve">Ye, J., Wang, Y., Huang, Y., et al. (2024).</w:t>
+      <w:bookmarkStart w:id="65" w:name="r11"/>
+      <w:r>
+        <w:t xml:space="preserve">Shashidhar, S., et al. (2025).</w:t>
       </w:r>
       <w:r>
         <w:t xml:space="preserve"> </w:t>
@@ -16490,21 +16202,7 @@
           <w:i/>
           <w:iCs/>
         </w:rPr>
-        <w:t xml:space="preserve">Justice or Prejudice? Quantifying Biases in</w:t>
-      </w:r>
-      <w:r>
-        <w:rPr>
-          <w:i/>
-          <w:iCs/>
-        </w:rPr>
-        <w:t xml:space="preserve"> </w:t>
-      </w:r>
-      <w:r>
-        <w:rPr>
-          <w:i/>
-          <w:iCs/>
-        </w:rPr>
-        <w:t xml:space="preserve">LLM-as-a-Judge.</w:t>
+        <w:t xml:space="preserve">YourBench: Easy Custom Evaluation Sets for Everyone.</w:t>
       </w:r>
       <w:r>
         <w:t xml:space="preserve"> </w:t>
@@ -16514,7 +16212,7 @@
           <w:rPr>
             <w:rStyle w:val="Hyperlink"/>
           </w:rPr>
-          <w:t xml:space="preserve">arxiv.org/abs/2410.02736</w:t>
+          <w:t xml:space="preserve">arxiv.org/abs/2504.01833</w:t>
         </w:r>
       </w:hyperlink>
       <w:bookmarkEnd w:id="65"/>
@@ -16531,9 +16229,9 @@
         <w:keepLines w:val="0"/>
         <w:widowControl w:val="1"/>
       </w:pPr>
-      <w:bookmarkStart w:id="67" w:name="r18"/>
-      <w:r>
-        <w:t xml:space="preserve">Wataoka, K., Takahashi, T., Ri, R. (2024).</w:t>
+      <w:bookmarkStart w:id="67" w:name="r12"/>
+      <w:r>
+        <w:t xml:space="preserve">Zhang, H., Da, J., Lee, D., et al. (2024).</w:t>
       </w:r>
       <w:r>
         <w:t xml:space="preserve"> </w:t>
@@ -16543,7 +16241,21 @@
           <w:i/>
           <w:iCs/>
         </w:rPr>
-        <w:t xml:space="preserve">Self-Preference Bias in LLM-as-a-Judge.</w:t>
+        <w:t xml:space="preserve">A Careful Examination of Large Language Model Performance on</w:t>
+      </w:r>
+      <w:r>
+        <w:rPr>
+          <w:i/>
+          <w:iCs/>
+        </w:rPr>
+        <w:t xml:space="preserve"> </w:t>
+      </w:r>
+      <w:r>
+        <w:rPr>
+          <w:i/>
+          <w:iCs/>
+        </w:rPr>
+        <w:t xml:space="preserve">Grade School Arithmetic (GSM1k).</w:t>
       </w:r>
       <w:r>
         <w:t xml:space="preserve"> </w:t>
@@ -16553,7 +16265,7 @@
           <w:rPr>
             <w:rStyle w:val="Hyperlink"/>
           </w:rPr>
-          <w:t xml:space="preserve">arxiv.org/abs/2410.21819</w:t>
+          <w:t xml:space="preserve">arxiv.org/abs/2405.00332</w:t>
         </w:r>
       </w:hyperlink>
       <w:bookmarkEnd w:id="67"/>
@@ -16570,9 +16282,9 @@
         <w:keepLines w:val="0"/>
         <w:widowControl w:val="1"/>
       </w:pPr>
-      <w:bookmarkStart w:id="69" w:name="r19"/>
-      <w:r>
-        <w:t xml:space="preserve">Gu, J., Jiang, X., Shi, Z., et al. (2024).</w:t>
+      <w:bookmarkStart w:id="69" w:name="r13"/>
+      <w:r>
+        <w:t xml:space="preserve">Xu, C., et al. (2025).</w:t>
       </w:r>
       <w:r>
         <w:t xml:space="preserve"> </w:t>
@@ -16582,7 +16294,7 @@
           <w:i/>
           <w:iCs/>
         </w:rPr>
-        <w:t xml:space="preserve">A Survey on LLM-as-a-Judge.</w:t>
+        <w:t xml:space="preserve">Benchmark Data Contamination of Large Language Models: A Survey.</w:t>
       </w:r>
       <w:r>
         <w:t xml:space="preserve"> </w:t>
@@ -16592,7 +16304,7 @@
           <w:rPr>
             <w:rStyle w:val="Hyperlink"/>
           </w:rPr>
-          <w:t xml:space="preserve">arxiv.org/abs/2411.15594</w:t>
+          <w:t xml:space="preserve">arxiv.org/abs/2502.14425</w:t>
         </w:r>
       </w:hyperlink>
       <w:bookmarkEnd w:id="69"/>
@@ -16609,9 +16321,9 @@
         <w:keepLines w:val="0"/>
         <w:widowControl w:val="1"/>
       </w:pPr>
-      <w:bookmarkStart w:id="71" w:name="r20"/>
-      <w:r>
-        <w:t xml:space="preserve">Li, D., Jiang, B., Huang, L., et al. (2025).</w:t>
+      <w:bookmarkStart w:id="71" w:name="r14"/>
+      <w:r>
+        <w:t xml:space="preserve">Kiela, D., Bartolo, M., Nie, Y., et al. (2021).</w:t>
       </w:r>
       <w:r>
         <w:t xml:space="preserve"> </w:t>
@@ -16621,27 +16333,13 @@
           <w:i/>
           <w:iCs/>
         </w:rPr>
-        <w:t xml:space="preserve">From Generation to Judgment: Opportunities and</w:t>
-      </w:r>
-      <w:r>
-        <w:rPr>
-          <w:i/>
-          <w:iCs/>
-        </w:rPr>
-        <w:t xml:space="preserve"> </w:t>
-      </w:r>
-      <w:r>
-        <w:rPr>
-          <w:i/>
-          <w:iCs/>
-        </w:rPr>
-        <w:t xml:space="preserve">Challenges of LLM-as-a-Judge.</w:t>
-      </w:r>
-      <w:r>
-        <w:t xml:space="preserve"> </w:t>
-      </w:r>
-      <w:r>
-        <w:t xml:space="preserve">EMNLP.</w:t>
+        <w:t xml:space="preserve">Dynabench: Rethinking Benchmarking in NLP.</w:t>
+      </w:r>
+      <w:r>
+        <w:t xml:space="preserve"> </w:t>
+      </w:r>
+      <w:r>
+        <w:t xml:space="preserve">NAACL.</w:t>
       </w:r>
       <w:r>
         <w:t xml:space="preserve"> </w:t>
@@ -16651,7 +16349,7 @@
           <w:rPr>
             <w:rStyle w:val="Hyperlink"/>
           </w:rPr>
-          <w:t xml:space="preserve">arxiv.org/abs/2411.16594</w:t>
+          <w:t xml:space="preserve">arxiv.org/abs/2104.14337</w:t>
         </w:r>
       </w:hyperlink>
       <w:bookmarkEnd w:id="71"/>
@@ -16668,9 +16366,9 @@
         <w:keepLines w:val="0"/>
         <w:widowControl w:val="1"/>
       </w:pPr>
-      <w:bookmarkStart w:id="73" w:name="r21"/>
-      <w:r>
-        <w:t xml:space="preserve">Chan, C.-M., Chen, W., Su, Y., et al. (2024).</w:t>
+      <w:bookmarkStart w:id="73" w:name="r15"/>
+      <w:r>
+        <w:t xml:space="preserve">Li, D., Sun, R., Huang, Y., et al. (2026).</w:t>
       </w:r>
       <w:r>
         <w:t xml:space="preserve"> </w:t>
@@ -16680,7 +16378,7 @@
           <w:i/>
           <w:iCs/>
         </w:rPr>
-        <w:t xml:space="preserve">ChatEval: Towards Better LLM-based Evaluators through</w:t>
+        <w:t xml:space="preserve">Preference Leakage: A Contamination Problem in</w:t>
       </w:r>
       <w:r>
         <w:rPr>
@@ -16694,7 +16392,7 @@
           <w:i/>
           <w:iCs/>
         </w:rPr>
-        <w:t xml:space="preserve">Multi-Agent Debate.</w:t>
+        <w:t xml:space="preserve">LLM-as-a-Judge.</w:t>
       </w:r>
       <w:r>
         <w:t xml:space="preserve"> </w:t>
@@ -16710,7 +16408,7 @@
           <w:rPr>
             <w:rStyle w:val="Hyperlink"/>
           </w:rPr>
-          <w:t xml:space="preserve">arxiv.org/abs/2308.07201</w:t>
+          <w:t xml:space="preserve">arxiv.org/abs/2502.01534</w:t>
         </w:r>
       </w:hyperlink>
       <w:bookmarkEnd w:id="73"/>
@@ -16727,9 +16425,9 @@
         <w:keepLines w:val="0"/>
         <w:widowControl w:val="1"/>
       </w:pPr>
-      <w:bookmarkStart w:id="75" w:name="r22"/>
-      <w:r>
-        <w:t xml:space="preserve">White, C., Dooley, S., Roberts, M., et al. (2025).</w:t>
+      <w:bookmarkStart w:id="75" w:name="r16"/>
+      <w:r>
+        <w:t xml:space="preserve">Spiliopoulou, E., et al. (2025).</w:t>
       </w:r>
       <w:r>
         <w:t xml:space="preserve"> </w:t>
@@ -16739,7 +16437,7 @@
           <w:i/>
           <w:iCs/>
         </w:rPr>
-        <w:t xml:space="preserve">LiveBench: A Challenging, Contamination-Limited</w:t>
+        <w:t xml:space="preserve">Play Favorites: A Statistical Method to Measure Self-Bias in</w:t>
       </w:r>
       <w:r>
         <w:rPr>
@@ -16753,13 +16451,7 @@
           <w:i/>
           <w:iCs/>
         </w:rPr>
-        <w:t xml:space="preserve">LLM Benchmark.</w:t>
-      </w:r>
-      <w:r>
-        <w:t xml:space="preserve"> </w:t>
-      </w:r>
-      <w:r>
-        <w:t xml:space="preserve">ICLR.</w:t>
+        <w:t xml:space="preserve">LLM-as-a-Judge.</w:t>
       </w:r>
       <w:r>
         <w:t xml:space="preserve"> </w:t>
@@ -16769,7 +16461,7 @@
           <w:rPr>
             <w:rStyle w:val="Hyperlink"/>
           </w:rPr>
-          <w:t xml:space="preserve">arxiv.org/abs/2406.19314</w:t>
+          <w:t xml:space="preserve">arxiv.org/abs/2508.06709</w:t>
         </w:r>
       </w:hyperlink>
       <w:bookmarkEnd w:id="75"/>
@@ -16786,9 +16478,9 @@
         <w:keepLines w:val="0"/>
         <w:widowControl w:val="1"/>
       </w:pPr>
-      <w:bookmarkStart w:id="77" w:name="r23"/>
-      <w:r>
-        <w:t xml:space="preserve">Jain, N., Han, K., Gu, A., et al. (2025).</w:t>
+      <w:bookmarkStart w:id="77" w:name="r17"/>
+      <w:r>
+        <w:t xml:space="preserve">Ye, J., Wang, Y., Huang, Y., et al. (2024).</w:t>
       </w:r>
       <w:r>
         <w:t xml:space="preserve"> </w:t>
@@ -16798,7 +16490,7 @@
           <w:i/>
           <w:iCs/>
         </w:rPr>
-        <w:t xml:space="preserve">LiveCodeBench: Holistic and Contamination Free Evaluation</w:t>
+        <w:t xml:space="preserve">Justice or Prejudice? Quantifying Biases in</w:t>
       </w:r>
       <w:r>
         <w:rPr>
@@ -16812,13 +16504,7 @@
           <w:i/>
           <w:iCs/>
         </w:rPr>
-        <w:t xml:space="preserve">of Large Language Models for Code.</w:t>
-      </w:r>
-      <w:r>
-        <w:t xml:space="preserve"> </w:t>
-      </w:r>
-      <w:r>
-        <w:t xml:space="preserve">ICLR.</w:t>
+        <w:t xml:space="preserve">LLM-as-a-Judge.</w:t>
       </w:r>
       <w:r>
         <w:t xml:space="preserve"> </w:t>
@@ -16828,7 +16514,7 @@
           <w:rPr>
             <w:rStyle w:val="Hyperlink"/>
           </w:rPr>
-          <w:t xml:space="preserve">arxiv.org/abs/2403.07974</w:t>
+          <w:t xml:space="preserve">arxiv.org/abs/2410.02736</w:t>
         </w:r>
       </w:hyperlink>
       <w:bookmarkEnd w:id="77"/>
@@ -16845,9 +16531,9 @@
         <w:keepLines w:val="0"/>
         <w:widowControl w:val="1"/>
       </w:pPr>
-      <w:bookmarkStart w:id="79" w:name="r24"/>
-      <w:r>
-        <w:t xml:space="preserve">Chen, W.-L., Wu, Z., Bansal, H., et al. (2025).</w:t>
+      <w:bookmarkStart w:id="79" w:name="r18"/>
+      <w:r>
+        <w:t xml:space="preserve">Wataoka, K., Takahashi, T., Ri, R. (2024).</w:t>
       </w:r>
       <w:r>
         <w:t xml:space="preserve"> </w:t>
@@ -16857,21 +16543,7 @@
           <w:i/>
           <w:iCs/>
         </w:rPr>
-        <w:t xml:space="preserve">Do LLM Evaluators Prefer Themselves for a</w:t>
-      </w:r>
-      <w:r>
-        <w:rPr>
-          <w:i/>
-          <w:iCs/>
-        </w:rPr>
-        <w:t xml:space="preserve"> </w:t>
-      </w:r>
-      <w:r>
-        <w:rPr>
-          <w:i/>
-          <w:iCs/>
-        </w:rPr>
-        <w:t xml:space="preserve">Reason?</w:t>
+        <w:t xml:space="preserve">Self-Preference Bias in LLM-as-a-Judge.</w:t>
       </w:r>
       <w:r>
         <w:t xml:space="preserve"> </w:t>
@@ -16881,7 +16553,7 @@
           <w:rPr>
             <w:rStyle w:val="Hyperlink"/>
           </w:rPr>
-          <w:t xml:space="preserve">arxiv.org/abs/2504.03846</w:t>
+          <w:t xml:space="preserve">arxiv.org/abs/2410.21819</w:t>
         </w:r>
       </w:hyperlink>
       <w:bookmarkEnd w:id="79"/>
@@ -16898,9 +16570,9 @@
         <w:keepLines w:val="0"/>
         <w:widowControl w:val="1"/>
       </w:pPr>
-      <w:bookmarkStart w:id="81" w:name="r25"/>
-      <w:r>
-        <w:t xml:space="preserve">Raju, R., Jain, S., Li, B., et al. (2024).</w:t>
+      <w:bookmarkStart w:id="81" w:name="r19"/>
+      <w:r>
+        <w:t xml:space="preserve">Gu, J., Jiang, X., Shi, Z., et al. (2024).</w:t>
       </w:r>
       <w:r>
         <w:t xml:space="preserve"> </w:t>
@@ -16910,21 +16582,7 @@
           <w:i/>
           <w:iCs/>
         </w:rPr>
-        <w:t xml:space="preserve">Constructing Domain-Specific Evaluation Sets for</w:t>
-      </w:r>
-      <w:r>
-        <w:rPr>
-          <w:i/>
-          <w:iCs/>
-        </w:rPr>
-        <w:t xml:space="preserve"> </w:t>
-      </w:r>
-      <w:r>
-        <w:rPr>
-          <w:i/>
-          <w:iCs/>
-        </w:rPr>
-        <w:t xml:space="preserve">LLM-as-a-judge.</w:t>
+        <w:t xml:space="preserve">A Survey on LLM-as-a-Judge.</w:t>
       </w:r>
       <w:r>
         <w:t xml:space="preserve"> </w:t>
@@ -16934,7 +16592,7 @@
           <w:rPr>
             <w:rStyle w:val="Hyperlink"/>
           </w:rPr>
-          <w:t xml:space="preserve">arxiv.org/abs/2408.08808</w:t>
+          <w:t xml:space="preserve">arxiv.org/abs/2411.15594</w:t>
         </w:r>
       </w:hyperlink>
       <w:bookmarkEnd w:id="81"/>
@@ -16951,9 +16609,9 @@
         <w:keepLines w:val="0"/>
         <w:widowControl w:val="1"/>
       </w:pPr>
-      <w:bookmarkStart w:id="83" w:name="r26"/>
-      <w:r>
-        <w:t xml:space="preserve">Li, Y., et al. (2025).</w:t>
+      <w:bookmarkStart w:id="83" w:name="r20"/>
+      <w:r>
+        <w:t xml:space="preserve">Li, D., Jiang, B., Huang, L., et al. (2025).</w:t>
       </w:r>
       <w:r>
         <w:t xml:space="preserve"> </w:t>
@@ -16963,7 +16621,27 @@
           <w:i/>
           <w:iCs/>
         </w:rPr>
-        <w:t xml:space="preserve">Leveraging LLMs as Meta-Judges: A Multi-Agent Framework.</w:t>
+        <w:t xml:space="preserve">From Generation to Judgment: Opportunities and</w:t>
+      </w:r>
+      <w:r>
+        <w:rPr>
+          <w:i/>
+          <w:iCs/>
+        </w:rPr>
+        <w:t xml:space="preserve"> </w:t>
+      </w:r>
+      <w:r>
+        <w:rPr>
+          <w:i/>
+          <w:iCs/>
+        </w:rPr>
+        <w:t xml:space="preserve">Challenges of LLM-as-a-Judge.</w:t>
+      </w:r>
+      <w:r>
+        <w:t xml:space="preserve"> </w:t>
+      </w:r>
+      <w:r>
+        <w:t xml:space="preserve">EMNLP.</w:t>
       </w:r>
       <w:r>
         <w:t xml:space="preserve"> </w:t>
@@ -16973,7 +16651,7 @@
           <w:rPr>
             <w:rStyle w:val="Hyperlink"/>
           </w:rPr>
-          <w:t xml:space="preserve">arxiv.org/abs/2504.17087</w:t>
+          <w:t xml:space="preserve">arxiv.org/abs/2411.16594</w:t>
         </w:r>
       </w:hyperlink>
       <w:bookmarkEnd w:id="83"/>
@@ -16990,9 +16668,9 @@
         <w:keepLines w:val="0"/>
         <w:widowControl w:val="1"/>
       </w:pPr>
-      <w:bookmarkStart w:id="85" w:name="r27"/>
-      <w:r>
-        <w:t xml:space="preserve">Qian, C., Sun, G., Gales, M., Knill, K. (2026).</w:t>
+      <w:bookmarkStart w:id="85" w:name="r21"/>
+      <w:r>
+        <w:t xml:space="preserve">Chan, C.-M., Chen, W., Su, Y., et al. (2024).</w:t>
       </w:r>
       <w:r>
         <w:t xml:space="preserve"> </w:t>
@@ -17002,7 +16680,7 @@
           <w:i/>
           <w:iCs/>
         </w:rPr>
-        <w:t xml:space="preserve">Who can we trust? LLM-as-a-jury for Comparative</w:t>
+        <w:t xml:space="preserve">ChatEval: Towards Better LLM-based Evaluators through</w:t>
       </w:r>
       <w:r>
         <w:rPr>
@@ -17016,13 +16694,13 @@
           <w:i/>
           <w:iCs/>
         </w:rPr>
-        <w:t xml:space="preserve">Assessment.</w:t>
-      </w:r>
-      <w:r>
-        <w:t xml:space="preserve"> </w:t>
-      </w:r>
-      <w:r>
-        <w:t xml:space="preserve">ICML.</w:t>
+        <w:t xml:space="preserve">Multi-Agent Debate.</w:t>
+      </w:r>
+      <w:r>
+        <w:t xml:space="preserve"> </w:t>
+      </w:r>
+      <w:r>
+        <w:t xml:space="preserve">ICLR.</w:t>
       </w:r>
       <w:r>
         <w:t xml:space="preserve"> </w:t>
@@ -17032,7 +16710,7 @@
           <w:rPr>
             <w:rStyle w:val="Hyperlink"/>
           </w:rPr>
-          <w:t xml:space="preserve">arxiv.org/abs/2602.16610</w:t>
+          <w:t xml:space="preserve">arxiv.org/abs/2308.07201</w:t>
         </w:r>
       </w:hyperlink>
       <w:bookmarkEnd w:id="85"/>
@@ -17049,9 +16727,9 @@
         <w:keepLines w:val="0"/>
         <w:widowControl w:val="1"/>
       </w:pPr>
-      <w:bookmarkStart w:id="87" w:name="r28"/>
-      <w:r>
-        <w:t xml:space="preserve">Zhao, Y., Shin, J., Huang, Z., Namburi, S., Sala, F. (2026).</w:t>
+      <w:bookmarkStart w:id="87" w:name="r22"/>
+      <w:r>
+        <w:t xml:space="preserve">White, C., Dooley, S., Roberts, M., et al. (2025).</w:t>
       </w:r>
       <w:r>
         <w:t xml:space="preserve"> </w:t>
@@ -17061,7 +16739,7 @@
           <w:i/>
           <w:iCs/>
         </w:rPr>
-        <w:t xml:space="preserve">CARE: Confounder-Aware Aggregation</w:t>
+        <w:t xml:space="preserve">LiveBench: A Challenging, Contamination-Limited</w:t>
       </w:r>
       <w:r>
         <w:rPr>
@@ -17075,7 +16753,13 @@
           <w:i/>
           <w:iCs/>
         </w:rPr>
-        <w:t xml:space="preserve">for Reliable LLM Evaluation.</w:t>
+        <w:t xml:space="preserve">LLM Benchmark.</w:t>
+      </w:r>
+      <w:r>
+        <w:t xml:space="preserve"> </w:t>
+      </w:r>
+      <w:r>
+        <w:t xml:space="preserve">ICLR.</w:t>
       </w:r>
       <w:r>
         <w:t xml:space="preserve"> </w:t>
@@ -17085,7 +16769,7 @@
           <w:rPr>
             <w:rStyle w:val="Hyperlink"/>
           </w:rPr>
-          <w:t xml:space="preserve">arxiv.org/abs/2603.00039</w:t>
+          <w:t xml:space="preserve">arxiv.org/abs/2406.19314</w:t>
         </w:r>
       </w:hyperlink>
       <w:bookmarkEnd w:id="87"/>
@@ -17102,9 +16786,9 @@
         <w:keepLines w:val="0"/>
         <w:widowControl w:val="1"/>
       </w:pPr>
-      <w:bookmarkStart w:id="89" w:name="r29"/>
-      <w:r>
-        <w:t xml:space="preserve">Xu, C., Tan, Z., Wu, J., Zhou, T. (2026).</w:t>
+      <w:bookmarkStart w:id="89" w:name="r23"/>
+      <w:r>
+        <w:t xml:space="preserve">Jain, N., Han, K., Gu, A., et al. (2025).</w:t>
       </w:r>
       <w:r>
         <w:t xml:space="preserve"> </w:t>
@@ -17114,7 +16798,7 @@
           <w:i/>
           <w:iCs/>
         </w:rPr>
-        <w:t xml:space="preserve">A Judge-Aware Ranking Framework for Evaluating Large</w:t>
+        <w:t xml:space="preserve">LiveCodeBench: Holistic and Contamination Free Evaluation</w:t>
       </w:r>
       <w:r>
         <w:rPr>
@@ -17128,7 +16812,13 @@
           <w:i/>
           <w:iCs/>
         </w:rPr>
-        <w:t xml:space="preserve">Language Models without Ground Truth.</w:t>
+        <w:t xml:space="preserve">of Large Language Models for Code.</w:t>
+      </w:r>
+      <w:r>
+        <w:t xml:space="preserve"> </w:t>
+      </w:r>
+      <w:r>
+        <w:t xml:space="preserve">ICLR.</w:t>
       </w:r>
       <w:r>
         <w:t xml:space="preserve"> </w:t>
@@ -17138,7 +16828,7 @@
           <w:rPr>
             <w:rStyle w:val="Hyperlink"/>
           </w:rPr>
-          <w:t xml:space="preserve">arxiv.org/abs/2601.21817</w:t>
+          <w:t xml:space="preserve">arxiv.org/abs/2403.07974</w:t>
         </w:r>
       </w:hyperlink>
       <w:bookmarkEnd w:id="89"/>
@@ -17155,9 +16845,9 @@
         <w:keepLines w:val="0"/>
         <w:widowControl w:val="1"/>
       </w:pPr>
-      <w:bookmarkStart w:id="91" w:name="r30"/>
-      <w:r>
-        <w:t xml:space="preserve">Patel, A., Reddy, S., Bahdanau, D. (2025).</w:t>
+      <w:bookmarkStart w:id="91" w:name="r24"/>
+      <w:r>
+        <w:t xml:space="preserve">Chen, W.-L., Wu, Z., Bansal, H., et al. (2025).</w:t>
       </w:r>
       <w:r>
         <w:t xml:space="preserve"> </w:t>
@@ -17167,7 +16857,7 @@
           <w:i/>
           <w:iCs/>
         </w:rPr>
-        <w:t xml:space="preserve">CHASE: How to Get Your LLM to Generate Challenging</w:t>
+        <w:t xml:space="preserve">Do LLM Evaluators Prefer Themselves for a</w:t>
       </w:r>
       <w:r>
         <w:rPr>
@@ -17181,7 +16871,7 @@
           <w:i/>
           <w:iCs/>
         </w:rPr>
-        <w:t xml:space="preserve">Problems for Evaluation.</w:t>
+        <w:t xml:space="preserve">Reason?</w:t>
       </w:r>
       <w:r>
         <w:t xml:space="preserve"> </w:t>
@@ -17191,7 +16881,7 @@
           <w:rPr>
             <w:rStyle w:val="Hyperlink"/>
           </w:rPr>
-          <w:t xml:space="preserve">arxiv.org/abs/2502.14678</w:t>
+          <w:t xml:space="preserve">arxiv.org/abs/2504.03846</w:t>
         </w:r>
       </w:hyperlink>
       <w:bookmarkEnd w:id="91"/>
@@ -17208,9 +16898,9 @@
         <w:keepLines w:val="0"/>
         <w:widowControl w:val="1"/>
       </w:pPr>
-      <w:bookmarkStart w:id="93" w:name="r31"/>
-      <w:r>
-        <w:t xml:space="preserve">Filice, S., Horowitz, G., Carmel, D., Karnin, Z., Lewin-Eytan, L., Maarek, Y. (2025).</w:t>
+      <w:bookmarkStart w:id="93" w:name="r25"/>
+      <w:r>
+        <w:t xml:space="preserve">Raju, R., Jain, S., Li, B., et al. (2024).</w:t>
       </w:r>
       <w:r>
         <w:t xml:space="preserve"> </w:t>
@@ -17220,7 +16910,7 @@
           <w:i/>
           <w:iCs/>
         </w:rPr>
-        <w:t xml:space="preserve">Generating</w:t>
+        <w:t xml:space="preserve">Constructing Domain-Specific Evaluation Sets for</w:t>
       </w:r>
       <w:r>
         <w:rPr>
@@ -17234,13 +16924,7 @@
           <w:i/>
           <w:iCs/>
         </w:rPr>
-        <w:t xml:space="preserve">Diverse Q&amp;A Benchmarks for RAG Evaluation with DataMorgana.</w:t>
-      </w:r>
-      <w:r>
-        <w:t xml:space="preserve"> </w:t>
-      </w:r>
-      <w:r>
-        <w:t xml:space="preserve">SIGIR LiveRAG.</w:t>
+        <w:t xml:space="preserve">LLM-as-a-judge.</w:t>
       </w:r>
       <w:r>
         <w:t xml:space="preserve"> </w:t>
@@ -17250,7 +16934,7 @@
           <w:rPr>
             <w:rStyle w:val="Hyperlink"/>
           </w:rPr>
-          <w:t xml:space="preserve">arxiv.org/abs/2501.12789</w:t>
+          <w:t xml:space="preserve">arxiv.org/abs/2408.08808</w:t>
         </w:r>
       </w:hyperlink>
       <w:bookmarkEnd w:id="93"/>
@@ -17267,9 +16951,9 @@
         <w:keepLines w:val="0"/>
         <w:widowControl w:val="1"/>
       </w:pPr>
-      <w:bookmarkStart w:id="95" w:name="r32"/>
-      <w:r>
-        <w:t xml:space="preserve">Chen, Y., et al. (2025).</w:t>
+      <w:bookmarkStart w:id="95" w:name="r26"/>
+      <w:r>
+        <w:t xml:space="preserve">Li, Y., et al. (2025).</w:t>
       </w:r>
       <w:r>
         <w:t xml:space="preserve"> </w:t>
@@ -17279,27 +16963,7 @@
           <w:i/>
           <w:iCs/>
         </w:rPr>
-        <w:t xml:space="preserve">Recent Advances in Large Language Model Benchmarks against Data</w:t>
-      </w:r>
-      <w:r>
-        <w:rPr>
-          <w:i/>
-          <w:iCs/>
-        </w:rPr>
-        <w:t xml:space="preserve"> </w:t>
-      </w:r>
-      <w:r>
-        <w:rPr>
-          <w:i/>
-          <w:iCs/>
-        </w:rPr>
-        <w:t xml:space="preserve">Contamination: From Static to Dynamic Evaluation.</w:t>
-      </w:r>
-      <w:r>
-        <w:t xml:space="preserve"> </w:t>
-      </w:r>
-      <w:r>
-        <w:t xml:space="preserve">EMNLP.</w:t>
+        <w:t xml:space="preserve">Leveraging LLMs as Meta-Judges: A Multi-Agent Framework.</w:t>
       </w:r>
       <w:r>
         <w:t xml:space="preserve"> </w:t>
@@ -17309,7 +16973,7 @@
           <w:rPr>
             <w:rStyle w:val="Hyperlink"/>
           </w:rPr>
-          <w:t xml:space="preserve">arxiv.org/abs/2502.17521</w:t>
+          <w:t xml:space="preserve">arxiv.org/abs/2504.17087</w:t>
         </w:r>
       </w:hyperlink>
       <w:bookmarkEnd w:id="95"/>
@@ -17326,9 +16990,9 @@
         <w:keepLines w:val="0"/>
         <w:widowControl w:val="1"/>
       </w:pPr>
-      <w:bookmarkStart w:id="97" w:name="r33"/>
-      <w:r>
-        <w:t xml:space="preserve">Dawid, A. P., Skene, A. M. (1979).</w:t>
+      <w:bookmarkStart w:id="97" w:name="r27"/>
+      <w:r>
+        <w:t xml:space="preserve">Qian, C., Sun, G., Gales, M., Knill, K. (2026).</w:t>
       </w:r>
       <w:r>
         <w:t xml:space="preserve"> </w:t>
@@ -17338,7 +17002,7 @@
           <w:i/>
           <w:iCs/>
         </w:rPr>
-        <w:t xml:space="preserve">Maximum Likelihood Estimation of Observer Error-Rates Using</w:t>
+        <w:t xml:space="preserve">Who can we trust? LLM-as-a-jury for Comparative</w:t>
       </w:r>
       <w:r>
         <w:rPr>
@@ -17352,6 +17016,342 @@
           <w:i/>
           <w:iCs/>
         </w:rPr>
+        <w:t xml:space="preserve">Assessment.</w:t>
+      </w:r>
+      <w:r>
+        <w:t xml:space="preserve"> </w:t>
+      </w:r>
+      <w:r>
+        <w:t xml:space="preserve">ICML.</w:t>
+      </w:r>
+      <w:r>
+        <w:t xml:space="preserve"> </w:t>
+      </w:r>
+      <w:hyperlink r:id="rId96">
+        <w:r>
+          <w:rPr>
+            <w:rStyle w:val="Hyperlink"/>
+          </w:rPr>
+          <w:t xml:space="preserve">arxiv.org/abs/2602.16610</w:t>
+        </w:r>
+      </w:hyperlink>
+      <w:bookmarkEnd w:id="97"/>
+    </w:p>
+    <w:p>
+      <w:pPr>
+        <w:pStyle w:val="ReferenceEntry"/>
+        <w:numPr>
+          <w:ilvl w:val="0"/>
+          <w:numId w:val="1002"/>
+        </w:numPr>
+        <w:jc w:val="left"/>
+        <w:keepNext w:val="0"/>
+        <w:keepLines w:val="0"/>
+        <w:widowControl w:val="1"/>
+      </w:pPr>
+      <w:bookmarkStart w:id="99" w:name="r28"/>
+      <w:r>
+        <w:t xml:space="preserve">Zhao, Y., Shin, J., Huang, Z., Namburi, S., Sala, F. (2026).</w:t>
+      </w:r>
+      <w:r>
+        <w:t xml:space="preserve"> </w:t>
+      </w:r>
+      <w:r>
+        <w:rPr>
+          <w:i/>
+          <w:iCs/>
+        </w:rPr>
+        <w:t xml:space="preserve">CARE: Confounder-Aware Aggregation</w:t>
+      </w:r>
+      <w:r>
+        <w:rPr>
+          <w:i/>
+          <w:iCs/>
+        </w:rPr>
+        <w:t xml:space="preserve"> </w:t>
+      </w:r>
+      <w:r>
+        <w:rPr>
+          <w:i/>
+          <w:iCs/>
+        </w:rPr>
+        <w:t xml:space="preserve">for Reliable LLM Evaluation.</w:t>
+      </w:r>
+      <w:r>
+        <w:t xml:space="preserve"> </w:t>
+      </w:r>
+      <w:hyperlink r:id="rId98">
+        <w:r>
+          <w:rPr>
+            <w:rStyle w:val="Hyperlink"/>
+          </w:rPr>
+          <w:t xml:space="preserve">arxiv.org/abs/2603.00039</w:t>
+        </w:r>
+      </w:hyperlink>
+      <w:bookmarkEnd w:id="99"/>
+    </w:p>
+    <w:p>
+      <w:pPr>
+        <w:pStyle w:val="ReferenceEntry"/>
+        <w:numPr>
+          <w:ilvl w:val="0"/>
+          <w:numId w:val="1002"/>
+        </w:numPr>
+        <w:jc w:val="left"/>
+        <w:keepNext w:val="0"/>
+        <w:keepLines w:val="0"/>
+        <w:widowControl w:val="1"/>
+      </w:pPr>
+      <w:bookmarkStart w:id="101" w:name="r29"/>
+      <w:r>
+        <w:t xml:space="preserve">Xu, C., Tan, Z., Wu, J., Zhou, T. (2026).</w:t>
+      </w:r>
+      <w:r>
+        <w:t xml:space="preserve"> </w:t>
+      </w:r>
+      <w:r>
+        <w:rPr>
+          <w:i/>
+          <w:iCs/>
+        </w:rPr>
+        <w:t xml:space="preserve">A Judge-Aware Ranking Framework for Evaluating Large</w:t>
+      </w:r>
+      <w:r>
+        <w:rPr>
+          <w:i/>
+          <w:iCs/>
+        </w:rPr>
+        <w:t xml:space="preserve"> </w:t>
+      </w:r>
+      <w:r>
+        <w:rPr>
+          <w:i/>
+          <w:iCs/>
+        </w:rPr>
+        <w:t xml:space="preserve">Language Models without Ground Truth.</w:t>
+      </w:r>
+      <w:r>
+        <w:t xml:space="preserve"> </w:t>
+      </w:r>
+      <w:hyperlink r:id="rId100">
+        <w:r>
+          <w:rPr>
+            <w:rStyle w:val="Hyperlink"/>
+          </w:rPr>
+          <w:t xml:space="preserve">arxiv.org/abs/2601.21817</w:t>
+        </w:r>
+      </w:hyperlink>
+      <w:bookmarkEnd w:id="101"/>
+    </w:p>
+    <w:p>
+      <w:pPr>
+        <w:pStyle w:val="ReferenceEntry"/>
+        <w:numPr>
+          <w:ilvl w:val="0"/>
+          <w:numId w:val="1002"/>
+        </w:numPr>
+        <w:jc w:val="left"/>
+        <w:keepNext w:val="0"/>
+        <w:keepLines w:val="0"/>
+        <w:widowControl w:val="1"/>
+      </w:pPr>
+      <w:bookmarkStart w:id="103" w:name="r30"/>
+      <w:r>
+        <w:t xml:space="preserve">Patel, A., Reddy, S., Bahdanau, D. (2025).</w:t>
+      </w:r>
+      <w:r>
+        <w:t xml:space="preserve"> </w:t>
+      </w:r>
+      <w:r>
+        <w:rPr>
+          <w:i/>
+          <w:iCs/>
+        </w:rPr>
+        <w:t xml:space="preserve">CHASE: How to Get Your LLM to Generate Challenging</w:t>
+      </w:r>
+      <w:r>
+        <w:rPr>
+          <w:i/>
+          <w:iCs/>
+        </w:rPr>
+        <w:t xml:space="preserve"> </w:t>
+      </w:r>
+      <w:r>
+        <w:rPr>
+          <w:i/>
+          <w:iCs/>
+        </w:rPr>
+        <w:t xml:space="preserve">Problems for Evaluation.</w:t>
+      </w:r>
+      <w:r>
+        <w:t xml:space="preserve"> </w:t>
+      </w:r>
+      <w:hyperlink r:id="rId102">
+        <w:r>
+          <w:rPr>
+            <w:rStyle w:val="Hyperlink"/>
+          </w:rPr>
+          <w:t xml:space="preserve">arxiv.org/abs/2502.14678</w:t>
+        </w:r>
+      </w:hyperlink>
+      <w:bookmarkEnd w:id="103"/>
+    </w:p>
+    <w:p>
+      <w:pPr>
+        <w:pStyle w:val="ReferenceEntry"/>
+        <w:numPr>
+          <w:ilvl w:val="0"/>
+          <w:numId w:val="1002"/>
+        </w:numPr>
+        <w:jc w:val="left"/>
+        <w:keepNext w:val="0"/>
+        <w:keepLines w:val="0"/>
+        <w:widowControl w:val="1"/>
+      </w:pPr>
+      <w:bookmarkStart w:id="105" w:name="r31"/>
+      <w:r>
+        <w:t xml:space="preserve">Filice, S., Horowitz, G., Carmel, D., Karnin, Z., Lewin-Eytan, L., Maarek, Y. (2025).</w:t>
+      </w:r>
+      <w:r>
+        <w:t xml:space="preserve"> </w:t>
+      </w:r>
+      <w:r>
+        <w:rPr>
+          <w:i/>
+          <w:iCs/>
+        </w:rPr>
+        <w:t xml:space="preserve">Generating</w:t>
+      </w:r>
+      <w:r>
+        <w:rPr>
+          <w:i/>
+          <w:iCs/>
+        </w:rPr>
+        <w:t xml:space="preserve"> </w:t>
+      </w:r>
+      <w:r>
+        <w:rPr>
+          <w:i/>
+          <w:iCs/>
+        </w:rPr>
+        <w:t xml:space="preserve">Diverse Q&amp;A Benchmarks for RAG Evaluation with DataMorgana.</w:t>
+      </w:r>
+      <w:r>
+        <w:t xml:space="preserve"> </w:t>
+      </w:r>
+      <w:r>
+        <w:t xml:space="preserve">SIGIR LiveRAG.</w:t>
+      </w:r>
+      <w:r>
+        <w:t xml:space="preserve"> </w:t>
+      </w:r>
+      <w:hyperlink r:id="rId104">
+        <w:r>
+          <w:rPr>
+            <w:rStyle w:val="Hyperlink"/>
+          </w:rPr>
+          <w:t xml:space="preserve">arxiv.org/abs/2501.12789</w:t>
+        </w:r>
+      </w:hyperlink>
+      <w:bookmarkEnd w:id="105"/>
+    </w:p>
+    <w:p>
+      <w:pPr>
+        <w:pStyle w:val="ReferenceEntry"/>
+        <w:numPr>
+          <w:ilvl w:val="0"/>
+          <w:numId w:val="1002"/>
+        </w:numPr>
+        <w:jc w:val="left"/>
+        <w:keepNext w:val="0"/>
+        <w:keepLines w:val="0"/>
+        <w:widowControl w:val="1"/>
+      </w:pPr>
+      <w:bookmarkStart w:id="107" w:name="r32"/>
+      <w:r>
+        <w:t xml:space="preserve">Chen, Y., et al. (2025).</w:t>
+      </w:r>
+      <w:r>
+        <w:t xml:space="preserve"> </w:t>
+      </w:r>
+      <w:r>
+        <w:rPr>
+          <w:i/>
+          <w:iCs/>
+        </w:rPr>
+        <w:t xml:space="preserve">Recent Advances in Large Language Model Benchmarks against Data</w:t>
+      </w:r>
+      <w:r>
+        <w:rPr>
+          <w:i/>
+          <w:iCs/>
+        </w:rPr>
+        <w:t xml:space="preserve"> </w:t>
+      </w:r>
+      <w:r>
+        <w:rPr>
+          <w:i/>
+          <w:iCs/>
+        </w:rPr>
+        <w:t xml:space="preserve">Contamination: From Static to Dynamic Evaluation.</w:t>
+      </w:r>
+      <w:r>
+        <w:t xml:space="preserve"> </w:t>
+      </w:r>
+      <w:r>
+        <w:t xml:space="preserve">EMNLP.</w:t>
+      </w:r>
+      <w:r>
+        <w:t xml:space="preserve"> </w:t>
+      </w:r>
+      <w:hyperlink r:id="rId106">
+        <w:r>
+          <w:rPr>
+            <w:rStyle w:val="Hyperlink"/>
+          </w:rPr>
+          <w:t xml:space="preserve">arxiv.org/abs/2502.17521</w:t>
+        </w:r>
+      </w:hyperlink>
+      <w:bookmarkEnd w:id="107"/>
+    </w:p>
+    <w:p>
+      <w:pPr>
+        <w:pStyle w:val="ReferenceEntry"/>
+        <w:numPr>
+          <w:ilvl w:val="0"/>
+          <w:numId w:val="1002"/>
+        </w:numPr>
+        <w:jc w:val="left"/>
+        <w:keepNext w:val="0"/>
+        <w:keepLines w:val="0"/>
+        <w:widowControl w:val="1"/>
+      </w:pPr>
+      <w:bookmarkStart w:id="109" w:name="r33"/>
+      <w:r>
+        <w:t xml:space="preserve">Dawid, A. P., Skene, A. M. (1979).</w:t>
+      </w:r>
+      <w:r>
+        <w:t xml:space="preserve"> </w:t>
+      </w:r>
+      <w:r>
+        <w:rPr>
+          <w:i/>
+          <w:iCs/>
+        </w:rPr>
+        <w:t xml:space="preserve">Maximum Likelihood Estimation of Observer Error-Rates Using</w:t>
+      </w:r>
+      <w:r>
+        <w:rPr>
+          <w:i/>
+          <w:iCs/>
+        </w:rPr>
+        <w:t xml:space="preserve"> </w:t>
+      </w:r>
+      <w:r>
+        <w:rPr>
+          <w:i/>
+          <w:iCs/>
+        </w:rPr>
         <w:t xml:space="preserve">the EM Algorithm.</w:t>
       </w:r>
       <w:r>
@@ -17363,7 +17363,7 @@
       <w:r>
         <w:t xml:space="preserve"> </w:t>
       </w:r>
-      <w:hyperlink r:id="rId96">
+      <w:hyperlink r:id="rId108">
         <w:r>
           <w:rPr>
             <w:rStyle w:val="Hyperlink"/>
@@ -17371,10 +17371,10 @@
           <w:t xml:space="preserve">doi.org/10.2307/2346806</w:t>
         </w:r>
       </w:hyperlink>
-      <w:bookmarkEnd w:id="97"/>
+      <w:bookmarkEnd w:id="109"/>
     </w:p>
-    <w:bookmarkEnd w:id="98"/>
-    <w:bookmarkStart w:id="99" w:name="appA"/>
+    <w:bookmarkEnd w:id="110"/>
+    <w:bookmarkStart w:id="111" w:name="appA"/>
     <w:p>
       <w:pPr>
         <w:pStyle w:val="Heading2"/>
@@ -18055,8 +18055,8 @@
         <w:t xml:space="preserve">nested (multiple student responses per item).</w:t>
       </w:r>
     </w:p>
-    <w:bookmarkEnd w:id="99"/>
-    <w:bookmarkStart w:id="100" w:name="appB"/>
+    <w:bookmarkEnd w:id="111"/>
+    <w:bookmarkStart w:id="115" w:name="appB"/>
     <w:p>
       <w:pPr>
         <w:pStyle w:val="Heading2"/>
@@ -18174,57 +18174,57 @@
         <w:t xml:space="preserve">CoEval's rubrics are thus specialized to each task's demands yet anchored by a transferable notion of answer quality.</w:t>
       </w:r>
     </w:p>
-    <w:tbl>
-      <w:tblPr>
-        <w:tblStyle w:val="FigureTable"/>
-        <w:tblW w:type="pct" w:w="5000"/>
+    <w:p>
+      <w:pPr>
+        <w:pStyle w:val="BodyText"/>
         <w:jc w:val="center"/>
-        <w:tblLook w:firstRow="0" w:lastRow="0" w:firstColumn="0" w:lastColumn="0"/>
-        <w:tblLayout w:type="autofit"/>
-        <w:tblBorders>
-          <w:top w:val="single" w:sz="10" w:color="4F6272"/>
-          <w:bottom w:val="single" w:sz="10" w:color="4F6272"/>
-          <w:insideH w:val="single" w:sz="5" w:color="9FB0C2"/>
-          <w:left w:val="single" w:sz="6" w:color="9FB0C2"/>
-          <w:right w:val="single" w:sz="6" w:color="9FB0C2"/>
-          <w:insideV w:val="single" w:sz="5" w:color="D9E1E8"/>
-        </w:tblBorders>
-      </w:tblPr>
-      <w:tblGrid>
-        <w:gridCol w:w="7920"/>
-      </w:tblGrid>
-      <w:tr>
-        <w:tc>
-          <w:tcPr>
-            <w:shd w:fill="EEF3F7"/>
-            <w:tcBorders>
-              <w:left w:val="nil"/>
-              <w:right w:val="nil"/>
-              <w:top w:val="nil"/>
-              <w:bottom w:val="single" w:sz="8" w:color="9FB0C2"/>
-            </w:tcBorders>
-          </w:tcPr>
-          <w:p>
-            <w:pPr>
-              <w:pStyle w:val="Compact"/>
-              <w:spacing w:before="0" w:after="20" w:line="240" w:lineRule="auto"/>
-              <w:jc w:val="center"/>
-              <w:keepNext w:val="0"/>
-              <w:keepLines/>
-              <w:widowControl w:val="1"/>
-            </w:pPr>
-            <w:r>
-              <w:rPr>
-                <w:rFonts w:ascii="Times New Roman" w:hAnsi="Times New Roman"/>
-                <w:b/>
-                <w:sz w:val="19"/>
-              </w:rPr>
-              <w:t xml:space="preserve">Heatmap of pairwise semantic similarity between auto-generated rubric criteria</w:t>
-            </w:r>
-          </w:p>
-        </w:tc>
-      </w:tr>
-    </w:tbl>
+        <w:keepNext/>
+        <w:keepLines/>
+        <w:widowControl w:val="1"/>
+      </w:pPr>
+      <w:r>
+        <w:drawing>
+          <wp:inline>
+            <wp:extent cx="5736336" cy="4998720"/>
+            <wp:effectExtent b="0" l="0" r="0" t="0"/>
+            <wp:docPr descr="Heatmap of pairwise semantic similarity between auto-generated rubric criteria" title="" id="113" name="Picture"/>
+            <a:graphic>
+              <a:graphicData uri="http://schemas.openxmlformats.org/drawingml/2006/picture">
+                <pic:pic>
+                  <pic:nvPicPr>
+                    <pic:cNvPr descr="figures/f5_rubric_heatmap.png" id="114" name="Picture"/>
+                    <pic:cNvPicPr>
+                      <a:picLocks noChangeArrowheads="1" noChangeAspect="1"/>
+                    </pic:cNvPicPr>
+                  </pic:nvPicPr>
+                  <pic:blipFill>
+                    <a:blip r:embed="rId112"/>
+                    <a:stretch>
+                      <a:fillRect/>
+                    </a:stretch>
+                  </pic:blipFill>
+                  <pic:spPr bwMode="auto">
+                    <a:xfrm>
+                      <a:off x="0" y="0"/>
+                      <a:ext cx="5736336" cy="4998720"/>
+                    </a:xfrm>
+                    <a:prstGeom prst="rect">
+                      <a:avLst/>
+                    </a:prstGeom>
+                    <a:noFill/>
+                    <a:ln w="9525">
+                      <a:noFill/>
+                      <a:headEnd/>
+                      <a:tailEnd/>
+                    </a:ln>
+                  </pic:spPr>
+                </pic:pic>
+              </a:graphicData>
+            </a:graphic>
+          </wp:inline>
+        </w:drawing>
+      </w:r>
+    </w:p>
     <w:p>
       <w:pPr>
         <w:pStyle w:val="ImageCaption"/>
@@ -18285,8 +18285,8 @@
         <w:t xml:space="preserve">), while a recurring “completeness” dimension forms a cross-task cluster.</w:t>
       </w:r>
     </w:p>
-    <w:bookmarkEnd w:id="100"/>
-    <w:bookmarkStart w:id="101" w:name="appC"/>
+    <w:bookmarkEnd w:id="115"/>
+    <w:bookmarkStart w:id="119" w:name="appC"/>
     <w:p>
       <w:pPr>
         <w:pStyle w:val="Heading2"/>
@@ -18298,57 +18298,57 @@
         <w:t xml:space="preserve">Appendix C. Evaluation throughput</w:t>
       </w:r>
     </w:p>
-    <w:tbl>
-      <w:tblPr>
-        <w:tblStyle w:val="FigureTable"/>
-        <w:tblW w:type="pct" w:w="5000"/>
+    <w:p>
+      <w:pPr>
+        <w:pStyle w:val="BodyText"/>
         <w:jc w:val="center"/>
-        <w:tblLook w:firstRow="0" w:lastRow="0" w:firstColumn="0" w:lastColumn="0"/>
-        <w:tblLayout w:type="autofit"/>
-        <w:tblBorders>
-          <w:top w:val="single" w:sz="10" w:color="4F6272"/>
-          <w:bottom w:val="single" w:sz="10" w:color="4F6272"/>
-          <w:insideH w:val="single" w:sz="5" w:color="9FB0C2"/>
-          <w:left w:val="single" w:sz="6" w:color="9FB0C2"/>
-          <w:right w:val="single" w:sz="6" w:color="9FB0C2"/>
-          <w:insideV w:val="single" w:sz="5" w:color="D9E1E8"/>
-        </w:tblBorders>
-      </w:tblPr>
-      <w:tblGrid>
-        <w:gridCol w:w="7920"/>
-      </w:tblGrid>
-      <w:tr>
-        <w:tc>
-          <w:tcPr>
-            <w:shd w:fill="EEF3F7"/>
-            <w:tcBorders>
-              <w:left w:val="nil"/>
-              <w:right w:val="nil"/>
-              <w:top w:val="nil"/>
-              <w:bottom w:val="single" w:sz="8" w:color="9FB0C2"/>
-            </w:tcBorders>
-          </w:tcPr>
-          <w:p>
-            <w:pPr>
-              <w:pStyle w:val="Compact"/>
-              <w:spacing w:before="0" w:after="20" w:line="240" w:lineRule="auto"/>
-              <w:jc w:val="center"/>
-              <w:keepNext w:val="0"/>
-              <w:keepLines/>
-              <w:widowControl w:val="1"/>
-            </w:pPr>
-            <w:r>
-              <w:rPr>
-                <w:rFonts w:ascii="Times New Roman" w:hAnsi="Times New Roman"/>
-                <w:b/>
-                <w:sz w:val="19"/>
-              </w:rPr>
-              <w:t xml:space="preserve">Evaluations per dollar: CoEval versus human annotation</w:t>
-            </w:r>
-          </w:p>
-        </w:tc>
-      </w:tr>
-    </w:tbl>
+        <w:keepNext/>
+        <w:keepLines/>
+        <w:widowControl w:val="1"/>
+      </w:pPr>
+      <w:r>
+        <w:drawing>
+          <wp:inline>
+            <wp:extent cx="4632960" cy="2987040"/>
+            <wp:effectExtent b="0" l="0" r="0" t="0"/>
+            <wp:docPr descr="Evaluations per dollar: CoEval versus human annotation" title="" id="117" name="Picture"/>
+            <a:graphic>
+              <a:graphicData uri="http://schemas.openxmlformats.org/drawingml/2006/picture">
+                <pic:pic>
+                  <pic:nvPicPr>
+                    <pic:cNvPr descr="figures/f6_cost.png" id="118" name="Picture"/>
+                    <pic:cNvPicPr>
+                      <a:picLocks noChangeArrowheads="1" noChangeAspect="1"/>
+                    </pic:cNvPicPr>
+                  </pic:nvPicPr>
+                  <pic:blipFill>
+                    <a:blip r:embed="rId116"/>
+                    <a:stretch>
+                      <a:fillRect/>
+                    </a:stretch>
+                  </pic:blipFill>
+                  <pic:spPr bwMode="auto">
+                    <a:xfrm>
+                      <a:off x="0" y="0"/>
+                      <a:ext cx="4632960" cy="2987040"/>
+                    </a:xfrm>
+                    <a:prstGeom prst="rect">
+                      <a:avLst/>
+                    </a:prstGeom>
+                    <a:noFill/>
+                    <a:ln w="9525">
+                      <a:noFill/>
+                      <a:headEnd/>
+                      <a:tailEnd/>
+                    </a:ln>
+                  </pic:spPr>
+                </pic:pic>
+              </a:graphicData>
+            </a:graphic>
+          </wp:inline>
+        </w:drawing>
+      </w:r>
+    </w:p>
     <w:p>
       <w:pPr>
         <w:pStyle w:val="ImageCaption"/>
@@ -18407,8 +18407,8 @@
         <w:t xml:space="preserve">re-evaluation on every model release.</w:t>
       </w:r>
     </w:p>
-    <w:bookmarkEnd w:id="101"/>
-    <w:bookmarkStart w:id="102" w:name="appD"/>
+    <w:bookmarkEnd w:id="119"/>
+    <w:bookmarkStart w:id="120" w:name="appD"/>
     <w:p>
       <w:pPr>
         <w:pStyle w:val="Heading2"/>
@@ -19344,7 +19344,7 @@
         <w:t xml:space="preserve">data and no human raters.</w:t>
       </w:r>
     </w:p>
-    <w:bookmarkEnd w:id="102"/>
+    <w:bookmarkEnd w:id="120"/>
     <w:sectPr>
       <w:footerReference w:type="default" r:id="rId9"/>
       <w:pgSz w:h="15840" w:w="12240"/>
